--- a/доп материалы/пробные варианты/ekonomika_variant_1.docx
+++ b/доп материалы/пробные варианты/ekonomika_variant_1.docx
@@ -4,1081 +4,1774 @@
   <w:body>
     <w:p>
       <w:pPr>
-        <w:jc w:val="center"/>
+        <w:widowControl/>
+        <w:spacing w:line="240" w:lineRule="auto" w:after="120"/>
+        <w:jc w:val="left"/>
       </w:pPr>
       <w:r>
         <w:rPr>
+          <w:rFonts w:ascii="Times New Roman" w:hAnsi="Times New Roman" w:eastAsia="Times New Roman"/>
           <w:b/>
-          <w:color w:val="2975E5"/>
-          <w:sz w:val="32"/>
+          <w:color w:val="181A1F"/>
+          <w:sz w:val="28"/>
         </w:rPr>
-        <w:t>ЕГЭ ПО ОБЩЕСТВОЗНАНИЮ — 2026</w:t>
+        <w:t>Тематический пробный вариант № 1. Экономика</w:t>
       </w:r>
     </w:p>
     <w:p>
       <w:pPr>
-        <w:jc w:val="center"/>
+        <w:widowControl/>
+        <w:spacing w:line="240" w:lineRule="auto" w:after="140"/>
+        <w:jc w:val="left"/>
       </w:pPr>
       <w:r>
         <w:rPr>
-          <w:b/>
-          <w:sz w:val="30"/>
+          <w:rFonts w:ascii="Times New Roman" w:hAnsi="Times New Roman" w:eastAsia="Times New Roman"/>
+          <w:color w:val="181A1F"/>
+          <w:sz w:val="28"/>
         </w:rPr>
-        <w:t>Тематический пробный вариант № 1</w:t>
-        <w:br/>
-        <w:t>Экономика</w:t>
-      </w:r>
-    </w:p>
-    <w:p>
-      <w:r>
         <w:t>25 заданий • максимальный первичный балл — 58 • рекомендуемое время — 3 часа 30 минут</w:t>
       </w:r>
     </w:p>
     <w:p>
+      <w:pPr>
+        <w:pStyle w:val="Heading1"/>
+        <w:keepNext/>
+        <w:widowControl/>
+        <w:spacing w:line="240" w:lineRule="auto" w:after="60" w:before="160"/>
+      </w:pPr>
       <w:r>
         <w:rPr>
-          <w:i/>
+          <w:rFonts w:ascii="Times New Roman" w:hAnsi="Times New Roman" w:eastAsia="Times New Roman"/>
+          <w:b/>
+          <w:color w:val="181A1F"/>
+          <w:sz w:val="28"/>
         </w:rPr>
-        <w:t>Все задания относятся к указанному разделу; фиксированные тематические номера заменены равноценными по максимальному баллу.</w:t>
-      </w:r>
-    </w:p>
-    <w:p>
-      <w:pPr>
-        <w:pStyle w:val="Heading1"/>
-      </w:pPr>
-      <w:r>
         <w:t>Часть 1</w:t>
       </w:r>
     </w:p>
     <w:p>
+      <w:pPr>
+        <w:widowControl/>
+        <w:spacing w:line="240" w:lineRule="auto" w:after="0"/>
+      </w:pPr>
       <w:r>
+        <w:rPr>
+          <w:rFonts w:ascii="Times New Roman" w:hAnsi="Times New Roman" w:eastAsia="Times New Roman"/>
+          <w:color w:val="181A1F"/>
+          <w:sz w:val="28"/>
+        </w:rPr>
         <w:t>Ответами к заданиям 1–16 являются последовательности цифр. Запишите ответ без пробелов и дополнительных символов.</w:t>
       </w:r>
     </w:p>
     <w:p>
+      <w:pPr>
+        <w:keepNext/>
+        <w:widowControl/>
+        <w:spacing w:line="240" w:lineRule="auto" w:after="0" w:before="120"/>
+      </w:pPr>
       <w:r>
         <w:rPr>
+          <w:rFonts w:ascii="Times New Roman" w:hAnsi="Times New Roman" w:eastAsia="Times New Roman"/>
           <w:b/>
-          <w:sz w:val="24"/>
+          <w:color w:val="181A1F"/>
+          <w:sz w:val="28"/>
         </w:rPr>
         <w:t>1.</w:t>
       </w:r>
     </w:p>
     <w:p>
+      <w:pPr>
+        <w:widowControl/>
+        <w:spacing w:line="240" w:lineRule="auto" w:after="0"/>
+      </w:pPr>
       <w:r>
         <w:rPr>
+          <w:rFonts w:ascii="Times New Roman" w:hAnsi="Times New Roman" w:eastAsia="Times New Roman"/>
           <w:b w:val="0"/>
           <w:i w:val="0"/>
+          <w:color w:val="181A1F"/>
+          <w:sz w:val="28"/>
         </w:rPr>
         <w:t>Ниже приведён перечень налогов и сборов. Все они, за исключением двух, в соответствии с Налоговым кодексом РФ относятся к федеральным налогам и сборам.</w:t>
       </w:r>
     </w:p>
     <w:p>
+      <w:pPr>
+        <w:widowControl/>
+        <w:spacing w:line="240" w:lineRule="auto" w:after="0"/>
+      </w:pPr>
       <w:r>
         <w:rPr>
+          <w:rFonts w:ascii="Times New Roman" w:hAnsi="Times New Roman" w:eastAsia="Times New Roman"/>
           <w:b w:val="0"/>
           <w:i w:val="0"/>
+          <w:color w:val="181A1F"/>
+          <w:sz w:val="28"/>
         </w:rPr>
         <w:t xml:space="preserve">1) налог на добавленную стоимость; </w:t>
       </w:r>
     </w:p>
     <w:p>
+      <w:pPr>
+        <w:widowControl/>
+        <w:spacing w:line="240" w:lineRule="auto" w:after="0"/>
+      </w:pPr>
       <w:r>
         <w:rPr>
+          <w:rFonts w:ascii="Times New Roman" w:hAnsi="Times New Roman" w:eastAsia="Times New Roman"/>
           <w:b w:val="0"/>
           <w:i w:val="0"/>
+          <w:color w:val="181A1F"/>
+          <w:sz w:val="28"/>
         </w:rPr>
         <w:t>2) налог на доходы физических лиц;</w:t>
       </w:r>
     </w:p>
     <w:p>
+      <w:pPr>
+        <w:widowControl/>
+        <w:spacing w:line="240" w:lineRule="auto" w:after="0"/>
+      </w:pPr>
       <w:r>
         <w:rPr>
+          <w:rFonts w:ascii="Times New Roman" w:hAnsi="Times New Roman" w:eastAsia="Times New Roman"/>
           <w:b w:val="0"/>
           <w:i w:val="0"/>
+          <w:color w:val="181A1F"/>
+          <w:sz w:val="28"/>
         </w:rPr>
         <w:t xml:space="preserve">3) торговый сбор; </w:t>
       </w:r>
     </w:p>
     <w:p>
+      <w:pPr>
+        <w:widowControl/>
+        <w:spacing w:line="240" w:lineRule="auto" w:after="0"/>
+      </w:pPr>
       <w:r>
         <w:rPr>
+          <w:rFonts w:ascii="Times New Roman" w:hAnsi="Times New Roman" w:eastAsia="Times New Roman"/>
           <w:b w:val="0"/>
           <w:i w:val="0"/>
+          <w:color w:val="181A1F"/>
+          <w:sz w:val="28"/>
         </w:rPr>
         <w:t xml:space="preserve">4) транспортный налог; </w:t>
       </w:r>
     </w:p>
     <w:p>
+      <w:pPr>
+        <w:widowControl/>
+        <w:spacing w:line="240" w:lineRule="auto" w:after="0"/>
+      </w:pPr>
       <w:r>
         <w:rPr>
+          <w:rFonts w:ascii="Times New Roman" w:hAnsi="Times New Roman" w:eastAsia="Times New Roman"/>
           <w:b w:val="0"/>
           <w:i w:val="0"/>
+          <w:color w:val="181A1F"/>
+          <w:sz w:val="28"/>
         </w:rPr>
         <w:t xml:space="preserve">5) акцизы; </w:t>
       </w:r>
     </w:p>
     <w:p>
+      <w:pPr>
+        <w:widowControl/>
+        <w:spacing w:line="240" w:lineRule="auto" w:after="0"/>
+      </w:pPr>
       <w:r>
         <w:rPr>
+          <w:rFonts w:ascii="Times New Roman" w:hAnsi="Times New Roman" w:eastAsia="Times New Roman"/>
           <w:b w:val="0"/>
           <w:i w:val="0"/>
+          <w:color w:val="181A1F"/>
+          <w:sz w:val="28"/>
         </w:rPr>
         <w:t>6) водный налог.</w:t>
       </w:r>
     </w:p>
     <w:p>
+      <w:pPr>
+        <w:widowControl/>
+        <w:spacing w:line="240" w:lineRule="auto" w:after="0"/>
+      </w:pPr>
       <w:r>
         <w:rPr>
+          <w:rFonts w:ascii="Times New Roman" w:hAnsi="Times New Roman" w:eastAsia="Times New Roman"/>
           <w:b w:val="0"/>
           <w:i w:val="0"/>
+          <w:color w:val="181A1F"/>
+          <w:sz w:val="28"/>
         </w:rPr>
         <w:t>Найдите два налога и сбора, «выпадающих» из общего ряда, и запишите</w:t>
       </w:r>
     </w:p>
     <w:p>
+      <w:pPr>
+        <w:widowControl/>
+        <w:spacing w:line="240" w:lineRule="auto" w:after="0"/>
+      </w:pPr>
       <w:r>
         <w:rPr>
+          <w:rFonts w:ascii="Times New Roman" w:hAnsi="Times New Roman" w:eastAsia="Times New Roman"/>
           <w:b w:val="0"/>
           <w:i w:val="0"/>
+          <w:color w:val="181A1F"/>
+          <w:sz w:val="28"/>
         </w:rPr>
         <w:t>в таблицу цифры, под которыми они указаны.</w:t>
       </w:r>
     </w:p>
     <w:p>
-      <w:r>
-        <w:t>Ответ: ______________________________</w:t>
-      </w:r>
-    </w:p>
-    <w:p>
+      <w:pPr>
+        <w:keepNext/>
+        <w:widowControl/>
+        <w:spacing w:line="240" w:lineRule="auto" w:after="0" w:before="120"/>
+      </w:pPr>
       <w:r>
         <w:rPr>
+          <w:rFonts w:ascii="Times New Roman" w:hAnsi="Times New Roman" w:eastAsia="Times New Roman"/>
           <w:b/>
-          <w:sz w:val="24"/>
+          <w:color w:val="181A1F"/>
+          <w:sz w:val="28"/>
         </w:rPr>
         <w:t>2.</w:t>
       </w:r>
     </w:p>
     <w:p>
+      <w:pPr>
+        <w:widowControl/>
+        <w:spacing w:line="240" w:lineRule="auto" w:after="0"/>
+      </w:pPr>
       <w:r>
         <w:rPr>
+          <w:rFonts w:ascii="Times New Roman" w:hAnsi="Times New Roman" w:eastAsia="Times New Roman"/>
           <w:b w:val="0"/>
           <w:i w:val="0"/>
+          <w:color w:val="181A1F"/>
+          <w:sz w:val="28"/>
         </w:rPr>
         <w:t>Ателье специализируется на пошиве карнавальных костюмов. Найдите в приведённом списке примеры постоянных издержек ателье в краткосрочном периоде и запишите цифры, под которыми они указаны.</w:t>
       </w:r>
     </w:p>
     <w:p>
+      <w:pPr>
+        <w:widowControl/>
+        <w:spacing w:line="240" w:lineRule="auto" w:after="0"/>
+      </w:pPr>
       <w:r>
         <w:rPr>
+          <w:rFonts w:ascii="Times New Roman" w:hAnsi="Times New Roman" w:eastAsia="Times New Roman"/>
           <w:b w:val="0"/>
           <w:i w:val="0"/>
+          <w:color w:val="181A1F"/>
+          <w:sz w:val="28"/>
         </w:rPr>
         <w:t>1) должностной оклад главного бухгалтера</w:t>
       </w:r>
     </w:p>
     <w:p>
+      <w:pPr>
+        <w:widowControl/>
+        <w:spacing w:line="240" w:lineRule="auto" w:after="0"/>
+      </w:pPr>
       <w:r>
         <w:rPr>
+          <w:rFonts w:ascii="Times New Roman" w:hAnsi="Times New Roman" w:eastAsia="Times New Roman"/>
           <w:b w:val="0"/>
           <w:i w:val="0"/>
+          <w:color w:val="181A1F"/>
+          <w:sz w:val="28"/>
         </w:rPr>
         <w:t>2) оплата потреблённой электроэнергии</w:t>
       </w:r>
     </w:p>
     <w:p>
+      <w:pPr>
+        <w:widowControl/>
+        <w:spacing w:line="240" w:lineRule="auto" w:after="0"/>
+      </w:pPr>
       <w:r>
         <w:rPr>
+          <w:rFonts w:ascii="Times New Roman" w:hAnsi="Times New Roman" w:eastAsia="Times New Roman"/>
           <w:b w:val="0"/>
           <w:i w:val="0"/>
+          <w:color w:val="181A1F"/>
+          <w:sz w:val="28"/>
         </w:rPr>
         <w:t>3) сдельная оплата труда мастеров</w:t>
       </w:r>
     </w:p>
     <w:p>
+      <w:pPr>
+        <w:widowControl/>
+        <w:spacing w:line="240" w:lineRule="auto" w:after="0"/>
+      </w:pPr>
       <w:r>
         <w:rPr>
+          <w:rFonts w:ascii="Times New Roman" w:hAnsi="Times New Roman" w:eastAsia="Times New Roman"/>
           <w:b w:val="0"/>
           <w:i w:val="0"/>
+          <w:color w:val="181A1F"/>
+          <w:sz w:val="28"/>
         </w:rPr>
         <w:t>4) арендная плата за помещение</w:t>
       </w:r>
     </w:p>
     <w:p>
+      <w:pPr>
+        <w:widowControl/>
+        <w:spacing w:line="240" w:lineRule="auto" w:after="0"/>
+      </w:pPr>
       <w:r>
         <w:rPr>
+          <w:rFonts w:ascii="Times New Roman" w:hAnsi="Times New Roman" w:eastAsia="Times New Roman"/>
           <w:b w:val="0"/>
           <w:i w:val="0"/>
+          <w:color w:val="181A1F"/>
+          <w:sz w:val="28"/>
         </w:rPr>
         <w:t>5) приобретение тканей, фурнитуры</w:t>
       </w:r>
     </w:p>
     <w:p>
+      <w:pPr>
+        <w:widowControl/>
+        <w:spacing w:line="240" w:lineRule="auto" w:after="0"/>
+      </w:pPr>
       <w:r>
         <w:rPr>
+          <w:rFonts w:ascii="Times New Roman" w:hAnsi="Times New Roman" w:eastAsia="Times New Roman"/>
           <w:b w:val="0"/>
           <w:i w:val="0"/>
+          <w:color w:val="181A1F"/>
+          <w:sz w:val="28"/>
         </w:rPr>
         <w:t>6) выплата процентов по ранее взятому кредиту</w:t>
       </w:r>
     </w:p>
     <w:p>
-      <w:r>
-        <w:t>Ответ: ______________________________</w:t>
-      </w:r>
-    </w:p>
-    <w:p>
+      <w:pPr>
+        <w:keepNext/>
+        <w:widowControl/>
+        <w:spacing w:line="240" w:lineRule="auto" w:after="0" w:before="120"/>
+      </w:pPr>
       <w:r>
         <w:rPr>
+          <w:rFonts w:ascii="Times New Roman" w:hAnsi="Times New Roman" w:eastAsia="Times New Roman"/>
           <w:b/>
-          <w:sz w:val="24"/>
+          <w:color w:val="181A1F"/>
+          <w:sz w:val="28"/>
         </w:rPr>
         <w:t>3.</w:t>
       </w:r>
     </w:p>
     <w:p>
+      <w:pPr>
+        <w:widowControl/>
+        <w:spacing w:line="240" w:lineRule="auto" w:after="0"/>
+      </w:pPr>
       <w:r>
         <w:rPr>
+          <w:rFonts w:ascii="Times New Roman" w:hAnsi="Times New Roman" w:eastAsia="Times New Roman"/>
           <w:b w:val="0"/>
           <w:i w:val="0"/>
+          <w:color w:val="181A1F"/>
+          <w:sz w:val="28"/>
         </w:rPr>
         <w:t>Ниже приведён перечень платежей. Все они, за исключением двух, согласно Налоговому кодексу Российской Федерации, относятся к федеральным налогам и сборам.</w:t>
       </w:r>
     </w:p>
     <w:p>
+      <w:pPr>
+        <w:widowControl/>
+        <w:spacing w:line="240" w:lineRule="auto" w:after="0"/>
+      </w:pPr>
       <w:r>
         <w:rPr>
+          <w:rFonts w:ascii="Times New Roman" w:hAnsi="Times New Roman" w:eastAsia="Times New Roman"/>
           <w:b w:val="0"/>
           <w:i w:val="0"/>
+          <w:color w:val="181A1F"/>
+          <w:sz w:val="28"/>
         </w:rPr>
         <w:t>1) земельный налог;</w:t>
       </w:r>
     </w:p>
     <w:p>
+      <w:pPr>
+        <w:widowControl/>
+        <w:spacing w:line="240" w:lineRule="auto" w:after="0"/>
+      </w:pPr>
       <w:r>
         <w:rPr>
+          <w:rFonts w:ascii="Times New Roman" w:hAnsi="Times New Roman" w:eastAsia="Times New Roman"/>
           <w:b w:val="0"/>
           <w:i w:val="0"/>
+          <w:color w:val="181A1F"/>
+          <w:sz w:val="28"/>
         </w:rPr>
         <w:t>2) водный налог;</w:t>
       </w:r>
     </w:p>
     <w:p>
+      <w:pPr>
+        <w:widowControl/>
+        <w:spacing w:line="240" w:lineRule="auto" w:after="0"/>
+      </w:pPr>
       <w:r>
         <w:rPr>
+          <w:rFonts w:ascii="Times New Roman" w:hAnsi="Times New Roman" w:eastAsia="Times New Roman"/>
           <w:b w:val="0"/>
           <w:i w:val="0"/>
+          <w:color w:val="181A1F"/>
+          <w:sz w:val="28"/>
         </w:rPr>
         <w:t>3) налог на прибыль организаций;</w:t>
       </w:r>
     </w:p>
     <w:p>
+      <w:pPr>
+        <w:widowControl/>
+        <w:spacing w:line="240" w:lineRule="auto" w:after="0"/>
+      </w:pPr>
       <w:r>
         <w:rPr>
+          <w:rFonts w:ascii="Times New Roman" w:hAnsi="Times New Roman" w:eastAsia="Times New Roman"/>
           <w:b w:val="0"/>
           <w:i w:val="0"/>
+          <w:color w:val="181A1F"/>
+          <w:sz w:val="28"/>
         </w:rPr>
         <w:t>4) налог на добычу полезных ископаемых;</w:t>
       </w:r>
     </w:p>
     <w:p>
+      <w:pPr>
+        <w:widowControl/>
+        <w:spacing w:line="240" w:lineRule="auto" w:after="0"/>
+      </w:pPr>
       <w:r>
         <w:rPr>
+          <w:rFonts w:ascii="Times New Roman" w:hAnsi="Times New Roman" w:eastAsia="Times New Roman"/>
           <w:b w:val="0"/>
           <w:i w:val="0"/>
+          <w:color w:val="181A1F"/>
+          <w:sz w:val="28"/>
         </w:rPr>
         <w:t>5) государственная пошлина;</w:t>
       </w:r>
     </w:p>
     <w:p>
+      <w:pPr>
+        <w:widowControl/>
+        <w:spacing w:line="240" w:lineRule="auto" w:after="0"/>
+      </w:pPr>
       <w:r>
         <w:rPr>
+          <w:rFonts w:ascii="Times New Roman" w:hAnsi="Times New Roman" w:eastAsia="Times New Roman"/>
           <w:b w:val="0"/>
           <w:i w:val="0"/>
+          <w:color w:val="181A1F"/>
+          <w:sz w:val="28"/>
         </w:rPr>
         <w:t>6) торговый сбор.</w:t>
       </w:r>
     </w:p>
     <w:p>
+      <w:pPr>
+        <w:widowControl/>
+        <w:spacing w:line="240" w:lineRule="auto" w:after="0"/>
+      </w:pPr>
       <w:r>
         <w:rPr>
+          <w:rFonts w:ascii="Times New Roman" w:hAnsi="Times New Roman" w:eastAsia="Times New Roman"/>
           <w:b w:val="0"/>
           <w:i w:val="0"/>
+          <w:color w:val="181A1F"/>
+          <w:sz w:val="28"/>
         </w:rPr>
         <w:t>Найдите два термина, «выпадающих» из общего ряда, и запишите в таблицу цифры, под которыми они указаны.</w:t>
       </w:r>
     </w:p>
     <w:p>
-      <w:r>
-        <w:t>Ответ: ______________________________</w:t>
-      </w:r>
-    </w:p>
-    <w:p>
+      <w:pPr>
+        <w:keepNext/>
+        <w:widowControl/>
+        <w:spacing w:line="240" w:lineRule="auto" w:after="0" w:before="120"/>
+      </w:pPr>
       <w:r>
         <w:rPr>
+          <w:rFonts w:ascii="Times New Roman" w:hAnsi="Times New Roman" w:eastAsia="Times New Roman"/>
           <w:b/>
-          <w:sz w:val="24"/>
+          <w:color w:val="181A1F"/>
+          <w:sz w:val="28"/>
         </w:rPr>
         <w:t>4.</w:t>
       </w:r>
     </w:p>
     <w:p>
+      <w:pPr>
+        <w:widowControl/>
+        <w:spacing w:line="240" w:lineRule="auto" w:after="0"/>
+      </w:pPr>
       <w:r>
         <w:rPr>
+          <w:rFonts w:ascii="Times New Roman" w:hAnsi="Times New Roman" w:eastAsia="Times New Roman"/>
           <w:b w:val="0"/>
           <w:i w:val="0"/>
+          <w:color w:val="181A1F"/>
+          <w:sz w:val="28"/>
         </w:rPr>
         <w:t>В стране Z сократились потребление и экспорт угля, большинство шахт закрылось, десятки тысяч шахтёров потеряли работу. Выберите из приведённого ниже списка характеристики возникшей безработицы и запишите цифры, под которыми они указаны.</w:t>
       </w:r>
     </w:p>
     <w:p>
+      <w:pPr>
+        <w:widowControl/>
+        <w:spacing w:line="240" w:lineRule="auto" w:after="0"/>
+      </w:pPr>
       <w:r>
         <w:rPr>
+          <w:rFonts w:ascii="Times New Roman" w:hAnsi="Times New Roman" w:eastAsia="Times New Roman"/>
           <w:b w:val="0"/>
           <w:i w:val="0"/>
+          <w:color w:val="181A1F"/>
+          <w:sz w:val="28"/>
         </w:rPr>
         <w:t>1) скрытая безработица</w:t>
       </w:r>
     </w:p>
     <w:p>
+      <w:pPr>
+        <w:widowControl/>
+        <w:spacing w:line="240" w:lineRule="auto" w:after="0"/>
+      </w:pPr>
       <w:r>
         <w:rPr>
+          <w:rFonts w:ascii="Times New Roman" w:hAnsi="Times New Roman" w:eastAsia="Times New Roman"/>
           <w:b w:val="0"/>
           <w:i w:val="0"/>
+          <w:color w:val="181A1F"/>
+          <w:sz w:val="28"/>
         </w:rPr>
         <w:t>2) фрикционная безработица</w:t>
       </w:r>
     </w:p>
     <w:p>
+      <w:pPr>
+        <w:widowControl/>
+        <w:spacing w:line="240" w:lineRule="auto" w:after="0"/>
+      </w:pPr>
       <w:r>
         <w:rPr>
+          <w:rFonts w:ascii="Times New Roman" w:hAnsi="Times New Roman" w:eastAsia="Times New Roman"/>
           <w:b w:val="0"/>
           <w:i w:val="0"/>
+          <w:color w:val="181A1F"/>
+          <w:sz w:val="28"/>
         </w:rPr>
         <w:t>3) сезонная безработица</w:t>
       </w:r>
     </w:p>
     <w:p>
+      <w:pPr>
+        <w:widowControl/>
+        <w:spacing w:line="240" w:lineRule="auto" w:after="0"/>
+      </w:pPr>
       <w:r>
         <w:rPr>
+          <w:rFonts w:ascii="Times New Roman" w:hAnsi="Times New Roman" w:eastAsia="Times New Roman"/>
           <w:b w:val="0"/>
           <w:i w:val="0"/>
+          <w:color w:val="181A1F"/>
+          <w:sz w:val="28"/>
         </w:rPr>
         <w:t>4) добровольная безработица</w:t>
       </w:r>
     </w:p>
     <w:p>
+      <w:pPr>
+        <w:widowControl/>
+        <w:spacing w:line="240" w:lineRule="auto" w:after="0"/>
+      </w:pPr>
       <w:r>
         <w:rPr>
+          <w:rFonts w:ascii="Times New Roman" w:hAnsi="Times New Roman" w:eastAsia="Times New Roman"/>
           <w:b w:val="0"/>
           <w:i w:val="0"/>
+          <w:color w:val="181A1F"/>
+          <w:sz w:val="28"/>
         </w:rPr>
         <w:t>5) структурная безработица</w:t>
       </w:r>
     </w:p>
     <w:p>
+      <w:pPr>
+        <w:widowControl/>
+        <w:spacing w:line="240" w:lineRule="auto" w:after="0"/>
+      </w:pPr>
       <w:r>
         <w:rPr>
+          <w:rFonts w:ascii="Times New Roman" w:hAnsi="Times New Roman" w:eastAsia="Times New Roman"/>
           <w:b w:val="0"/>
           <w:i w:val="0"/>
+          <w:color w:val="181A1F"/>
+          <w:sz w:val="28"/>
         </w:rPr>
         <w:t>6) массовая безработица</w:t>
       </w:r>
     </w:p>
     <w:p>
-      <w:r>
-        <w:t>Ответ: ______________________________</w:t>
-      </w:r>
-    </w:p>
-    <w:p>
+      <w:pPr>
+        <w:keepNext/>
+        <w:widowControl/>
+        <w:spacing w:line="240" w:lineRule="auto" w:after="0" w:before="120"/>
+      </w:pPr>
       <w:r>
         <w:rPr>
+          <w:rFonts w:ascii="Times New Roman" w:hAnsi="Times New Roman" w:eastAsia="Times New Roman"/>
           <w:b/>
-          <w:sz w:val="24"/>
+          <w:color w:val="181A1F"/>
+          <w:sz w:val="28"/>
         </w:rPr>
         <w:t>5.</w:t>
       </w:r>
     </w:p>
     <w:p>
+      <w:pPr>
+        <w:widowControl/>
+        <w:spacing w:line="240" w:lineRule="auto" w:after="0"/>
+      </w:pPr>
       <w:r>
         <w:rPr>
+          <w:rFonts w:ascii="Times New Roman" w:hAnsi="Times New Roman" w:eastAsia="Times New Roman"/>
           <w:b w:val="0"/>
           <w:i w:val="0"/>
+          <w:color w:val="181A1F"/>
+          <w:sz w:val="28"/>
         </w:rPr>
         <w:t>Иоланта работает менеджером среднего звена. Часть своих сбережений она разместила на банковском депозите. Комнату в своей квартире она сдала внаем через агентство недвижимости. Иоланта взяла кредит на покупку автомобиля. Что из перечисленного относится к доходам Иоланты? Запишите цифры, под которыми они указаны.</w:t>
       </w:r>
     </w:p>
     <w:p>
+      <w:pPr>
+        <w:widowControl/>
+        <w:spacing w:line="240" w:lineRule="auto" w:after="0"/>
+      </w:pPr>
       <w:r>
         <w:rPr>
+          <w:rFonts w:ascii="Times New Roman" w:hAnsi="Times New Roman" w:eastAsia="Times New Roman"/>
           <w:b w:val="0"/>
           <w:i w:val="0"/>
+          <w:color w:val="181A1F"/>
+          <w:sz w:val="28"/>
         </w:rPr>
         <w:t>1) коммунальные платежи</w:t>
       </w:r>
     </w:p>
     <w:p>
+      <w:pPr>
+        <w:widowControl/>
+        <w:spacing w:line="240" w:lineRule="auto" w:after="0"/>
+      </w:pPr>
       <w:r>
         <w:rPr>
+          <w:rFonts w:ascii="Times New Roman" w:hAnsi="Times New Roman" w:eastAsia="Times New Roman"/>
           <w:b w:val="0"/>
           <w:i w:val="0"/>
+          <w:color w:val="181A1F"/>
+          <w:sz w:val="28"/>
         </w:rPr>
         <w:t>2) заработная плата</w:t>
       </w:r>
     </w:p>
     <w:p>
+      <w:pPr>
+        <w:widowControl/>
+        <w:spacing w:line="240" w:lineRule="auto" w:after="0"/>
+      </w:pPr>
       <w:r>
         <w:rPr>
+          <w:rFonts w:ascii="Times New Roman" w:hAnsi="Times New Roman" w:eastAsia="Times New Roman"/>
           <w:b w:val="0"/>
           <w:i w:val="0"/>
+          <w:color w:val="181A1F"/>
+          <w:sz w:val="28"/>
         </w:rPr>
         <w:t>3) арендная плата за сдачу внаём комнаты</w:t>
       </w:r>
     </w:p>
     <w:p>
+      <w:pPr>
+        <w:widowControl/>
+        <w:spacing w:line="240" w:lineRule="auto" w:after="0"/>
+      </w:pPr>
       <w:r>
         <w:rPr>
+          <w:rFonts w:ascii="Times New Roman" w:hAnsi="Times New Roman" w:eastAsia="Times New Roman"/>
           <w:b w:val="0"/>
           <w:i w:val="0"/>
+          <w:color w:val="181A1F"/>
+          <w:sz w:val="28"/>
         </w:rPr>
         <w:t>4) транспортный налог</w:t>
       </w:r>
     </w:p>
     <w:p>
+      <w:pPr>
+        <w:widowControl/>
+        <w:spacing w:line="240" w:lineRule="auto" w:after="0"/>
+      </w:pPr>
       <w:r>
         <w:rPr>
+          <w:rFonts w:ascii="Times New Roman" w:hAnsi="Times New Roman" w:eastAsia="Times New Roman"/>
           <w:b w:val="0"/>
           <w:i w:val="0"/>
+          <w:color w:val="181A1F"/>
+          <w:sz w:val="28"/>
         </w:rPr>
         <w:t>5) проценты по кредиту</w:t>
       </w:r>
     </w:p>
     <w:p>
+      <w:pPr>
+        <w:widowControl/>
+        <w:spacing w:line="240" w:lineRule="auto" w:after="0"/>
+      </w:pPr>
       <w:r>
         <w:rPr>
+          <w:rFonts w:ascii="Times New Roman" w:hAnsi="Times New Roman" w:eastAsia="Times New Roman"/>
           <w:b w:val="0"/>
           <w:i w:val="0"/>
+          <w:color w:val="181A1F"/>
+          <w:sz w:val="28"/>
         </w:rPr>
         <w:t>6) проценты по вкладу</w:t>
       </w:r>
     </w:p>
     <w:p>
-      <w:r>
-        <w:t>Ответ: ______________________________</w:t>
-      </w:r>
-    </w:p>
-    <w:p>
+      <w:pPr>
+        <w:keepNext/>
+        <w:widowControl/>
+        <w:spacing w:line="240" w:lineRule="auto" w:after="0" w:before="120"/>
+      </w:pPr>
       <w:r>
         <w:rPr>
+          <w:rFonts w:ascii="Times New Roman" w:hAnsi="Times New Roman" w:eastAsia="Times New Roman"/>
           <w:b/>
-          <w:sz w:val="24"/>
+          <w:color w:val="181A1F"/>
+          <w:sz w:val="28"/>
         </w:rPr>
         <w:t>6.</w:t>
       </w:r>
     </w:p>
     <w:p>
+      <w:pPr>
+        <w:widowControl/>
+        <w:spacing w:line="240" w:lineRule="auto" w:after="0"/>
+      </w:pPr>
       <w:r>
         <w:rPr>
+          <w:rFonts w:ascii="Times New Roman" w:hAnsi="Times New Roman" w:eastAsia="Times New Roman"/>
           <w:b w:val="0"/>
           <w:i w:val="0"/>
+          <w:color w:val="181A1F"/>
+          <w:sz w:val="28"/>
         </w:rPr>
         <w:t>Выберите верные суждения о государственной поддержке социально незащищённых слоёв российского общества и запишите цифры, под которыми они указаны.</w:t>
       </w:r>
     </w:p>
     <w:p>
+      <w:pPr>
+        <w:widowControl/>
+        <w:spacing w:line="240" w:lineRule="auto" w:after="0"/>
+      </w:pPr>
       <w:r>
         <w:rPr>
+          <w:rFonts w:ascii="Times New Roman" w:hAnsi="Times New Roman" w:eastAsia="Times New Roman"/>
           <w:b w:val="0"/>
           <w:i w:val="0"/>
+          <w:color w:val="181A1F"/>
+          <w:sz w:val="28"/>
         </w:rPr>
         <w:t>1) Пенсия — это ежемесячная денежная выплата, компенсирующая заработную плату наёмного работника, которую он получал в период трудовой деятельности.</w:t>
       </w:r>
     </w:p>
     <w:p>
+      <w:pPr>
+        <w:widowControl/>
+        <w:spacing w:line="240" w:lineRule="auto" w:after="0"/>
+      </w:pPr>
       <w:r>
         <w:rPr>
+          <w:rFonts w:ascii="Times New Roman" w:hAnsi="Times New Roman" w:eastAsia="Times New Roman"/>
           <w:b w:val="0"/>
           <w:i w:val="0"/>
+          <w:color w:val="181A1F"/>
+          <w:sz w:val="28"/>
         </w:rPr>
         <w:t>2) Правом на получение пенсии в настоящее время обладает любой гражданин по достижении 50 лет.</w:t>
       </w:r>
     </w:p>
     <w:p>
+      <w:pPr>
+        <w:widowControl/>
+        <w:spacing w:line="240" w:lineRule="auto" w:after="0"/>
+      </w:pPr>
       <w:r>
         <w:rPr>
+          <w:rFonts w:ascii="Times New Roman" w:hAnsi="Times New Roman" w:eastAsia="Times New Roman"/>
           <w:b w:val="0"/>
           <w:i w:val="0"/>
+          <w:color w:val="181A1F"/>
+          <w:sz w:val="28"/>
         </w:rPr>
         <w:t>3) Предоставление жилья за счёт государственного жилого фонда относят к трудовым пособиям.</w:t>
       </w:r>
     </w:p>
     <w:p>
+      <w:pPr>
+        <w:widowControl/>
+        <w:spacing w:line="240" w:lineRule="auto" w:after="0"/>
+      </w:pPr>
       <w:r>
         <w:rPr>
+          <w:rFonts w:ascii="Times New Roman" w:hAnsi="Times New Roman" w:eastAsia="Times New Roman"/>
           <w:b w:val="0"/>
           <w:i w:val="0"/>
+          <w:color w:val="181A1F"/>
+          <w:sz w:val="28"/>
         </w:rPr>
         <w:t>4) Предоставление социальных льгот позволяет обеспечить материальное положение некоторых категорий малоимущих граждан, поскольку часть обязательных расходов государство берёт на себя.</w:t>
       </w:r>
     </w:p>
     <w:p>
+      <w:pPr>
+        <w:widowControl/>
+        <w:spacing w:line="240" w:lineRule="auto" w:after="0"/>
+      </w:pPr>
       <w:r>
         <w:rPr>
+          <w:rFonts w:ascii="Times New Roman" w:hAnsi="Times New Roman" w:eastAsia="Times New Roman"/>
           <w:b w:val="0"/>
           <w:i w:val="0"/>
+          <w:color w:val="181A1F"/>
+          <w:sz w:val="28"/>
         </w:rPr>
         <w:t>5) Натуральное обеспечение предполагает передачу материальных ценностей некоторым категориям граждан в собственность или в пользование.</w:t>
       </w:r>
     </w:p>
     <w:p>
-      <w:r>
-        <w:t>Ответ: ______________________________</w:t>
-      </w:r>
-    </w:p>
-    <w:p>
+      <w:pPr>
+        <w:keepNext/>
+        <w:widowControl/>
+        <w:spacing w:line="240" w:lineRule="auto" w:after="0" w:before="120"/>
+      </w:pPr>
       <w:r>
         <w:rPr>
+          <w:rFonts w:ascii="Times New Roman" w:hAnsi="Times New Roman" w:eastAsia="Times New Roman"/>
           <w:b/>
-          <w:sz w:val="24"/>
+          <w:color w:val="181A1F"/>
+          <w:sz w:val="28"/>
         </w:rPr>
         <w:t>7.</w:t>
       </w:r>
     </w:p>
     <w:p>
+      <w:pPr>
+        <w:widowControl/>
+        <w:spacing w:line="240" w:lineRule="auto" w:after="0"/>
+      </w:pPr>
       <w:r>
         <w:rPr>
+          <w:rFonts w:ascii="Times New Roman" w:hAnsi="Times New Roman" w:eastAsia="Times New Roman"/>
           <w:b w:val="0"/>
           <w:i w:val="0"/>
+          <w:color w:val="181A1F"/>
+          <w:sz w:val="28"/>
         </w:rPr>
         <w:t>Экономика страны Z основана на крупном машинном производстве; в ней доминирует тяжёлая промышленность. Какие признаки позволяют сделать вывод о том, что в стране Z командная (плановая) экономика? Запишите цифры, под которыми они указаны.</w:t>
       </w:r>
     </w:p>
     <w:p>
+      <w:pPr>
+        <w:widowControl/>
+        <w:spacing w:line="240" w:lineRule="auto" w:after="0"/>
+      </w:pPr>
       <w:r>
         <w:rPr>
+          <w:rFonts w:ascii="Times New Roman" w:hAnsi="Times New Roman" w:eastAsia="Times New Roman"/>
           <w:b w:val="0"/>
           <w:i w:val="0"/>
+          <w:color w:val="181A1F"/>
+          <w:sz w:val="28"/>
         </w:rPr>
         <w:t>1) господство государственной собственности на средства производства</w:t>
       </w:r>
     </w:p>
     <w:p>
+      <w:pPr>
+        <w:widowControl/>
+        <w:spacing w:line="240" w:lineRule="auto" w:after="0"/>
+      </w:pPr>
       <w:r>
         <w:rPr>
+          <w:rFonts w:ascii="Times New Roman" w:hAnsi="Times New Roman" w:eastAsia="Times New Roman"/>
           <w:b w:val="0"/>
           <w:i w:val="0"/>
+          <w:color w:val="181A1F"/>
+          <w:sz w:val="28"/>
         </w:rPr>
         <w:t>2) зависимость продовольственного рынка от импортных товаров</w:t>
       </w:r>
     </w:p>
     <w:p>
+      <w:pPr>
+        <w:widowControl/>
+        <w:spacing w:line="240" w:lineRule="auto" w:after="0"/>
+      </w:pPr>
       <w:r>
         <w:rPr>
+          <w:rFonts w:ascii="Times New Roman" w:hAnsi="Times New Roman" w:eastAsia="Times New Roman"/>
           <w:b w:val="0"/>
           <w:i w:val="0"/>
+          <w:color w:val="181A1F"/>
+          <w:sz w:val="28"/>
         </w:rPr>
         <w:t>3) необходимость решения проблемы ограниченности ресурсов</w:t>
       </w:r>
     </w:p>
     <w:p>
+      <w:pPr>
+        <w:widowControl/>
+        <w:spacing w:line="240" w:lineRule="auto" w:after="0"/>
+      </w:pPr>
       <w:r>
         <w:rPr>
+          <w:rFonts w:ascii="Times New Roman" w:hAnsi="Times New Roman" w:eastAsia="Times New Roman"/>
           <w:b w:val="0"/>
           <w:i w:val="0"/>
+          <w:color w:val="181A1F"/>
+          <w:sz w:val="28"/>
         </w:rPr>
         <w:t>4) отсутствие конкуренции производителей</w:t>
       </w:r>
     </w:p>
     <w:p>
+      <w:pPr>
+        <w:widowControl/>
+        <w:spacing w:line="240" w:lineRule="auto" w:after="0"/>
+      </w:pPr>
       <w:r>
         <w:rPr>
+          <w:rFonts w:ascii="Times New Roman" w:hAnsi="Times New Roman" w:eastAsia="Times New Roman"/>
           <w:b w:val="0"/>
           <w:i w:val="0"/>
+          <w:color w:val="181A1F"/>
+          <w:sz w:val="28"/>
         </w:rPr>
         <w:t>5) директивное ценообразование</w:t>
       </w:r>
     </w:p>
     <w:p>
+      <w:pPr>
+        <w:widowControl/>
+        <w:spacing w:line="240" w:lineRule="auto" w:after="0"/>
+      </w:pPr>
       <w:r>
         <w:rPr>
+          <w:rFonts w:ascii="Times New Roman" w:hAnsi="Times New Roman" w:eastAsia="Times New Roman"/>
           <w:b w:val="0"/>
           <w:i w:val="0"/>
+          <w:color w:val="181A1F"/>
+          <w:sz w:val="28"/>
         </w:rPr>
         <w:t>6) наличие трудового законодательства</w:t>
       </w:r>
     </w:p>
     <w:p>
-      <w:r>
-        <w:t>Ответ: ______________________________</w:t>
-      </w:r>
-    </w:p>
-    <w:p>
+      <w:pPr>
+        <w:keepNext/>
+        <w:widowControl/>
+        <w:spacing w:line="240" w:lineRule="auto" w:after="0" w:before="120"/>
+      </w:pPr>
       <w:r>
         <w:rPr>
+          <w:rFonts w:ascii="Times New Roman" w:hAnsi="Times New Roman" w:eastAsia="Times New Roman"/>
           <w:b/>
-          <w:sz w:val="24"/>
+          <w:color w:val="181A1F"/>
+          <w:sz w:val="28"/>
         </w:rPr>
         <w:t>8.</w:t>
       </w:r>
     </w:p>
     <w:p>
+      <w:pPr>
+        <w:widowControl/>
+        <w:spacing w:line="240" w:lineRule="auto" w:after="0"/>
+      </w:pPr>
       <w:r>
         <w:rPr>
+          <w:rFonts w:ascii="Times New Roman" w:hAnsi="Times New Roman" w:eastAsia="Times New Roman"/>
           <w:b w:val="0"/>
           <w:i w:val="0"/>
+          <w:color w:val="181A1F"/>
+          <w:sz w:val="28"/>
         </w:rPr>
         <w:t xml:space="preserve">Выберите верные суждения о факторах производства и запишите цифры, под которыми они указаны. </w:t>
       </w:r>
     </w:p>
     <w:p>
+      <w:pPr>
+        <w:widowControl/>
+        <w:spacing w:line="240" w:lineRule="auto" w:after="0"/>
+      </w:pPr>
       <w:r>
         <w:rPr>
+          <w:rFonts w:ascii="Times New Roman" w:hAnsi="Times New Roman" w:eastAsia="Times New Roman"/>
           <w:b w:val="0"/>
           <w:i w:val="0"/>
+          <w:color w:val="181A1F"/>
+          <w:sz w:val="28"/>
         </w:rPr>
         <w:t xml:space="preserve">1) Собственник земельных ресурсов получает доход, который называется заработной платой. </w:t>
       </w:r>
     </w:p>
     <w:p>
+      <w:pPr>
+        <w:widowControl/>
+        <w:spacing w:line="240" w:lineRule="auto" w:after="0"/>
+      </w:pPr>
       <w:r>
         <w:rPr>
+          <w:rFonts w:ascii="Times New Roman" w:hAnsi="Times New Roman" w:eastAsia="Times New Roman"/>
           <w:b w:val="0"/>
           <w:i w:val="0"/>
+          <w:color w:val="181A1F"/>
+          <w:sz w:val="28"/>
         </w:rPr>
         <w:t xml:space="preserve">2) Факторы производства — это ресурсы, вовлечённые в конкретный производственный процесс создания общественных и частных благ. </w:t>
       </w:r>
     </w:p>
     <w:p>
+      <w:pPr>
+        <w:widowControl/>
+        <w:spacing w:line="240" w:lineRule="auto" w:after="0"/>
+      </w:pPr>
       <w:r>
         <w:rPr>
+          <w:rFonts w:ascii="Times New Roman" w:hAnsi="Times New Roman" w:eastAsia="Times New Roman"/>
           <w:b w:val="0"/>
           <w:i w:val="0"/>
+          <w:color w:val="181A1F"/>
+          <w:sz w:val="28"/>
         </w:rPr>
         <w:t xml:space="preserve">3) К трудовым ресурсам относят всё население страны. </w:t>
       </w:r>
     </w:p>
     <w:p>
+      <w:pPr>
+        <w:widowControl/>
+        <w:spacing w:line="240" w:lineRule="auto" w:after="0"/>
+      </w:pPr>
       <w:r>
         <w:rPr>
+          <w:rFonts w:ascii="Times New Roman" w:hAnsi="Times New Roman" w:eastAsia="Times New Roman"/>
           <w:b w:val="0"/>
           <w:i w:val="0"/>
+          <w:color w:val="181A1F"/>
+          <w:sz w:val="28"/>
         </w:rPr>
         <w:t xml:space="preserve">4) Доход собственника капитала — процент. </w:t>
       </w:r>
     </w:p>
     <w:p>
+      <w:pPr>
+        <w:widowControl/>
+        <w:spacing w:line="240" w:lineRule="auto" w:after="0"/>
+      </w:pPr>
       <w:r>
         <w:rPr>
+          <w:rFonts w:ascii="Times New Roman" w:hAnsi="Times New Roman" w:eastAsia="Times New Roman"/>
           <w:b w:val="0"/>
           <w:i w:val="0"/>
+          <w:color w:val="181A1F"/>
+          <w:sz w:val="28"/>
         </w:rPr>
         <w:t xml:space="preserve">5) Предпринимательские способности приводят в действие другие факторы производства в целях получения прибыли. </w:t>
       </w:r>
     </w:p>
     <w:p>
-      <w:r>
-        <w:t>Ответ: ______________________________</w:t>
-      </w:r>
-    </w:p>
-    <w:p>
+      <w:pPr>
+        <w:keepNext/>
+        <w:widowControl/>
+        <w:spacing w:line="240" w:lineRule="auto" w:after="0" w:before="120"/>
+      </w:pPr>
       <w:r>
         <w:rPr>
+          <w:rFonts w:ascii="Times New Roman" w:hAnsi="Times New Roman" w:eastAsia="Times New Roman"/>
           <w:b/>
-          <w:sz w:val="24"/>
+          <w:color w:val="181A1F"/>
+          <w:sz w:val="28"/>
         </w:rPr>
         <w:t>9.</w:t>
       </w:r>
     </w:p>
     <w:p>
+      <w:pPr>
+        <w:widowControl/>
+        <w:spacing w:line="240" w:lineRule="auto" w:after="0"/>
+      </w:pPr>
       <w:r>
         <w:rPr>
+          <w:rFonts w:ascii="Times New Roman" w:hAnsi="Times New Roman" w:eastAsia="Times New Roman"/>
           <w:b w:val="0"/>
           <w:i w:val="0"/>
+          <w:color w:val="181A1F"/>
+          <w:sz w:val="28"/>
         </w:rPr>
         <w:t>Ниже приведён перечень примеров издержек фирмы в краткосрочном периоде. Все они, за исключением двух, являются постоянными издержками.</w:t>
       </w:r>
     </w:p>
     <w:p>
+      <w:pPr>
+        <w:widowControl/>
+        <w:spacing w:line="240" w:lineRule="auto" w:after="0"/>
+      </w:pPr>
       <w:r>
         <w:rPr>
+          <w:rFonts w:ascii="Times New Roman" w:hAnsi="Times New Roman" w:eastAsia="Times New Roman"/>
           <w:b w:val="0"/>
           <w:i w:val="0"/>
+          <w:color w:val="181A1F"/>
+          <w:sz w:val="28"/>
         </w:rPr>
         <w:t>1) выплата процентов по ранее взятым кредитам;</w:t>
       </w:r>
     </w:p>
     <w:p>
+      <w:pPr>
+        <w:widowControl/>
+        <w:spacing w:line="240" w:lineRule="auto" w:after="0"/>
+      </w:pPr>
       <w:r>
         <w:rPr>
+          <w:rFonts w:ascii="Times New Roman" w:hAnsi="Times New Roman" w:eastAsia="Times New Roman"/>
           <w:b w:val="0"/>
           <w:i w:val="0"/>
+          <w:color w:val="181A1F"/>
+          <w:sz w:val="28"/>
         </w:rPr>
         <w:t>2) оплата охраны офиса;</w:t>
       </w:r>
     </w:p>
     <w:p>
+      <w:pPr>
+        <w:widowControl/>
+        <w:spacing w:line="240" w:lineRule="auto" w:after="0"/>
+      </w:pPr>
       <w:r>
         <w:rPr>
+          <w:rFonts w:ascii="Times New Roman" w:hAnsi="Times New Roman" w:eastAsia="Times New Roman"/>
           <w:b w:val="0"/>
           <w:i w:val="0"/>
+          <w:color w:val="181A1F"/>
+          <w:sz w:val="28"/>
         </w:rPr>
         <w:t>3) плата за аренду помещения;</w:t>
       </w:r>
     </w:p>
     <w:p>
+      <w:pPr>
+        <w:widowControl/>
+        <w:spacing w:line="240" w:lineRule="auto" w:after="0"/>
+      </w:pPr>
       <w:r>
         <w:rPr>
+          <w:rFonts w:ascii="Times New Roman" w:hAnsi="Times New Roman" w:eastAsia="Times New Roman"/>
           <w:b w:val="0"/>
           <w:i w:val="0"/>
+          <w:color w:val="181A1F"/>
+          <w:sz w:val="28"/>
         </w:rPr>
         <w:t>4) оклад аппарата управления;</w:t>
       </w:r>
     </w:p>
     <w:p>
+      <w:pPr>
+        <w:widowControl/>
+        <w:spacing w:line="240" w:lineRule="auto" w:after="0"/>
+      </w:pPr>
       <w:r>
         <w:rPr>
+          <w:rFonts w:ascii="Times New Roman" w:hAnsi="Times New Roman" w:eastAsia="Times New Roman"/>
           <w:b w:val="0"/>
           <w:i w:val="0"/>
+          <w:color w:val="181A1F"/>
+          <w:sz w:val="28"/>
         </w:rPr>
         <w:t>5) сдельная заработная плата рабочих;</w:t>
       </w:r>
     </w:p>
     <w:p>
+      <w:pPr>
+        <w:widowControl/>
+        <w:spacing w:line="240" w:lineRule="auto" w:after="0"/>
+      </w:pPr>
       <w:r>
         <w:rPr>
+          <w:rFonts w:ascii="Times New Roman" w:hAnsi="Times New Roman" w:eastAsia="Times New Roman"/>
           <w:b w:val="0"/>
           <w:i w:val="0"/>
+          <w:color w:val="181A1F"/>
+          <w:sz w:val="28"/>
         </w:rPr>
         <w:t>6) плата за потреблённую электроэнергию.</w:t>
       </w:r>
     </w:p>
     <w:p>
+      <w:pPr>
+        <w:widowControl/>
+        <w:spacing w:line="240" w:lineRule="auto" w:after="0"/>
+      </w:pPr>
       <w:r>
         <w:rPr>
+          <w:rFonts w:ascii="Times New Roman" w:hAnsi="Times New Roman" w:eastAsia="Times New Roman"/>
           <w:b w:val="0"/>
           <w:i w:val="0"/>
+          <w:color w:val="181A1F"/>
+          <w:sz w:val="28"/>
         </w:rPr>
         <w:t>Найдите два примера, «выпадающих» из общего ряда, и запишите в таблицу цифры, под которыми они указаны.</w:t>
       </w:r>
     </w:p>
     <w:p>
-      <w:r>
-        <w:t>Ответ: ______________________________</w:t>
-      </w:r>
-    </w:p>
-    <w:p>
+      <w:pPr>
+        <w:keepNext/>
+        <w:widowControl/>
+        <w:spacing w:line="240" w:lineRule="auto" w:after="0" w:before="120"/>
+      </w:pPr>
       <w:r>
         <w:rPr>
+          <w:rFonts w:ascii="Times New Roman" w:hAnsi="Times New Roman" w:eastAsia="Times New Roman"/>
           <w:b/>
-          <w:sz w:val="24"/>
+          <w:color w:val="181A1F"/>
+          <w:sz w:val="28"/>
         </w:rPr>
         <w:t>10.</w:t>
       </w:r>
     </w:p>
     <w:p>
+      <w:pPr>
+        <w:widowControl/>
+        <w:spacing w:line="240" w:lineRule="auto" w:after="0"/>
+      </w:pPr>
       <w:r>
         <w:rPr>
+          <w:rFonts w:ascii="Times New Roman" w:hAnsi="Times New Roman" w:eastAsia="Times New Roman"/>
           <w:b w:val="0"/>
           <w:i w:val="0"/>
+          <w:color w:val="181A1F"/>
+          <w:sz w:val="28"/>
         </w:rPr>
         <w:t>Выберите верные суждения о мировой экономике и международных экономических отношениях. Запишите цифры, под которыми они указаны.</w:t>
       </w:r>
     </w:p>
     <w:p>
+      <w:pPr>
+        <w:widowControl/>
+        <w:spacing w:line="240" w:lineRule="auto" w:after="0"/>
+      </w:pPr>
       <w:r>
         <w:rPr>
+          <w:rFonts w:ascii="Times New Roman" w:hAnsi="Times New Roman" w:eastAsia="Times New Roman"/>
           <w:b w:val="0"/>
           <w:i w:val="0"/>
+          <w:color w:val="181A1F"/>
+          <w:sz w:val="28"/>
         </w:rPr>
         <w:t>1) Мировой экономикой называют совокупность всех национальных экономик мира.</w:t>
       </w:r>
     </w:p>
     <w:p>
+      <w:pPr>
+        <w:widowControl/>
+        <w:spacing w:line="240" w:lineRule="auto" w:after="0"/>
+      </w:pPr>
       <w:r>
         <w:rPr>
+          <w:rFonts w:ascii="Times New Roman" w:hAnsi="Times New Roman" w:eastAsia="Times New Roman"/>
           <w:b w:val="0"/>
           <w:i w:val="0"/>
+          <w:color w:val="181A1F"/>
+          <w:sz w:val="28"/>
         </w:rPr>
         <w:t>2) Современный мир состоит из полностью открытых экономик, в которых иностранным фирмам открыт доступ на все внутренние рынки.</w:t>
       </w:r>
     </w:p>
     <w:p>
+      <w:pPr>
+        <w:widowControl/>
+        <w:spacing w:line="240" w:lineRule="auto" w:after="0"/>
+      </w:pPr>
       <w:r>
         <w:rPr>
+          <w:rFonts w:ascii="Times New Roman" w:hAnsi="Times New Roman" w:eastAsia="Times New Roman"/>
           <w:b w:val="0"/>
           <w:i w:val="0"/>
+          <w:color w:val="181A1F"/>
+          <w:sz w:val="28"/>
         </w:rPr>
         <w:t>3) В основе развития мировой экономики лежат объективные закономерности интернационализации рыночного хозяйства, выходящего за национальные рамки.</w:t>
       </w:r>
     </w:p>
     <w:p>
+      <w:pPr>
+        <w:widowControl/>
+        <w:spacing w:line="240" w:lineRule="auto" w:after="0"/>
+      </w:pPr>
       <w:r>
         <w:rPr>
+          <w:rFonts w:ascii="Times New Roman" w:hAnsi="Times New Roman" w:eastAsia="Times New Roman"/>
           <w:b w:val="0"/>
           <w:i w:val="0"/>
+          <w:color w:val="181A1F"/>
+          <w:sz w:val="28"/>
         </w:rPr>
         <w:t>4) К тарифным методам регулирования международной торговли относят установление квот, экспортные кредиты и т. п.</w:t>
       </w:r>
     </w:p>
     <w:p>
+      <w:pPr>
+        <w:widowControl/>
+        <w:spacing w:line="240" w:lineRule="auto" w:after="0"/>
+      </w:pPr>
       <w:r>
         <w:rPr>
+          <w:rFonts w:ascii="Times New Roman" w:hAnsi="Times New Roman" w:eastAsia="Times New Roman"/>
           <w:b w:val="0"/>
           <w:i w:val="0"/>
+          <w:color w:val="181A1F"/>
+          <w:sz w:val="28"/>
         </w:rPr>
         <w:t>5) Субъектами мировой экономики являются национальные хозяйства, транснациональные корпорации, международные интеграционные объединения.</w:t>
       </w:r>
     </w:p>
     <w:p>
-      <w:r>
-        <w:t>Ответ: ______________________________</w:t>
-      </w:r>
-    </w:p>
-    <w:p>
+      <w:pPr>
+        <w:keepNext/>
+        <w:widowControl/>
+        <w:spacing w:line="240" w:lineRule="auto" w:after="0" w:before="120"/>
+      </w:pPr>
       <w:r>
         <w:rPr>
+          <w:rFonts w:ascii="Times New Roman" w:hAnsi="Times New Roman" w:eastAsia="Times New Roman"/>
           <w:b/>
-          <w:sz w:val="24"/>
+          <w:color w:val="181A1F"/>
+          <w:sz w:val="28"/>
         </w:rPr>
         <w:t>11.</w:t>
       </w:r>
     </w:p>
     <w:p>
+      <w:pPr>
+        <w:widowControl/>
+        <w:spacing w:line="240" w:lineRule="auto" w:after="0"/>
+      </w:pPr>
       <w:r>
         <w:rPr>
+          <w:rFonts w:ascii="Times New Roman" w:hAnsi="Times New Roman" w:eastAsia="Times New Roman"/>
           <w:b w:val="0"/>
           <w:i w:val="0"/>
+          <w:color w:val="181A1F"/>
+          <w:sz w:val="28"/>
         </w:rPr>
         <w:t>В стране Z развит аграрный сектор экономики, на рынке сельскохозяйственной продукции представлено много производителей. Какие из перечисленных признаков позволяют сделать вывод о том, что в стране Z рыночная экономика? Запишите цифры, под которыми они указаны.</w:t>
       </w:r>
     </w:p>
     <w:p>
+      <w:pPr>
+        <w:widowControl/>
+        <w:spacing w:line="240" w:lineRule="auto" w:after="0"/>
+      </w:pPr>
       <w:r>
         <w:rPr>
+          <w:rFonts w:ascii="Times New Roman" w:hAnsi="Times New Roman" w:eastAsia="Times New Roman"/>
           <w:b w:val="0"/>
           <w:i w:val="0"/>
+          <w:color w:val="181A1F"/>
+          <w:sz w:val="28"/>
         </w:rPr>
         <w:t>1) доминирование интересов и прав потребителя в обеспечении качества и ассортимента товаров и услуг</w:t>
       </w:r>
     </w:p>
     <w:p>
+      <w:pPr>
+        <w:widowControl/>
+        <w:spacing w:line="240" w:lineRule="auto" w:after="0"/>
+      </w:pPr>
       <w:r>
         <w:rPr>
+          <w:rFonts w:ascii="Times New Roman" w:hAnsi="Times New Roman" w:eastAsia="Times New Roman"/>
           <w:b w:val="0"/>
           <w:i w:val="0"/>
+          <w:color w:val="181A1F"/>
+          <w:sz w:val="28"/>
         </w:rPr>
         <w:t>2) формирование равновесной цены на товары и услуги в зависимости от спроса и предложения</w:t>
       </w:r>
     </w:p>
     <w:p>
+      <w:pPr>
+        <w:widowControl/>
+        <w:spacing w:line="240" w:lineRule="auto" w:after="0"/>
+      </w:pPr>
       <w:r>
         <w:rPr>
+          <w:rFonts w:ascii="Times New Roman" w:hAnsi="Times New Roman" w:eastAsia="Times New Roman"/>
           <w:b w:val="0"/>
           <w:i w:val="0"/>
+          <w:color w:val="181A1F"/>
+          <w:sz w:val="28"/>
         </w:rPr>
         <w:t>3) разработка государством директивных планов производства товаров и услуг</w:t>
       </w:r>
     </w:p>
     <w:p>
+      <w:pPr>
+        <w:widowControl/>
+        <w:spacing w:line="240" w:lineRule="auto" w:after="0"/>
+      </w:pPr>
       <w:r>
         <w:rPr>
+          <w:rFonts w:ascii="Times New Roman" w:hAnsi="Times New Roman" w:eastAsia="Times New Roman"/>
           <w:b w:val="0"/>
           <w:i w:val="0"/>
+          <w:color w:val="181A1F"/>
+          <w:sz w:val="28"/>
         </w:rPr>
         <w:t>4) многообразие форм собственности на средства производства</w:t>
       </w:r>
     </w:p>
     <w:p>
+      <w:pPr>
+        <w:widowControl/>
+        <w:spacing w:line="240" w:lineRule="auto" w:after="0"/>
+      </w:pPr>
       <w:r>
         <w:rPr>
+          <w:rFonts w:ascii="Times New Roman" w:hAnsi="Times New Roman" w:eastAsia="Times New Roman"/>
           <w:b w:val="0"/>
           <w:i w:val="0"/>
+          <w:color w:val="181A1F"/>
+          <w:sz w:val="28"/>
         </w:rPr>
         <w:t>5) натуральный характер хозяйства</w:t>
       </w:r>
     </w:p>
     <w:p>
+      <w:pPr>
+        <w:widowControl/>
+        <w:spacing w:line="240" w:lineRule="auto" w:after="0"/>
+      </w:pPr>
       <w:r>
         <w:rPr>
+          <w:rFonts w:ascii="Times New Roman" w:hAnsi="Times New Roman" w:eastAsia="Times New Roman"/>
           <w:b w:val="0"/>
           <w:i w:val="0"/>
+          <w:color w:val="181A1F"/>
+          <w:sz w:val="28"/>
         </w:rPr>
         <w:t>6) опора на традиции ведения хозяйства</w:t>
       </w:r>
     </w:p>
     <w:p>
-      <w:r>
-        <w:t>Ответ: ______________________________</w:t>
-      </w:r>
-    </w:p>
-    <w:p>
+      <w:pPr>
+        <w:keepNext/>
+        <w:widowControl/>
+        <w:spacing w:line="240" w:lineRule="auto" w:after="0" w:before="120"/>
+      </w:pPr>
       <w:r>
         <w:rPr>
+          <w:rFonts w:ascii="Times New Roman" w:hAnsi="Times New Roman" w:eastAsia="Times New Roman"/>
           <w:b/>
-          <w:sz w:val="24"/>
+          <w:color w:val="181A1F"/>
+          <w:sz w:val="28"/>
         </w:rPr>
         <w:t>12.</w:t>
       </w:r>
     </w:p>
     <w:p>
+      <w:pPr>
+        <w:widowControl/>
+        <w:spacing w:line="240" w:lineRule="auto" w:after="0"/>
+      </w:pPr>
       <w:r>
         <w:rPr>
+          <w:rFonts w:ascii="Times New Roman" w:hAnsi="Times New Roman" w:eastAsia="Times New Roman"/>
           <w:b w:val="0"/>
           <w:i w:val="0"/>
+          <w:color w:val="181A1F"/>
+          <w:sz w:val="28"/>
         </w:rPr>
         <w:t>Ниже приведён перечень примеров издержек фирмы в краткосрочном периоде. Все они, за исключением двух, являются постоянными издержками.</w:t>
       </w:r>
     </w:p>
     <w:p>
+      <w:pPr>
+        <w:widowControl/>
+        <w:spacing w:line="240" w:lineRule="auto" w:after="0"/>
+      </w:pPr>
       <w:r>
         <w:rPr>
+          <w:rFonts w:ascii="Times New Roman" w:hAnsi="Times New Roman" w:eastAsia="Times New Roman"/>
           <w:b w:val="0"/>
           <w:i w:val="0"/>
+          <w:color w:val="181A1F"/>
+          <w:sz w:val="28"/>
         </w:rPr>
         <w:t xml:space="preserve">1) плата за охрану помещения; </w:t>
       </w:r>
     </w:p>
     <w:p>
+      <w:pPr>
+        <w:widowControl/>
+        <w:spacing w:line="240" w:lineRule="auto" w:after="0"/>
+      </w:pPr>
       <w:r>
         <w:rPr>
+          <w:rFonts w:ascii="Times New Roman" w:hAnsi="Times New Roman" w:eastAsia="Times New Roman"/>
           <w:b w:val="0"/>
           <w:i w:val="0"/>
+          <w:color w:val="181A1F"/>
+          <w:sz w:val="28"/>
         </w:rPr>
         <w:t xml:space="preserve">2) страховые взносы; </w:t>
       </w:r>
     </w:p>
     <w:p>
+      <w:pPr>
+        <w:widowControl/>
+        <w:spacing w:line="240" w:lineRule="auto" w:after="0"/>
+      </w:pPr>
       <w:r>
         <w:rPr>
+          <w:rFonts w:ascii="Times New Roman" w:hAnsi="Times New Roman" w:eastAsia="Times New Roman"/>
           <w:b w:val="0"/>
           <w:i w:val="0"/>
+          <w:color w:val="181A1F"/>
+          <w:sz w:val="28"/>
         </w:rPr>
         <w:t xml:space="preserve">3) плата за аренду помещения; </w:t>
       </w:r>
     </w:p>
     <w:p>
+      <w:pPr>
+        <w:widowControl/>
+        <w:spacing w:line="240" w:lineRule="auto" w:after="0"/>
+      </w:pPr>
       <w:r>
         <w:rPr>
+          <w:rFonts w:ascii="Times New Roman" w:hAnsi="Times New Roman" w:eastAsia="Times New Roman"/>
           <w:b w:val="0"/>
           <w:i w:val="0"/>
+          <w:color w:val="181A1F"/>
+          <w:sz w:val="28"/>
         </w:rPr>
         <w:t xml:space="preserve">4) оклады администрации; </w:t>
       </w:r>
     </w:p>
     <w:p>
+      <w:pPr>
+        <w:widowControl/>
+        <w:spacing w:line="240" w:lineRule="auto" w:after="0"/>
+      </w:pPr>
       <w:r>
         <w:rPr>
+          <w:rFonts w:ascii="Times New Roman" w:hAnsi="Times New Roman" w:eastAsia="Times New Roman"/>
           <w:b w:val="0"/>
           <w:i w:val="0"/>
+          <w:color w:val="181A1F"/>
+          <w:sz w:val="28"/>
         </w:rPr>
         <w:t xml:space="preserve">5) сдельная зарплата рабочих; </w:t>
       </w:r>
     </w:p>
     <w:p>
+      <w:pPr>
+        <w:widowControl/>
+        <w:spacing w:line="240" w:lineRule="auto" w:after="0"/>
+      </w:pPr>
       <w:r>
         <w:rPr>
+          <w:rFonts w:ascii="Times New Roman" w:hAnsi="Times New Roman" w:eastAsia="Times New Roman"/>
           <w:b w:val="0"/>
           <w:i w:val="0"/>
+          <w:color w:val="181A1F"/>
+          <w:sz w:val="28"/>
         </w:rPr>
         <w:t>6) плата за транспортные услуги.</w:t>
       </w:r>
     </w:p>
     <w:p>
+      <w:pPr>
+        <w:widowControl/>
+        <w:spacing w:line="240" w:lineRule="auto" w:after="0"/>
+      </w:pPr>
       <w:r>
         <w:rPr>
+          <w:rFonts w:ascii="Times New Roman" w:hAnsi="Times New Roman" w:eastAsia="Times New Roman"/>
           <w:b w:val="0"/>
           <w:i w:val="0"/>
+          <w:color w:val="181A1F"/>
+          <w:sz w:val="28"/>
         </w:rPr>
         <w:t>Найдите два примера, «выпадающих» из общего ряда, и запишите в таблицу цифры, под которыми они указаны.</w:t>
       </w:r>
     </w:p>
     <w:p>
-      <w:r>
-        <w:t>Ответ: ______________________________</w:t>
-      </w:r>
-    </w:p>
-    <w:p>
+      <w:pPr>
+        <w:keepNext/>
+        <w:widowControl/>
+        <w:spacing w:line="240" w:lineRule="auto" w:after="0" w:before="120"/>
+      </w:pPr>
       <w:r>
         <w:rPr>
+          <w:rFonts w:ascii="Times New Roman" w:hAnsi="Times New Roman" w:eastAsia="Times New Roman"/>
           <w:b/>
-          <w:sz w:val="24"/>
+          <w:color w:val="181A1F"/>
+          <w:sz w:val="28"/>
         </w:rPr>
         <w:t>13.</w:t>
       </w:r>
     </w:p>
     <w:p>
+      <w:pPr>
+        <w:widowControl/>
+        <w:spacing w:line="240" w:lineRule="auto" w:after="0"/>
+      </w:pPr>
       <w:r>
         <w:rPr>
+          <w:rFonts w:ascii="Times New Roman" w:hAnsi="Times New Roman" w:eastAsia="Times New Roman"/>
           <w:b w:val="0"/>
           <w:i w:val="0"/>
+          <w:color w:val="181A1F"/>
+          <w:sz w:val="28"/>
         </w:rPr>
         <w:t>Выберите верные суждения о факторах производства и факторных доходах. Запишите цифры, под которыми они указаны.</w:t>
       </w:r>
     </w:p>
     <w:p>
+      <w:pPr>
+        <w:widowControl/>
+        <w:spacing w:line="240" w:lineRule="auto" w:after="0"/>
+      </w:pPr>
       <w:r>
         <w:rPr>
+          <w:rFonts w:ascii="Times New Roman" w:hAnsi="Times New Roman" w:eastAsia="Times New Roman"/>
           <w:b w:val="0"/>
           <w:i w:val="0"/>
+          <w:color w:val="181A1F"/>
+          <w:sz w:val="28"/>
         </w:rPr>
         <w:t>1) Ограниченность труда как фактора производства обусловлена только уровнем экономического и научно-технического развития страны.</w:t>
       </w:r>
     </w:p>
     <w:p>
+      <w:pPr>
+        <w:widowControl/>
+        <w:spacing w:line="240" w:lineRule="auto" w:after="0"/>
+      </w:pPr>
       <w:r>
         <w:rPr>
+          <w:rFonts w:ascii="Times New Roman" w:hAnsi="Times New Roman" w:eastAsia="Times New Roman"/>
           <w:b w:val="0"/>
           <w:i w:val="0"/>
+          <w:color w:val="181A1F"/>
+          <w:sz w:val="28"/>
         </w:rPr>
         <w:t>2) Факторный доход от капитала — заработная плата.</w:t>
       </w:r>
     </w:p>
     <w:p>
+      <w:pPr>
+        <w:widowControl/>
+        <w:spacing w:line="240" w:lineRule="auto" w:after="0"/>
+      </w:pPr>
       <w:r>
         <w:rPr>
+          <w:rFonts w:ascii="Times New Roman" w:hAnsi="Times New Roman" w:eastAsia="Times New Roman"/>
           <w:b w:val="0"/>
           <w:i w:val="0"/>
+          <w:color w:val="181A1F"/>
+          <w:sz w:val="28"/>
         </w:rPr>
         <w:t>3) Предприниматель рискует не только своим временем, трудом и деловой репутацией, но и вложенными средствами.</w:t>
       </w:r>
     </w:p>
     <w:p>
+      <w:pPr>
+        <w:widowControl/>
+        <w:spacing w:line="240" w:lineRule="auto" w:after="0"/>
+      </w:pPr>
       <w:r>
         <w:rPr>
+          <w:rFonts w:ascii="Times New Roman" w:hAnsi="Times New Roman" w:eastAsia="Times New Roman"/>
           <w:b w:val="0"/>
           <w:i w:val="0"/>
+          <w:color w:val="181A1F"/>
+          <w:sz w:val="28"/>
         </w:rPr>
         <w:t>4) Ограниченность земли как фактора производства обусловлена износом зданий, коммуникаций, оборудования, объёмом денежной массы в обращении, уровнем развития страны и фирмы.</w:t>
       </w:r>
     </w:p>
     <w:p>
+      <w:pPr>
+        <w:widowControl/>
+        <w:spacing w:line="240" w:lineRule="auto" w:after="0"/>
+      </w:pPr>
       <w:r>
         <w:rPr>
+          <w:rFonts w:ascii="Times New Roman" w:hAnsi="Times New Roman" w:eastAsia="Times New Roman"/>
           <w:b w:val="0"/>
           <w:i w:val="0"/>
+          <w:color w:val="181A1F"/>
+          <w:sz w:val="28"/>
         </w:rPr>
         <w:t>5) Предпринимательская деятельность в любой сфере регулируется государством через механизм финансовой системы (через налоги, кредиты, страхование и т.п.).</w:t>
       </w:r>
     </w:p>
     <w:p>
-      <w:r>
-        <w:t>Ответ: ______________________________</w:t>
-      </w:r>
-    </w:p>
-    <w:p>
+      <w:pPr>
+        <w:keepNext/>
+        <w:widowControl/>
+        <w:spacing w:line="240" w:lineRule="auto" w:after="0" w:before="120"/>
+      </w:pPr>
       <w:r>
         <w:rPr>
+          <w:rFonts w:ascii="Times New Roman" w:hAnsi="Times New Roman" w:eastAsia="Times New Roman"/>
           <w:b/>
-          <w:sz w:val="24"/>
+          <w:color w:val="181A1F"/>
+          <w:sz w:val="28"/>
         </w:rPr>
         <w:t>14.</w:t>
       </w:r>
     </w:p>
     <w:p>
+      <w:pPr>
+        <w:widowControl/>
+        <w:spacing w:line="240" w:lineRule="auto" w:after="0"/>
+      </w:pPr>
       <w:r>
         <w:rPr>
+          <w:rFonts w:ascii="Times New Roman" w:hAnsi="Times New Roman" w:eastAsia="Times New Roman"/>
           <w:b w:val="0"/>
           <w:i w:val="0"/>
+          <w:color w:val="181A1F"/>
+          <w:sz w:val="28"/>
         </w:rPr>
         <w:t>Установите соответствие между примерами и видами безработицы: к каждой позиции, данной в первом столбце, подберите соответствующую позицию из второго столбца.</w:t>
       </w:r>
@@ -1087,6 +1780,7 @@
       <w:tblPr>
         <w:tblStyle w:val="TableGrid"/>
         <w:tblW w:type="auto" w:w="0"/>
+        <w:tblLayout w:type="autofit"/>
         <w:tblLook w:firstColumn="1" w:firstRow="1" w:lastColumn="0" w:lastRow="0" w:noHBand="0" w:noVBand="1" w:val="04A0"/>
       </w:tblPr>
       <w:tblGrid>
@@ -1099,7 +1793,16 @@
             <w:tcW w:type="dxa" w:w="5128"/>
           </w:tcPr>
           <w:p>
+            <w:pPr>
+              <w:spacing w:after="0" w:line="240" w:lineRule="auto"/>
+            </w:pPr>
             <w:r>
+              <w:rPr>
+                <w:rFonts w:ascii="Times New Roman" w:hAnsi="Times New Roman" w:eastAsia="Times New Roman"/>
+                <w:b/>
+                <w:color w:val="181A1F"/>
+                <w:sz w:val="28"/>
+              </w:rPr>
               <w:t>ПРИМЕРЫ</w:t>
             </w:r>
           </w:p>
@@ -1109,7 +1812,16 @@
             <w:tcW w:type="dxa" w:w="5128"/>
           </w:tcPr>
           <w:p>
+            <w:pPr>
+              <w:spacing w:after="0" w:line="240" w:lineRule="auto"/>
+            </w:pPr>
             <w:r>
+              <w:rPr>
+                <w:rFonts w:ascii="Times New Roman" w:hAnsi="Times New Roman" w:eastAsia="Times New Roman"/>
+                <w:b/>
+                <w:color w:val="181A1F"/>
+                <w:sz w:val="28"/>
+              </w:rPr>
               <w:t>ВИДЫ БЕЗРАБОТИЦЫ</w:t>
             </w:r>
           </w:p>
@@ -1121,8 +1833,24 @@
             <w:tcW w:type="dxa" w:w="5128"/>
           </w:tcPr>
           <w:p>
+            <w:pPr>
+              <w:spacing w:after="0" w:line="240" w:lineRule="auto"/>
+            </w:pPr>
             <w:r>
-              <w:t>А) Металлургический комбинат в связи с экономическим кризисом объявил о сокращении штата сотрудников.Б) После окончания туристического периода часть горничных приморских отелей осталась без работы.В) Группа выпускников престижного вуза отказывается от низкооплачиваемых вакансий на бирже труда и ждёт предложений работы, которая бы их удовлетворила.Г) На производстве электроламповых приборов ввели новые технологии, позволившие оптимизировать производство и сократить численность работников отрасли.Д) Электрогазосварщик вынужден был уволиться из-за переезда в другой город и временно остался без работы.</w:t>
+              <w:rPr>
+                <w:rFonts w:ascii="Times New Roman" w:hAnsi="Times New Roman" w:eastAsia="Times New Roman"/>
+                <w:color w:val="181A1F"/>
+                <w:sz w:val="28"/>
+              </w:rPr>
+              <w:t>А) Металлургический комбинат в связи с экономическим кризисом объявил о сокращении штата сотрудников.</w:t>
+              <w:br/>
+              <w:t>Б) После окончания туристического периода часть горничных приморских отелей осталась без работы.</w:t>
+              <w:br/>
+              <w:t>В) Группа выпускников престижного вуза отказывается от низкооплачиваемых вакансий на бирже труда и ждёт предложений работы, которая бы их удовлетворила.</w:t>
+              <w:br/>
+              <w:t>Г) На производстве электроламповых приборов ввели новые технологии, позволившие оптимизировать производство и сократить численность работников отрасли.</w:t>
+              <w:br/>
+              <w:t>Д) Электрогазосварщик вынужден был уволиться из-за переезда в другой город и временно остался без работы.</w:t>
             </w:r>
           </w:p>
         </w:tc>
@@ -1131,18 +1859,39 @@
             <w:tcW w:type="dxa" w:w="5128"/>
           </w:tcPr>
           <w:p>
+            <w:pPr>
+              <w:spacing w:after="0" w:line="240" w:lineRule="auto"/>
+            </w:pPr>
             <w:r>
-              <w:t>1) циклическая2) структурная3) сезонная4) фрикционная</w:t>
+              <w:rPr>
+                <w:rFonts w:ascii="Times New Roman" w:hAnsi="Times New Roman" w:eastAsia="Times New Roman"/>
+                <w:color w:val="181A1F"/>
+                <w:sz w:val="28"/>
+              </w:rPr>
+              <w:t>1) циклическая</w:t>
+              <w:br/>
+              <w:t>2) структурная</w:t>
+              <w:br/>
+              <w:t>3) сезонная</w:t>
+              <w:br/>
+              <w:t>4) фрикционная</w:t>
             </w:r>
           </w:p>
         </w:tc>
       </w:tr>
     </w:tbl>
     <w:p>
+      <w:pPr>
+        <w:widowControl/>
+        <w:spacing w:line="240" w:lineRule="auto" w:after="0"/>
+      </w:pPr>
       <w:r>
         <w:rPr>
+          <w:rFonts w:ascii="Times New Roman" w:hAnsi="Times New Roman" w:eastAsia="Times New Roman"/>
           <w:b w:val="0"/>
           <w:i w:val="0"/>
+          <w:color w:val="181A1F"/>
+          <w:sz w:val="28"/>
         </w:rPr>
         <w:t>Запишите в ответ цифры, расположив их в порядке, соответствующем буквам:</w:t>
       </w:r>
@@ -1151,6 +1900,7 @@
       <w:tblPr>
         <w:tblStyle w:val="TableGrid"/>
         <w:tblW w:type="auto" w:w="0"/>
+        <w:tblLayout w:type="autofit"/>
         <w:tblLook w:firstColumn="1" w:firstRow="1" w:lastColumn="0" w:lastRow="0" w:noHBand="0" w:noVBand="1" w:val="04A0"/>
       </w:tblPr>
       <w:tblGrid>
@@ -1166,7 +1916,16 @@
             <w:tcW w:type="dxa" w:w="2051"/>
           </w:tcPr>
           <w:p>
+            <w:pPr>
+              <w:spacing w:after="0" w:line="240" w:lineRule="auto"/>
+            </w:pPr>
             <w:r>
+              <w:rPr>
+                <w:rFonts w:ascii="Times New Roman" w:hAnsi="Times New Roman" w:eastAsia="Times New Roman"/>
+                <w:b/>
+                <w:color w:val="181A1F"/>
+                <w:sz w:val="28"/>
+              </w:rPr>
               <w:t>A</w:t>
             </w:r>
           </w:p>
@@ -1176,7 +1935,16 @@
             <w:tcW w:type="dxa" w:w="2051"/>
           </w:tcPr>
           <w:p>
+            <w:pPr>
+              <w:spacing w:after="0" w:line="240" w:lineRule="auto"/>
+            </w:pPr>
             <w:r>
+              <w:rPr>
+                <w:rFonts w:ascii="Times New Roman" w:hAnsi="Times New Roman" w:eastAsia="Times New Roman"/>
+                <w:b/>
+                <w:color w:val="181A1F"/>
+                <w:sz w:val="28"/>
+              </w:rPr>
               <w:t>Б</w:t>
             </w:r>
           </w:p>
@@ -1186,7 +1954,16 @@
             <w:tcW w:type="dxa" w:w="2051"/>
           </w:tcPr>
           <w:p>
+            <w:pPr>
+              <w:spacing w:after="0" w:line="240" w:lineRule="auto"/>
+            </w:pPr>
             <w:r>
+              <w:rPr>
+                <w:rFonts w:ascii="Times New Roman" w:hAnsi="Times New Roman" w:eastAsia="Times New Roman"/>
+                <w:b/>
+                <w:color w:val="181A1F"/>
+                <w:sz w:val="28"/>
+              </w:rPr>
               <w:t>В</w:t>
             </w:r>
           </w:p>
@@ -1196,7 +1973,16 @@
             <w:tcW w:type="dxa" w:w="2051"/>
           </w:tcPr>
           <w:p>
+            <w:pPr>
+              <w:spacing w:after="0" w:line="240" w:lineRule="auto"/>
+            </w:pPr>
             <w:r>
+              <w:rPr>
+                <w:rFonts w:ascii="Times New Roman" w:hAnsi="Times New Roman" w:eastAsia="Times New Roman"/>
+                <w:b/>
+                <w:color w:val="181A1F"/>
+                <w:sz w:val="28"/>
+              </w:rPr>
               <w:t>Г</w:t>
             </w:r>
           </w:p>
@@ -1206,7 +1992,16 @@
             <w:tcW w:type="dxa" w:w="2051"/>
           </w:tcPr>
           <w:p>
+            <w:pPr>
+              <w:spacing w:after="0" w:line="240" w:lineRule="auto"/>
+            </w:pPr>
             <w:r>
+              <w:rPr>
+                <w:rFonts w:ascii="Times New Roman" w:hAnsi="Times New Roman" w:eastAsia="Times New Roman"/>
+                <w:b/>
+                <w:color w:val="181A1F"/>
+                <w:sz w:val="28"/>
+              </w:rPr>
               <w:t>Д</w:t>
             </w:r>
           </w:p>
@@ -1218,7 +2013,16 @@
             <w:tcW w:type="dxa" w:w="2051"/>
           </w:tcPr>
           <w:p>
-            <w:r/>
+            <w:pPr>
+              <w:spacing w:after="0" w:line="240" w:lineRule="auto"/>
+            </w:pPr>
+            <w:r>
+              <w:rPr>
+                <w:rFonts w:ascii="Times New Roman" w:hAnsi="Times New Roman" w:eastAsia="Times New Roman"/>
+                <w:color w:val="181A1F"/>
+                <w:sz w:val="28"/>
+              </w:rPr>
+            </w:r>
           </w:p>
         </w:tc>
         <w:tc>
@@ -1226,7 +2030,16 @@
             <w:tcW w:type="dxa" w:w="2051"/>
           </w:tcPr>
           <w:p>
-            <w:r/>
+            <w:pPr>
+              <w:spacing w:after="0" w:line="240" w:lineRule="auto"/>
+            </w:pPr>
+            <w:r>
+              <w:rPr>
+                <w:rFonts w:ascii="Times New Roman" w:hAnsi="Times New Roman" w:eastAsia="Times New Roman"/>
+                <w:color w:val="181A1F"/>
+                <w:sz w:val="28"/>
+              </w:rPr>
+            </w:r>
           </w:p>
         </w:tc>
         <w:tc>
@@ -1234,7 +2047,16 @@
             <w:tcW w:type="dxa" w:w="2051"/>
           </w:tcPr>
           <w:p>
-            <w:r/>
+            <w:pPr>
+              <w:spacing w:after="0" w:line="240" w:lineRule="auto"/>
+            </w:pPr>
+            <w:r>
+              <w:rPr>
+                <w:rFonts w:ascii="Times New Roman" w:hAnsi="Times New Roman" w:eastAsia="Times New Roman"/>
+                <w:color w:val="181A1F"/>
+                <w:sz w:val="28"/>
+              </w:rPr>
+            </w:r>
           </w:p>
         </w:tc>
         <w:tc>
@@ -1242,7 +2064,16 @@
             <w:tcW w:type="dxa" w:w="2051"/>
           </w:tcPr>
           <w:p>
-            <w:r/>
+            <w:pPr>
+              <w:spacing w:after="0" w:line="240" w:lineRule="auto"/>
+            </w:pPr>
+            <w:r>
+              <w:rPr>
+                <w:rFonts w:ascii="Times New Roman" w:hAnsi="Times New Roman" w:eastAsia="Times New Roman"/>
+                <w:color w:val="181A1F"/>
+                <w:sz w:val="28"/>
+              </w:rPr>
+            </w:r>
           </w:p>
         </w:tc>
         <w:tc>
@@ -1250,98 +2081,160 @@
             <w:tcW w:type="dxa" w:w="2051"/>
           </w:tcPr>
           <w:p>
-            <w:r/>
+            <w:pPr>
+              <w:spacing w:after="0" w:line="240" w:lineRule="auto"/>
+            </w:pPr>
+            <w:r>
+              <w:rPr>
+                <w:rFonts w:ascii="Times New Roman" w:hAnsi="Times New Roman" w:eastAsia="Times New Roman"/>
+                <w:color w:val="181A1F"/>
+                <w:sz w:val="28"/>
+              </w:rPr>
+            </w:r>
           </w:p>
         </w:tc>
       </w:tr>
     </w:tbl>
     <w:p>
-      <w:r>
-        <w:t>Ответ: ______________________________</w:t>
-      </w:r>
-    </w:p>
-    <w:p>
+      <w:pPr>
+        <w:keepNext/>
+        <w:widowControl/>
+        <w:spacing w:line="240" w:lineRule="auto" w:after="0" w:before="120"/>
+      </w:pPr>
       <w:r>
         <w:rPr>
+          <w:rFonts w:ascii="Times New Roman" w:hAnsi="Times New Roman" w:eastAsia="Times New Roman"/>
           <w:b/>
-          <w:sz w:val="24"/>
+          <w:color w:val="181A1F"/>
+          <w:sz w:val="28"/>
         </w:rPr>
         <w:t>15.</w:t>
       </w:r>
     </w:p>
     <w:p>
+      <w:pPr>
+        <w:widowControl/>
+        <w:spacing w:line="240" w:lineRule="auto" w:after="0"/>
+      </w:pPr>
       <w:r>
         <w:rPr>
+          <w:rFonts w:ascii="Times New Roman" w:hAnsi="Times New Roman" w:eastAsia="Times New Roman"/>
           <w:b w:val="0"/>
           <w:i w:val="0"/>
+          <w:color w:val="181A1F"/>
+          <w:sz w:val="28"/>
         </w:rPr>
         <w:t>Выберите верные суждения о налогах и налогообложении и запишите цифры, под которыми они указаны.</w:t>
       </w:r>
     </w:p>
     <w:p>
+      <w:pPr>
+        <w:widowControl/>
+        <w:spacing w:line="240" w:lineRule="auto" w:after="0"/>
+      </w:pPr>
       <w:r>
         <w:rPr>
+          <w:rFonts w:ascii="Times New Roman" w:hAnsi="Times New Roman" w:eastAsia="Times New Roman"/>
           <w:b w:val="0"/>
           <w:i w:val="0"/>
+          <w:color w:val="181A1F"/>
+          <w:sz w:val="28"/>
         </w:rPr>
         <w:t>1) При пропорциональной системе налогообложения ставки увеличиваются при возрастании объекта налога.</w:t>
       </w:r>
     </w:p>
     <w:p>
+      <w:pPr>
+        <w:widowControl/>
+        <w:spacing w:line="240" w:lineRule="auto" w:after="0"/>
+      </w:pPr>
       <w:r>
         <w:rPr>
+          <w:rFonts w:ascii="Times New Roman" w:hAnsi="Times New Roman" w:eastAsia="Times New Roman"/>
           <w:b w:val="0"/>
           <w:i w:val="0"/>
+          <w:color w:val="181A1F"/>
+          <w:sz w:val="28"/>
         </w:rPr>
         <w:t>2) Налоги — обязательные платежи физических и юридических лиц в пользу государства в порядке и на условиях, определённых законодательством.</w:t>
       </w:r>
     </w:p>
     <w:p>
+      <w:pPr>
+        <w:widowControl/>
+        <w:spacing w:line="240" w:lineRule="auto" w:after="0"/>
+      </w:pPr>
       <w:r>
         <w:rPr>
+          <w:rFonts w:ascii="Times New Roman" w:hAnsi="Times New Roman" w:eastAsia="Times New Roman"/>
           <w:b w:val="0"/>
           <w:i w:val="0"/>
+          <w:color w:val="181A1F"/>
+          <w:sz w:val="28"/>
         </w:rPr>
         <w:t>3) Налоги устанавливаются законом и обязательны к уплате.</w:t>
       </w:r>
     </w:p>
     <w:p>
+      <w:pPr>
+        <w:widowControl/>
+        <w:spacing w:line="240" w:lineRule="auto" w:after="0"/>
+      </w:pPr>
       <w:r>
         <w:rPr>
+          <w:rFonts w:ascii="Times New Roman" w:hAnsi="Times New Roman" w:eastAsia="Times New Roman"/>
           <w:b w:val="0"/>
           <w:i w:val="0"/>
+          <w:color w:val="181A1F"/>
+          <w:sz w:val="28"/>
         </w:rPr>
         <w:t>4) Фискальная функция налогов проявляется в наполнении государственного бюджета и финансировании расходов государства.</w:t>
       </w:r>
     </w:p>
     <w:p>
+      <w:pPr>
+        <w:widowControl/>
+        <w:spacing w:line="240" w:lineRule="auto" w:after="0"/>
+      </w:pPr>
       <w:r>
         <w:rPr>
+          <w:rFonts w:ascii="Times New Roman" w:hAnsi="Times New Roman" w:eastAsia="Times New Roman"/>
           <w:b w:val="0"/>
           <w:i w:val="0"/>
+          <w:color w:val="181A1F"/>
+          <w:sz w:val="28"/>
         </w:rPr>
         <w:t>5) К прямым налогам относят налог на добавленную стоимость.</w:t>
       </w:r>
     </w:p>
     <w:p>
-      <w:r>
-        <w:t>Ответ: ______________________________</w:t>
-      </w:r>
-    </w:p>
-    <w:p>
+      <w:pPr>
+        <w:keepNext/>
+        <w:widowControl/>
+        <w:spacing w:line="240" w:lineRule="auto" w:after="0" w:before="120"/>
+      </w:pPr>
       <w:r>
         <w:rPr>
+          <w:rFonts w:ascii="Times New Roman" w:hAnsi="Times New Roman" w:eastAsia="Times New Roman"/>
           <w:b/>
-          <w:sz w:val="24"/>
+          <w:color w:val="181A1F"/>
+          <w:sz w:val="28"/>
         </w:rPr>
         <w:t>16.</w:t>
       </w:r>
     </w:p>
     <w:p>
+      <w:pPr>
+        <w:widowControl/>
+        <w:spacing w:line="240" w:lineRule="auto" w:after="0"/>
+      </w:pPr>
       <w:r>
         <w:rPr>
+          <w:rFonts w:ascii="Times New Roman" w:hAnsi="Times New Roman" w:eastAsia="Times New Roman"/>
           <w:b w:val="0"/>
           <w:i w:val="0"/>
+          <w:color w:val="181A1F"/>
+          <w:sz w:val="28"/>
         </w:rPr>
         <w:t>Установите соответствие между признаками и принципами международной торговли: к каждой позиции, данной в первом столбце, подберите соответствующую позицию из второго столбца.</w:t>
       </w:r>
@@ -1350,6 +2243,7 @@
       <w:tblPr>
         <w:tblStyle w:val="TableGrid"/>
         <w:tblW w:type="auto" w:w="0"/>
+        <w:tblLayout w:type="autofit"/>
         <w:tblLook w:firstColumn="1" w:firstRow="1" w:lastColumn="0" w:lastRow="0" w:noHBand="0" w:noVBand="1" w:val="04A0"/>
       </w:tblPr>
       <w:tblGrid>
@@ -1362,7 +2256,16 @@
             <w:tcW w:type="dxa" w:w="5128"/>
           </w:tcPr>
           <w:p>
+            <w:pPr>
+              <w:spacing w:after="0" w:line="240" w:lineRule="auto"/>
+            </w:pPr>
             <w:r>
+              <w:rPr>
+                <w:rFonts w:ascii="Times New Roman" w:hAnsi="Times New Roman" w:eastAsia="Times New Roman"/>
+                <w:b/>
+                <w:color w:val="181A1F"/>
+                <w:sz w:val="28"/>
+              </w:rPr>
               <w:t>ПРИЗНАКИ</w:t>
             </w:r>
           </w:p>
@@ -1372,7 +2275,16 @@
             <w:tcW w:type="dxa" w:w="5128"/>
           </w:tcPr>
           <w:p>
+            <w:pPr>
+              <w:spacing w:after="0" w:line="240" w:lineRule="auto"/>
+            </w:pPr>
             <w:r>
+              <w:rPr>
+                <w:rFonts w:ascii="Times New Roman" w:hAnsi="Times New Roman" w:eastAsia="Times New Roman"/>
+                <w:b/>
+                <w:color w:val="181A1F"/>
+                <w:sz w:val="28"/>
+              </w:rPr>
               <w:t>ПРИНЦИПЫ МЕЖДУНАРОДНОЙ ТОРГОВЛИ</w:t>
             </w:r>
           </w:p>
@@ -1384,8 +2296,24 @@
             <w:tcW w:type="dxa" w:w="5128"/>
           </w:tcPr>
           <w:p>
+            <w:pPr>
+              <w:spacing w:after="0" w:line="240" w:lineRule="auto"/>
+            </w:pPr>
             <w:r>
-              <w:t>А) беспошлинная торговляБ) высокие таможенные пошлиныВ) импортные квотыГ) максимальное использование международной специализацииД) внешнеторговые лицензии</w:t>
+              <w:rPr>
+                <w:rFonts w:ascii="Times New Roman" w:hAnsi="Times New Roman" w:eastAsia="Times New Roman"/>
+                <w:color w:val="181A1F"/>
+                <w:sz w:val="28"/>
+              </w:rPr>
+              <w:t>А) беспошлинная торговля</w:t>
+              <w:br/>
+              <w:t>Б) высокие таможенные пошлины</w:t>
+              <w:br/>
+              <w:t>В) импортные квоты</w:t>
+              <w:br/>
+              <w:t>Г) максимальное использование международной специализации</w:t>
+              <w:br/>
+              <w:t>Д) внешнеторговые лицензии</w:t>
             </w:r>
           </w:p>
         </w:tc>
@@ -1394,18 +2322,35 @@
             <w:tcW w:type="dxa" w:w="5128"/>
           </w:tcPr>
           <w:p>
+            <w:pPr>
+              <w:spacing w:after="0" w:line="240" w:lineRule="auto"/>
+            </w:pPr>
             <w:r>
-              <w:t>1) свободная торговля2) протекционизм</w:t>
+              <w:rPr>
+                <w:rFonts w:ascii="Times New Roman" w:hAnsi="Times New Roman" w:eastAsia="Times New Roman"/>
+                <w:color w:val="181A1F"/>
+                <w:sz w:val="28"/>
+              </w:rPr>
+              <w:t>1) свободная торговля</w:t>
+              <w:br/>
+              <w:t>2) протекционизм</w:t>
             </w:r>
           </w:p>
         </w:tc>
       </w:tr>
     </w:tbl>
     <w:p>
+      <w:pPr>
+        <w:widowControl/>
+        <w:spacing w:line="240" w:lineRule="auto" w:after="0"/>
+      </w:pPr>
       <w:r>
         <w:rPr>
+          <w:rFonts w:ascii="Times New Roman" w:hAnsi="Times New Roman" w:eastAsia="Times New Roman"/>
           <w:b w:val="0"/>
           <w:i w:val="0"/>
+          <w:color w:val="181A1F"/>
+          <w:sz w:val="28"/>
         </w:rPr>
         <w:t>Запишите в ответ цифры, расположив их в порядке, соответствующем буквам:</w:t>
       </w:r>
@@ -1414,6 +2359,7 @@
       <w:tblPr>
         <w:tblStyle w:val="TableGrid"/>
         <w:tblW w:type="auto" w:w="0"/>
+        <w:tblLayout w:type="autofit"/>
         <w:tblLook w:firstColumn="1" w:firstRow="1" w:lastColumn="0" w:lastRow="0" w:noHBand="0" w:noVBand="1" w:val="04A0"/>
       </w:tblPr>
       <w:tblGrid>
@@ -1429,7 +2375,16 @@
             <w:tcW w:type="dxa" w:w="2051"/>
           </w:tcPr>
           <w:p>
+            <w:pPr>
+              <w:spacing w:after="0" w:line="240" w:lineRule="auto"/>
+            </w:pPr>
             <w:r>
+              <w:rPr>
+                <w:rFonts w:ascii="Times New Roman" w:hAnsi="Times New Roman" w:eastAsia="Times New Roman"/>
+                <w:b/>
+                <w:color w:val="181A1F"/>
+                <w:sz w:val="28"/>
+              </w:rPr>
               <w:t>A</w:t>
             </w:r>
           </w:p>
@@ -1439,7 +2394,16 @@
             <w:tcW w:type="dxa" w:w="2051"/>
           </w:tcPr>
           <w:p>
+            <w:pPr>
+              <w:spacing w:after="0" w:line="240" w:lineRule="auto"/>
+            </w:pPr>
             <w:r>
+              <w:rPr>
+                <w:rFonts w:ascii="Times New Roman" w:hAnsi="Times New Roman" w:eastAsia="Times New Roman"/>
+                <w:b/>
+                <w:color w:val="181A1F"/>
+                <w:sz w:val="28"/>
+              </w:rPr>
               <w:t>Б</w:t>
             </w:r>
           </w:p>
@@ -1449,7 +2413,16 @@
             <w:tcW w:type="dxa" w:w="2051"/>
           </w:tcPr>
           <w:p>
+            <w:pPr>
+              <w:spacing w:after="0" w:line="240" w:lineRule="auto"/>
+            </w:pPr>
             <w:r>
+              <w:rPr>
+                <w:rFonts w:ascii="Times New Roman" w:hAnsi="Times New Roman" w:eastAsia="Times New Roman"/>
+                <w:b/>
+                <w:color w:val="181A1F"/>
+                <w:sz w:val="28"/>
+              </w:rPr>
               <w:t>В</w:t>
             </w:r>
           </w:p>
@@ -1459,7 +2432,16 @@
             <w:tcW w:type="dxa" w:w="2051"/>
           </w:tcPr>
           <w:p>
+            <w:pPr>
+              <w:spacing w:after="0" w:line="240" w:lineRule="auto"/>
+            </w:pPr>
             <w:r>
+              <w:rPr>
+                <w:rFonts w:ascii="Times New Roman" w:hAnsi="Times New Roman" w:eastAsia="Times New Roman"/>
+                <w:b/>
+                <w:color w:val="181A1F"/>
+                <w:sz w:val="28"/>
+              </w:rPr>
               <w:t>Г</w:t>
             </w:r>
           </w:p>
@@ -1469,7 +2451,16 @@
             <w:tcW w:type="dxa" w:w="2051"/>
           </w:tcPr>
           <w:p>
+            <w:pPr>
+              <w:spacing w:after="0" w:line="240" w:lineRule="auto"/>
+            </w:pPr>
             <w:r>
+              <w:rPr>
+                <w:rFonts w:ascii="Times New Roman" w:hAnsi="Times New Roman" w:eastAsia="Times New Roman"/>
+                <w:b/>
+                <w:color w:val="181A1F"/>
+                <w:sz w:val="28"/>
+              </w:rPr>
               <w:t>Д</w:t>
             </w:r>
           </w:p>
@@ -1481,7 +2472,16 @@
             <w:tcW w:type="dxa" w:w="2051"/>
           </w:tcPr>
           <w:p>
-            <w:r/>
+            <w:pPr>
+              <w:spacing w:after="0" w:line="240" w:lineRule="auto"/>
+            </w:pPr>
+            <w:r>
+              <w:rPr>
+                <w:rFonts w:ascii="Times New Roman" w:hAnsi="Times New Roman" w:eastAsia="Times New Roman"/>
+                <w:color w:val="181A1F"/>
+                <w:sz w:val="28"/>
+              </w:rPr>
+            </w:r>
           </w:p>
         </w:tc>
         <w:tc>
@@ -1489,7 +2489,16 @@
             <w:tcW w:type="dxa" w:w="2051"/>
           </w:tcPr>
           <w:p>
-            <w:r/>
+            <w:pPr>
+              <w:spacing w:after="0" w:line="240" w:lineRule="auto"/>
+            </w:pPr>
+            <w:r>
+              <w:rPr>
+                <w:rFonts w:ascii="Times New Roman" w:hAnsi="Times New Roman" w:eastAsia="Times New Roman"/>
+                <w:color w:val="181A1F"/>
+                <w:sz w:val="28"/>
+              </w:rPr>
+            </w:r>
           </w:p>
         </w:tc>
         <w:tc>
@@ -1497,7 +2506,16 @@
             <w:tcW w:type="dxa" w:w="2051"/>
           </w:tcPr>
           <w:p>
-            <w:r/>
+            <w:pPr>
+              <w:spacing w:after="0" w:line="240" w:lineRule="auto"/>
+            </w:pPr>
+            <w:r>
+              <w:rPr>
+                <w:rFonts w:ascii="Times New Roman" w:hAnsi="Times New Roman" w:eastAsia="Times New Roman"/>
+                <w:color w:val="181A1F"/>
+                <w:sz w:val="28"/>
+              </w:rPr>
+            </w:r>
           </w:p>
         </w:tc>
         <w:tc>
@@ -1505,7 +2523,16 @@
             <w:tcW w:type="dxa" w:w="2051"/>
           </w:tcPr>
           <w:p>
-            <w:r/>
+            <w:pPr>
+              <w:spacing w:after="0" w:line="240" w:lineRule="auto"/>
+            </w:pPr>
+            <w:r>
+              <w:rPr>
+                <w:rFonts w:ascii="Times New Roman" w:hAnsi="Times New Roman" w:eastAsia="Times New Roman"/>
+                <w:color w:val="181A1F"/>
+                <w:sz w:val="28"/>
+              </w:rPr>
+            </w:r>
           </w:p>
         </w:tc>
         <w:tc>
@@ -1513,315 +2540,503 @@
             <w:tcW w:type="dxa" w:w="2051"/>
           </w:tcPr>
           <w:p>
-            <w:r/>
+            <w:pPr>
+              <w:spacing w:after="0" w:line="240" w:lineRule="auto"/>
+            </w:pPr>
+            <w:r>
+              <w:rPr>
+                <w:rFonts w:ascii="Times New Roman" w:hAnsi="Times New Roman" w:eastAsia="Times New Roman"/>
+                <w:color w:val="181A1F"/>
+                <w:sz w:val="28"/>
+              </w:rPr>
+            </w:r>
           </w:p>
         </w:tc>
       </w:tr>
     </w:tbl>
     <w:p>
+      <w:pPr>
+        <w:widowControl/>
+        <w:spacing w:line="240" w:lineRule="auto" w:after="0"/>
+      </w:pPr>
       <w:r>
-        <w:t>Ответ: ______________________________</w:t>
-      </w:r>
-    </w:p>
-    <w:p>
-      <w:r>
+        <w:rPr>
+          <w:rFonts w:ascii="Times New Roman" w:hAnsi="Times New Roman" w:eastAsia="Times New Roman"/>
+          <w:color w:val="181A1F"/>
+          <w:sz w:val="28"/>
+        </w:rPr>
         <w:br w:type="page"/>
       </w:r>
     </w:p>
     <w:p>
       <w:pPr>
         <w:pStyle w:val="Heading1"/>
+        <w:keepNext/>
+        <w:widowControl/>
+        <w:spacing w:line="240" w:lineRule="auto" w:after="60" w:before="160"/>
       </w:pPr>
       <w:r>
+        <w:rPr>
+          <w:rFonts w:ascii="Times New Roman" w:hAnsi="Times New Roman" w:eastAsia="Times New Roman"/>
+          <w:b/>
+          <w:color w:val="181A1F"/>
+          <w:sz w:val="28"/>
+        </w:rPr>
         <w:t>Часть 2</w:t>
       </w:r>
     </w:p>
     <w:p>
+      <w:pPr>
+        <w:widowControl/>
+        <w:spacing w:line="240" w:lineRule="auto" w:after="0"/>
+      </w:pPr>
       <w:r>
+        <w:rPr>
+          <w:rFonts w:ascii="Times New Roman" w:hAnsi="Times New Roman" w:eastAsia="Times New Roman"/>
+          <w:color w:val="181A1F"/>
+          <w:sz w:val="28"/>
+        </w:rPr>
         <w:t>Для заданий 17–25 запишите полный развёрнутый ответ. Каждый вопрос самодостаточен и тематически соответствует варианту.</w:t>
       </w:r>
     </w:p>
     <w:p>
+      <w:pPr>
+        <w:keepNext/>
+        <w:widowControl/>
+        <w:spacing w:line="240" w:lineRule="auto" w:after="0" w:before="120"/>
+      </w:pPr>
       <w:r>
         <w:rPr>
+          <w:rFonts w:ascii="Times New Roman" w:hAnsi="Times New Roman" w:eastAsia="Times New Roman"/>
           <w:b/>
-          <w:sz w:val="24"/>
+          <w:color w:val="181A1F"/>
+          <w:sz w:val="28"/>
         </w:rPr>
         <w:t>17.</w:t>
       </w:r>
     </w:p>
     <w:p>
+      <w:pPr>
+        <w:widowControl/>
+        <w:spacing w:line="240" w:lineRule="auto" w:after="0"/>
+      </w:pPr>
       <w:r>
         <w:rPr>
+          <w:rFonts w:ascii="Times New Roman" w:hAnsi="Times New Roman" w:eastAsia="Times New Roman"/>
           <w:b w:val="0"/>
           <w:i w:val="0"/>
+          <w:color w:val="181A1F"/>
+          <w:sz w:val="28"/>
         </w:rPr>
         <w:t>Что должно быть приоритетом для нас? Считаю главным, ключевым фактором развития благополучие людей, достаток в российских семьях.</w:t>
       </w:r>
     </w:p>
     <w:p>
+      <w:pPr>
+        <w:widowControl/>
+        <w:spacing w:line="240" w:lineRule="auto" w:after="0"/>
+      </w:pPr>
       <w:r>
         <w:rPr>
+          <w:rFonts w:ascii="Times New Roman" w:hAnsi="Times New Roman" w:eastAsia="Times New Roman"/>
           <w:b w:val="0"/>
           <w:i w:val="0"/>
+          <w:color w:val="181A1F"/>
+          <w:sz w:val="28"/>
         </w:rPr>
         <w:t>В 2000 году за чертой бедности находились 42 миллиона человек, это почти 30% населения страны. В 2012 году нам удалось снизить этот уровень до 10%. Из-за последствий экономического кризиса бедность вновь подросла. Сегодня с ней сталкиваются 20 миллионов граждан. Конечно, это не 42 миллиона, как было в 2000-м, но тоже недопустимо много. Даже некоторые работающие люди живут очень скромно. Мы впервые в новейшей истории смогли приравнять минимальный размер оплаты труда к прожиточному минимуму, что позитивно скажется на доходах около четырёх миллионов человек.</w:t>
       </w:r>
     </w:p>
     <w:p>
+      <w:pPr>
+        <w:widowControl/>
+        <w:spacing w:line="240" w:lineRule="auto" w:after="0"/>
+      </w:pPr>
       <w:r>
         <w:rPr>
+          <w:rFonts w:ascii="Times New Roman" w:hAnsi="Times New Roman" w:eastAsia="Times New Roman"/>
           <w:b w:val="0"/>
           <w:i w:val="0"/>
+          <w:color w:val="181A1F"/>
+          <w:sz w:val="28"/>
         </w:rPr>
         <w:t>Нам необходимо: серьёзно обновить структуру занятости, которая сегодня во многом неэффективна и архаична; дать людям хорошую работу, которая мотивирует, приносит достаток, позволяет реализовать себя; создать современные, достойно оплачиваемые рабочие места. На этой основе мы должны решить одну из ключевых задач на предстоящее десятилетие – обеспечить уверенный, долгосрочный рост реальных доходов граждан, а за шесть лет как минимум вдвое снизить уровень бедности…</w:t>
       </w:r>
     </w:p>
     <w:p>
+      <w:pPr>
+        <w:widowControl/>
+        <w:spacing w:line="240" w:lineRule="auto" w:after="0"/>
+      </w:pPr>
       <w:r>
         <w:rPr>
+          <w:rFonts w:ascii="Times New Roman" w:hAnsi="Times New Roman" w:eastAsia="Times New Roman"/>
           <w:b w:val="0"/>
           <w:i w:val="0"/>
+          <w:color w:val="181A1F"/>
+          <w:sz w:val="28"/>
         </w:rPr>
         <w:t>В предыдущие годы за счёт активной поддержки семьи, материнства, детства мы смогли переломить негативные демографические тенденции: добились роста рождаемости и снижения смертности, сумели сгладить последствия двух тяжелейших, наложившихся друг на друга демографических провалов периода Великой Отечественной войны и конца прошлого века… Но сегодня демографические потери 90-х неминуемо дают о себе знать. Это прежде всего снижение рождаемости, так как семьи начинает создавать малочисленное поколение 90-х годов…</w:t>
       </w:r>
     </w:p>
     <w:p>
+      <w:pPr>
+        <w:widowControl/>
+        <w:spacing w:line="240" w:lineRule="auto" w:after="0"/>
+      </w:pPr>
       <w:r>
         <w:rPr>
+          <w:rFonts w:ascii="Times New Roman" w:hAnsi="Times New Roman" w:eastAsia="Times New Roman"/>
           <w:b w:val="0"/>
           <w:i w:val="0"/>
+          <w:color w:val="181A1F"/>
+          <w:sz w:val="28"/>
         </w:rPr>
         <w:t>У демографической проблемы есть и экономическое измерение. В 2017 году, например, численность населения в трудоспособном возрасте сократилась почти на миллион. В ближайшие годы такая тенденция к сокращению сохранится, что может стать серьёзным ограничением для экономического роста…</w:t>
       </w:r>
     </w:p>
     <w:p>
+      <w:pPr>
+        <w:widowControl/>
+        <w:spacing w:line="240" w:lineRule="auto" w:after="0"/>
+      </w:pPr>
       <w:r>
         <w:rPr>
+          <w:rFonts w:ascii="Times New Roman" w:hAnsi="Times New Roman" w:eastAsia="Times New Roman"/>
           <w:b w:val="0"/>
           <w:i w:val="0"/>
+          <w:color w:val="181A1F"/>
+          <w:sz w:val="28"/>
         </w:rPr>
         <w:t>Наша демографическая политика доказала свою результативность.</w:t>
       </w:r>
     </w:p>
     <w:p>
+      <w:pPr>
+        <w:widowControl/>
+        <w:spacing w:line="240" w:lineRule="auto" w:after="0"/>
+      </w:pPr>
       <w:r>
         <w:rPr>
+          <w:rFonts w:ascii="Times New Roman" w:hAnsi="Times New Roman" w:eastAsia="Times New Roman"/>
           <w:b w:val="0"/>
           <w:i w:val="0"/>
+          <w:color w:val="181A1F"/>
+          <w:sz w:val="28"/>
         </w:rPr>
         <w:t>И мы продолжили, расширили её. Продлили программу материнского капитала, предусмотрели адресные выплаты при рождении первенца, второго и третьего ребёнка. За пять лет свыше полумиллиона семей с детьми смогут улучшить свои жилищные условия с помощью льготной ипотеки. Также запускается программа обновления детских поликлиник и детских поликлинических отделений в больницах…</w:t>
       </w:r>
     </w:p>
     <w:p>
+      <w:pPr>
+        <w:widowControl/>
+        <w:spacing w:line="240" w:lineRule="auto" w:after="0"/>
+      </w:pPr>
       <w:r>
         <w:rPr>
+          <w:rFonts w:ascii="Times New Roman" w:hAnsi="Times New Roman" w:eastAsia="Times New Roman"/>
           <w:b w:val="0"/>
           <w:i w:val="0"/>
+          <w:color w:val="181A1F"/>
+          <w:sz w:val="28"/>
         </w:rPr>
         <w:t>Россия должна не только прочно закрепиться в пятёрке крупнейших экономик мира, но и к середине следующего десятилетия увеличить ВВП на душу населения в полтора раза. Это очень сложная задача. Уверен, мы готовы эту задачу решить…</w:t>
       </w:r>
     </w:p>
     <w:p>
+      <w:pPr>
+        <w:widowControl/>
+        <w:spacing w:line="240" w:lineRule="auto" w:after="0"/>
+      </w:pPr>
       <w:r>
         <w:rPr>
+          <w:rFonts w:ascii="Times New Roman" w:hAnsi="Times New Roman" w:eastAsia="Times New Roman"/>
           <w:b w:val="0"/>
           <w:i w:val="0"/>
+          <w:color w:val="181A1F"/>
+          <w:sz w:val="28"/>
         </w:rPr>
         <w:t xml:space="preserve"> (В.В. Путин)</w:t>
       </w:r>
     </w:p>
     <w:p>
+      <w:pPr>
+        <w:widowControl/>
+        <w:spacing w:line="240" w:lineRule="auto" w:after="0"/>
+      </w:pPr>
       <w:r>
         <w:rPr>
+          <w:rFonts w:ascii="Times New Roman" w:hAnsi="Times New Roman" w:eastAsia="Times New Roman"/>
           <w:b w:val="0"/>
           <w:i w:val="0"/>
+          <w:color w:val="181A1F"/>
+          <w:sz w:val="28"/>
         </w:rPr>
         <w:t>Какой фактор развития автор считает ключевым? Как он формулирует цели (задачи) развития страны? (Назовите любые три цели (задачи) из текста.) Какие меры демографической политики обозначены в тексте? (Укажите любые две меры.)</w:t>
       </w:r>
     </w:p>
     <w:p>
+      <w:pPr>
+        <w:widowControl/>
+        <w:spacing w:line="240" w:lineRule="auto" w:after="0"/>
+      </w:pPr>
       <w:r>
+        <w:rPr>
+          <w:rFonts w:ascii="Times New Roman" w:hAnsi="Times New Roman" w:eastAsia="Times New Roman"/>
+          <w:color w:val="181A1F"/>
+          <w:sz w:val="28"/>
+        </w:rPr>
         <w:t>Ответ:</w:t>
       </w:r>
     </w:p>
     <w:p>
-      <w:r>
-        <w:t>__________________________________________________________________________________________</w:t>
-      </w:r>
-    </w:p>
-    <w:p>
-      <w:r>
-        <w:t>__________________________________________________________________________________________</w:t>
-      </w:r>
-    </w:p>
-    <w:p>
-      <w:r>
-        <w:t>__________________________________________________________________________________________</w:t>
-      </w:r>
-    </w:p>
-    <w:p>
+      <w:pPr>
+        <w:keepNext/>
+        <w:widowControl/>
+        <w:spacing w:line="240" w:lineRule="auto" w:after="0" w:before="120"/>
+      </w:pPr>
       <w:r>
         <w:rPr>
+          <w:rFonts w:ascii="Times New Roman" w:hAnsi="Times New Roman" w:eastAsia="Times New Roman"/>
           <w:b/>
-          <w:sz w:val="24"/>
+          <w:color w:val="181A1F"/>
+          <w:sz w:val="28"/>
         </w:rPr>
         <w:t>18.</w:t>
       </w:r>
     </w:p>
     <w:p>
+      <w:pPr>
+        <w:widowControl/>
+        <w:spacing w:line="240" w:lineRule="auto" w:after="0"/>
+      </w:pPr>
       <w:r>
         <w:rPr>
+          <w:rFonts w:ascii="Times New Roman" w:hAnsi="Times New Roman" w:eastAsia="Times New Roman"/>
           <w:b w:val="0"/>
           <w:i w:val="0"/>
+          <w:color w:val="181A1F"/>
+          <w:sz w:val="28"/>
         </w:rPr>
         <w:t>Постиндустриальная теория условно делит всю историю человечества на три большие эпохи, соответствующие обществам доиндустриальному (традиционному), индустриальному и постиндустриальному. В логике этой теории доиндустриальное общество базируется на взаимодействиях индивидов с природой, индустриальное — на взаимодействиях индивидов с преобразованной ими природой, в частности с техникой, искусственно созданными ландшафтами, зданиями и сооружениями, а постиндустриальное общество — на взаимодействиях между индивидами.</w:t>
       </w:r>
     </w:p>
     <w:p>
+      <w:pPr>
+        <w:widowControl/>
+        <w:spacing w:line="240" w:lineRule="auto" w:after="0"/>
+      </w:pPr>
       <w:r>
         <w:rPr>
+          <w:rFonts w:ascii="Times New Roman" w:hAnsi="Times New Roman" w:eastAsia="Times New Roman"/>
           <w:b w:val="0"/>
           <w:i w:val="0"/>
+          <w:color w:val="181A1F"/>
+          <w:sz w:val="28"/>
         </w:rPr>
         <w:t>В доиндустриальном обществе основным типом производственной деятельности является добыча и изготовление продуктов, в индустриальном — последовательная обработка сырья и продуктов для получения окончательного продукта, в постиндустриальном к последовательной обработке добавляется высокий уровень автоматизации производства.</w:t>
       </w:r>
     </w:p>
     <w:p>
+      <w:pPr>
+        <w:widowControl/>
+        <w:spacing w:line="240" w:lineRule="auto" w:after="0"/>
+      </w:pPr>
       <w:r>
         <w:rPr>
+          <w:rFonts w:ascii="Times New Roman" w:hAnsi="Times New Roman" w:eastAsia="Times New Roman"/>
           <w:b w:val="0"/>
           <w:i w:val="0"/>
+          <w:color w:val="181A1F"/>
+          <w:sz w:val="28"/>
         </w:rPr>
         <w:t>Наиболее распространённый тип экономической деятельности в доиндустриальном обществе — натуральное хозяйство или ручное производство продуктов, в индустриальном обществе — крупное машинное производство, а в постиндустриальном обществе — предоставление разнообразных услуг.</w:t>
       </w:r>
     </w:p>
     <w:p>
+      <w:pPr>
+        <w:widowControl/>
+        <w:spacing w:line="240" w:lineRule="auto" w:after="0"/>
+      </w:pPr>
       <w:r>
         <w:rPr>
+          <w:rFonts w:ascii="Times New Roman" w:hAnsi="Times New Roman" w:eastAsia="Times New Roman"/>
           <w:b w:val="0"/>
           <w:i w:val="0"/>
+          <w:color w:val="181A1F"/>
+          <w:sz w:val="28"/>
         </w:rPr>
         <w:t>Каждый последующий этап развития экономики не отменяет, включает предыдущие. Новые экономические уклады всегда формировались внутри предшествующих, то есть производство благ, менее зависимых от природной среды, постепенно обретало товарные формы и становилось всё более значимым в общем объеме валового внутреннего продукта. Переход к следующему этапу экономического развития происходил, когда доля этого нового экономического уклада начинала доминировать. Но предшествующие экономические уклады не исчезали полностью из структуры экономики. Поэтому постиндустриальная экономика включает индустриальные отрасли и сельское хозяйство, обеспечивающие материальную основу развития общества и государства.</w:t>
       </w:r>
     </w:p>
     <w:p>
+      <w:pPr>
+        <w:widowControl/>
+        <w:spacing w:line="240" w:lineRule="auto" w:after="0"/>
+      </w:pPr>
       <w:r>
         <w:rPr>
+          <w:rFonts w:ascii="Times New Roman" w:hAnsi="Times New Roman" w:eastAsia="Times New Roman"/>
           <w:b w:val="0"/>
           <w:i w:val="0"/>
+          <w:color w:val="181A1F"/>
+          <w:sz w:val="28"/>
         </w:rPr>
         <w:t>Но в постиндустриальной экономике решающими условиями достижения успеха становятся информация и знания, высокий уровень автоматизации производства, наукоёмкие технологии, предоставление услуг, среди которых постоянно появляются и развиваются новые, отсутствовавшие на ранних этапах развития общества. Поэтому эти сферы экономики более приоритетны для развития постиндустриального общества, чем сфера материального производства.</w:t>
       </w:r>
     </w:p>
     <w:p>
+      <w:pPr>
+        <w:widowControl/>
+        <w:spacing w:line="240" w:lineRule="auto" w:after="0"/>
+      </w:pPr>
       <w:r>
         <w:rPr>
+          <w:rFonts w:ascii="Times New Roman" w:hAnsi="Times New Roman" w:eastAsia="Times New Roman"/>
           <w:b w:val="0"/>
           <w:i w:val="0"/>
+          <w:color w:val="181A1F"/>
+          <w:sz w:val="28"/>
         </w:rPr>
         <w:t>Постиндустриальное общество, в том числе и через экономическую</w:t>
       </w:r>
     </w:p>
     <w:p>
+      <w:pPr>
+        <w:widowControl/>
+        <w:spacing w:line="240" w:lineRule="auto" w:after="0"/>
+      </w:pPr>
       <w:r>
         <w:rPr>
+          <w:rFonts w:ascii="Times New Roman" w:hAnsi="Times New Roman" w:eastAsia="Times New Roman"/>
           <w:b w:val="0"/>
           <w:i w:val="0"/>
+          <w:color w:val="181A1F"/>
+          <w:sz w:val="28"/>
         </w:rPr>
         <w:t>деятельность, стимулирует и развивает стремление индивидов к саморазвитию, к реализации своих способностей и качеств. (По В.Л. Римскому)</w:t>
       </w:r>
     </w:p>
     <w:p>
+      <w:pPr>
+        <w:widowControl/>
+        <w:spacing w:line="240" w:lineRule="auto" w:after="0"/>
+      </w:pPr>
       <w:r>
         <w:rPr>
+          <w:rFonts w:ascii="Times New Roman" w:hAnsi="Times New Roman" w:eastAsia="Times New Roman"/>
           <w:b w:val="0"/>
           <w:i w:val="0"/>
+          <w:color w:val="181A1F"/>
+          <w:sz w:val="28"/>
         </w:rPr>
         <w:t>На каких взаимодействиях базируется индустриальное общество? Как изменяются типы производственной деятельности при переходе от доиндустриального общества к индустриальному? Как происходит преемственность этапов экономического развития? (Ответы на все вопросы даются только с опорой на текст.)</w:t>
       </w:r>
     </w:p>
     <w:p>
+      <w:pPr>
+        <w:widowControl/>
+        <w:spacing w:line="240" w:lineRule="auto" w:after="0"/>
+      </w:pPr>
       <w:r>
+        <w:rPr>
+          <w:rFonts w:ascii="Times New Roman" w:hAnsi="Times New Roman" w:eastAsia="Times New Roman"/>
+          <w:color w:val="181A1F"/>
+          <w:sz w:val="28"/>
+        </w:rPr>
         <w:t>Ответ:</w:t>
       </w:r>
     </w:p>
     <w:p>
-      <w:r>
-        <w:t>__________________________________________________________________________________________</w:t>
-      </w:r>
-    </w:p>
-    <w:p>
-      <w:r>
-        <w:t>__________________________________________________________________________________________</w:t>
-      </w:r>
-    </w:p>
-    <w:p>
-      <w:r>
-        <w:t>__________________________________________________________________________________________</w:t>
-      </w:r>
-    </w:p>
-    <w:p>
+      <w:pPr>
+        <w:keepNext/>
+        <w:widowControl/>
+        <w:spacing w:line="240" w:lineRule="auto" w:after="0" w:before="120"/>
+      </w:pPr>
       <w:r>
         <w:rPr>
+          <w:rFonts w:ascii="Times New Roman" w:hAnsi="Times New Roman" w:eastAsia="Times New Roman"/>
           <w:b/>
-          <w:sz w:val="24"/>
+          <w:color w:val="181A1F"/>
+          <w:sz w:val="28"/>
         </w:rPr>
         <w:t>19.</w:t>
       </w:r>
     </w:p>
     <w:p>
+      <w:pPr>
+        <w:widowControl/>
+        <w:spacing w:line="240" w:lineRule="auto" w:after="0"/>
+      </w:pPr>
       <w:r>
         <w:rPr>
+          <w:rFonts w:ascii="Times New Roman" w:hAnsi="Times New Roman" w:eastAsia="Times New Roman"/>
           <w:b w:val="0"/>
           <w:i w:val="0"/>
+          <w:color w:val="181A1F"/>
+          <w:sz w:val="28"/>
         </w:rPr>
         <w:t>Используя обществоведческие знания, приведите три способа инвестирования для сохранения денег и поясните риски каждого из них.(Каждое суждение должно быть сформулировано как развернутое предложение).</w:t>
       </w:r>
     </w:p>
     <w:p>
+      <w:pPr>
+        <w:widowControl/>
+        <w:spacing w:line="240" w:lineRule="auto" w:after="0"/>
+      </w:pPr>
       <w:r>
+        <w:rPr>
+          <w:rFonts w:ascii="Times New Roman" w:hAnsi="Times New Roman" w:eastAsia="Times New Roman"/>
+          <w:color w:val="181A1F"/>
+          <w:sz w:val="28"/>
+        </w:rPr>
         <w:t>Ответ:</w:t>
       </w:r>
     </w:p>
     <w:p>
-      <w:r>
-        <w:t>__________________________________________________________________________________________</w:t>
-      </w:r>
-    </w:p>
-    <w:p>
-      <w:r>
-        <w:t>__________________________________________________________________________________________</w:t>
-      </w:r>
-    </w:p>
-    <w:p>
-      <w:r>
-        <w:t>__________________________________________________________________________________________</w:t>
-      </w:r>
-    </w:p>
-    <w:p>
+      <w:pPr>
+        <w:keepNext/>
+        <w:widowControl/>
+        <w:spacing w:line="240" w:lineRule="auto" w:after="0" w:before="120"/>
+      </w:pPr>
       <w:r>
         <w:rPr>
+          <w:rFonts w:ascii="Times New Roman" w:hAnsi="Times New Roman" w:eastAsia="Times New Roman"/>
           <w:b/>
-          <w:sz w:val="24"/>
+          <w:color w:val="181A1F"/>
+          <w:sz w:val="28"/>
         </w:rPr>
         <w:t>20.</w:t>
       </w:r>
     </w:p>
     <w:p>
+      <w:pPr>
+        <w:widowControl/>
+        <w:spacing w:line="240" w:lineRule="auto" w:after="0"/>
+      </w:pPr>
       <w:r>
         <w:rPr>
+          <w:rFonts w:ascii="Times New Roman" w:hAnsi="Times New Roman" w:eastAsia="Times New Roman"/>
           <w:b w:val="0"/>
           <w:i w:val="0"/>
+          <w:color w:val="181A1F"/>
+          <w:sz w:val="28"/>
         </w:rPr>
         <w:t>На графике изображено изменение ситуации на рынке бытовой техники в стране Z. Кривая предложения переместилась из положения S в положение S1 при неизменном спросе D. (На графике Р — цена товара; Q — количество товара)</w:t>
       </w:r>
     </w:p>
     <w:p>
       <w:pPr>
+        <w:widowControl/>
+        <w:spacing w:line="240" w:lineRule="auto" w:after="0"/>
         <w:jc w:val="center"/>
       </w:pPr>
       <w:r>
+        <w:rPr>
+          <w:rFonts w:ascii="Times New Roman" w:hAnsi="Times New Roman" w:eastAsia="Times New Roman"/>
+          <w:color w:val="181A1F"/>
+          <w:sz w:val="28"/>
+        </w:rPr>
         <w:drawing>
           <wp:inline xmlns:a="http://schemas.openxmlformats.org/drawingml/2006/main" xmlns:pic="http://schemas.openxmlformats.org/drawingml/2006/picture">
             <wp:extent cx="5400000" cy="5400000"/>
@@ -1857,1382 +3072,378 @@
       </w:r>
     </w:p>
     <w:p>
+      <w:pPr>
+        <w:widowControl/>
+        <w:spacing w:line="240" w:lineRule="auto" w:after="0"/>
+      </w:pPr>
       <w:r>
         <w:rPr>
+          <w:rFonts w:ascii="Times New Roman" w:hAnsi="Times New Roman" w:eastAsia="Times New Roman"/>
           <w:b w:val="0"/>
           <w:i w:val="0"/>
+          <w:color w:val="181A1F"/>
+          <w:sz w:val="28"/>
         </w:rPr>
         <w:t>Как изменилась равновесная цена?</w:t>
       </w:r>
     </w:p>
     <w:p>
+      <w:pPr>
+        <w:widowControl/>
+        <w:spacing w:line="240" w:lineRule="auto" w:after="0"/>
+      </w:pPr>
       <w:r>
         <w:rPr>
+          <w:rFonts w:ascii="Times New Roman" w:hAnsi="Times New Roman" w:eastAsia="Times New Roman"/>
           <w:b w:val="0"/>
           <w:i w:val="0"/>
+          <w:color w:val="181A1F"/>
+          <w:sz w:val="28"/>
         </w:rPr>
         <w:t>Что могло вызвать изменение предложения? Сначала укажите любое одно обстоятельство (фактор), затем объясните его влияние на предложение (обязательно укажите характер изменения предложения). (Объяснение должно быть дано применительно к рынку, указанному в тексте задания.)</w:t>
       </w:r>
     </w:p>
     <w:p>
+      <w:pPr>
+        <w:widowControl/>
+        <w:spacing w:line="240" w:lineRule="auto" w:after="0"/>
+      </w:pPr>
       <w:r>
         <w:rPr>
+          <w:rFonts w:ascii="Times New Roman" w:hAnsi="Times New Roman" w:eastAsia="Times New Roman"/>
           <w:b w:val="0"/>
           <w:i w:val="0"/>
+          <w:color w:val="181A1F"/>
+          <w:sz w:val="28"/>
         </w:rPr>
         <w:t>Как изменятся спрос и равновесная цена на данном рынке, если при прочих равных условиях уменьшатся доходы населения?</w:t>
       </w:r>
     </w:p>
     <w:p>
+      <w:pPr>
+        <w:widowControl/>
+        <w:spacing w:line="240" w:lineRule="auto" w:after="0"/>
+      </w:pPr>
       <w:r>
+        <w:rPr>
+          <w:rFonts w:ascii="Times New Roman" w:hAnsi="Times New Roman" w:eastAsia="Times New Roman"/>
+          <w:color w:val="181A1F"/>
+          <w:sz w:val="28"/>
+        </w:rPr>
         <w:t>Ответ:</w:t>
       </w:r>
     </w:p>
     <w:p>
-      <w:r>
-        <w:t>__________________________________________________________________________________________</w:t>
-      </w:r>
-    </w:p>
-    <w:p>
-      <w:r>
-        <w:t>__________________________________________________________________________________________</w:t>
-      </w:r>
-    </w:p>
-    <w:p>
-      <w:r>
-        <w:t>__________________________________________________________________________________________</w:t>
-      </w:r>
-    </w:p>
-    <w:p>
+      <w:pPr>
+        <w:keepNext/>
+        <w:widowControl/>
+        <w:spacing w:line="240" w:lineRule="auto" w:after="0" w:before="120"/>
+      </w:pPr>
       <w:r>
         <w:rPr>
+          <w:rFonts w:ascii="Times New Roman" w:hAnsi="Times New Roman" w:eastAsia="Times New Roman"/>
           <w:b/>
-          <w:sz w:val="24"/>
+          <w:color w:val="181A1F"/>
+          <w:sz w:val="28"/>
         </w:rPr>
         <w:t>21.</w:t>
       </w:r>
     </w:p>
     <w:p>
+      <w:pPr>
+        <w:widowControl/>
+        <w:spacing w:line="240" w:lineRule="auto" w:after="0"/>
+      </w:pPr>
       <w:r>
         <w:rPr>
+          <w:rFonts w:ascii="Times New Roman" w:hAnsi="Times New Roman" w:eastAsia="Times New Roman"/>
           <w:b w:val="0"/>
           <w:i w:val="0"/>
+          <w:color w:val="181A1F"/>
+          <w:sz w:val="28"/>
         </w:rPr>
         <w:t>Проиллюстрируйте меры государства: 1) по обеспечению занятости. 2) по развитию доступных для всех образования, медицины и т.д. 3) По созданию достойных бытовых условий. (Каждый пример должен быть сформулирован развёрнуто.)</w:t>
       </w:r>
     </w:p>
     <w:p>
+      <w:pPr>
+        <w:widowControl/>
+        <w:spacing w:line="240" w:lineRule="auto" w:after="0"/>
+      </w:pPr>
       <w:r>
+        <w:rPr>
+          <w:rFonts w:ascii="Times New Roman" w:hAnsi="Times New Roman" w:eastAsia="Times New Roman"/>
+          <w:color w:val="181A1F"/>
+          <w:sz w:val="28"/>
+        </w:rPr>
         <w:t>Ответ:</w:t>
       </w:r>
     </w:p>
     <w:p>
-      <w:r>
-        <w:t>__________________________________________________________________________________________</w:t>
-      </w:r>
-    </w:p>
-    <w:p>
-      <w:r>
-        <w:t>__________________________________________________________________________________________</w:t>
-      </w:r>
-    </w:p>
-    <w:p>
-      <w:r>
-        <w:t>__________________________________________________________________________________________</w:t>
-      </w:r>
-    </w:p>
-    <w:p>
+      <w:pPr>
+        <w:keepNext/>
+        <w:widowControl/>
+        <w:spacing w:line="240" w:lineRule="auto" w:after="0" w:before="120"/>
+      </w:pPr>
       <w:r>
         <w:rPr>
+          <w:rFonts w:ascii="Times New Roman" w:hAnsi="Times New Roman" w:eastAsia="Times New Roman"/>
           <w:b/>
-          <w:sz w:val="24"/>
+          <w:color w:val="181A1F"/>
+          <w:sz w:val="28"/>
         </w:rPr>
         <w:t>22.</w:t>
       </w:r>
     </w:p>
     <w:p>
+      <w:pPr>
+        <w:widowControl/>
+        <w:spacing w:line="240" w:lineRule="auto" w:after="0"/>
+      </w:pPr>
       <w:r>
         <w:rPr>
+          <w:rFonts w:ascii="Times New Roman" w:hAnsi="Times New Roman" w:eastAsia="Times New Roman"/>
           <w:b w:val="0"/>
           <w:i w:val="0"/>
+          <w:color w:val="181A1F"/>
+          <w:sz w:val="28"/>
         </w:rPr>
         <w:t xml:space="preserve">Гражданин Российской Федерации Павел Н. работает инженером слаботочных систем в компании «Московский метрополитен». За выполнение работы, предусмотренной трудовым договором, должностной инструкцией и типовым положением об оплате труда, он ежемесячно получает фиксированный размер денежных средств. Ежемесячно в бюджет происходит отчисление налога на доходы физических лиц (НДФЛ). Размер его составляет 13 % от заработной платы. Павел Н. решил взять кредит на покупку автомобиля. </w:t>
       </w:r>
     </w:p>
     <w:p>
+      <w:pPr>
+        <w:widowControl/>
+        <w:spacing w:line="240" w:lineRule="auto" w:after="0"/>
+      </w:pPr>
       <w:r>
         <w:rPr>
+          <w:rFonts w:ascii="Times New Roman" w:hAnsi="Times New Roman" w:eastAsia="Times New Roman"/>
           <w:b w:val="0"/>
           <w:i w:val="0"/>
+          <w:color w:val="181A1F"/>
+          <w:sz w:val="28"/>
         </w:rPr>
         <w:t>Какую форму (систему) денежной оплаты труда иллюстрирует приведённый пример? К какому виду налогов (в зависимости от того, на какой территории они обязательны к уплате) относится НДФЛ? Как называют элемент налогообложения, обозначенный в условии задачи как 13 %? О каких трёх принципах кредита должен прежде всего знать заёмщик?</w:t>
       </w:r>
     </w:p>
     <w:p>
+      <w:pPr>
+        <w:widowControl/>
+        <w:spacing w:line="240" w:lineRule="auto" w:after="0"/>
+      </w:pPr>
       <w:r>
+        <w:rPr>
+          <w:rFonts w:ascii="Times New Roman" w:hAnsi="Times New Roman" w:eastAsia="Times New Roman"/>
+          <w:color w:val="181A1F"/>
+          <w:sz w:val="28"/>
+        </w:rPr>
         <w:t>Ответ:</w:t>
       </w:r>
     </w:p>
     <w:p>
-      <w:r>
-        <w:t>__________________________________________________________________________________________</w:t>
-      </w:r>
-    </w:p>
-    <w:p>
-      <w:r>
-        <w:t>__________________________________________________________________________________________</w:t>
-      </w:r>
-    </w:p>
-    <w:p>
-      <w:r>
-        <w:t>__________________________________________________________________________________________</w:t>
-      </w:r>
-    </w:p>
-    <w:p>
+      <w:pPr>
+        <w:keepNext/>
+        <w:widowControl/>
+        <w:spacing w:line="240" w:lineRule="auto" w:after="0" w:before="120"/>
+      </w:pPr>
       <w:r>
         <w:rPr>
+          <w:rFonts w:ascii="Times New Roman" w:hAnsi="Times New Roman" w:eastAsia="Times New Roman"/>
           <w:b/>
-          <w:sz w:val="24"/>
+          <w:color w:val="181A1F"/>
+          <w:sz w:val="28"/>
         </w:rPr>
         <w:t>23.</w:t>
       </w:r>
     </w:p>
     <w:p>
+      <w:pPr>
+        <w:widowControl/>
+        <w:spacing w:line="240" w:lineRule="auto" w:after="0"/>
+      </w:pPr>
       <w:r>
         <w:rPr>
+          <w:rFonts w:ascii="Times New Roman" w:hAnsi="Times New Roman" w:eastAsia="Times New Roman"/>
           <w:b w:val="0"/>
           <w:i w:val="0"/>
+          <w:color w:val="181A1F"/>
+          <w:sz w:val="28"/>
         </w:rPr>
         <w:t>Назовите любые три потребности человека и на конкретных примерах покажите, как каждую из них человек удовлетворяет в процессе экономической деятельности. (В каждом случае сначала укажите потребность, затем приведите соответствующий пример. Каждый пример должен быть сформулирован развёрнуто.)</w:t>
       </w:r>
     </w:p>
     <w:p>
+      <w:pPr>
+        <w:widowControl/>
+        <w:spacing w:line="240" w:lineRule="auto" w:after="0"/>
+      </w:pPr>
       <w:r>
+        <w:rPr>
+          <w:rFonts w:ascii="Times New Roman" w:hAnsi="Times New Roman" w:eastAsia="Times New Roman"/>
+          <w:color w:val="181A1F"/>
+          <w:sz w:val="28"/>
+        </w:rPr>
         <w:t>Ответ:</w:t>
       </w:r>
     </w:p>
     <w:p>
-      <w:r>
-        <w:t>__________________________________________________________________________________________</w:t>
-      </w:r>
-    </w:p>
-    <w:p>
-      <w:r>
-        <w:t>__________________________________________________________________________________________</w:t>
-      </w:r>
-    </w:p>
-    <w:p>
-      <w:r>
-        <w:t>__________________________________________________________________________________________</w:t>
-      </w:r>
-    </w:p>
-    <w:p>
+      <w:pPr>
+        <w:keepNext/>
+        <w:widowControl/>
+        <w:spacing w:line="240" w:lineRule="auto" w:after="0" w:before="120"/>
+      </w:pPr>
       <w:r>
         <w:rPr>
+          <w:rFonts w:ascii="Times New Roman" w:hAnsi="Times New Roman" w:eastAsia="Times New Roman"/>
           <w:b/>
-          <w:sz w:val="24"/>
+          <w:color w:val="181A1F"/>
+          <w:sz w:val="28"/>
         </w:rPr>
         <w:t>24.</w:t>
       </w:r>
     </w:p>
     <w:p>
+      <w:pPr>
+        <w:widowControl/>
+        <w:spacing w:line="240" w:lineRule="auto" w:after="0"/>
+      </w:pPr>
       <w:r>
         <w:rPr>
+          <w:rFonts w:ascii="Times New Roman" w:hAnsi="Times New Roman" w:eastAsia="Times New Roman"/>
           <w:b w:val="0"/>
           <w:i w:val="0"/>
+          <w:color w:val="181A1F"/>
+          <w:sz w:val="28"/>
         </w:rPr>
         <w:t>Используя обществоведческие знания, составьте сложный план, позволяющий раскрыть по существу тему «Заработная плата работника в современной экономике». Сложный план должен содержать не менее трёх непосредственно раскрывающих тему по существу пунктов, детализированных в подпунктах. (Количество подпунктов каждого детализированного пункта должно быть не менее трёх, за исключением случаев, когда с точки зрения общественных наук возможны только два подпункта.)</w:t>
       </w:r>
     </w:p>
     <w:p>
+      <w:pPr>
+        <w:widowControl/>
+        <w:spacing w:line="240" w:lineRule="auto" w:after="0"/>
+      </w:pPr>
       <w:r>
+        <w:rPr>
+          <w:rFonts w:ascii="Times New Roman" w:hAnsi="Times New Roman" w:eastAsia="Times New Roman"/>
+          <w:color w:val="181A1F"/>
+          <w:sz w:val="28"/>
+        </w:rPr>
         <w:t>Ответ:</w:t>
       </w:r>
     </w:p>
     <w:p>
-      <w:r>
-        <w:t>__________________________________________________________________________________________</w:t>
-      </w:r>
-    </w:p>
-    <w:p>
-      <w:r>
-        <w:t>__________________________________________________________________________________________</w:t>
-      </w:r>
-    </w:p>
-    <w:p>
-      <w:r>
-        <w:t>__________________________________________________________________________________________</w:t>
-      </w:r>
-    </w:p>
-    <w:p>
-      <w:r>
-        <w:t>__________________________________________________________________________________________</w:t>
-      </w:r>
-    </w:p>
-    <w:p>
-      <w:r>
-        <w:t>__________________________________________________________________________________________</w:t>
-      </w:r>
-    </w:p>
-    <w:p>
+      <w:pPr>
+        <w:keepNext/>
+        <w:widowControl/>
+        <w:spacing w:line="240" w:lineRule="auto" w:after="0" w:before="120"/>
+      </w:pPr>
       <w:r>
         <w:rPr>
+          <w:rFonts w:ascii="Times New Roman" w:hAnsi="Times New Roman" w:eastAsia="Times New Roman"/>
           <w:b/>
-          <w:sz w:val="24"/>
+          <w:color w:val="181A1F"/>
+          <w:sz w:val="28"/>
         </w:rPr>
         <w:t>25.</w:t>
       </w:r>
     </w:p>
     <w:p>
+      <w:pPr>
+        <w:widowControl/>
+        <w:spacing w:line="240" w:lineRule="auto" w:after="0"/>
+      </w:pPr>
       <w:r>
         <w:rPr>
+          <w:rFonts w:ascii="Times New Roman" w:hAnsi="Times New Roman" w:eastAsia="Times New Roman"/>
           <w:b w:val="0"/>
           <w:i w:val="0"/>
+          <w:color w:val="181A1F"/>
+          <w:sz w:val="28"/>
         </w:rPr>
         <w:t>Обоснуйте значение фирм в обеспечении экономического развития государства. (Обоснование должно быть дано с опорой на обществоведческие знания в нескольких связанных между собой распространённых предложениях, раскрывать причинно-следственные и (или) функциональные связи.)</w:t>
       </w:r>
     </w:p>
     <w:p>
+      <w:pPr>
+        <w:widowControl/>
+        <w:spacing w:line="240" w:lineRule="auto" w:after="0"/>
+      </w:pPr>
       <w:r>
         <w:rPr>
+          <w:rFonts w:ascii="Times New Roman" w:hAnsi="Times New Roman" w:eastAsia="Times New Roman"/>
           <w:b w:val="0"/>
           <w:i w:val="0"/>
+          <w:color w:val="181A1F"/>
+          <w:sz w:val="28"/>
         </w:rPr>
         <w:t>Какие конкурентные преимущества позволяют фирмам быть успешными на рынке? (Назовите любые три подобных преимущества.)</w:t>
       </w:r>
     </w:p>
     <w:p>
+      <w:pPr>
+        <w:widowControl/>
+        <w:spacing w:line="240" w:lineRule="auto" w:after="0"/>
+      </w:pPr>
       <w:r>
         <w:rPr>
+          <w:rFonts w:ascii="Times New Roman" w:hAnsi="Times New Roman" w:eastAsia="Times New Roman"/>
           <w:b w:val="0"/>
           <w:i w:val="0"/>
+          <w:color w:val="181A1F"/>
+          <w:sz w:val="28"/>
         </w:rPr>
         <w:t>Для каждого из указанных в пункте 2 конкурентных преимуществ приведите по одному примеру, иллюстрирующему его применение на рынке. (Каждый пример должен быть сформулирован развёрнуто.)</w:t>
       </w:r>
     </w:p>
     <w:p>
+      <w:pPr>
+        <w:widowControl/>
+        <w:spacing w:line="240" w:lineRule="auto" w:after="0"/>
+      </w:pPr>
       <w:r>
+        <w:rPr>
+          <w:rFonts w:ascii="Times New Roman" w:hAnsi="Times New Roman" w:eastAsia="Times New Roman"/>
+          <w:color w:val="181A1F"/>
+          <w:sz w:val="28"/>
+        </w:rPr>
         <w:t>Ответ:</w:t>
       </w:r>
     </w:p>
     <w:p>
+      <w:pPr>
+        <w:widowControl/>
+        <w:spacing w:line="240" w:lineRule="auto" w:after="0"/>
+      </w:pPr>
       <w:r>
-        <w:t>__________________________________________________________________________________________</w:t>
-      </w:r>
-    </w:p>
-    <w:p>
-      <w:r>
-        <w:t>__________________________________________________________________________________________</w:t>
-      </w:r>
-    </w:p>
-    <w:p>
-      <w:r>
-        <w:t>__________________________________________________________________________________________</w:t>
-      </w:r>
-    </w:p>
-    <w:p>
-      <w:r>
-        <w:t>__________________________________________________________________________________________</w:t>
-      </w:r>
-    </w:p>
-    <w:p>
-      <w:r>
-        <w:t>__________________________________________________________________________________________</w:t>
-      </w:r>
-    </w:p>
-    <w:p>
-      <w:r>
+        <w:rPr>
+          <w:rFonts w:ascii="Times New Roman" w:hAnsi="Times New Roman" w:eastAsia="Times New Roman"/>
+          <w:color w:val="181A1F"/>
+          <w:sz w:val="28"/>
+        </w:rPr>
         <w:br w:type="page"/>
       </w:r>
     </w:p>
-    <w:p>
-      <w:pPr>
-        <w:pStyle w:val="Heading1"/>
-      </w:pPr>
-      <w:r>
-        <w:t>Ответы и критерии</w:t>
-      </w:r>
-    </w:p>
-    <w:tbl>
-      <w:tblPr>
-        <w:tblStyle w:val="TableGrid"/>
-        <w:tblW w:type="auto" w:w="0"/>
-        <w:tblLook w:firstColumn="1" w:firstRow="1" w:lastColumn="0" w:lastRow="0" w:noHBand="0" w:noVBand="1" w:val="04A0"/>
-      </w:tblPr>
-      <w:tblGrid>
-        <w:gridCol w:w="3419"/>
-        <w:gridCol w:w="3419"/>
-        <w:gridCol w:w="3419"/>
-      </w:tblGrid>
-      <w:tr>
-        <w:tc>
-          <w:tcPr>
-            <w:tcW w:type="dxa" w:w="3419"/>
-            <w:shd w:fill="DCE9FA"/>
-          </w:tcPr>
-          <w:p>
-            <w:r>
-              <w:t>№</w:t>
-            </w:r>
-          </w:p>
-        </w:tc>
-        <w:tc>
-          <w:tcPr>
-            <w:tcW w:type="dxa" w:w="3419"/>
-            <w:shd w:fill="DCE9FA"/>
-          </w:tcPr>
-          <w:p>
-            <w:r>
-              <w:t>Ответ</w:t>
-            </w:r>
-          </w:p>
-        </w:tc>
-        <w:tc>
-          <w:tcPr>
-            <w:tcW w:type="dxa" w:w="3419"/>
-            <w:shd w:fill="DCE9FA"/>
-          </w:tcPr>
-          <w:p>
-            <w:r>
-              <w:t>Макс. балл</w:t>
-            </w:r>
-          </w:p>
-        </w:tc>
-      </w:tr>
-      <w:tr>
-        <w:tc>
-          <w:tcPr>
-            <w:tcW w:type="dxa" w:w="3419"/>
-          </w:tcPr>
-          <w:p>
-            <w:r>
-              <w:t>1</w:t>
-            </w:r>
-          </w:p>
-        </w:tc>
-        <w:tc>
-          <w:tcPr>
-            <w:tcW w:type="dxa" w:w="3419"/>
-          </w:tcPr>
-          <w:p>
-            <w:r>
-              <w:t>34</w:t>
-            </w:r>
-          </w:p>
-        </w:tc>
-        <w:tc>
-          <w:tcPr>
-            <w:tcW w:type="dxa" w:w="3419"/>
-          </w:tcPr>
-          <w:p>
-            <w:r>
-              <w:t>1</w:t>
-            </w:r>
-          </w:p>
-        </w:tc>
-      </w:tr>
-      <w:tr>
-        <w:tc>
-          <w:tcPr>
-            <w:tcW w:type="dxa" w:w="3419"/>
-          </w:tcPr>
-          <w:p>
-            <w:r>
-              <w:t>2</w:t>
-            </w:r>
-          </w:p>
-        </w:tc>
-        <w:tc>
-          <w:tcPr>
-            <w:tcW w:type="dxa" w:w="3419"/>
-          </w:tcPr>
-          <w:p>
-            <w:r>
-              <w:t>146</w:t>
-            </w:r>
-          </w:p>
-        </w:tc>
-        <w:tc>
-          <w:tcPr>
-            <w:tcW w:type="dxa" w:w="3419"/>
-          </w:tcPr>
-          <w:p>
-            <w:r>
-              <w:t>2</w:t>
-            </w:r>
-          </w:p>
-        </w:tc>
-      </w:tr>
-      <w:tr>
-        <w:tc>
-          <w:tcPr>
-            <w:tcW w:type="dxa" w:w="3419"/>
-          </w:tcPr>
-          <w:p>
-            <w:r>
-              <w:t>3</w:t>
-            </w:r>
-          </w:p>
-        </w:tc>
-        <w:tc>
-          <w:tcPr>
-            <w:tcW w:type="dxa" w:w="3419"/>
-          </w:tcPr>
-          <w:p>
-            <w:r>
-              <w:t>16</w:t>
-            </w:r>
-          </w:p>
-        </w:tc>
-        <w:tc>
-          <w:tcPr>
-            <w:tcW w:type="dxa" w:w="3419"/>
-          </w:tcPr>
-          <w:p>
-            <w:r>
-              <w:t>1</w:t>
-            </w:r>
-          </w:p>
-        </w:tc>
-      </w:tr>
-      <w:tr>
-        <w:tc>
-          <w:tcPr>
-            <w:tcW w:type="dxa" w:w="3419"/>
-          </w:tcPr>
-          <w:p>
-            <w:r>
-              <w:t>4</w:t>
-            </w:r>
-          </w:p>
-        </w:tc>
-        <w:tc>
-          <w:tcPr>
-            <w:tcW w:type="dxa" w:w="3419"/>
-          </w:tcPr>
-          <w:p>
-            <w:r>
-              <w:t>56</w:t>
-            </w:r>
-          </w:p>
-        </w:tc>
-        <w:tc>
-          <w:tcPr>
-            <w:tcW w:type="dxa" w:w="3419"/>
-          </w:tcPr>
-          <w:p>
-            <w:r>
-              <w:t>2</w:t>
-            </w:r>
-          </w:p>
-        </w:tc>
-      </w:tr>
-      <w:tr>
-        <w:tc>
-          <w:tcPr>
-            <w:tcW w:type="dxa" w:w="3419"/>
-          </w:tcPr>
-          <w:p>
-            <w:r>
-              <w:t>5</w:t>
-            </w:r>
-          </w:p>
-        </w:tc>
-        <w:tc>
-          <w:tcPr>
-            <w:tcW w:type="dxa" w:w="3419"/>
-          </w:tcPr>
-          <w:p>
-            <w:r>
-              <w:t>236</w:t>
-            </w:r>
-          </w:p>
-        </w:tc>
-        <w:tc>
-          <w:tcPr>
-            <w:tcW w:type="dxa" w:w="3419"/>
-          </w:tcPr>
-          <w:p>
-            <w:r>
-              <w:t>2</w:t>
-            </w:r>
-          </w:p>
-        </w:tc>
-      </w:tr>
-      <w:tr>
-        <w:tc>
-          <w:tcPr>
-            <w:tcW w:type="dxa" w:w="3419"/>
-          </w:tcPr>
-          <w:p>
-            <w:r>
-              <w:t>6</w:t>
-            </w:r>
-          </w:p>
-        </w:tc>
-        <w:tc>
-          <w:tcPr>
-            <w:tcW w:type="dxa" w:w="3419"/>
-          </w:tcPr>
-          <w:p>
-            <w:r>
-              <w:t>145</w:t>
-            </w:r>
-          </w:p>
-        </w:tc>
-        <w:tc>
-          <w:tcPr>
-            <w:tcW w:type="dxa" w:w="3419"/>
-          </w:tcPr>
-          <w:p>
-            <w:r>
-              <w:t>2</w:t>
-            </w:r>
-          </w:p>
-        </w:tc>
-      </w:tr>
-      <w:tr>
-        <w:tc>
-          <w:tcPr>
-            <w:tcW w:type="dxa" w:w="3419"/>
-          </w:tcPr>
-          <w:p>
-            <w:r>
-              <w:t>7</w:t>
-            </w:r>
-          </w:p>
-        </w:tc>
-        <w:tc>
-          <w:tcPr>
-            <w:tcW w:type="dxa" w:w="3419"/>
-          </w:tcPr>
-          <w:p>
-            <w:r>
-              <w:t>145</w:t>
-            </w:r>
-          </w:p>
-        </w:tc>
-        <w:tc>
-          <w:tcPr>
-            <w:tcW w:type="dxa" w:w="3419"/>
-          </w:tcPr>
-          <w:p>
-            <w:r>
-              <w:t>2</w:t>
-            </w:r>
-          </w:p>
-        </w:tc>
-      </w:tr>
-      <w:tr>
-        <w:tc>
-          <w:tcPr>
-            <w:tcW w:type="dxa" w:w="3419"/>
-          </w:tcPr>
-          <w:p>
-            <w:r>
-              <w:t>8</w:t>
-            </w:r>
-          </w:p>
-        </w:tc>
-        <w:tc>
-          <w:tcPr>
-            <w:tcW w:type="dxa" w:w="3419"/>
-          </w:tcPr>
-          <w:p>
-            <w:r>
-              <w:t>245</w:t>
-            </w:r>
-          </w:p>
-        </w:tc>
-        <w:tc>
-          <w:tcPr>
-            <w:tcW w:type="dxa" w:w="3419"/>
-          </w:tcPr>
-          <w:p>
-            <w:r>
-              <w:t>2</w:t>
-            </w:r>
-          </w:p>
-        </w:tc>
-      </w:tr>
-      <w:tr>
-        <w:tc>
-          <w:tcPr>
-            <w:tcW w:type="dxa" w:w="3419"/>
-          </w:tcPr>
-          <w:p>
-            <w:r>
-              <w:t>9</w:t>
-            </w:r>
-          </w:p>
-        </w:tc>
-        <w:tc>
-          <w:tcPr>
-            <w:tcW w:type="dxa" w:w="3419"/>
-          </w:tcPr>
-          <w:p>
-            <w:r>
-              <w:t>56</w:t>
-            </w:r>
-          </w:p>
-        </w:tc>
-        <w:tc>
-          <w:tcPr>
-            <w:tcW w:type="dxa" w:w="3419"/>
-          </w:tcPr>
-          <w:p>
-            <w:r>
-              <w:t>1</w:t>
-            </w:r>
-          </w:p>
-        </w:tc>
-      </w:tr>
-      <w:tr>
-        <w:tc>
-          <w:tcPr>
-            <w:tcW w:type="dxa" w:w="3419"/>
-          </w:tcPr>
-          <w:p>
-            <w:r>
-              <w:t>10</w:t>
-            </w:r>
-          </w:p>
-        </w:tc>
-        <w:tc>
-          <w:tcPr>
-            <w:tcW w:type="dxa" w:w="3419"/>
-          </w:tcPr>
-          <w:p>
-            <w:r>
-              <w:t>135</w:t>
-            </w:r>
-          </w:p>
-        </w:tc>
-        <w:tc>
-          <w:tcPr>
-            <w:tcW w:type="dxa" w:w="3419"/>
-          </w:tcPr>
-          <w:p>
-            <w:r>
-              <w:t>2</w:t>
-            </w:r>
-          </w:p>
-        </w:tc>
-      </w:tr>
-      <w:tr>
-        <w:tc>
-          <w:tcPr>
-            <w:tcW w:type="dxa" w:w="3419"/>
-          </w:tcPr>
-          <w:p>
-            <w:r>
-              <w:t>11</w:t>
-            </w:r>
-          </w:p>
-        </w:tc>
-        <w:tc>
-          <w:tcPr>
-            <w:tcW w:type="dxa" w:w="3419"/>
-          </w:tcPr>
-          <w:p>
-            <w:r>
-              <w:t>124</w:t>
-            </w:r>
-          </w:p>
-        </w:tc>
-        <w:tc>
-          <w:tcPr>
-            <w:tcW w:type="dxa" w:w="3419"/>
-          </w:tcPr>
-          <w:p>
-            <w:r>
-              <w:t>2</w:t>
-            </w:r>
-          </w:p>
-        </w:tc>
-      </w:tr>
-      <w:tr>
-        <w:tc>
-          <w:tcPr>
-            <w:tcW w:type="dxa" w:w="3419"/>
-          </w:tcPr>
-          <w:p>
-            <w:r>
-              <w:t>12</w:t>
-            </w:r>
-          </w:p>
-        </w:tc>
-        <w:tc>
-          <w:tcPr>
-            <w:tcW w:type="dxa" w:w="3419"/>
-          </w:tcPr>
-          <w:p>
-            <w:r>
-              <w:t>56</w:t>
-            </w:r>
-          </w:p>
-        </w:tc>
-        <w:tc>
-          <w:tcPr>
-            <w:tcW w:type="dxa" w:w="3419"/>
-          </w:tcPr>
-          <w:p>
-            <w:r>
-              <w:t>1</w:t>
-            </w:r>
-          </w:p>
-        </w:tc>
-      </w:tr>
-      <w:tr>
-        <w:tc>
-          <w:tcPr>
-            <w:tcW w:type="dxa" w:w="3419"/>
-          </w:tcPr>
-          <w:p>
-            <w:r>
-              <w:t>13</w:t>
-            </w:r>
-          </w:p>
-        </w:tc>
-        <w:tc>
-          <w:tcPr>
-            <w:tcW w:type="dxa" w:w="3419"/>
-          </w:tcPr>
-          <w:p>
-            <w:r>
-              <w:t>35</w:t>
-            </w:r>
-          </w:p>
-        </w:tc>
-        <w:tc>
-          <w:tcPr>
-            <w:tcW w:type="dxa" w:w="3419"/>
-          </w:tcPr>
-          <w:p>
-            <w:r>
-              <w:t>2</w:t>
-            </w:r>
-          </w:p>
-        </w:tc>
-      </w:tr>
-      <w:tr>
-        <w:tc>
-          <w:tcPr>
-            <w:tcW w:type="dxa" w:w="3419"/>
-          </w:tcPr>
-          <w:p>
-            <w:r>
-              <w:t>14</w:t>
-            </w:r>
-          </w:p>
-        </w:tc>
-        <w:tc>
-          <w:tcPr>
-            <w:tcW w:type="dxa" w:w="3419"/>
-          </w:tcPr>
-          <w:p>
-            <w:r>
-              <w:t>13424</w:t>
-            </w:r>
-          </w:p>
-        </w:tc>
-        <w:tc>
-          <w:tcPr>
-            <w:tcW w:type="dxa" w:w="3419"/>
-          </w:tcPr>
-          <w:p>
-            <w:r>
-              <w:t>2</w:t>
-            </w:r>
-          </w:p>
-        </w:tc>
-      </w:tr>
-      <w:tr>
-        <w:tc>
-          <w:tcPr>
-            <w:tcW w:type="dxa" w:w="3419"/>
-          </w:tcPr>
-          <w:p>
-            <w:r>
-              <w:t>15</w:t>
-            </w:r>
-          </w:p>
-        </w:tc>
-        <w:tc>
-          <w:tcPr>
-            <w:tcW w:type="dxa" w:w="3419"/>
-          </w:tcPr>
-          <w:p>
-            <w:r>
-              <w:t>234</w:t>
-            </w:r>
-          </w:p>
-        </w:tc>
-        <w:tc>
-          <w:tcPr>
-            <w:tcW w:type="dxa" w:w="3419"/>
-          </w:tcPr>
-          <w:p>
-            <w:r>
-              <w:t>2</w:t>
-            </w:r>
-          </w:p>
-        </w:tc>
-      </w:tr>
-      <w:tr>
-        <w:tc>
-          <w:tcPr>
-            <w:tcW w:type="dxa" w:w="3419"/>
-          </w:tcPr>
-          <w:p>
-            <w:r>
-              <w:t>16</w:t>
-            </w:r>
-          </w:p>
-        </w:tc>
-        <w:tc>
-          <w:tcPr>
-            <w:tcW w:type="dxa" w:w="3419"/>
-          </w:tcPr>
-          <w:p>
-            <w:r>
-              <w:t>12212</w:t>
-            </w:r>
-          </w:p>
-        </w:tc>
-        <w:tc>
-          <w:tcPr>
-            <w:tcW w:type="dxa" w:w="3419"/>
-          </w:tcPr>
-          <w:p>
-            <w:r>
-              <w:t>2</w:t>
-            </w:r>
-          </w:p>
-        </w:tc>
-      </w:tr>
-    </w:tbl>
-    <w:p>
-      <w:r>
-        <w:rPr>
-          <w:b/>
-        </w:rPr>
-        <w:t>Задание 17 — до 2 баллов</w:t>
-      </w:r>
-    </w:p>
-    <w:p>
-      <w:r>
-        <w:rPr>
-          <w:b w:val="0"/>
-          <w:i w:val="0"/>
-        </w:rPr>
-        <w:t>1. Ключевым фактором развития автор считает благополучие людей, достаток в российских семьях;</w:t>
-      </w:r>
-    </w:p>
-    <w:p>
-      <w:r>
-        <w:rPr>
-          <w:b w:val="0"/>
-          <w:i w:val="0"/>
-        </w:rPr>
-        <w:t>2. серьёзно обновить структуру занятости, дать людям хорошую работу, создать современные, достойно оплачиваемые рабочие места.</w:t>
-      </w:r>
-    </w:p>
-    <w:p>
-      <w:r>
-        <w:rPr>
-          <w:b w:val="0"/>
-          <w:i w:val="0"/>
-        </w:rPr>
-        <w:t>3.  Программа материнского капитала, льготная ипотеки на улучшение жилищных условий для семей с детьми.</w:t>
-      </w:r>
-    </w:p>
-    <w:p>
-      <w:r>
-        <w:rPr>
-          <w:b/>
-        </w:rPr>
-        <w:t>Задание 18 — до 2 баллов</w:t>
-      </w:r>
-    </w:p>
-    <w:p>
-      <w:r>
-        <w:rPr>
-          <w:b w:val="0"/>
-          <w:i w:val="0"/>
-        </w:rPr>
-        <w:t>1) На взаимодействиях индивидов с преобразованной ими природой, в частности с техникой, искусственно созданными ландшафтами, зданиями и сооружениями.</w:t>
-      </w:r>
-    </w:p>
-    <w:p>
-      <w:r>
-        <w:rPr>
-          <w:b w:val="0"/>
-          <w:i w:val="0"/>
-        </w:rPr>
-        <w:t>2) В доиндустриальном обществе основным типом производственной деятельности является добыча и изготовление продуктов, в индустриальном — последовательная обработка сырья и продуктов для получения окончательного продукта.</w:t>
-      </w:r>
-    </w:p>
-    <w:p>
-      <w:r>
-        <w:rPr>
-          <w:b w:val="0"/>
-          <w:i w:val="0"/>
-        </w:rPr>
-        <w:t>3) Каждый последующий этап развития экономики не отменяет, включает предыдущие.</w:t>
-      </w:r>
-    </w:p>
-    <w:p>
-      <w:r>
-        <w:rPr>
-          <w:b/>
-        </w:rPr>
-        <w:t>Задание 19 — до 3 баллов</w:t>
-      </w:r>
-    </w:p>
-    <w:p>
-      <w:r>
-        <w:rPr>
-          <w:b w:val="0"/>
-          <w:i w:val="0"/>
-        </w:rPr>
-        <w:t>1) Ценные бумаги (Покупка ценных бумаг позволяет сохранять деньги от инфляции и может даже принести прибыль, но риск ценных бумаг заключается в возможности падения их стоимости и банкротства компании-эмитента);</w:t>
-      </w:r>
-    </w:p>
-    <w:p>
-      <w:r>
-        <w:rPr>
-          <w:b w:val="0"/>
-          <w:i w:val="0"/>
-        </w:rPr>
-        <w:t>2) Валюта (Еще одним способом инвестирования является покупка стабильной иностранной валюты, так как годовая потеря ее покупательной способности намного ниже, чем у других валют, но риск заключается в том, что даже сильнейшие экономики мира могут попасть под удар кризиса, что приведет к обесцениванию валюты);</w:t>
-      </w:r>
-    </w:p>
-    <w:p>
-      <w:r>
-        <w:rPr>
-          <w:b w:val="0"/>
-          <w:i w:val="0"/>
-        </w:rPr>
-        <w:t>3) Вклад (Другим способом инвестирования является вклад в банке, с помощью него люди могут почти без риска получать доход в виде процента, но риск заключается в высокой инфляции, из-за чего средства на вкладе могут значительно потерять в покупательной способности, а также остается риск банкротства банка).</w:t>
-      </w:r>
-    </w:p>
-    <w:p>
-      <w:r>
-        <w:rPr>
-          <w:b/>
-        </w:rPr>
-        <w:t>Задание 20 — до 3 баллов</w:t>
-      </w:r>
-    </w:p>
-    <w:p>
-      <w:r>
-        <w:rPr>
-          <w:b w:val="0"/>
-          <w:i w:val="0"/>
-        </w:rPr>
-        <w:t>1) Равновесная цена увеличилась;</w:t>
-      </w:r>
-    </w:p>
-    <w:p>
-      <w:r>
-        <w:rPr>
-          <w:b w:val="0"/>
-          <w:i w:val="0"/>
-        </w:rPr>
-        <w:t>2) Налоги (В стране Z увеличились налоги на производителей бытовой техники, что привело к росту издержек производителей и снижению предложения бытовой техники);</w:t>
-      </w:r>
-    </w:p>
-    <w:p>
-      <w:r>
-        <w:rPr>
-          <w:b w:val="0"/>
-          <w:i w:val="0"/>
-        </w:rPr>
-        <w:t>3) Спрос уменьшится, равновесная цена уменьшится.</w:t>
-      </w:r>
-    </w:p>
-    <w:p>
-      <w:r>
-        <w:rPr>
-          <w:b/>
-        </w:rPr>
-        <w:t>Задание 21 — до 3 баллов</w:t>
-      </w:r>
-    </w:p>
-    <w:p>
-      <w:r>
-        <w:rPr>
-          <w:b w:val="0"/>
-          <w:i w:val="0"/>
-        </w:rPr>
-        <w:t>1) По обеспечению занятости (в стране Z работают центры занятости. Они помогают людям, не имеющим работу, найти подходящее им место, а в некоторых случаях предлагают пройти курсы по переквалификации)</w:t>
-      </w:r>
-    </w:p>
-    <w:p>
-      <w:r>
-        <w:rPr>
-          <w:b w:val="0"/>
-          <w:i w:val="0"/>
-        </w:rPr>
-        <w:t>2) По развитию доступных для всех образования, медицины и т.д. (в стране А была создана Национальная программа «Социальное государство». Это программа предполагает увеличение трат бюджета на социальные нужды, в том числе для обеспечения население качественной, бесплатной медициной и учебой в высших учебных заведениях, что сделает медицину и образование более доступными)</w:t>
-      </w:r>
-    </w:p>
-    <w:p>
-      <w:r>
-        <w:rPr>
-          <w:b w:val="0"/>
-          <w:i w:val="0"/>
-        </w:rPr>
-        <w:t>3) По созданию достойных бытовых условий (государство П ввело льготы на приобретения жилья для многодетных семей. Это сделано с целью улучшения качества жизни населения, обеспечения достойного уровня жизни и улучшению бытовых условий для нуждающихся семей)</w:t>
-      </w:r>
-    </w:p>
-    <w:p>
-      <w:r>
-        <w:rPr>
-          <w:b/>
-        </w:rPr>
-        <w:t>Задание 22 — до 4 баллов</w:t>
-      </w:r>
-    </w:p>
-    <w:p>
-      <w:r>
-        <w:rPr>
-          <w:b w:val="0"/>
-          <w:i w:val="0"/>
-        </w:rPr>
-        <w:t>1) Повременная (оклад).</w:t>
-      </w:r>
-    </w:p>
-    <w:p>
-      <w:r>
-        <w:rPr>
-          <w:b w:val="0"/>
-          <w:i w:val="0"/>
-        </w:rPr>
-        <w:t>2) НДФЛ относится к федеральным налогам.</w:t>
-      </w:r>
-    </w:p>
-    <w:p>
-      <w:r>
-        <w:rPr>
-          <w:b w:val="0"/>
-          <w:i w:val="0"/>
-        </w:rPr>
-        <w:t>3) 13 % — это налоговая ставка.</w:t>
-      </w:r>
-    </w:p>
-    <w:p>
-      <w:r>
-        <w:rPr>
-          <w:b w:val="0"/>
-          <w:i w:val="0"/>
-        </w:rPr>
-        <w:t>4) Возвратность, срочность, платность.</w:t>
-      </w:r>
-    </w:p>
-    <w:p>
-      <w:r>
-        <w:rPr>
-          <w:b/>
-        </w:rPr>
-        <w:t>Задание 23 — до 3 баллов</w:t>
-      </w:r>
-    </w:p>
-    <w:p>
-      <w:r>
-        <w:rPr>
-          <w:b w:val="0"/>
-          <w:i w:val="0"/>
-        </w:rPr>
-        <w:t>1) Потребность в труде (Максим работает на производстве мягких игрушек в городе S. Он работает для того, чтобы реализовывать себя и свои способности, а также для того, чтобы быть полноценным членом общества)</w:t>
-      </w:r>
-    </w:p>
-    <w:p>
-      <w:r>
-        <w:rPr>
-          <w:b w:val="0"/>
-          <w:i w:val="0"/>
-        </w:rPr>
-        <w:t>2) Потребность в самоактуализации (Георгий мечтает стать выдающимся учёным в сфере ядерной энергетики, для этого он пошёл работать в "Росатом". Спустя годы работы Георгий стал ведущим специалистом, он выступает на международный конференциях, а его научные работы задают стандарты для всей ядерной энергетики мира)</w:t>
-      </w:r>
-    </w:p>
-    <w:p>
-      <w:r>
-        <w:rPr>
-          <w:b w:val="0"/>
-          <w:i w:val="0"/>
-        </w:rPr>
-        <w:t>3) Потребность в одежде (Артём пошёл в торговый центр, где купил продукты на неделю и зимнюю одежду)</w:t>
-      </w:r>
-    </w:p>
-    <w:p>
-      <w:r>
-        <w:rPr>
-          <w:b/>
-        </w:rPr>
-        <w:t>Задание 24 — до 4 баллов</w:t>
-      </w:r>
-    </w:p>
-    <w:p>
-      <w:r>
-        <w:rPr>
-          <w:b w:val="0"/>
-          <w:i w:val="0"/>
-        </w:rPr>
-        <w:t>Заработная плата работника в современной экономике</w:t>
-      </w:r>
-    </w:p>
-    <w:p>
-      <w:r>
-        <w:rPr>
-          <w:b w:val="0"/>
-          <w:i w:val="0"/>
-        </w:rPr>
-        <w:t>1) Черты заработной платы:</w:t>
-      </w:r>
-    </w:p>
-    <w:p>
-      <w:r>
-        <w:rPr>
-          <w:b w:val="0"/>
-          <w:i w:val="0"/>
-        </w:rPr>
-        <w:t>а) выплачивается за трудовую деятельность;</w:t>
-      </w:r>
-    </w:p>
-    <w:p>
-      <w:r>
-        <w:rPr>
-          <w:b w:val="0"/>
-          <w:i w:val="0"/>
-        </w:rPr>
-        <w:t>б) выплачивается наемным работникам;</w:t>
-      </w:r>
-    </w:p>
-    <w:p>
-      <w:r>
-        <w:rPr>
-          <w:b w:val="0"/>
-          <w:i w:val="0"/>
-        </w:rPr>
-        <w:t>в) зависит от профессиональных качеств работника.</w:t>
-      </w:r>
-    </w:p>
-    <w:p>
-      <w:r>
-        <w:rPr>
-          <w:b w:val="0"/>
-          <w:i w:val="0"/>
-        </w:rPr>
-        <w:t>2) Виды заработной платы:</w:t>
-      </w:r>
-    </w:p>
-    <w:p>
-      <w:r>
-        <w:rPr>
-          <w:b w:val="0"/>
-          <w:i w:val="0"/>
-        </w:rPr>
-        <w:t>а) номинальная;</w:t>
-      </w:r>
-    </w:p>
-    <w:p>
-      <w:r>
-        <w:rPr>
-          <w:b w:val="0"/>
-          <w:i w:val="0"/>
-        </w:rPr>
-        <w:t>б) реальная.</w:t>
-      </w:r>
-    </w:p>
-    <w:p>
-      <w:r>
-        <w:rPr>
-          <w:b w:val="0"/>
-          <w:i w:val="0"/>
-        </w:rPr>
-        <w:t>3) Формы заработной платы в РФ:</w:t>
-      </w:r>
-    </w:p>
-    <w:p>
-      <w:r>
-        <w:rPr>
-          <w:b w:val="0"/>
-          <w:i w:val="0"/>
-        </w:rPr>
-        <w:t>а) сдельная;</w:t>
-      </w:r>
-    </w:p>
-    <w:p>
-      <w:r>
-        <w:rPr>
-          <w:b w:val="0"/>
-          <w:i w:val="0"/>
-        </w:rPr>
-        <w:t>б) повременная;</w:t>
-      </w:r>
-    </w:p>
-    <w:p>
-      <w:r>
-        <w:rPr>
-          <w:b w:val="0"/>
-          <w:i w:val="0"/>
-        </w:rPr>
-        <w:t>в) смешанная.</w:t>
-      </w:r>
-    </w:p>
-    <w:p>
-      <w:r>
-        <w:rPr>
-          <w:b w:val="0"/>
-          <w:i w:val="0"/>
-        </w:rPr>
-        <w:t>4) Функции заработной платы:</w:t>
-      </w:r>
-    </w:p>
-    <w:p>
-      <w:r>
-        <w:rPr>
-          <w:b w:val="0"/>
-          <w:i w:val="0"/>
-        </w:rPr>
-        <w:t>а) статусная;</w:t>
-      </w:r>
-    </w:p>
-    <w:p>
-      <w:r>
-        <w:rPr>
-          <w:b w:val="0"/>
-          <w:i w:val="0"/>
-        </w:rPr>
-        <w:t>б) мотивационная;</w:t>
-      </w:r>
-    </w:p>
-    <w:p>
-      <w:r>
-        <w:rPr>
-          <w:b w:val="0"/>
-          <w:i w:val="0"/>
-        </w:rPr>
-        <w:t>в) регулирующая.</w:t>
-      </w:r>
-    </w:p>
-    <w:p>
-      <w:r>
-        <w:rPr>
-          <w:b w:val="0"/>
-          <w:i w:val="0"/>
-        </w:rPr>
-        <w:t>5) Факторы, влияющие на заработную плату:</w:t>
-      </w:r>
-    </w:p>
-    <w:p>
-      <w:r>
-        <w:rPr>
-          <w:b w:val="0"/>
-          <w:i w:val="0"/>
-        </w:rPr>
-        <w:t>а) опыт;</w:t>
-      </w:r>
-    </w:p>
-    <w:p>
-      <w:r>
-        <w:rPr>
-          <w:b w:val="0"/>
-          <w:i w:val="0"/>
-        </w:rPr>
-        <w:t>б) образование;</w:t>
-      </w:r>
-    </w:p>
-    <w:p>
-      <w:r>
-        <w:rPr>
-          <w:b w:val="0"/>
-          <w:i w:val="0"/>
-        </w:rPr>
-        <w:t>в) условия работы.</w:t>
-      </w:r>
-    </w:p>
-    <w:p>
-      <w:r>
-        <w:rPr>
-          <w:b w:val="0"/>
-          <w:i w:val="0"/>
-        </w:rPr>
-        <w:t>Обязательные: 1-5</w:t>
-      </w:r>
-    </w:p>
-    <w:p>
-      <w:r>
-        <w:rPr>
-          <w:b/>
-        </w:rPr>
-        <w:t>Задание 25 — до 6 баллов</w:t>
-      </w:r>
-    </w:p>
-    <w:p>
-      <w:r>
-        <w:rPr>
-          <w:b w:val="0"/>
-          <w:i w:val="0"/>
-        </w:rPr>
-        <w:t>1) Фирма представляет собой коммерческую организацию, которая приобретает факторы производства с целью создания и продажи благ и получения на этой основе прибыли. Фирмы являются основной и самой массовой единицей предпринимательства, которая реализует такие функции в экономике как производство экономических благ, пополнение государственного бюджета за счет налогов, а также обеспечивают научно-технических прогресс за счет внедрения новых технологий в производство. Все это играет огромную роль в экономическом развитии государства, так как данные функции обеспечивают расширение национальной экономики, делают ее конкурентоспособной на мировом рынке.</w:t>
-      </w:r>
-    </w:p>
-    <w:p>
-      <w:r>
-        <w:rPr>
-          <w:b w:val="0"/>
-          <w:i w:val="0"/>
-        </w:rPr>
-        <w:t>2) Конкурентные преимущества фирмы: высокое качество продукции, использование инновационных оригинальных технологий, внедрение программ лояльности для постоянных клиентов</w:t>
-      </w:r>
-    </w:p>
-    <w:p>
-      <w:r>
-        <w:rPr>
-          <w:b w:val="0"/>
-          <w:i w:val="0"/>
-        </w:rPr>
-        <w:t>3) Примеры:</w:t>
-      </w:r>
-    </w:p>
-    <w:p>
-      <w:r>
-        <w:rPr>
-          <w:b w:val="0"/>
-          <w:i w:val="0"/>
-        </w:rPr>
-        <w:t>а) Качество продукции: компания «Барилла» производит макароны из качественной муки высшего сорта, что привлекает потребителей, в отличие от компании «Амелия», использующей менее качественное сырье. Это демонстрирует конкурентное преимущество в высоком качестве продукции.</w:t>
-      </w:r>
-    </w:p>
-    <w:p>
-      <w:r>
-        <w:rPr>
-          <w:b w:val="0"/>
-          <w:i w:val="0"/>
-        </w:rPr>
-        <w:t>б) Использование инновационных технологий: компания Apple занимает лидирующую позицию на рынке мобильных телефонов благодаря усовершенствованиям, таким как FaceID и мощные процессоры. В отличие от нее, Nokia не смогла предложить аналогичные новшества, что снизило спрос на ее продукцию.</w:t>
-      </w:r>
-    </w:p>
-    <w:p>
-      <w:r>
-        <w:rPr>
-          <w:b w:val="0"/>
-          <w:i w:val="0"/>
-        </w:rPr>
-        <w:t>в) Внедрение программ лояльности: торговая компания HM предлагает покупателям накапливать баллы для приобретения продукции, что увеличивает спрос по сравнению с конкурентами, такими как Inditex. Это иллюстрирует конкурентное преимущество через программы лояльности.</w:t>
-      </w:r>
-    </w:p>
     <w:sectPr>
-      <w:pgSz w:w="12240" w:h="15840"/>
-      <w:pgMar w:top="964" w:right="850" w:bottom="964" w:left="1134" w:header="720" w:footer="720" w:gutter="0"/>
+      <w:footerReference w:type="default" r:id="rId10"/>
+      <w:pgSz w:w="11906" w:h="16838"/>
+      <w:pgMar w:top="935" w:right="879" w:bottom="879" w:left="992" w:header="397" w:footer="397" w:gutter="0"/>
       <w:cols w:space="720"/>
       <w:docGrid w:linePitch="360"/>
     </w:sectPr>
   </w:body>
 </w:document>
+</file>
+
+<file path=word/footer1.xml><?xml version="1.0" encoding="utf-8"?>
+<w:ftr xmlns:m="http://schemas.openxmlformats.org/officeDocument/2006/math" xmlns:mc="http://schemas.openxmlformats.org/markup-compatibility/2006" xmlns:mo="http://schemas.microsoft.com/office/mac/office/2008/main" xmlns:mv="urn:schemas-microsoft-com:mac:vml" xmlns:o="urn:schemas-microsoft-com:office:office" xmlns:r="http://schemas.openxmlformats.org/officeDocument/2006/relationships" xmlns:v="urn:schemas-microsoft-com:vml" xmlns:w10="urn:schemas-microsoft-com:office:word" xmlns:w14="http://schemas.microsoft.com/office/word/2010/wordml" xmlns:w="http://schemas.openxmlformats.org/wordprocessingml/2006/main" xmlns:wne="http://schemas.microsoft.com/office/word/2006/wordml" xmlns:wp14="http://schemas.microsoft.com/office/word/2010/wordprocessingDrawing" xmlns:wp="http://schemas.openxmlformats.org/drawingml/2006/wordprocessingDrawing" xmlns:wpc="http://schemas.microsoft.com/office/word/2010/wordprocessingCanvas" xmlns:wpg="http://schemas.microsoft.com/office/word/2010/wordprocessingGroup" xmlns:wpi="http://schemas.microsoft.com/office/word/2010/wordprocessingInk" xmlns:wps="http://schemas.microsoft.com/office/word/2010/wordprocessingShape" mc:Ignorable="w14 wp14">
+  <w:p>
+    <w:pPr>
+      <w:pStyle w:val="Footer"/>
+    </w:pPr>
+  </w:p>
+</w:ftr>
 </file>
 
 <file path=word/numbering.xml><?xml version="1.0" encoding="utf-8"?>
@@ -3599,11 +3810,12 @@
     <w:qFormat/>
     <w:rsid w:val="00FC693F"/>
     <w:pPr>
-      <w:spacing w:after="100"/>
+      <w:spacing w:after="0" w:line="240" w:lineRule="auto"/>
     </w:pPr>
     <w:rPr>
-      <w:rFonts w:ascii="Arial" w:hAnsi="Arial"/>
-      <w:sz w:val="22"/>
+      <w:rFonts w:ascii="Times New Roman" w:hAnsi="Times New Roman"/>
+      <w:color w:val="181A1F"/>
+      <w:sz w:val="28"/>
     </w:rPr>
   </w:style>
   <w:style w:type="paragraph" w:styleId="Header">
@@ -3665,10 +3877,10 @@
       <w:outlineLvl w:val="0"/>
     </w:pPr>
     <w:rPr>
-      <w:rFonts w:asciiTheme="majorHAnsi" w:eastAsiaTheme="majorEastAsia" w:hAnsiTheme="majorHAnsi" w:cstheme="majorBidi" w:ascii="Arial" w:hAnsi="Arial"/>
+      <w:rFonts w:asciiTheme="majorHAnsi" w:eastAsiaTheme="majorEastAsia" w:hAnsiTheme="majorHAnsi" w:cstheme="majorBidi" w:ascii="Times New Roman" w:hAnsi="Times New Roman"/>
       <w:b/>
       <w:bCs/>
-      <w:color w:val="365F91" w:themeColor="accent1" w:themeShade="BF"/>
+      <w:color w:val="181A1F"/>
       <w:sz w:val="28"/>
       <w:szCs w:val="28"/>
     </w:rPr>

--- a/доп материалы/пробные варианты/ekonomika_variant_1.docx
+++ b/доп материалы/пробные варианты/ekonomika_variant_1.docx
@@ -4,1776 +4,346 @@
   <w:body>
     <w:p>
       <w:pPr>
-        <w:widowControl/>
-        <w:spacing w:line="240" w:lineRule="auto" w:after="120"/>
-        <w:jc w:val="left"/>
+        <w:keepNext/>
+        <w:spacing w:after="60" w:line="240" w:lineRule="auto"/>
+        <w:jc w:val="center"/>
       </w:pPr>
       <w:r>
         <w:rPr>
           <w:rFonts w:ascii="Times New Roman" w:hAnsi="Times New Roman" w:eastAsia="Times New Roman"/>
           <w:b/>
-          <w:color w:val="181A1F"/>
+          <w:i w:val="0"/>
           <w:sz w:val="28"/>
         </w:rPr>
-        <w:t>Тематический пробный вариант № 1. Экономика</w:t>
+        <w:t>Пробный ЕГЭ по обществознанию</w:t>
       </w:r>
     </w:p>
     <w:p>
       <w:pPr>
-        <w:widowControl/>
-        <w:spacing w:line="240" w:lineRule="auto" w:after="140"/>
-        <w:jc w:val="left"/>
-      </w:pPr>
-      <w:r>
-        <w:rPr>
-          <w:rFonts w:ascii="Times New Roman" w:hAnsi="Times New Roman" w:eastAsia="Times New Roman"/>
-          <w:color w:val="181A1F"/>
-          <w:sz w:val="28"/>
-        </w:rPr>
-        <w:t>25 заданий • максимальный первичный балл — 58 • рекомендуемое время — 3 часа 30 минут</w:t>
-      </w:r>
-    </w:p>
-    <w:p>
-      <w:pPr>
-        <w:pStyle w:val="Heading1"/>
-        <w:keepNext/>
-        <w:widowControl/>
-        <w:spacing w:line="240" w:lineRule="auto" w:after="60" w:before="160"/>
-      </w:pPr>
-      <w:r>
-        <w:rPr>
-          <w:rFonts w:ascii="Times New Roman" w:hAnsi="Times New Roman" w:eastAsia="Times New Roman"/>
-          <w:b/>
-          <w:color w:val="181A1F"/>
-          <w:sz w:val="28"/>
-        </w:rPr>
-        <w:t>Часть 1</w:t>
-      </w:r>
-    </w:p>
-    <w:p>
-      <w:pPr>
-        <w:widowControl/>
-        <w:spacing w:line="240" w:lineRule="auto" w:after="0"/>
-      </w:pPr>
-      <w:r>
-        <w:rPr>
-          <w:rFonts w:ascii="Times New Roman" w:hAnsi="Times New Roman" w:eastAsia="Times New Roman"/>
-          <w:color w:val="181A1F"/>
-          <w:sz w:val="28"/>
-        </w:rPr>
-        <w:t>Ответами к заданиям 1–16 являются последовательности цифр. Запишите ответ без пробелов и дополнительных символов.</w:t>
-      </w:r>
-    </w:p>
-    <w:p>
-      <w:pPr>
-        <w:keepNext/>
-        <w:widowControl/>
-        <w:spacing w:line="240" w:lineRule="auto" w:after="0" w:before="120"/>
-      </w:pPr>
-      <w:r>
-        <w:rPr>
-          <w:rFonts w:ascii="Times New Roman" w:hAnsi="Times New Roman" w:eastAsia="Times New Roman"/>
-          <w:b/>
-          <w:color w:val="181A1F"/>
-          <w:sz w:val="28"/>
-        </w:rPr>
-        <w:t>1.</w:t>
-      </w:r>
-    </w:p>
-    <w:p>
-      <w:pPr>
-        <w:widowControl/>
-        <w:spacing w:line="240" w:lineRule="auto" w:after="0"/>
+        <w:keepNext w:val="0"/>
+        <w:spacing w:after="60" w:line="240" w:lineRule="auto"/>
+        <w:jc w:val="center"/>
       </w:pPr>
       <w:r>
         <w:rPr>
           <w:rFonts w:ascii="Times New Roman" w:hAnsi="Times New Roman" w:eastAsia="Times New Roman"/>
           <w:b w:val="0"/>
           <w:i w:val="0"/>
-          <w:color w:val="181A1F"/>
           <w:sz w:val="28"/>
         </w:rPr>
-        <w:t>Ниже приведён перечень налогов и сборов. Все они, за исключением двух, в соответствии с Налоговым кодексом РФ относятся к федеральным налогам и сборам.</w:t>
+        <w:t>Экономика. Вариант № 1</w:t>
       </w:r>
     </w:p>
     <w:p>
       <w:pPr>
-        <w:widowControl/>
-        <w:spacing w:line="240" w:lineRule="auto" w:after="0"/>
-      </w:pPr>
+        <w:keepNext/>
+        <w:spacing w:after="60" w:line="240" w:lineRule="auto"/>
+        <w:jc w:val="both"/>
+      </w:pPr>
+      <w:r>
+        <w:rPr>
+          <w:rFonts w:ascii="Times New Roman" w:hAnsi="Times New Roman" w:eastAsia="Times New Roman"/>
+          <w:b/>
+          <w:i w:val="0"/>
+          <w:sz w:val="28"/>
+        </w:rPr>
+        <w:t>Первая часть</w:t>
+      </w:r>
+    </w:p>
+    <w:p>
+      <w:pPr>
+        <w:keepNext w:val="0"/>
+        <w:spacing w:after="60" w:line="240" w:lineRule="auto"/>
+        <w:jc w:val="both"/>
+      </w:pPr>
+      <w:r>
+        <w:rPr>
+          <w:rFonts w:ascii="Times New Roman" w:hAnsi="Times New Roman" w:eastAsia="Times New Roman"/>
+          <w:b/>
+          <w:sz w:val="28"/>
+        </w:rPr>
+        <w:t xml:space="preserve">№1 </w:t>
+      </w:r>
       <w:r>
         <w:rPr>
           <w:rFonts w:ascii="Times New Roman" w:hAnsi="Times New Roman" w:eastAsia="Times New Roman"/>
           <w:b w:val="0"/>
           <w:i w:val="0"/>
-          <w:color w:val="181A1F"/>
           <w:sz w:val="28"/>
         </w:rPr>
-        <w:t xml:space="preserve">1) налог на добавленную стоимость; </w:t>
+        <w:t>Ниже приведён перечень факторов. Все они, за исключением двух, относятся к факторам экстенсивного экономического роста.</w:t>
       </w:r>
     </w:p>
     <w:p>
       <w:pPr>
-        <w:widowControl/>
-        <w:spacing w:line="240" w:lineRule="auto" w:after="0"/>
+        <w:keepNext w:val="0"/>
+        <w:spacing w:after="60" w:line="240" w:lineRule="auto"/>
+        <w:jc w:val="both"/>
       </w:pPr>
       <w:r>
         <w:rPr>
           <w:rFonts w:ascii="Times New Roman" w:hAnsi="Times New Roman" w:eastAsia="Times New Roman"/>
           <w:b w:val="0"/>
           <w:i w:val="0"/>
-          <w:color w:val="181A1F"/>
           <w:sz w:val="28"/>
         </w:rPr>
-        <w:t>2) налог на доходы физических лиц;</w:t>
+        <w:t>1) повышение квалификации работников;</w:t>
       </w:r>
     </w:p>
     <w:p>
       <w:pPr>
-        <w:widowControl/>
-        <w:spacing w:line="240" w:lineRule="auto" w:after="0"/>
+        <w:keepNext w:val="0"/>
+        <w:spacing w:after="60" w:line="240" w:lineRule="auto"/>
+        <w:jc w:val="both"/>
       </w:pPr>
       <w:r>
         <w:rPr>
           <w:rFonts w:ascii="Times New Roman" w:hAnsi="Times New Roman" w:eastAsia="Times New Roman"/>
           <w:b w:val="0"/>
           <w:i w:val="0"/>
-          <w:color w:val="181A1F"/>
           <w:sz w:val="28"/>
         </w:rPr>
-        <w:t xml:space="preserve">3) торговый сбор; </w:t>
+        <w:t>2) увеличение капиталовложений, направляемых на развитие традиционных производств;</w:t>
       </w:r>
     </w:p>
     <w:p>
       <w:pPr>
-        <w:widowControl/>
-        <w:spacing w:line="240" w:lineRule="auto" w:after="0"/>
+        <w:keepNext w:val="0"/>
+        <w:spacing w:after="60" w:line="240" w:lineRule="auto"/>
+        <w:jc w:val="both"/>
       </w:pPr>
       <w:r>
         <w:rPr>
           <w:rFonts w:ascii="Times New Roman" w:hAnsi="Times New Roman" w:eastAsia="Times New Roman"/>
           <w:b w:val="0"/>
           <w:i w:val="0"/>
-          <w:color w:val="181A1F"/>
           <w:sz w:val="28"/>
         </w:rPr>
-        <w:t xml:space="preserve">4) транспортный налог; </w:t>
+        <w:t>3) увеличение объёмов потребляемых материальных ресурсов;</w:t>
       </w:r>
     </w:p>
     <w:p>
       <w:pPr>
-        <w:widowControl/>
-        <w:spacing w:line="240" w:lineRule="auto" w:after="0"/>
+        <w:keepNext w:val="0"/>
+        <w:spacing w:after="60" w:line="240" w:lineRule="auto"/>
+        <w:jc w:val="both"/>
       </w:pPr>
       <w:r>
         <w:rPr>
           <w:rFonts w:ascii="Times New Roman" w:hAnsi="Times New Roman" w:eastAsia="Times New Roman"/>
           <w:b w:val="0"/>
           <w:i w:val="0"/>
-          <w:color w:val="181A1F"/>
           <w:sz w:val="28"/>
         </w:rPr>
-        <w:t xml:space="preserve">5) акцизы; </w:t>
+        <w:t>4) совершенствование организации производства;</w:t>
       </w:r>
     </w:p>
     <w:p>
       <w:pPr>
-        <w:widowControl/>
-        <w:spacing w:line="240" w:lineRule="auto" w:after="0"/>
+        <w:keepNext w:val="0"/>
+        <w:spacing w:after="60" w:line="240" w:lineRule="auto"/>
+        <w:jc w:val="both"/>
       </w:pPr>
       <w:r>
         <w:rPr>
           <w:rFonts w:ascii="Times New Roman" w:hAnsi="Times New Roman" w:eastAsia="Times New Roman"/>
           <w:b w:val="0"/>
           <w:i w:val="0"/>
-          <w:color w:val="181A1F"/>
           <w:sz w:val="28"/>
         </w:rPr>
-        <w:t>6) водный налог.</w:t>
+        <w:t>5) увеличение добычи полезных ископаемых;</w:t>
       </w:r>
     </w:p>
     <w:p>
       <w:pPr>
-        <w:widowControl/>
-        <w:spacing w:line="240" w:lineRule="auto" w:after="0"/>
+        <w:keepNext w:val="0"/>
+        <w:spacing w:after="60" w:line="240" w:lineRule="auto"/>
+        <w:jc w:val="both"/>
       </w:pPr>
       <w:r>
         <w:rPr>
           <w:rFonts w:ascii="Times New Roman" w:hAnsi="Times New Roman" w:eastAsia="Times New Roman"/>
           <w:b w:val="0"/>
           <w:i w:val="0"/>
-          <w:color w:val="181A1F"/>
           <w:sz w:val="28"/>
         </w:rPr>
-        <w:t>Найдите два налога и сбора, «выпадающих» из общего ряда, и запишите</w:t>
+        <w:t>6) строительство новых предприятий.</w:t>
       </w:r>
     </w:p>
     <w:p>
       <w:pPr>
-        <w:widowControl/>
-        <w:spacing w:line="240" w:lineRule="auto" w:after="0"/>
+        <w:keepNext w:val="0"/>
+        <w:spacing w:after="60" w:line="240" w:lineRule="auto"/>
+        <w:jc w:val="both"/>
       </w:pPr>
       <w:r>
         <w:rPr>
           <w:rFonts w:ascii="Times New Roman" w:hAnsi="Times New Roman" w:eastAsia="Times New Roman"/>
           <w:b w:val="0"/>
           <w:i w:val="0"/>
-          <w:color w:val="181A1F"/>
           <w:sz w:val="28"/>
         </w:rPr>
-        <w:t>в таблицу цифры, под которыми они указаны.</w:t>
+        <w:t>Найдите два фактора, «выпадающих» из общего ряда, и запишите в таблицу цифры, под которыми они указаны.</w:t>
       </w:r>
     </w:p>
     <w:p>
       <w:pPr>
-        <w:keepNext/>
-        <w:widowControl/>
-        <w:spacing w:line="240" w:lineRule="auto" w:after="0" w:before="120"/>
-      </w:pPr>
-      <w:r>
-        <w:rPr>
-          <w:rFonts w:ascii="Times New Roman" w:hAnsi="Times New Roman" w:eastAsia="Times New Roman"/>
-          <w:b/>
-          <w:color w:val="181A1F"/>
-          <w:sz w:val="28"/>
-        </w:rPr>
-        <w:t>2.</w:t>
-      </w:r>
-    </w:p>
-    <w:p>
-      <w:pPr>
-        <w:widowControl/>
-        <w:spacing w:line="240" w:lineRule="auto" w:after="0"/>
+        <w:keepNext w:val="0"/>
+        <w:spacing w:after="60" w:line="240" w:lineRule="auto"/>
+        <w:jc w:val="both"/>
       </w:pPr>
       <w:r>
         <w:rPr>
           <w:rFonts w:ascii="Times New Roman" w:hAnsi="Times New Roman" w:eastAsia="Times New Roman"/>
           <w:b w:val="0"/>
           <w:i w:val="0"/>
-          <w:color w:val="181A1F"/>
           <w:sz w:val="28"/>
         </w:rPr>
-        <w:t>Ателье специализируется на пошиве карнавальных костюмов. Найдите в приведённом списке примеры постоянных издержек ателье в краткосрочном периоде и запишите цифры, под которыми они указаны.</w:t>
+        <w:t>Ответ:</w:t>
       </w:r>
     </w:p>
     <w:p>
       <w:pPr>
-        <w:widowControl/>
-        <w:spacing w:line="240" w:lineRule="auto" w:after="0"/>
-      </w:pPr>
+        <w:keepNext w:val="0"/>
+        <w:spacing w:after="60" w:line="240" w:lineRule="auto"/>
+        <w:jc w:val="both"/>
+      </w:pPr>
+      <w:r>
+        <w:rPr>
+          <w:rFonts w:ascii="Times New Roman" w:hAnsi="Times New Roman" w:eastAsia="Times New Roman"/>
+          <w:b/>
+          <w:sz w:val="28"/>
+        </w:rPr>
+        <w:t xml:space="preserve">№2 </w:t>
+      </w:r>
       <w:r>
         <w:rPr>
           <w:rFonts w:ascii="Times New Roman" w:hAnsi="Times New Roman" w:eastAsia="Times New Roman"/>
           <w:b w:val="0"/>
           <w:i w:val="0"/>
-          <w:color w:val="181A1F"/>
           <w:sz w:val="28"/>
         </w:rPr>
-        <w:t>1) должностной оклад главного бухгалтера</w:t>
+        <w:t>Выберите верные суждения о мышлении и запишите цифры, под которыми они указаны.</w:t>
       </w:r>
     </w:p>
     <w:p>
       <w:pPr>
-        <w:widowControl/>
-        <w:spacing w:line="240" w:lineRule="auto" w:after="0"/>
+        <w:keepNext w:val="0"/>
+        <w:spacing w:after="60" w:line="240" w:lineRule="auto"/>
+        <w:jc w:val="both"/>
       </w:pPr>
       <w:r>
         <w:rPr>
           <w:rFonts w:ascii="Times New Roman" w:hAnsi="Times New Roman" w:eastAsia="Times New Roman"/>
           <w:b w:val="0"/>
           <w:i w:val="0"/>
-          <w:color w:val="181A1F"/>
           <w:sz w:val="28"/>
         </w:rPr>
-        <w:t>2) оплата потреблённой электроэнергии</w:t>
+        <w:t>1) Мышление характеризуется отражением окружающей действительности исключительно в образах предмета.</w:t>
       </w:r>
     </w:p>
     <w:p>
       <w:pPr>
-        <w:widowControl/>
-        <w:spacing w:line="240" w:lineRule="auto" w:after="0"/>
+        <w:keepNext w:val="0"/>
+        <w:spacing w:after="60" w:line="240" w:lineRule="auto"/>
+        <w:jc w:val="both"/>
       </w:pPr>
       <w:r>
         <w:rPr>
           <w:rFonts w:ascii="Times New Roman" w:hAnsi="Times New Roman" w:eastAsia="Times New Roman"/>
           <w:b w:val="0"/>
           <w:i w:val="0"/>
-          <w:color w:val="181A1F"/>
           <w:sz w:val="28"/>
         </w:rPr>
-        <w:t>3) сдельная оплата труда мастеров</w:t>
+        <w:t>2) Мышление помогает человеку выстраивать систему умозаключений, получать новые знания.</w:t>
       </w:r>
     </w:p>
     <w:p>
       <w:pPr>
-        <w:widowControl/>
-        <w:spacing w:line="240" w:lineRule="auto" w:after="0"/>
+        <w:keepNext w:val="0"/>
+        <w:spacing w:after="60" w:line="240" w:lineRule="auto"/>
+        <w:jc w:val="both"/>
       </w:pPr>
       <w:r>
         <w:rPr>
           <w:rFonts w:ascii="Times New Roman" w:hAnsi="Times New Roman" w:eastAsia="Times New Roman"/>
           <w:b w:val="0"/>
           <w:i w:val="0"/>
-          <w:color w:val="181A1F"/>
           <w:sz w:val="28"/>
         </w:rPr>
-        <w:t>4) арендная плата за помещение</w:t>
+        <w:t>3) Анализ — это процесс мышления, при котором из отдельных элементов восстанавливается целое с помощью формирования связей и отношений.</w:t>
       </w:r>
     </w:p>
     <w:p>
       <w:pPr>
-        <w:widowControl/>
-        <w:spacing w:line="240" w:lineRule="auto" w:after="0"/>
+        <w:keepNext w:val="0"/>
+        <w:spacing w:after="60" w:line="240" w:lineRule="auto"/>
+        <w:jc w:val="both"/>
       </w:pPr>
       <w:r>
         <w:rPr>
           <w:rFonts w:ascii="Times New Roman" w:hAnsi="Times New Roman" w:eastAsia="Times New Roman"/>
           <w:b w:val="0"/>
           <w:i w:val="0"/>
-          <w:color w:val="181A1F"/>
           <w:sz w:val="28"/>
         </w:rPr>
-        <w:t>5) приобретение тканей, фурнитуры</w:t>
+        <w:t>4) Наглядно-образное мышление — это абстрактное мышление.</w:t>
       </w:r>
     </w:p>
     <w:p>
       <w:pPr>
-        <w:widowControl/>
-        <w:spacing w:line="240" w:lineRule="auto" w:after="0"/>
+        <w:keepNext w:val="0"/>
+        <w:spacing w:after="60" w:line="240" w:lineRule="auto"/>
+        <w:jc w:val="both"/>
       </w:pPr>
       <w:r>
         <w:rPr>
           <w:rFonts w:ascii="Times New Roman" w:hAnsi="Times New Roman" w:eastAsia="Times New Roman"/>
           <w:b w:val="0"/>
           <w:i w:val="0"/>
-          <w:color w:val="181A1F"/>
           <w:sz w:val="28"/>
         </w:rPr>
-        <w:t>6) выплата процентов по ранее взятому кредиту</w:t>
+        <w:t>5) Мышление неразрывно связано с речью.</w:t>
       </w:r>
     </w:p>
     <w:p>
       <w:pPr>
-        <w:keepNext/>
-        <w:widowControl/>
-        <w:spacing w:line="240" w:lineRule="auto" w:after="0" w:before="120"/>
-      </w:pPr>
-      <w:r>
-        <w:rPr>
-          <w:rFonts w:ascii="Times New Roman" w:hAnsi="Times New Roman" w:eastAsia="Times New Roman"/>
-          <w:b/>
-          <w:color w:val="181A1F"/>
-          <w:sz w:val="28"/>
-        </w:rPr>
-        <w:t>3.</w:t>
-      </w:r>
-    </w:p>
-    <w:p>
-      <w:pPr>
-        <w:widowControl/>
-        <w:spacing w:line="240" w:lineRule="auto" w:after="0"/>
+        <w:keepNext w:val="0"/>
+        <w:spacing w:after="60" w:line="240" w:lineRule="auto"/>
+        <w:jc w:val="both"/>
       </w:pPr>
       <w:r>
         <w:rPr>
           <w:rFonts w:ascii="Times New Roman" w:hAnsi="Times New Roman" w:eastAsia="Times New Roman"/>
           <w:b w:val="0"/>
           <w:i w:val="0"/>
-          <w:color w:val="181A1F"/>
           <w:sz w:val="28"/>
         </w:rPr>
-        <w:t>Ниже приведён перечень платежей. Все они, за исключением двух, согласно Налоговому кодексу Российской Федерации, относятся к федеральным налогам и сборам.</w:t>
+        <w:t>Ответ:</w:t>
       </w:r>
     </w:p>
     <w:p>
       <w:pPr>
-        <w:widowControl/>
-        <w:spacing w:line="240" w:lineRule="auto" w:after="0"/>
-      </w:pPr>
+        <w:keepNext w:val="0"/>
+        <w:spacing w:after="60" w:line="240" w:lineRule="auto"/>
+        <w:jc w:val="both"/>
+      </w:pPr>
+      <w:r>
+        <w:rPr>
+          <w:rFonts w:ascii="Times New Roman" w:hAnsi="Times New Roman" w:eastAsia="Times New Roman"/>
+          <w:b/>
+          <w:sz w:val="28"/>
+        </w:rPr>
+        <w:t xml:space="preserve">№3 </w:t>
+      </w:r>
       <w:r>
         <w:rPr>
           <w:rFonts w:ascii="Times New Roman" w:hAnsi="Times New Roman" w:eastAsia="Times New Roman"/>
           <w:b w:val="0"/>
           <w:i w:val="0"/>
-          <w:color w:val="181A1F"/>
           <w:sz w:val="28"/>
         </w:rPr>
-        <w:t>1) земельный налог;</w:t>
-      </w:r>
-    </w:p>
-    <w:p>
-      <w:pPr>
-        <w:widowControl/>
-        <w:spacing w:line="240" w:lineRule="auto" w:after="0"/>
-      </w:pPr>
-      <w:r>
-        <w:rPr>
-          <w:rFonts w:ascii="Times New Roman" w:hAnsi="Times New Roman" w:eastAsia="Times New Roman"/>
-          <w:b w:val="0"/>
-          <w:i w:val="0"/>
-          <w:color w:val="181A1F"/>
-          <w:sz w:val="28"/>
-        </w:rPr>
-        <w:t>2) водный налог;</w:t>
-      </w:r>
-    </w:p>
-    <w:p>
-      <w:pPr>
-        <w:widowControl/>
-        <w:spacing w:line="240" w:lineRule="auto" w:after="0"/>
-      </w:pPr>
-      <w:r>
-        <w:rPr>
-          <w:rFonts w:ascii="Times New Roman" w:hAnsi="Times New Roman" w:eastAsia="Times New Roman"/>
-          <w:b w:val="0"/>
-          <w:i w:val="0"/>
-          <w:color w:val="181A1F"/>
-          <w:sz w:val="28"/>
-        </w:rPr>
-        <w:t>3) налог на прибыль организаций;</w:t>
-      </w:r>
-    </w:p>
-    <w:p>
-      <w:pPr>
-        <w:widowControl/>
-        <w:spacing w:line="240" w:lineRule="auto" w:after="0"/>
-      </w:pPr>
-      <w:r>
-        <w:rPr>
-          <w:rFonts w:ascii="Times New Roman" w:hAnsi="Times New Roman" w:eastAsia="Times New Roman"/>
-          <w:b w:val="0"/>
-          <w:i w:val="0"/>
-          <w:color w:val="181A1F"/>
-          <w:sz w:val="28"/>
-        </w:rPr>
-        <w:t>4) налог на добычу полезных ископаемых;</w:t>
-      </w:r>
-    </w:p>
-    <w:p>
-      <w:pPr>
-        <w:widowControl/>
-        <w:spacing w:line="240" w:lineRule="auto" w:after="0"/>
-      </w:pPr>
-      <w:r>
-        <w:rPr>
-          <w:rFonts w:ascii="Times New Roman" w:hAnsi="Times New Roman" w:eastAsia="Times New Roman"/>
-          <w:b w:val="0"/>
-          <w:i w:val="0"/>
-          <w:color w:val="181A1F"/>
-          <w:sz w:val="28"/>
-        </w:rPr>
-        <w:t>5) государственная пошлина;</w:t>
-      </w:r>
-    </w:p>
-    <w:p>
-      <w:pPr>
-        <w:widowControl/>
-        <w:spacing w:line="240" w:lineRule="auto" w:after="0"/>
-      </w:pPr>
-      <w:r>
-        <w:rPr>
-          <w:rFonts w:ascii="Times New Roman" w:hAnsi="Times New Roman" w:eastAsia="Times New Roman"/>
-          <w:b w:val="0"/>
-          <w:i w:val="0"/>
-          <w:color w:val="181A1F"/>
-          <w:sz w:val="28"/>
-        </w:rPr>
-        <w:t>6) торговый сбор.</w:t>
-      </w:r>
-    </w:p>
-    <w:p>
-      <w:pPr>
-        <w:widowControl/>
-        <w:spacing w:line="240" w:lineRule="auto" w:after="0"/>
-      </w:pPr>
-      <w:r>
-        <w:rPr>
-          <w:rFonts w:ascii="Times New Roman" w:hAnsi="Times New Roman" w:eastAsia="Times New Roman"/>
-          <w:b w:val="0"/>
-          <w:i w:val="0"/>
-          <w:color w:val="181A1F"/>
-          <w:sz w:val="28"/>
-        </w:rPr>
-        <w:t>Найдите два термина, «выпадающих» из общего ряда, и запишите в таблицу цифры, под которыми они указаны.</w:t>
-      </w:r>
-    </w:p>
-    <w:p>
-      <w:pPr>
-        <w:keepNext/>
-        <w:widowControl/>
-        <w:spacing w:line="240" w:lineRule="auto" w:after="0" w:before="120"/>
-      </w:pPr>
-      <w:r>
-        <w:rPr>
-          <w:rFonts w:ascii="Times New Roman" w:hAnsi="Times New Roman" w:eastAsia="Times New Roman"/>
-          <w:b/>
-          <w:color w:val="181A1F"/>
-          <w:sz w:val="28"/>
-        </w:rPr>
-        <w:t>4.</w:t>
-      </w:r>
-    </w:p>
-    <w:p>
-      <w:pPr>
-        <w:widowControl/>
-        <w:spacing w:line="240" w:lineRule="auto" w:after="0"/>
-      </w:pPr>
-      <w:r>
-        <w:rPr>
-          <w:rFonts w:ascii="Times New Roman" w:hAnsi="Times New Roman" w:eastAsia="Times New Roman"/>
-          <w:b w:val="0"/>
-          <w:i w:val="0"/>
-          <w:color w:val="181A1F"/>
-          <w:sz w:val="28"/>
-        </w:rPr>
-        <w:t>В стране Z сократились потребление и экспорт угля, большинство шахт закрылось, десятки тысяч шахтёров потеряли работу. Выберите из приведённого ниже списка характеристики возникшей безработицы и запишите цифры, под которыми они указаны.</w:t>
-      </w:r>
-    </w:p>
-    <w:p>
-      <w:pPr>
-        <w:widowControl/>
-        <w:spacing w:line="240" w:lineRule="auto" w:after="0"/>
-      </w:pPr>
-      <w:r>
-        <w:rPr>
-          <w:rFonts w:ascii="Times New Roman" w:hAnsi="Times New Roman" w:eastAsia="Times New Roman"/>
-          <w:b w:val="0"/>
-          <w:i w:val="0"/>
-          <w:color w:val="181A1F"/>
-          <w:sz w:val="28"/>
-        </w:rPr>
-        <w:t>1) скрытая безработица</w:t>
-      </w:r>
-    </w:p>
-    <w:p>
-      <w:pPr>
-        <w:widowControl/>
-        <w:spacing w:line="240" w:lineRule="auto" w:after="0"/>
-      </w:pPr>
-      <w:r>
-        <w:rPr>
-          <w:rFonts w:ascii="Times New Roman" w:hAnsi="Times New Roman" w:eastAsia="Times New Roman"/>
-          <w:b w:val="0"/>
-          <w:i w:val="0"/>
-          <w:color w:val="181A1F"/>
-          <w:sz w:val="28"/>
-        </w:rPr>
-        <w:t>2) фрикционная безработица</w:t>
-      </w:r>
-    </w:p>
-    <w:p>
-      <w:pPr>
-        <w:widowControl/>
-        <w:spacing w:line="240" w:lineRule="auto" w:after="0"/>
-      </w:pPr>
-      <w:r>
-        <w:rPr>
-          <w:rFonts w:ascii="Times New Roman" w:hAnsi="Times New Roman" w:eastAsia="Times New Roman"/>
-          <w:b w:val="0"/>
-          <w:i w:val="0"/>
-          <w:color w:val="181A1F"/>
-          <w:sz w:val="28"/>
-        </w:rPr>
-        <w:t>3) сезонная безработица</w:t>
-      </w:r>
-    </w:p>
-    <w:p>
-      <w:pPr>
-        <w:widowControl/>
-        <w:spacing w:line="240" w:lineRule="auto" w:after="0"/>
-      </w:pPr>
-      <w:r>
-        <w:rPr>
-          <w:rFonts w:ascii="Times New Roman" w:hAnsi="Times New Roman" w:eastAsia="Times New Roman"/>
-          <w:b w:val="0"/>
-          <w:i w:val="0"/>
-          <w:color w:val="181A1F"/>
-          <w:sz w:val="28"/>
-        </w:rPr>
-        <w:t>4) добровольная безработица</w:t>
-      </w:r>
-    </w:p>
-    <w:p>
-      <w:pPr>
-        <w:widowControl/>
-        <w:spacing w:line="240" w:lineRule="auto" w:after="0"/>
-      </w:pPr>
-      <w:r>
-        <w:rPr>
-          <w:rFonts w:ascii="Times New Roman" w:hAnsi="Times New Roman" w:eastAsia="Times New Roman"/>
-          <w:b w:val="0"/>
-          <w:i w:val="0"/>
-          <w:color w:val="181A1F"/>
-          <w:sz w:val="28"/>
-        </w:rPr>
-        <w:t>5) структурная безработица</w:t>
-      </w:r>
-    </w:p>
-    <w:p>
-      <w:pPr>
-        <w:widowControl/>
-        <w:spacing w:line="240" w:lineRule="auto" w:after="0"/>
-      </w:pPr>
-      <w:r>
-        <w:rPr>
-          <w:rFonts w:ascii="Times New Roman" w:hAnsi="Times New Roman" w:eastAsia="Times New Roman"/>
-          <w:b w:val="0"/>
-          <w:i w:val="0"/>
-          <w:color w:val="181A1F"/>
-          <w:sz w:val="28"/>
-        </w:rPr>
-        <w:t>6) массовая безработица</w:t>
-      </w:r>
-    </w:p>
-    <w:p>
-      <w:pPr>
-        <w:keepNext/>
-        <w:widowControl/>
-        <w:spacing w:line="240" w:lineRule="auto" w:after="0" w:before="120"/>
-      </w:pPr>
-      <w:r>
-        <w:rPr>
-          <w:rFonts w:ascii="Times New Roman" w:hAnsi="Times New Roman" w:eastAsia="Times New Roman"/>
-          <w:b/>
-          <w:color w:val="181A1F"/>
-          <w:sz w:val="28"/>
-        </w:rPr>
-        <w:t>5.</w:t>
-      </w:r>
-    </w:p>
-    <w:p>
-      <w:pPr>
-        <w:widowControl/>
-        <w:spacing w:line="240" w:lineRule="auto" w:after="0"/>
-      </w:pPr>
-      <w:r>
-        <w:rPr>
-          <w:rFonts w:ascii="Times New Roman" w:hAnsi="Times New Roman" w:eastAsia="Times New Roman"/>
-          <w:b w:val="0"/>
-          <w:i w:val="0"/>
-          <w:color w:val="181A1F"/>
-          <w:sz w:val="28"/>
-        </w:rPr>
-        <w:t>Иоланта работает менеджером среднего звена. Часть своих сбережений она разместила на банковском депозите. Комнату в своей квартире она сдала внаем через агентство недвижимости. Иоланта взяла кредит на покупку автомобиля. Что из перечисленного относится к доходам Иоланты? Запишите цифры, под которыми они указаны.</w:t>
-      </w:r>
-    </w:p>
-    <w:p>
-      <w:pPr>
-        <w:widowControl/>
-        <w:spacing w:line="240" w:lineRule="auto" w:after="0"/>
-      </w:pPr>
-      <w:r>
-        <w:rPr>
-          <w:rFonts w:ascii="Times New Roman" w:hAnsi="Times New Roman" w:eastAsia="Times New Roman"/>
-          <w:b w:val="0"/>
-          <w:i w:val="0"/>
-          <w:color w:val="181A1F"/>
-          <w:sz w:val="28"/>
-        </w:rPr>
-        <w:t>1) коммунальные платежи</w:t>
-      </w:r>
-    </w:p>
-    <w:p>
-      <w:pPr>
-        <w:widowControl/>
-        <w:spacing w:line="240" w:lineRule="auto" w:after="0"/>
-      </w:pPr>
-      <w:r>
-        <w:rPr>
-          <w:rFonts w:ascii="Times New Roman" w:hAnsi="Times New Roman" w:eastAsia="Times New Roman"/>
-          <w:b w:val="0"/>
-          <w:i w:val="0"/>
-          <w:color w:val="181A1F"/>
-          <w:sz w:val="28"/>
-        </w:rPr>
-        <w:t>2) заработная плата</w:t>
-      </w:r>
-    </w:p>
-    <w:p>
-      <w:pPr>
-        <w:widowControl/>
-        <w:spacing w:line="240" w:lineRule="auto" w:after="0"/>
-      </w:pPr>
-      <w:r>
-        <w:rPr>
-          <w:rFonts w:ascii="Times New Roman" w:hAnsi="Times New Roman" w:eastAsia="Times New Roman"/>
-          <w:b w:val="0"/>
-          <w:i w:val="0"/>
-          <w:color w:val="181A1F"/>
-          <w:sz w:val="28"/>
-        </w:rPr>
-        <w:t>3) арендная плата за сдачу внаём комнаты</w:t>
-      </w:r>
-    </w:p>
-    <w:p>
-      <w:pPr>
-        <w:widowControl/>
-        <w:spacing w:line="240" w:lineRule="auto" w:after="0"/>
-      </w:pPr>
-      <w:r>
-        <w:rPr>
-          <w:rFonts w:ascii="Times New Roman" w:hAnsi="Times New Roman" w:eastAsia="Times New Roman"/>
-          <w:b w:val="0"/>
-          <w:i w:val="0"/>
-          <w:color w:val="181A1F"/>
-          <w:sz w:val="28"/>
-        </w:rPr>
-        <w:t>4) транспортный налог</w:t>
-      </w:r>
-    </w:p>
-    <w:p>
-      <w:pPr>
-        <w:widowControl/>
-        <w:spacing w:line="240" w:lineRule="auto" w:after="0"/>
-      </w:pPr>
-      <w:r>
-        <w:rPr>
-          <w:rFonts w:ascii="Times New Roman" w:hAnsi="Times New Roman" w:eastAsia="Times New Roman"/>
-          <w:b w:val="0"/>
-          <w:i w:val="0"/>
-          <w:color w:val="181A1F"/>
-          <w:sz w:val="28"/>
-        </w:rPr>
-        <w:t>5) проценты по кредиту</w:t>
-      </w:r>
-    </w:p>
-    <w:p>
-      <w:pPr>
-        <w:widowControl/>
-        <w:spacing w:line="240" w:lineRule="auto" w:after="0"/>
-      </w:pPr>
-      <w:r>
-        <w:rPr>
-          <w:rFonts w:ascii="Times New Roman" w:hAnsi="Times New Roman" w:eastAsia="Times New Roman"/>
-          <w:b w:val="0"/>
-          <w:i w:val="0"/>
-          <w:color w:val="181A1F"/>
-          <w:sz w:val="28"/>
-        </w:rPr>
-        <w:t>6) проценты по вкладу</w:t>
-      </w:r>
-    </w:p>
-    <w:p>
-      <w:pPr>
-        <w:keepNext/>
-        <w:widowControl/>
-        <w:spacing w:line="240" w:lineRule="auto" w:after="0" w:before="120"/>
-      </w:pPr>
-      <w:r>
-        <w:rPr>
-          <w:rFonts w:ascii="Times New Roman" w:hAnsi="Times New Roman" w:eastAsia="Times New Roman"/>
-          <w:b/>
-          <w:color w:val="181A1F"/>
-          <w:sz w:val="28"/>
-        </w:rPr>
-        <w:t>6.</w:t>
-      </w:r>
-    </w:p>
-    <w:p>
-      <w:pPr>
-        <w:widowControl/>
-        <w:spacing w:line="240" w:lineRule="auto" w:after="0"/>
-      </w:pPr>
-      <w:r>
-        <w:rPr>
-          <w:rFonts w:ascii="Times New Roman" w:hAnsi="Times New Roman" w:eastAsia="Times New Roman"/>
-          <w:b w:val="0"/>
-          <w:i w:val="0"/>
-          <w:color w:val="181A1F"/>
-          <w:sz w:val="28"/>
-        </w:rPr>
-        <w:t>Выберите верные суждения о государственной поддержке социально незащищённых слоёв российского общества и запишите цифры, под которыми они указаны.</w:t>
-      </w:r>
-    </w:p>
-    <w:p>
-      <w:pPr>
-        <w:widowControl/>
-        <w:spacing w:line="240" w:lineRule="auto" w:after="0"/>
-      </w:pPr>
-      <w:r>
-        <w:rPr>
-          <w:rFonts w:ascii="Times New Roman" w:hAnsi="Times New Roman" w:eastAsia="Times New Roman"/>
-          <w:b w:val="0"/>
-          <w:i w:val="0"/>
-          <w:color w:val="181A1F"/>
-          <w:sz w:val="28"/>
-        </w:rPr>
-        <w:t>1) Пенсия — это ежемесячная денежная выплата, компенсирующая заработную плату наёмного работника, которую он получал в период трудовой деятельности.</w:t>
-      </w:r>
-    </w:p>
-    <w:p>
-      <w:pPr>
-        <w:widowControl/>
-        <w:spacing w:line="240" w:lineRule="auto" w:after="0"/>
-      </w:pPr>
-      <w:r>
-        <w:rPr>
-          <w:rFonts w:ascii="Times New Roman" w:hAnsi="Times New Roman" w:eastAsia="Times New Roman"/>
-          <w:b w:val="0"/>
-          <w:i w:val="0"/>
-          <w:color w:val="181A1F"/>
-          <w:sz w:val="28"/>
-        </w:rPr>
-        <w:t>2) Правом на получение пенсии в настоящее время обладает любой гражданин по достижении 50 лет.</w:t>
-      </w:r>
-    </w:p>
-    <w:p>
-      <w:pPr>
-        <w:widowControl/>
-        <w:spacing w:line="240" w:lineRule="auto" w:after="0"/>
-      </w:pPr>
-      <w:r>
-        <w:rPr>
-          <w:rFonts w:ascii="Times New Roman" w:hAnsi="Times New Roman" w:eastAsia="Times New Roman"/>
-          <w:b w:val="0"/>
-          <w:i w:val="0"/>
-          <w:color w:val="181A1F"/>
-          <w:sz w:val="28"/>
-        </w:rPr>
-        <w:t>3) Предоставление жилья за счёт государственного жилого фонда относят к трудовым пособиям.</w:t>
-      </w:r>
-    </w:p>
-    <w:p>
-      <w:pPr>
-        <w:widowControl/>
-        <w:spacing w:line="240" w:lineRule="auto" w:after="0"/>
-      </w:pPr>
-      <w:r>
-        <w:rPr>
-          <w:rFonts w:ascii="Times New Roman" w:hAnsi="Times New Roman" w:eastAsia="Times New Roman"/>
-          <w:b w:val="0"/>
-          <w:i w:val="0"/>
-          <w:color w:val="181A1F"/>
-          <w:sz w:val="28"/>
-        </w:rPr>
-        <w:t>4) Предоставление социальных льгот позволяет обеспечить материальное положение некоторых категорий малоимущих граждан, поскольку часть обязательных расходов государство берёт на себя.</w:t>
-      </w:r>
-    </w:p>
-    <w:p>
-      <w:pPr>
-        <w:widowControl/>
-        <w:spacing w:line="240" w:lineRule="auto" w:after="0"/>
-      </w:pPr>
-      <w:r>
-        <w:rPr>
-          <w:rFonts w:ascii="Times New Roman" w:hAnsi="Times New Roman" w:eastAsia="Times New Roman"/>
-          <w:b w:val="0"/>
-          <w:i w:val="0"/>
-          <w:color w:val="181A1F"/>
-          <w:sz w:val="28"/>
-        </w:rPr>
-        <w:t>5) Натуральное обеспечение предполагает передачу материальных ценностей некоторым категориям граждан в собственность или в пользование.</w:t>
-      </w:r>
-    </w:p>
-    <w:p>
-      <w:pPr>
-        <w:keepNext/>
-        <w:widowControl/>
-        <w:spacing w:line="240" w:lineRule="auto" w:after="0" w:before="120"/>
-      </w:pPr>
-      <w:r>
-        <w:rPr>
-          <w:rFonts w:ascii="Times New Roman" w:hAnsi="Times New Roman" w:eastAsia="Times New Roman"/>
-          <w:b/>
-          <w:color w:val="181A1F"/>
-          <w:sz w:val="28"/>
-        </w:rPr>
-        <w:t>7.</w:t>
-      </w:r>
-    </w:p>
-    <w:p>
-      <w:pPr>
-        <w:widowControl/>
-        <w:spacing w:line="240" w:lineRule="auto" w:after="0"/>
-      </w:pPr>
-      <w:r>
-        <w:rPr>
-          <w:rFonts w:ascii="Times New Roman" w:hAnsi="Times New Roman" w:eastAsia="Times New Roman"/>
-          <w:b w:val="0"/>
-          <w:i w:val="0"/>
-          <w:color w:val="181A1F"/>
-          <w:sz w:val="28"/>
-        </w:rPr>
-        <w:t>Экономика страны Z основана на крупном машинном производстве; в ней доминирует тяжёлая промышленность. Какие признаки позволяют сделать вывод о том, что в стране Z командная (плановая) экономика? Запишите цифры, под которыми они указаны.</w:t>
-      </w:r>
-    </w:p>
-    <w:p>
-      <w:pPr>
-        <w:widowControl/>
-        <w:spacing w:line="240" w:lineRule="auto" w:after="0"/>
-      </w:pPr>
-      <w:r>
-        <w:rPr>
-          <w:rFonts w:ascii="Times New Roman" w:hAnsi="Times New Roman" w:eastAsia="Times New Roman"/>
-          <w:b w:val="0"/>
-          <w:i w:val="0"/>
-          <w:color w:val="181A1F"/>
-          <w:sz w:val="28"/>
-        </w:rPr>
-        <w:t>1) господство государственной собственности на средства производства</w:t>
-      </w:r>
-    </w:p>
-    <w:p>
-      <w:pPr>
-        <w:widowControl/>
-        <w:spacing w:line="240" w:lineRule="auto" w:after="0"/>
-      </w:pPr>
-      <w:r>
-        <w:rPr>
-          <w:rFonts w:ascii="Times New Roman" w:hAnsi="Times New Roman" w:eastAsia="Times New Roman"/>
-          <w:b w:val="0"/>
-          <w:i w:val="0"/>
-          <w:color w:val="181A1F"/>
-          <w:sz w:val="28"/>
-        </w:rPr>
-        <w:t>2) зависимость продовольственного рынка от импортных товаров</w:t>
-      </w:r>
-    </w:p>
-    <w:p>
-      <w:pPr>
-        <w:widowControl/>
-        <w:spacing w:line="240" w:lineRule="auto" w:after="0"/>
-      </w:pPr>
-      <w:r>
-        <w:rPr>
-          <w:rFonts w:ascii="Times New Roman" w:hAnsi="Times New Roman" w:eastAsia="Times New Roman"/>
-          <w:b w:val="0"/>
-          <w:i w:val="0"/>
-          <w:color w:val="181A1F"/>
-          <w:sz w:val="28"/>
-        </w:rPr>
-        <w:t>3) необходимость решения проблемы ограниченности ресурсов</w:t>
-      </w:r>
-    </w:p>
-    <w:p>
-      <w:pPr>
-        <w:widowControl/>
-        <w:spacing w:line="240" w:lineRule="auto" w:after="0"/>
-      </w:pPr>
-      <w:r>
-        <w:rPr>
-          <w:rFonts w:ascii="Times New Roman" w:hAnsi="Times New Roman" w:eastAsia="Times New Roman"/>
-          <w:b w:val="0"/>
-          <w:i w:val="0"/>
-          <w:color w:val="181A1F"/>
-          <w:sz w:val="28"/>
-        </w:rPr>
-        <w:t>4) отсутствие конкуренции производителей</w:t>
-      </w:r>
-    </w:p>
-    <w:p>
-      <w:pPr>
-        <w:widowControl/>
-        <w:spacing w:line="240" w:lineRule="auto" w:after="0"/>
-      </w:pPr>
-      <w:r>
-        <w:rPr>
-          <w:rFonts w:ascii="Times New Roman" w:hAnsi="Times New Roman" w:eastAsia="Times New Roman"/>
-          <w:b w:val="0"/>
-          <w:i w:val="0"/>
-          <w:color w:val="181A1F"/>
-          <w:sz w:val="28"/>
-        </w:rPr>
-        <w:t>5) директивное ценообразование</w:t>
-      </w:r>
-    </w:p>
-    <w:p>
-      <w:pPr>
-        <w:widowControl/>
-        <w:spacing w:line="240" w:lineRule="auto" w:after="0"/>
-      </w:pPr>
-      <w:r>
-        <w:rPr>
-          <w:rFonts w:ascii="Times New Roman" w:hAnsi="Times New Roman" w:eastAsia="Times New Roman"/>
-          <w:b w:val="0"/>
-          <w:i w:val="0"/>
-          <w:color w:val="181A1F"/>
-          <w:sz w:val="28"/>
-        </w:rPr>
-        <w:t>6) наличие трудового законодательства</w:t>
-      </w:r>
-    </w:p>
-    <w:p>
-      <w:pPr>
-        <w:keepNext/>
-        <w:widowControl/>
-        <w:spacing w:line="240" w:lineRule="auto" w:after="0" w:before="120"/>
-      </w:pPr>
-      <w:r>
-        <w:rPr>
-          <w:rFonts w:ascii="Times New Roman" w:hAnsi="Times New Roman" w:eastAsia="Times New Roman"/>
-          <w:b/>
-          <w:color w:val="181A1F"/>
-          <w:sz w:val="28"/>
-        </w:rPr>
-        <w:t>8.</w:t>
-      </w:r>
-    </w:p>
-    <w:p>
-      <w:pPr>
-        <w:widowControl/>
-        <w:spacing w:line="240" w:lineRule="auto" w:after="0"/>
-      </w:pPr>
-      <w:r>
-        <w:rPr>
-          <w:rFonts w:ascii="Times New Roman" w:hAnsi="Times New Roman" w:eastAsia="Times New Roman"/>
-          <w:b w:val="0"/>
-          <w:i w:val="0"/>
-          <w:color w:val="181A1F"/>
-          <w:sz w:val="28"/>
-        </w:rPr>
-        <w:t xml:space="preserve">Выберите верные суждения о факторах производства и запишите цифры, под которыми они указаны. </w:t>
-      </w:r>
-    </w:p>
-    <w:p>
-      <w:pPr>
-        <w:widowControl/>
-        <w:spacing w:line="240" w:lineRule="auto" w:after="0"/>
-      </w:pPr>
-      <w:r>
-        <w:rPr>
-          <w:rFonts w:ascii="Times New Roman" w:hAnsi="Times New Roman" w:eastAsia="Times New Roman"/>
-          <w:b w:val="0"/>
-          <w:i w:val="0"/>
-          <w:color w:val="181A1F"/>
-          <w:sz w:val="28"/>
-        </w:rPr>
-        <w:t xml:space="preserve">1) Собственник земельных ресурсов получает доход, который называется заработной платой. </w:t>
-      </w:r>
-    </w:p>
-    <w:p>
-      <w:pPr>
-        <w:widowControl/>
-        <w:spacing w:line="240" w:lineRule="auto" w:after="0"/>
-      </w:pPr>
-      <w:r>
-        <w:rPr>
-          <w:rFonts w:ascii="Times New Roman" w:hAnsi="Times New Roman" w:eastAsia="Times New Roman"/>
-          <w:b w:val="0"/>
-          <w:i w:val="0"/>
-          <w:color w:val="181A1F"/>
-          <w:sz w:val="28"/>
-        </w:rPr>
-        <w:t xml:space="preserve">2) Факторы производства — это ресурсы, вовлечённые в конкретный производственный процесс создания общественных и частных благ. </w:t>
-      </w:r>
-    </w:p>
-    <w:p>
-      <w:pPr>
-        <w:widowControl/>
-        <w:spacing w:line="240" w:lineRule="auto" w:after="0"/>
-      </w:pPr>
-      <w:r>
-        <w:rPr>
-          <w:rFonts w:ascii="Times New Roman" w:hAnsi="Times New Roman" w:eastAsia="Times New Roman"/>
-          <w:b w:val="0"/>
-          <w:i w:val="0"/>
-          <w:color w:val="181A1F"/>
-          <w:sz w:val="28"/>
-        </w:rPr>
-        <w:t xml:space="preserve">3) К трудовым ресурсам относят всё население страны. </w:t>
-      </w:r>
-    </w:p>
-    <w:p>
-      <w:pPr>
-        <w:widowControl/>
-        <w:spacing w:line="240" w:lineRule="auto" w:after="0"/>
-      </w:pPr>
-      <w:r>
-        <w:rPr>
-          <w:rFonts w:ascii="Times New Roman" w:hAnsi="Times New Roman" w:eastAsia="Times New Roman"/>
-          <w:b w:val="0"/>
-          <w:i w:val="0"/>
-          <w:color w:val="181A1F"/>
-          <w:sz w:val="28"/>
-        </w:rPr>
-        <w:t xml:space="preserve">4) Доход собственника капитала — процент. </w:t>
-      </w:r>
-    </w:p>
-    <w:p>
-      <w:pPr>
-        <w:widowControl/>
-        <w:spacing w:line="240" w:lineRule="auto" w:after="0"/>
-      </w:pPr>
-      <w:r>
-        <w:rPr>
-          <w:rFonts w:ascii="Times New Roman" w:hAnsi="Times New Roman" w:eastAsia="Times New Roman"/>
-          <w:b w:val="0"/>
-          <w:i w:val="0"/>
-          <w:color w:val="181A1F"/>
-          <w:sz w:val="28"/>
-        </w:rPr>
-        <w:t xml:space="preserve">5) Предпринимательские способности приводят в действие другие факторы производства в целях получения прибыли. </w:t>
-      </w:r>
-    </w:p>
-    <w:p>
-      <w:pPr>
-        <w:keepNext/>
-        <w:widowControl/>
-        <w:spacing w:line="240" w:lineRule="auto" w:after="0" w:before="120"/>
-      </w:pPr>
-      <w:r>
-        <w:rPr>
-          <w:rFonts w:ascii="Times New Roman" w:hAnsi="Times New Roman" w:eastAsia="Times New Roman"/>
-          <w:b/>
-          <w:color w:val="181A1F"/>
-          <w:sz w:val="28"/>
-        </w:rPr>
-        <w:t>9.</w:t>
-      </w:r>
-    </w:p>
-    <w:p>
-      <w:pPr>
-        <w:widowControl/>
-        <w:spacing w:line="240" w:lineRule="auto" w:after="0"/>
-      </w:pPr>
-      <w:r>
-        <w:rPr>
-          <w:rFonts w:ascii="Times New Roman" w:hAnsi="Times New Roman" w:eastAsia="Times New Roman"/>
-          <w:b w:val="0"/>
-          <w:i w:val="0"/>
-          <w:color w:val="181A1F"/>
-          <w:sz w:val="28"/>
-        </w:rPr>
-        <w:t>Ниже приведён перечень примеров издержек фирмы в краткосрочном периоде. Все они, за исключением двух, являются постоянными издержками.</w:t>
-      </w:r>
-    </w:p>
-    <w:p>
-      <w:pPr>
-        <w:widowControl/>
-        <w:spacing w:line="240" w:lineRule="auto" w:after="0"/>
-      </w:pPr>
-      <w:r>
-        <w:rPr>
-          <w:rFonts w:ascii="Times New Roman" w:hAnsi="Times New Roman" w:eastAsia="Times New Roman"/>
-          <w:b w:val="0"/>
-          <w:i w:val="0"/>
-          <w:color w:val="181A1F"/>
-          <w:sz w:val="28"/>
-        </w:rPr>
-        <w:t>1) выплата процентов по ранее взятым кредитам;</w:t>
-      </w:r>
-    </w:p>
-    <w:p>
-      <w:pPr>
-        <w:widowControl/>
-        <w:spacing w:line="240" w:lineRule="auto" w:after="0"/>
-      </w:pPr>
-      <w:r>
-        <w:rPr>
-          <w:rFonts w:ascii="Times New Roman" w:hAnsi="Times New Roman" w:eastAsia="Times New Roman"/>
-          <w:b w:val="0"/>
-          <w:i w:val="0"/>
-          <w:color w:val="181A1F"/>
-          <w:sz w:val="28"/>
-        </w:rPr>
-        <w:t>2) оплата охраны офиса;</w:t>
-      </w:r>
-    </w:p>
-    <w:p>
-      <w:pPr>
-        <w:widowControl/>
-        <w:spacing w:line="240" w:lineRule="auto" w:after="0"/>
-      </w:pPr>
-      <w:r>
-        <w:rPr>
-          <w:rFonts w:ascii="Times New Roman" w:hAnsi="Times New Roman" w:eastAsia="Times New Roman"/>
-          <w:b w:val="0"/>
-          <w:i w:val="0"/>
-          <w:color w:val="181A1F"/>
-          <w:sz w:val="28"/>
-        </w:rPr>
-        <w:t>3) плата за аренду помещения;</w:t>
-      </w:r>
-    </w:p>
-    <w:p>
-      <w:pPr>
-        <w:widowControl/>
-        <w:spacing w:line="240" w:lineRule="auto" w:after="0"/>
-      </w:pPr>
-      <w:r>
-        <w:rPr>
-          <w:rFonts w:ascii="Times New Roman" w:hAnsi="Times New Roman" w:eastAsia="Times New Roman"/>
-          <w:b w:val="0"/>
-          <w:i w:val="0"/>
-          <w:color w:val="181A1F"/>
-          <w:sz w:val="28"/>
-        </w:rPr>
-        <w:t>4) оклад аппарата управления;</w:t>
-      </w:r>
-    </w:p>
-    <w:p>
-      <w:pPr>
-        <w:widowControl/>
-        <w:spacing w:line="240" w:lineRule="auto" w:after="0"/>
-      </w:pPr>
-      <w:r>
-        <w:rPr>
-          <w:rFonts w:ascii="Times New Roman" w:hAnsi="Times New Roman" w:eastAsia="Times New Roman"/>
-          <w:b w:val="0"/>
-          <w:i w:val="0"/>
-          <w:color w:val="181A1F"/>
-          <w:sz w:val="28"/>
-        </w:rPr>
-        <w:t>5) сдельная заработная плата рабочих;</w:t>
-      </w:r>
-    </w:p>
-    <w:p>
-      <w:pPr>
-        <w:widowControl/>
-        <w:spacing w:line="240" w:lineRule="auto" w:after="0"/>
-      </w:pPr>
-      <w:r>
-        <w:rPr>
-          <w:rFonts w:ascii="Times New Roman" w:hAnsi="Times New Roman" w:eastAsia="Times New Roman"/>
-          <w:b w:val="0"/>
-          <w:i w:val="0"/>
-          <w:color w:val="181A1F"/>
-          <w:sz w:val="28"/>
-        </w:rPr>
-        <w:t>6) плата за потреблённую электроэнергию.</w:t>
-      </w:r>
-    </w:p>
-    <w:p>
-      <w:pPr>
-        <w:widowControl/>
-        <w:spacing w:line="240" w:lineRule="auto" w:after="0"/>
-      </w:pPr>
-      <w:r>
-        <w:rPr>
-          <w:rFonts w:ascii="Times New Roman" w:hAnsi="Times New Roman" w:eastAsia="Times New Roman"/>
-          <w:b w:val="0"/>
-          <w:i w:val="0"/>
-          <w:color w:val="181A1F"/>
-          <w:sz w:val="28"/>
-        </w:rPr>
-        <w:t>Найдите два примера, «выпадающих» из общего ряда, и запишите в таблицу цифры, под которыми они указаны.</w:t>
-      </w:r>
-    </w:p>
-    <w:p>
-      <w:pPr>
-        <w:keepNext/>
-        <w:widowControl/>
-        <w:spacing w:line="240" w:lineRule="auto" w:after="0" w:before="120"/>
-      </w:pPr>
-      <w:r>
-        <w:rPr>
-          <w:rFonts w:ascii="Times New Roman" w:hAnsi="Times New Roman" w:eastAsia="Times New Roman"/>
-          <w:b/>
-          <w:color w:val="181A1F"/>
-          <w:sz w:val="28"/>
-        </w:rPr>
-        <w:t>10.</w:t>
-      </w:r>
-    </w:p>
-    <w:p>
-      <w:pPr>
-        <w:widowControl/>
-        <w:spacing w:line="240" w:lineRule="auto" w:after="0"/>
-      </w:pPr>
-      <w:r>
-        <w:rPr>
-          <w:rFonts w:ascii="Times New Roman" w:hAnsi="Times New Roman" w:eastAsia="Times New Roman"/>
-          <w:b w:val="0"/>
-          <w:i w:val="0"/>
-          <w:color w:val="181A1F"/>
-          <w:sz w:val="28"/>
-        </w:rPr>
-        <w:t>Выберите верные суждения о мировой экономике и международных экономических отношениях. Запишите цифры, под которыми они указаны.</w:t>
-      </w:r>
-    </w:p>
-    <w:p>
-      <w:pPr>
-        <w:widowControl/>
-        <w:spacing w:line="240" w:lineRule="auto" w:after="0"/>
-      </w:pPr>
-      <w:r>
-        <w:rPr>
-          <w:rFonts w:ascii="Times New Roman" w:hAnsi="Times New Roman" w:eastAsia="Times New Roman"/>
-          <w:b w:val="0"/>
-          <w:i w:val="0"/>
-          <w:color w:val="181A1F"/>
-          <w:sz w:val="28"/>
-        </w:rPr>
-        <w:t>1) Мировой экономикой называют совокупность всех национальных экономик мира.</w:t>
-      </w:r>
-    </w:p>
-    <w:p>
-      <w:pPr>
-        <w:widowControl/>
-        <w:spacing w:line="240" w:lineRule="auto" w:after="0"/>
-      </w:pPr>
-      <w:r>
-        <w:rPr>
-          <w:rFonts w:ascii="Times New Roman" w:hAnsi="Times New Roman" w:eastAsia="Times New Roman"/>
-          <w:b w:val="0"/>
-          <w:i w:val="0"/>
-          <w:color w:val="181A1F"/>
-          <w:sz w:val="28"/>
-        </w:rPr>
-        <w:t>2) Современный мир состоит из полностью открытых экономик, в которых иностранным фирмам открыт доступ на все внутренние рынки.</w:t>
-      </w:r>
-    </w:p>
-    <w:p>
-      <w:pPr>
-        <w:widowControl/>
-        <w:spacing w:line="240" w:lineRule="auto" w:after="0"/>
-      </w:pPr>
-      <w:r>
-        <w:rPr>
-          <w:rFonts w:ascii="Times New Roman" w:hAnsi="Times New Roman" w:eastAsia="Times New Roman"/>
-          <w:b w:val="0"/>
-          <w:i w:val="0"/>
-          <w:color w:val="181A1F"/>
-          <w:sz w:val="28"/>
-        </w:rPr>
-        <w:t>3) В основе развития мировой экономики лежат объективные закономерности интернационализации рыночного хозяйства, выходящего за национальные рамки.</w:t>
-      </w:r>
-    </w:p>
-    <w:p>
-      <w:pPr>
-        <w:widowControl/>
-        <w:spacing w:line="240" w:lineRule="auto" w:after="0"/>
-      </w:pPr>
-      <w:r>
-        <w:rPr>
-          <w:rFonts w:ascii="Times New Roman" w:hAnsi="Times New Roman" w:eastAsia="Times New Roman"/>
-          <w:b w:val="0"/>
-          <w:i w:val="0"/>
-          <w:color w:val="181A1F"/>
-          <w:sz w:val="28"/>
-        </w:rPr>
-        <w:t>4) К тарифным методам регулирования международной торговли относят установление квот, экспортные кредиты и т. п.</w:t>
-      </w:r>
-    </w:p>
-    <w:p>
-      <w:pPr>
-        <w:widowControl/>
-        <w:spacing w:line="240" w:lineRule="auto" w:after="0"/>
-      </w:pPr>
-      <w:r>
-        <w:rPr>
-          <w:rFonts w:ascii="Times New Roman" w:hAnsi="Times New Roman" w:eastAsia="Times New Roman"/>
-          <w:b w:val="0"/>
-          <w:i w:val="0"/>
-          <w:color w:val="181A1F"/>
-          <w:sz w:val="28"/>
-        </w:rPr>
-        <w:t>5) Субъектами мировой экономики являются национальные хозяйства, транснациональные корпорации, международные интеграционные объединения.</w:t>
-      </w:r>
-    </w:p>
-    <w:p>
-      <w:pPr>
-        <w:keepNext/>
-        <w:widowControl/>
-        <w:spacing w:line="240" w:lineRule="auto" w:after="0" w:before="120"/>
-      </w:pPr>
-      <w:r>
-        <w:rPr>
-          <w:rFonts w:ascii="Times New Roman" w:hAnsi="Times New Roman" w:eastAsia="Times New Roman"/>
-          <w:b/>
-          <w:color w:val="181A1F"/>
-          <w:sz w:val="28"/>
-        </w:rPr>
-        <w:t>11.</w:t>
-      </w:r>
-    </w:p>
-    <w:p>
-      <w:pPr>
-        <w:widowControl/>
-        <w:spacing w:line="240" w:lineRule="auto" w:after="0"/>
-      </w:pPr>
-      <w:r>
-        <w:rPr>
-          <w:rFonts w:ascii="Times New Roman" w:hAnsi="Times New Roman" w:eastAsia="Times New Roman"/>
-          <w:b w:val="0"/>
-          <w:i w:val="0"/>
-          <w:color w:val="181A1F"/>
-          <w:sz w:val="28"/>
-        </w:rPr>
-        <w:t>В стране Z развит аграрный сектор экономики, на рынке сельскохозяйственной продукции представлено много производителей. Какие из перечисленных признаков позволяют сделать вывод о том, что в стране Z рыночная экономика? Запишите цифры, под которыми они указаны.</w:t>
-      </w:r>
-    </w:p>
-    <w:p>
-      <w:pPr>
-        <w:widowControl/>
-        <w:spacing w:line="240" w:lineRule="auto" w:after="0"/>
-      </w:pPr>
-      <w:r>
-        <w:rPr>
-          <w:rFonts w:ascii="Times New Roman" w:hAnsi="Times New Roman" w:eastAsia="Times New Roman"/>
-          <w:b w:val="0"/>
-          <w:i w:val="0"/>
-          <w:color w:val="181A1F"/>
-          <w:sz w:val="28"/>
-        </w:rPr>
-        <w:t>1) доминирование интересов и прав потребителя в обеспечении качества и ассортимента товаров и услуг</w:t>
-      </w:r>
-    </w:p>
-    <w:p>
-      <w:pPr>
-        <w:widowControl/>
-        <w:spacing w:line="240" w:lineRule="auto" w:after="0"/>
-      </w:pPr>
-      <w:r>
-        <w:rPr>
-          <w:rFonts w:ascii="Times New Roman" w:hAnsi="Times New Roman" w:eastAsia="Times New Roman"/>
-          <w:b w:val="0"/>
-          <w:i w:val="0"/>
-          <w:color w:val="181A1F"/>
-          <w:sz w:val="28"/>
-        </w:rPr>
-        <w:t>2) формирование равновесной цены на товары и услуги в зависимости от спроса и предложения</w:t>
-      </w:r>
-    </w:p>
-    <w:p>
-      <w:pPr>
-        <w:widowControl/>
-        <w:spacing w:line="240" w:lineRule="auto" w:after="0"/>
-      </w:pPr>
-      <w:r>
-        <w:rPr>
-          <w:rFonts w:ascii="Times New Roman" w:hAnsi="Times New Roman" w:eastAsia="Times New Roman"/>
-          <w:b w:val="0"/>
-          <w:i w:val="0"/>
-          <w:color w:val="181A1F"/>
-          <w:sz w:val="28"/>
-        </w:rPr>
-        <w:t>3) разработка государством директивных планов производства товаров и услуг</w:t>
-      </w:r>
-    </w:p>
-    <w:p>
-      <w:pPr>
-        <w:widowControl/>
-        <w:spacing w:line="240" w:lineRule="auto" w:after="0"/>
-      </w:pPr>
-      <w:r>
-        <w:rPr>
-          <w:rFonts w:ascii="Times New Roman" w:hAnsi="Times New Roman" w:eastAsia="Times New Roman"/>
-          <w:b w:val="0"/>
-          <w:i w:val="0"/>
-          <w:color w:val="181A1F"/>
-          <w:sz w:val="28"/>
-        </w:rPr>
-        <w:t>4) многообразие форм собственности на средства производства</w:t>
-      </w:r>
-    </w:p>
-    <w:p>
-      <w:pPr>
-        <w:widowControl/>
-        <w:spacing w:line="240" w:lineRule="auto" w:after="0"/>
-      </w:pPr>
-      <w:r>
-        <w:rPr>
-          <w:rFonts w:ascii="Times New Roman" w:hAnsi="Times New Roman" w:eastAsia="Times New Roman"/>
-          <w:b w:val="0"/>
-          <w:i w:val="0"/>
-          <w:color w:val="181A1F"/>
-          <w:sz w:val="28"/>
-        </w:rPr>
-        <w:t>5) натуральный характер хозяйства</w:t>
-      </w:r>
-    </w:p>
-    <w:p>
-      <w:pPr>
-        <w:widowControl/>
-        <w:spacing w:line="240" w:lineRule="auto" w:after="0"/>
-      </w:pPr>
-      <w:r>
-        <w:rPr>
-          <w:rFonts w:ascii="Times New Roman" w:hAnsi="Times New Roman" w:eastAsia="Times New Roman"/>
-          <w:b w:val="0"/>
-          <w:i w:val="0"/>
-          <w:color w:val="181A1F"/>
-          <w:sz w:val="28"/>
-        </w:rPr>
-        <w:t>6) опора на традиции ведения хозяйства</w:t>
-      </w:r>
-    </w:p>
-    <w:p>
-      <w:pPr>
-        <w:keepNext/>
-        <w:widowControl/>
-        <w:spacing w:line="240" w:lineRule="auto" w:after="0" w:before="120"/>
-      </w:pPr>
-      <w:r>
-        <w:rPr>
-          <w:rFonts w:ascii="Times New Roman" w:hAnsi="Times New Roman" w:eastAsia="Times New Roman"/>
-          <w:b/>
-          <w:color w:val="181A1F"/>
-          <w:sz w:val="28"/>
-        </w:rPr>
-        <w:t>12.</w:t>
-      </w:r>
-    </w:p>
-    <w:p>
-      <w:pPr>
-        <w:widowControl/>
-        <w:spacing w:line="240" w:lineRule="auto" w:after="0"/>
-      </w:pPr>
-      <w:r>
-        <w:rPr>
-          <w:rFonts w:ascii="Times New Roman" w:hAnsi="Times New Roman" w:eastAsia="Times New Roman"/>
-          <w:b w:val="0"/>
-          <w:i w:val="0"/>
-          <w:color w:val="181A1F"/>
-          <w:sz w:val="28"/>
-        </w:rPr>
-        <w:t>Ниже приведён перечень примеров издержек фирмы в краткосрочном периоде. Все они, за исключением двух, являются постоянными издержками.</w:t>
-      </w:r>
-    </w:p>
-    <w:p>
-      <w:pPr>
-        <w:widowControl/>
-        <w:spacing w:line="240" w:lineRule="auto" w:after="0"/>
-      </w:pPr>
-      <w:r>
-        <w:rPr>
-          <w:rFonts w:ascii="Times New Roman" w:hAnsi="Times New Roman" w:eastAsia="Times New Roman"/>
-          <w:b w:val="0"/>
-          <w:i w:val="0"/>
-          <w:color w:val="181A1F"/>
-          <w:sz w:val="28"/>
-        </w:rPr>
-        <w:t xml:space="preserve">1) плата за охрану помещения; </w:t>
-      </w:r>
-    </w:p>
-    <w:p>
-      <w:pPr>
-        <w:widowControl/>
-        <w:spacing w:line="240" w:lineRule="auto" w:after="0"/>
-      </w:pPr>
-      <w:r>
-        <w:rPr>
-          <w:rFonts w:ascii="Times New Roman" w:hAnsi="Times New Roman" w:eastAsia="Times New Roman"/>
-          <w:b w:val="0"/>
-          <w:i w:val="0"/>
-          <w:color w:val="181A1F"/>
-          <w:sz w:val="28"/>
-        </w:rPr>
-        <w:t xml:space="preserve">2) страховые взносы; </w:t>
-      </w:r>
-    </w:p>
-    <w:p>
-      <w:pPr>
-        <w:widowControl/>
-        <w:spacing w:line="240" w:lineRule="auto" w:after="0"/>
-      </w:pPr>
-      <w:r>
-        <w:rPr>
-          <w:rFonts w:ascii="Times New Roman" w:hAnsi="Times New Roman" w:eastAsia="Times New Roman"/>
-          <w:b w:val="0"/>
-          <w:i w:val="0"/>
-          <w:color w:val="181A1F"/>
-          <w:sz w:val="28"/>
-        </w:rPr>
-        <w:t xml:space="preserve">3) плата за аренду помещения; </w:t>
-      </w:r>
-    </w:p>
-    <w:p>
-      <w:pPr>
-        <w:widowControl/>
-        <w:spacing w:line="240" w:lineRule="auto" w:after="0"/>
-      </w:pPr>
-      <w:r>
-        <w:rPr>
-          <w:rFonts w:ascii="Times New Roman" w:hAnsi="Times New Roman" w:eastAsia="Times New Roman"/>
-          <w:b w:val="0"/>
-          <w:i w:val="0"/>
-          <w:color w:val="181A1F"/>
-          <w:sz w:val="28"/>
-        </w:rPr>
-        <w:t xml:space="preserve">4) оклады администрации; </w:t>
-      </w:r>
-    </w:p>
-    <w:p>
-      <w:pPr>
-        <w:widowControl/>
-        <w:spacing w:line="240" w:lineRule="auto" w:after="0"/>
-      </w:pPr>
-      <w:r>
-        <w:rPr>
-          <w:rFonts w:ascii="Times New Roman" w:hAnsi="Times New Roman" w:eastAsia="Times New Roman"/>
-          <w:b w:val="0"/>
-          <w:i w:val="0"/>
-          <w:color w:val="181A1F"/>
-          <w:sz w:val="28"/>
-        </w:rPr>
-        <w:t xml:space="preserve">5) сдельная зарплата рабочих; </w:t>
-      </w:r>
-    </w:p>
-    <w:p>
-      <w:pPr>
-        <w:widowControl/>
-        <w:spacing w:line="240" w:lineRule="auto" w:after="0"/>
-      </w:pPr>
-      <w:r>
-        <w:rPr>
-          <w:rFonts w:ascii="Times New Roman" w:hAnsi="Times New Roman" w:eastAsia="Times New Roman"/>
-          <w:b w:val="0"/>
-          <w:i w:val="0"/>
-          <w:color w:val="181A1F"/>
-          <w:sz w:val="28"/>
-        </w:rPr>
-        <w:t>6) плата за транспортные услуги.</w:t>
-      </w:r>
-    </w:p>
-    <w:p>
-      <w:pPr>
-        <w:widowControl/>
-        <w:spacing w:line="240" w:lineRule="auto" w:after="0"/>
-      </w:pPr>
-      <w:r>
-        <w:rPr>
-          <w:rFonts w:ascii="Times New Roman" w:hAnsi="Times New Roman" w:eastAsia="Times New Roman"/>
-          <w:b w:val="0"/>
-          <w:i w:val="0"/>
-          <w:color w:val="181A1F"/>
-          <w:sz w:val="28"/>
-        </w:rPr>
-        <w:t>Найдите два примера, «выпадающих» из общего ряда, и запишите в таблицу цифры, под которыми они указаны.</w:t>
-      </w:r>
-    </w:p>
-    <w:p>
-      <w:pPr>
-        <w:keepNext/>
-        <w:widowControl/>
-        <w:spacing w:line="240" w:lineRule="auto" w:after="0" w:before="120"/>
-      </w:pPr>
-      <w:r>
-        <w:rPr>
-          <w:rFonts w:ascii="Times New Roman" w:hAnsi="Times New Roman" w:eastAsia="Times New Roman"/>
-          <w:b/>
-          <w:color w:val="181A1F"/>
-          <w:sz w:val="28"/>
-        </w:rPr>
-        <w:t>13.</w:t>
-      </w:r>
-    </w:p>
-    <w:p>
-      <w:pPr>
-        <w:widowControl/>
-        <w:spacing w:line="240" w:lineRule="auto" w:after="0"/>
-      </w:pPr>
-      <w:r>
-        <w:rPr>
-          <w:rFonts w:ascii="Times New Roman" w:hAnsi="Times New Roman" w:eastAsia="Times New Roman"/>
-          <w:b w:val="0"/>
-          <w:i w:val="0"/>
-          <w:color w:val="181A1F"/>
-          <w:sz w:val="28"/>
-        </w:rPr>
-        <w:t>Выберите верные суждения о факторах производства и факторных доходах. Запишите цифры, под которыми они указаны.</w:t>
-      </w:r>
-    </w:p>
-    <w:p>
-      <w:pPr>
-        <w:widowControl/>
-        <w:spacing w:line="240" w:lineRule="auto" w:after="0"/>
-      </w:pPr>
-      <w:r>
-        <w:rPr>
-          <w:rFonts w:ascii="Times New Roman" w:hAnsi="Times New Roman" w:eastAsia="Times New Roman"/>
-          <w:b w:val="0"/>
-          <w:i w:val="0"/>
-          <w:color w:val="181A1F"/>
-          <w:sz w:val="28"/>
-        </w:rPr>
-        <w:t>1) Ограниченность труда как фактора производства обусловлена только уровнем экономического и научно-технического развития страны.</w:t>
-      </w:r>
-    </w:p>
-    <w:p>
-      <w:pPr>
-        <w:widowControl/>
-        <w:spacing w:line="240" w:lineRule="auto" w:after="0"/>
-      </w:pPr>
-      <w:r>
-        <w:rPr>
-          <w:rFonts w:ascii="Times New Roman" w:hAnsi="Times New Roman" w:eastAsia="Times New Roman"/>
-          <w:b w:val="0"/>
-          <w:i w:val="0"/>
-          <w:color w:val="181A1F"/>
-          <w:sz w:val="28"/>
-        </w:rPr>
-        <w:t>2) Факторный доход от капитала — заработная плата.</w:t>
-      </w:r>
-    </w:p>
-    <w:p>
-      <w:pPr>
-        <w:widowControl/>
-        <w:spacing w:line="240" w:lineRule="auto" w:after="0"/>
-      </w:pPr>
-      <w:r>
-        <w:rPr>
-          <w:rFonts w:ascii="Times New Roman" w:hAnsi="Times New Roman" w:eastAsia="Times New Roman"/>
-          <w:b w:val="0"/>
-          <w:i w:val="0"/>
-          <w:color w:val="181A1F"/>
-          <w:sz w:val="28"/>
-        </w:rPr>
-        <w:t>3) Предприниматель рискует не только своим временем, трудом и деловой репутацией, но и вложенными средствами.</w:t>
-      </w:r>
-    </w:p>
-    <w:p>
-      <w:pPr>
-        <w:widowControl/>
-        <w:spacing w:line="240" w:lineRule="auto" w:after="0"/>
-      </w:pPr>
-      <w:r>
-        <w:rPr>
-          <w:rFonts w:ascii="Times New Roman" w:hAnsi="Times New Roman" w:eastAsia="Times New Roman"/>
-          <w:b w:val="0"/>
-          <w:i w:val="0"/>
-          <w:color w:val="181A1F"/>
-          <w:sz w:val="28"/>
-        </w:rPr>
-        <w:t>4) Ограниченность земли как фактора производства обусловлена износом зданий, коммуникаций, оборудования, объёмом денежной массы в обращении, уровнем развития страны и фирмы.</w:t>
-      </w:r>
-    </w:p>
-    <w:p>
-      <w:pPr>
-        <w:widowControl/>
-        <w:spacing w:line="240" w:lineRule="auto" w:after="0"/>
-      </w:pPr>
-      <w:r>
-        <w:rPr>
-          <w:rFonts w:ascii="Times New Roman" w:hAnsi="Times New Roman" w:eastAsia="Times New Roman"/>
-          <w:b w:val="0"/>
-          <w:i w:val="0"/>
-          <w:color w:val="181A1F"/>
-          <w:sz w:val="28"/>
-        </w:rPr>
-        <w:t>5) Предпринимательская деятельность в любой сфере регулируется государством через механизм финансовой системы (через налоги, кредиты, страхование и т.п.).</w:t>
-      </w:r>
-    </w:p>
-    <w:p>
-      <w:pPr>
-        <w:keepNext/>
-        <w:widowControl/>
-        <w:spacing w:line="240" w:lineRule="auto" w:after="0" w:before="120"/>
-      </w:pPr>
-      <w:r>
-        <w:rPr>
-          <w:rFonts w:ascii="Times New Roman" w:hAnsi="Times New Roman" w:eastAsia="Times New Roman"/>
-          <w:b/>
-          <w:color w:val="181A1F"/>
-          <w:sz w:val="28"/>
-        </w:rPr>
-        <w:t>14.</w:t>
-      </w:r>
-    </w:p>
-    <w:p>
-      <w:pPr>
-        <w:widowControl/>
-        <w:spacing w:line="240" w:lineRule="auto" w:after="0"/>
-      </w:pPr>
-      <w:r>
-        <w:rPr>
-          <w:rFonts w:ascii="Times New Roman" w:hAnsi="Times New Roman" w:eastAsia="Times New Roman"/>
-          <w:b w:val="0"/>
-          <w:i w:val="0"/>
-          <w:color w:val="181A1F"/>
-          <w:sz w:val="28"/>
-        </w:rPr>
-        <w:t>Установите соответствие между примерами и видами безработицы: к каждой позиции, данной в первом столбце, подберите соответствующую позицию из второго столбца.</w:t>
+        <w:t>Установите соответствие между проявлениями и тенденциями развития современного образования: к каждому элементу, данному в первом столбце, подберите соответствующий элемент из второго столбца. Запишите в таблицу выбранные цифры под соответствующими буквами.</w:t>
       </w:r>
     </w:p>
     <w:tbl>
@@ -1791,38 +361,52 @@
         <w:tc>
           <w:tcPr>
             <w:tcW w:type="dxa" w:w="5128"/>
+            <w:vAlign w:val="center"/>
+            <w:tcMar>
+              <w:top w:w="80" w:type="dxa"/>
+              <w:start w:w="100" w:type="dxa"/>
+              <w:bottom w:w="80" w:type="dxa"/>
+              <w:end w:w="100" w:type="dxa"/>
+            </w:tcMar>
           </w:tcPr>
           <w:p>
             <w:pPr>
+              <w:keepNext w:val="0"/>
               <w:spacing w:after="0" w:line="240" w:lineRule="auto"/>
+              <w:jc w:val="left"/>
             </w:pPr>
             <w:r>
               <w:rPr>
                 <w:rFonts w:ascii="Times New Roman" w:hAnsi="Times New Roman" w:eastAsia="Times New Roman"/>
-                <w:b/>
-                <w:color w:val="181A1F"/>
                 <w:sz w:val="28"/>
               </w:rPr>
-              <w:t>ПРИМЕРЫ</w:t>
+              <w:t>ПРОЯВЛЕНИЯ</w:t>
             </w:r>
           </w:p>
         </w:tc>
         <w:tc>
           <w:tcPr>
             <w:tcW w:type="dxa" w:w="5128"/>
+            <w:vAlign w:val="center"/>
+            <w:tcMar>
+              <w:top w:w="80" w:type="dxa"/>
+              <w:start w:w="100" w:type="dxa"/>
+              <w:bottom w:w="80" w:type="dxa"/>
+              <w:end w:w="100" w:type="dxa"/>
+            </w:tcMar>
           </w:tcPr>
           <w:p>
             <w:pPr>
+              <w:keepNext w:val="0"/>
               <w:spacing w:after="0" w:line="240" w:lineRule="auto"/>
+              <w:jc w:val="left"/>
             </w:pPr>
             <w:r>
               <w:rPr>
                 <w:rFonts w:ascii="Times New Roman" w:hAnsi="Times New Roman" w:eastAsia="Times New Roman"/>
-                <w:b/>
-                <w:color w:val="181A1F"/>
                 <w:sz w:val="28"/>
               </w:rPr>
-              <w:t>ВИДЫ БЕЗРАБОТИЦЫ</w:t>
+              <w:t>ТЕНДЕНЦИИ РАЗВИТИЯ СОВРЕМЕННОГО ОБРАЗОВАНИЯ</w:t>
             </w:r>
           </w:p>
         </w:tc>
@@ -1831,66 +415,69 @@
         <w:tc>
           <w:tcPr>
             <w:tcW w:type="dxa" w:w="5128"/>
+            <w:vAlign w:val="center"/>
+            <w:tcMar>
+              <w:top w:w="80" w:type="dxa"/>
+              <w:start w:w="100" w:type="dxa"/>
+              <w:bottom w:w="80" w:type="dxa"/>
+              <w:end w:w="100" w:type="dxa"/>
+            </w:tcMar>
           </w:tcPr>
           <w:p>
             <w:pPr>
+              <w:keepNext w:val="0"/>
               <w:spacing w:after="0" w:line="240" w:lineRule="auto"/>
+              <w:jc w:val="left"/>
             </w:pPr>
             <w:r>
               <w:rPr>
                 <w:rFonts w:ascii="Times New Roman" w:hAnsi="Times New Roman" w:eastAsia="Times New Roman"/>
-                <w:color w:val="181A1F"/>
                 <w:sz w:val="28"/>
               </w:rPr>
-              <w:t>А) Металлургический комбинат в связи с экономическим кризисом объявил о сокращении штата сотрудников.</w:t>
-              <w:br/>
-              <w:t>Б) После окончания туристического периода часть горничных приморских отелей осталась без работы.</w:t>
-              <w:br/>
-              <w:t>В) Группа выпускников престижного вуза отказывается от низкооплачиваемых вакансий на бирже труда и ждёт предложений работы, которая бы их удовлетворила.</w:t>
-              <w:br/>
-              <w:t>Г) На производстве электроламповых приборов ввели новые технологии, позволившие оптимизировать производство и сократить численность работников отрасли.</w:t>
-              <w:br/>
-              <w:t>Д) Электрогазосварщик вынужден был уволиться из-за переезда в другой город и временно остался без работы.</w:t>
+              <w:t>А) доступность для всех слоёв населенияБ) внимание к личности обучающегосяВ) увеличение значения общественных дисциплин в программах учебных организацийГ) возможность получения полноценного образования детьми с ограниченными возможностямиД) применение в обучении здоровьесберегающих технологий</w:t>
             </w:r>
           </w:p>
         </w:tc>
         <w:tc>
           <w:tcPr>
             <w:tcW w:type="dxa" w:w="5128"/>
+            <w:vAlign w:val="center"/>
+            <w:tcMar>
+              <w:top w:w="80" w:type="dxa"/>
+              <w:start w:w="100" w:type="dxa"/>
+              <w:bottom w:w="80" w:type="dxa"/>
+              <w:end w:w="100" w:type="dxa"/>
+            </w:tcMar>
           </w:tcPr>
           <w:p>
             <w:pPr>
+              <w:keepNext w:val="0"/>
               <w:spacing w:after="0" w:line="240" w:lineRule="auto"/>
+              <w:jc w:val="left"/>
             </w:pPr>
             <w:r>
               <w:rPr>
                 <w:rFonts w:ascii="Times New Roman" w:hAnsi="Times New Roman" w:eastAsia="Times New Roman"/>
-                <w:color w:val="181A1F"/>
                 <w:sz w:val="28"/>
               </w:rPr>
-              <w:t>1) циклическая</w:t>
-              <w:br/>
-              <w:t>2) структурная</w:t>
-              <w:br/>
-              <w:t>3) сезонная</w:t>
-              <w:br/>
-              <w:t>4) фрикционная</w:t>
+              <w:t>1) демократизация2) гуманитаризация3) гуманизация</w:t>
             </w:r>
           </w:p>
         </w:tc>
       </w:tr>
     </w:tbl>
+    <w:p/>
     <w:p>
       <w:pPr>
-        <w:widowControl/>
-        <w:spacing w:line="240" w:lineRule="auto" w:after="0"/>
+        <w:keepNext w:val="0"/>
+        <w:spacing w:after="60" w:line="240" w:lineRule="auto"/>
+        <w:jc w:val="both"/>
       </w:pPr>
       <w:r>
         <w:rPr>
           <w:rFonts w:ascii="Times New Roman" w:hAnsi="Times New Roman" w:eastAsia="Times New Roman"/>
           <w:b w:val="0"/>
           <w:i w:val="0"/>
-          <w:color w:val="181A1F"/>
           <w:sz w:val="28"/>
         </w:rPr>
         <w:t>Запишите в ответ цифры, расположив их в порядке, соответствующем буквам:</w:t>
@@ -1914,16 +501,23 @@
         <w:tc>
           <w:tcPr>
             <w:tcW w:type="dxa" w:w="2051"/>
+            <w:vAlign w:val="center"/>
+            <w:tcMar>
+              <w:top w:w="80" w:type="dxa"/>
+              <w:start w:w="100" w:type="dxa"/>
+              <w:bottom w:w="80" w:type="dxa"/>
+              <w:end w:w="100" w:type="dxa"/>
+            </w:tcMar>
           </w:tcPr>
           <w:p>
             <w:pPr>
+              <w:keepNext w:val="0"/>
               <w:spacing w:after="0" w:line="240" w:lineRule="auto"/>
+              <w:jc w:val="left"/>
             </w:pPr>
             <w:r>
               <w:rPr>
                 <w:rFonts w:ascii="Times New Roman" w:hAnsi="Times New Roman" w:eastAsia="Times New Roman"/>
-                <w:b/>
-                <w:color w:val="181A1F"/>
                 <w:sz w:val="28"/>
               </w:rPr>
               <w:t>A</w:t>
@@ -1933,16 +527,23 @@
         <w:tc>
           <w:tcPr>
             <w:tcW w:type="dxa" w:w="2051"/>
+            <w:vAlign w:val="center"/>
+            <w:tcMar>
+              <w:top w:w="80" w:type="dxa"/>
+              <w:start w:w="100" w:type="dxa"/>
+              <w:bottom w:w="80" w:type="dxa"/>
+              <w:end w:w="100" w:type="dxa"/>
+            </w:tcMar>
           </w:tcPr>
           <w:p>
             <w:pPr>
+              <w:keepNext w:val="0"/>
               <w:spacing w:after="0" w:line="240" w:lineRule="auto"/>
+              <w:jc w:val="left"/>
             </w:pPr>
             <w:r>
               <w:rPr>
                 <w:rFonts w:ascii="Times New Roman" w:hAnsi="Times New Roman" w:eastAsia="Times New Roman"/>
-                <w:b/>
-                <w:color w:val="181A1F"/>
                 <w:sz w:val="28"/>
               </w:rPr>
               <w:t>Б</w:t>
@@ -1952,16 +553,23 @@
         <w:tc>
           <w:tcPr>
             <w:tcW w:type="dxa" w:w="2051"/>
+            <w:vAlign w:val="center"/>
+            <w:tcMar>
+              <w:top w:w="80" w:type="dxa"/>
+              <w:start w:w="100" w:type="dxa"/>
+              <w:bottom w:w="80" w:type="dxa"/>
+              <w:end w:w="100" w:type="dxa"/>
+            </w:tcMar>
           </w:tcPr>
           <w:p>
             <w:pPr>
+              <w:keepNext w:val="0"/>
               <w:spacing w:after="0" w:line="240" w:lineRule="auto"/>
+              <w:jc w:val="left"/>
             </w:pPr>
             <w:r>
               <w:rPr>
                 <w:rFonts w:ascii="Times New Roman" w:hAnsi="Times New Roman" w:eastAsia="Times New Roman"/>
-                <w:b/>
-                <w:color w:val="181A1F"/>
                 <w:sz w:val="28"/>
               </w:rPr>
               <w:t>В</w:t>
@@ -1971,16 +579,23 @@
         <w:tc>
           <w:tcPr>
             <w:tcW w:type="dxa" w:w="2051"/>
+            <w:vAlign w:val="center"/>
+            <w:tcMar>
+              <w:top w:w="80" w:type="dxa"/>
+              <w:start w:w="100" w:type="dxa"/>
+              <w:bottom w:w="80" w:type="dxa"/>
+              <w:end w:w="100" w:type="dxa"/>
+            </w:tcMar>
           </w:tcPr>
           <w:p>
             <w:pPr>
+              <w:keepNext w:val="0"/>
               <w:spacing w:after="0" w:line="240" w:lineRule="auto"/>
+              <w:jc w:val="left"/>
             </w:pPr>
             <w:r>
               <w:rPr>
                 <w:rFonts w:ascii="Times New Roman" w:hAnsi="Times New Roman" w:eastAsia="Times New Roman"/>
-                <w:b/>
-                <w:color w:val="181A1F"/>
                 <w:sz w:val="28"/>
               </w:rPr>
               <w:t>Г</w:t>
@@ -1990,16 +605,23 @@
         <w:tc>
           <w:tcPr>
             <w:tcW w:type="dxa" w:w="2051"/>
+            <w:vAlign w:val="center"/>
+            <w:tcMar>
+              <w:top w:w="80" w:type="dxa"/>
+              <w:start w:w="100" w:type="dxa"/>
+              <w:bottom w:w="80" w:type="dxa"/>
+              <w:end w:w="100" w:type="dxa"/>
+            </w:tcMar>
           </w:tcPr>
           <w:p>
             <w:pPr>
+              <w:keepNext w:val="0"/>
               <w:spacing w:after="0" w:line="240" w:lineRule="auto"/>
+              <w:jc w:val="left"/>
             </w:pPr>
             <w:r>
               <w:rPr>
                 <w:rFonts w:ascii="Times New Roman" w:hAnsi="Times New Roman" w:eastAsia="Times New Roman"/>
-                <w:b/>
-                <w:color w:val="181A1F"/>
                 <w:sz w:val="28"/>
               </w:rPr>
               <w:t>Д</w:t>
@@ -2011,15 +633,23 @@
         <w:tc>
           <w:tcPr>
             <w:tcW w:type="dxa" w:w="2051"/>
+            <w:vAlign w:val="center"/>
+            <w:tcMar>
+              <w:top w:w="80" w:type="dxa"/>
+              <w:start w:w="100" w:type="dxa"/>
+              <w:bottom w:w="80" w:type="dxa"/>
+              <w:end w:w="100" w:type="dxa"/>
+            </w:tcMar>
           </w:tcPr>
           <w:p>
             <w:pPr>
+              <w:keepNext w:val="0"/>
               <w:spacing w:after="0" w:line="240" w:lineRule="auto"/>
+              <w:jc w:val="left"/>
             </w:pPr>
             <w:r>
               <w:rPr>
                 <w:rFonts w:ascii="Times New Roman" w:hAnsi="Times New Roman" w:eastAsia="Times New Roman"/>
-                <w:color w:val="181A1F"/>
                 <w:sz w:val="28"/>
               </w:rPr>
             </w:r>
@@ -2028,15 +658,23 @@
         <w:tc>
           <w:tcPr>
             <w:tcW w:type="dxa" w:w="2051"/>
+            <w:vAlign w:val="center"/>
+            <w:tcMar>
+              <w:top w:w="80" w:type="dxa"/>
+              <w:start w:w="100" w:type="dxa"/>
+              <w:bottom w:w="80" w:type="dxa"/>
+              <w:end w:w="100" w:type="dxa"/>
+            </w:tcMar>
           </w:tcPr>
           <w:p>
             <w:pPr>
+              <w:keepNext w:val="0"/>
               <w:spacing w:after="0" w:line="240" w:lineRule="auto"/>
+              <w:jc w:val="left"/>
             </w:pPr>
             <w:r>
               <w:rPr>
                 <w:rFonts w:ascii="Times New Roman" w:hAnsi="Times New Roman" w:eastAsia="Times New Roman"/>
-                <w:color w:val="181A1F"/>
                 <w:sz w:val="28"/>
               </w:rPr>
             </w:r>
@@ -2045,15 +683,23 @@
         <w:tc>
           <w:tcPr>
             <w:tcW w:type="dxa" w:w="2051"/>
+            <w:vAlign w:val="center"/>
+            <w:tcMar>
+              <w:top w:w="80" w:type="dxa"/>
+              <w:start w:w="100" w:type="dxa"/>
+              <w:bottom w:w="80" w:type="dxa"/>
+              <w:end w:w="100" w:type="dxa"/>
+            </w:tcMar>
           </w:tcPr>
           <w:p>
             <w:pPr>
+              <w:keepNext w:val="0"/>
               <w:spacing w:after="0" w:line="240" w:lineRule="auto"/>
+              <w:jc w:val="left"/>
             </w:pPr>
             <w:r>
               <w:rPr>
                 <w:rFonts w:ascii="Times New Roman" w:hAnsi="Times New Roman" w:eastAsia="Times New Roman"/>
-                <w:color w:val="181A1F"/>
                 <w:sz w:val="28"/>
               </w:rPr>
             </w:r>
@@ -2062,15 +708,23 @@
         <w:tc>
           <w:tcPr>
             <w:tcW w:type="dxa" w:w="2051"/>
+            <w:vAlign w:val="center"/>
+            <w:tcMar>
+              <w:top w:w="80" w:type="dxa"/>
+              <w:start w:w="100" w:type="dxa"/>
+              <w:bottom w:w="80" w:type="dxa"/>
+              <w:end w:w="100" w:type="dxa"/>
+            </w:tcMar>
           </w:tcPr>
           <w:p>
             <w:pPr>
+              <w:keepNext w:val="0"/>
               <w:spacing w:after="0" w:line="240" w:lineRule="auto"/>
+              <w:jc w:val="left"/>
             </w:pPr>
             <w:r>
               <w:rPr>
                 <w:rFonts w:ascii="Times New Roman" w:hAnsi="Times New Roman" w:eastAsia="Times New Roman"/>
-                <w:color w:val="181A1F"/>
                 <w:sz w:val="28"/>
               </w:rPr>
             </w:r>
@@ -2079,15 +733,23 @@
         <w:tc>
           <w:tcPr>
             <w:tcW w:type="dxa" w:w="2051"/>
+            <w:vAlign w:val="center"/>
+            <w:tcMar>
+              <w:top w:w="80" w:type="dxa"/>
+              <w:start w:w="100" w:type="dxa"/>
+              <w:bottom w:w="80" w:type="dxa"/>
+              <w:end w:w="100" w:type="dxa"/>
+            </w:tcMar>
           </w:tcPr>
           <w:p>
             <w:pPr>
+              <w:keepNext w:val="0"/>
               <w:spacing w:after="0" w:line="240" w:lineRule="auto"/>
+              <w:jc w:val="left"/>
             </w:pPr>
             <w:r>
               <w:rPr>
                 <w:rFonts w:ascii="Times New Roman" w:hAnsi="Times New Roman" w:eastAsia="Times New Roman"/>
-                <w:color w:val="181A1F"/>
                 <w:sz w:val="28"/>
               </w:rPr>
             </w:r>
@@ -2095,148 +757,301 @@
         </w:tc>
       </w:tr>
     </w:tbl>
+    <w:p/>
     <w:p>
       <w:pPr>
-        <w:keepNext/>
-        <w:widowControl/>
-        <w:spacing w:line="240" w:lineRule="auto" w:after="0" w:before="120"/>
-      </w:pPr>
-      <w:r>
-        <w:rPr>
-          <w:rFonts w:ascii="Times New Roman" w:hAnsi="Times New Roman" w:eastAsia="Times New Roman"/>
-          <w:b/>
-          <w:color w:val="181A1F"/>
-          <w:sz w:val="28"/>
-        </w:rPr>
-        <w:t>15.</w:t>
-      </w:r>
-    </w:p>
-    <w:p>
-      <w:pPr>
-        <w:widowControl/>
-        <w:spacing w:line="240" w:lineRule="auto" w:after="0"/>
+        <w:keepNext w:val="0"/>
+        <w:spacing w:after="60" w:line="240" w:lineRule="auto"/>
+        <w:jc w:val="both"/>
       </w:pPr>
       <w:r>
         <w:rPr>
           <w:rFonts w:ascii="Times New Roman" w:hAnsi="Times New Roman" w:eastAsia="Times New Roman"/>
           <w:b w:val="0"/>
           <w:i w:val="0"/>
-          <w:color w:val="181A1F"/>
           <w:sz w:val="28"/>
         </w:rPr>
-        <w:t>Выберите верные суждения о налогах и налогообложении и запишите цифры, под которыми они указаны.</w:t>
+        <w:t>Ответ:</w:t>
       </w:r>
     </w:p>
     <w:p>
       <w:pPr>
-        <w:widowControl/>
-        <w:spacing w:line="240" w:lineRule="auto" w:after="0"/>
-      </w:pPr>
+        <w:keepNext w:val="0"/>
+        <w:spacing w:after="60" w:line="240" w:lineRule="auto"/>
+        <w:jc w:val="both"/>
+      </w:pPr>
+      <w:r>
+        <w:rPr>
+          <w:rFonts w:ascii="Times New Roman" w:hAnsi="Times New Roman" w:eastAsia="Times New Roman"/>
+          <w:b/>
+          <w:sz w:val="28"/>
+        </w:rPr>
+        <w:t xml:space="preserve">№4 </w:t>
+      </w:r>
       <w:r>
         <w:rPr>
           <w:rFonts w:ascii="Times New Roman" w:hAnsi="Times New Roman" w:eastAsia="Times New Roman"/>
           <w:b w:val="0"/>
           <w:i w:val="0"/>
-          <w:color w:val="181A1F"/>
           <w:sz w:val="28"/>
         </w:rPr>
-        <w:t>1) При пропорциональной системе налогообложения ставки увеличиваются при возрастании объекта налога.</w:t>
+        <w:t>Вадиму Андреевичу 40 лет. Найдите в приведенном списке его черты, имеющие социальную природу. Запишите цифры, под которыми они указаны.</w:t>
       </w:r>
     </w:p>
     <w:p>
       <w:pPr>
-        <w:widowControl/>
-        <w:spacing w:line="240" w:lineRule="auto" w:after="0"/>
+        <w:keepNext w:val="0"/>
+        <w:spacing w:after="60" w:line="240" w:lineRule="auto"/>
+        <w:jc w:val="both"/>
       </w:pPr>
       <w:r>
         <w:rPr>
           <w:rFonts w:ascii="Times New Roman" w:hAnsi="Times New Roman" w:eastAsia="Times New Roman"/>
           <w:b w:val="0"/>
           <w:i w:val="0"/>
-          <w:color w:val="181A1F"/>
           <w:sz w:val="28"/>
         </w:rPr>
-        <w:t>2) Налоги — обязательные платежи физических и юридических лиц в пользу государства в порядке и на условиях, определённых законодательством.</w:t>
+        <w:t>1) Вадим Андреевич — полковник Вооруженных Сил РФ.</w:t>
       </w:r>
     </w:p>
     <w:p>
       <w:pPr>
-        <w:widowControl/>
-        <w:spacing w:line="240" w:lineRule="auto" w:after="0"/>
+        <w:keepNext w:val="0"/>
+        <w:spacing w:after="60" w:line="240" w:lineRule="auto"/>
+        <w:jc w:val="both"/>
       </w:pPr>
       <w:r>
         <w:rPr>
           <w:rFonts w:ascii="Times New Roman" w:hAnsi="Times New Roman" w:eastAsia="Times New Roman"/>
           <w:b w:val="0"/>
           <w:i w:val="0"/>
-          <w:color w:val="181A1F"/>
           <w:sz w:val="28"/>
         </w:rPr>
-        <w:t>3) Налоги устанавливаются законом и обязательны к уплате.</w:t>
+        <w:t>2) Вадим Андреевич легко переносит физические нагрузки.</w:t>
       </w:r>
     </w:p>
     <w:p>
       <w:pPr>
-        <w:widowControl/>
-        <w:spacing w:line="240" w:lineRule="auto" w:after="0"/>
+        <w:keepNext w:val="0"/>
+        <w:spacing w:after="60" w:line="240" w:lineRule="auto"/>
+        <w:jc w:val="both"/>
       </w:pPr>
       <w:r>
         <w:rPr>
           <w:rFonts w:ascii="Times New Roman" w:hAnsi="Times New Roman" w:eastAsia="Times New Roman"/>
           <w:b w:val="0"/>
           <w:i w:val="0"/>
-          <w:color w:val="181A1F"/>
           <w:sz w:val="28"/>
         </w:rPr>
-        <w:t>4) Фискальная функция налогов проявляется в наполнении государственного бюджета и финансировании расходов государства.</w:t>
+        <w:t>3) Вадим Андреевич — честный и принципиальный человек.</w:t>
       </w:r>
     </w:p>
     <w:p>
       <w:pPr>
-        <w:widowControl/>
-        <w:spacing w:line="240" w:lineRule="auto" w:after="0"/>
+        <w:keepNext w:val="0"/>
+        <w:spacing w:after="60" w:line="240" w:lineRule="auto"/>
+        <w:jc w:val="both"/>
       </w:pPr>
       <w:r>
         <w:rPr>
           <w:rFonts w:ascii="Times New Roman" w:hAnsi="Times New Roman" w:eastAsia="Times New Roman"/>
           <w:b w:val="0"/>
           <w:i w:val="0"/>
-          <w:color w:val="181A1F"/>
           <w:sz w:val="28"/>
         </w:rPr>
-        <w:t>5) К прямым налогам относят налог на добавленную стоимость.</w:t>
+        <w:t>4) Вадим Андреевич посещает курсы французского языка.</w:t>
       </w:r>
     </w:p>
     <w:p>
       <w:pPr>
-        <w:keepNext/>
-        <w:widowControl/>
-        <w:spacing w:line="240" w:lineRule="auto" w:after="0" w:before="120"/>
-      </w:pPr>
-      <w:r>
-        <w:rPr>
-          <w:rFonts w:ascii="Times New Roman" w:hAnsi="Times New Roman" w:eastAsia="Times New Roman"/>
-          <w:b/>
-          <w:color w:val="181A1F"/>
-          <w:sz w:val="28"/>
-        </w:rPr>
-        <w:t>16.</w:t>
-      </w:r>
-    </w:p>
-    <w:p>
-      <w:pPr>
-        <w:widowControl/>
-        <w:spacing w:line="240" w:lineRule="auto" w:after="0"/>
+        <w:keepNext w:val="0"/>
+        <w:spacing w:after="60" w:line="240" w:lineRule="auto"/>
+        <w:jc w:val="both"/>
       </w:pPr>
       <w:r>
         <w:rPr>
           <w:rFonts w:ascii="Times New Roman" w:hAnsi="Times New Roman" w:eastAsia="Times New Roman"/>
           <w:b w:val="0"/>
           <w:i w:val="0"/>
-          <w:color w:val="181A1F"/>
           <w:sz w:val="28"/>
         </w:rPr>
-        <w:t>Установите соответствие между признаками и принципами международной торговли: к каждой позиции, данной в первом столбце, подберите соответствующую позицию из второго столбца.</w:t>
+        <w:t>5) Рост Вадима Андреевича — 176 см.</w:t>
+      </w:r>
+    </w:p>
+    <w:p>
+      <w:pPr>
+        <w:keepNext w:val="0"/>
+        <w:spacing w:after="60" w:line="240" w:lineRule="auto"/>
+        <w:jc w:val="both"/>
+      </w:pPr>
+      <w:r>
+        <w:rPr>
+          <w:rFonts w:ascii="Times New Roman" w:hAnsi="Times New Roman" w:eastAsia="Times New Roman"/>
+          <w:b w:val="0"/>
+          <w:i w:val="0"/>
+          <w:sz w:val="28"/>
+        </w:rPr>
+        <w:t>6) Вадим Андреевич — добрый и отзывчивый, у него много друзей.</w:t>
+      </w:r>
+    </w:p>
+    <w:p>
+      <w:pPr>
+        <w:keepNext w:val="0"/>
+        <w:spacing w:after="60" w:line="240" w:lineRule="auto"/>
+        <w:jc w:val="both"/>
+      </w:pPr>
+      <w:r>
+        <w:rPr>
+          <w:rFonts w:ascii="Times New Roman" w:hAnsi="Times New Roman" w:eastAsia="Times New Roman"/>
+          <w:b w:val="0"/>
+          <w:i w:val="0"/>
+          <w:sz w:val="28"/>
+        </w:rPr>
+        <w:t>Ответ:</w:t>
+      </w:r>
+    </w:p>
+    <w:p>
+      <w:pPr>
+        <w:keepNext w:val="0"/>
+        <w:spacing w:after="60" w:line="240" w:lineRule="auto"/>
+        <w:jc w:val="both"/>
+      </w:pPr>
+      <w:r>
+        <w:rPr>
+          <w:rFonts w:ascii="Times New Roman" w:hAnsi="Times New Roman" w:eastAsia="Times New Roman"/>
+          <w:b/>
+          <w:sz w:val="28"/>
+        </w:rPr>
+        <w:t xml:space="preserve">№5 </w:t>
+      </w:r>
+      <w:r>
+        <w:rPr>
+          <w:rFonts w:ascii="Times New Roman" w:hAnsi="Times New Roman" w:eastAsia="Times New Roman"/>
+          <w:b w:val="0"/>
+          <w:i w:val="0"/>
+          <w:sz w:val="28"/>
+        </w:rPr>
+        <w:t xml:space="preserve">Выберите верные суждения о факторах производства и запишите цифры, под которыми они указаны. </w:t>
+      </w:r>
+    </w:p>
+    <w:p>
+      <w:pPr>
+        <w:keepNext w:val="0"/>
+        <w:spacing w:after="60" w:line="240" w:lineRule="auto"/>
+        <w:jc w:val="both"/>
+      </w:pPr>
+      <w:r>
+        <w:rPr>
+          <w:rFonts w:ascii="Times New Roman" w:hAnsi="Times New Roman" w:eastAsia="Times New Roman"/>
+          <w:b w:val="0"/>
+          <w:i w:val="0"/>
+          <w:sz w:val="28"/>
+        </w:rPr>
+        <w:t xml:space="preserve">1) Собственник земельных ресурсов получает доход, который называется заработной платой. </w:t>
+      </w:r>
+    </w:p>
+    <w:p>
+      <w:pPr>
+        <w:keepNext w:val="0"/>
+        <w:spacing w:after="60" w:line="240" w:lineRule="auto"/>
+        <w:jc w:val="both"/>
+      </w:pPr>
+      <w:r>
+        <w:rPr>
+          <w:rFonts w:ascii="Times New Roman" w:hAnsi="Times New Roman" w:eastAsia="Times New Roman"/>
+          <w:b w:val="0"/>
+          <w:i w:val="0"/>
+          <w:sz w:val="28"/>
+        </w:rPr>
+        <w:t xml:space="preserve">2) Факторы производства — это ресурсы, вовлечённые в конкретный производственный процесс создания общественных и частных благ. </w:t>
+      </w:r>
+    </w:p>
+    <w:p>
+      <w:pPr>
+        <w:keepNext w:val="0"/>
+        <w:spacing w:after="60" w:line="240" w:lineRule="auto"/>
+        <w:jc w:val="both"/>
+      </w:pPr>
+      <w:r>
+        <w:rPr>
+          <w:rFonts w:ascii="Times New Roman" w:hAnsi="Times New Roman" w:eastAsia="Times New Roman"/>
+          <w:b w:val="0"/>
+          <w:i w:val="0"/>
+          <w:sz w:val="28"/>
+        </w:rPr>
+        <w:t xml:space="preserve">3) К трудовым ресурсам относят всё население страны. </w:t>
+      </w:r>
+    </w:p>
+    <w:p>
+      <w:pPr>
+        <w:keepNext w:val="0"/>
+        <w:spacing w:after="60" w:line="240" w:lineRule="auto"/>
+        <w:jc w:val="both"/>
+      </w:pPr>
+      <w:r>
+        <w:rPr>
+          <w:rFonts w:ascii="Times New Roman" w:hAnsi="Times New Roman" w:eastAsia="Times New Roman"/>
+          <w:b w:val="0"/>
+          <w:i w:val="0"/>
+          <w:sz w:val="28"/>
+        </w:rPr>
+        <w:t xml:space="preserve">4) Доход собственника трудовых ресурсов — процент. </w:t>
+      </w:r>
+    </w:p>
+    <w:p>
+      <w:pPr>
+        <w:keepNext w:val="0"/>
+        <w:spacing w:after="60" w:line="240" w:lineRule="auto"/>
+        <w:jc w:val="both"/>
+      </w:pPr>
+      <w:r>
+        <w:rPr>
+          <w:rFonts w:ascii="Times New Roman" w:hAnsi="Times New Roman" w:eastAsia="Times New Roman"/>
+          <w:b w:val="0"/>
+          <w:i w:val="0"/>
+          <w:sz w:val="28"/>
+        </w:rPr>
+        <w:t xml:space="preserve">5) Предпринимательские способности приводят в действие другие факторы производства в целях получения прибыли. </w:t>
+      </w:r>
+    </w:p>
+    <w:p>
+      <w:pPr>
+        <w:keepNext w:val="0"/>
+        <w:spacing w:after="60" w:line="240" w:lineRule="auto"/>
+        <w:jc w:val="both"/>
+      </w:pPr>
+      <w:r>
+        <w:rPr>
+          <w:rFonts w:ascii="Times New Roman" w:hAnsi="Times New Roman" w:eastAsia="Times New Roman"/>
+          <w:b w:val="0"/>
+          <w:i w:val="0"/>
+          <w:sz w:val="28"/>
+        </w:rPr>
+        <w:t>Ответ:</w:t>
+      </w:r>
+    </w:p>
+    <w:p>
+      <w:pPr>
+        <w:keepNext w:val="0"/>
+        <w:spacing w:after="60" w:line="240" w:lineRule="auto"/>
+        <w:jc w:val="both"/>
+      </w:pPr>
+      <w:r>
+        <w:rPr>
+          <w:rFonts w:ascii="Times New Roman" w:hAnsi="Times New Roman" w:eastAsia="Times New Roman"/>
+          <w:b/>
+          <w:sz w:val="28"/>
+        </w:rPr>
+        <w:t xml:space="preserve">№6 </w:t>
+      </w:r>
+      <w:r>
+        <w:rPr>
+          <w:rFonts w:ascii="Times New Roman" w:hAnsi="Times New Roman" w:eastAsia="Times New Roman"/>
+          <w:b w:val="0"/>
+          <w:i w:val="0"/>
+          <w:sz w:val="28"/>
+        </w:rPr>
+        <w:t>Установите соответствие между примерами и видами банковских операций: к каждой позиции, данной в первом столбце, подберите соответствующую позицию из второго столбца.</w:t>
       </w:r>
     </w:p>
     <w:tbl>
@@ -2254,38 +1069,52 @@
         <w:tc>
           <w:tcPr>
             <w:tcW w:type="dxa" w:w="5128"/>
+            <w:vAlign w:val="center"/>
+            <w:tcMar>
+              <w:top w:w="80" w:type="dxa"/>
+              <w:start w:w="100" w:type="dxa"/>
+              <w:bottom w:w="80" w:type="dxa"/>
+              <w:end w:w="100" w:type="dxa"/>
+            </w:tcMar>
           </w:tcPr>
           <w:p>
             <w:pPr>
+              <w:keepNext w:val="0"/>
               <w:spacing w:after="0" w:line="240" w:lineRule="auto"/>
+              <w:jc w:val="left"/>
             </w:pPr>
             <w:r>
               <w:rPr>
                 <w:rFonts w:ascii="Times New Roman" w:hAnsi="Times New Roman" w:eastAsia="Times New Roman"/>
-                <w:b/>
-                <w:color w:val="181A1F"/>
                 <w:sz w:val="28"/>
               </w:rPr>
-              <w:t>ПРИЗНАКИ</w:t>
+              <w:t>ПРИМЕР</w:t>
             </w:r>
           </w:p>
         </w:tc>
         <w:tc>
           <w:tcPr>
             <w:tcW w:type="dxa" w:w="5128"/>
+            <w:vAlign w:val="center"/>
+            <w:tcMar>
+              <w:top w:w="80" w:type="dxa"/>
+              <w:start w:w="100" w:type="dxa"/>
+              <w:bottom w:w="80" w:type="dxa"/>
+              <w:end w:w="100" w:type="dxa"/>
+            </w:tcMar>
           </w:tcPr>
           <w:p>
             <w:pPr>
+              <w:keepNext w:val="0"/>
               <w:spacing w:after="0" w:line="240" w:lineRule="auto"/>
+              <w:jc w:val="left"/>
             </w:pPr>
             <w:r>
               <w:rPr>
                 <w:rFonts w:ascii="Times New Roman" w:hAnsi="Times New Roman" w:eastAsia="Times New Roman"/>
-                <w:b/>
-                <w:color w:val="181A1F"/>
                 <w:sz w:val="28"/>
               </w:rPr>
-              <w:t>ПРИНЦИПЫ МЕЖДУНАРОДНОЙ ТОРГОВЛИ</w:t>
+              <w:t>ВИДЫ БАНКОВСКИХ ОПЕРАЦИЙ</w:t>
             </w:r>
           </w:p>
         </w:tc>
@@ -2294,62 +1123,1901 @@
         <w:tc>
           <w:tcPr>
             <w:tcW w:type="dxa" w:w="5128"/>
+            <w:vAlign w:val="center"/>
+            <w:tcMar>
+              <w:top w:w="80" w:type="dxa"/>
+              <w:start w:w="100" w:type="dxa"/>
+              <w:bottom w:w="80" w:type="dxa"/>
+              <w:end w:w="100" w:type="dxa"/>
+            </w:tcMar>
           </w:tcPr>
           <w:p>
             <w:pPr>
+              <w:keepNext w:val="0"/>
               <w:spacing w:after="0" w:line="240" w:lineRule="auto"/>
+              <w:jc w:val="left"/>
             </w:pPr>
             <w:r>
               <w:rPr>
                 <w:rFonts w:ascii="Times New Roman" w:hAnsi="Times New Roman" w:eastAsia="Times New Roman"/>
-                <w:color w:val="181A1F"/>
                 <w:sz w:val="28"/>
               </w:rPr>
-              <w:t>А) беспошлинная торговля</w:t>
-              <w:br/>
-              <w:t>Б) высокие таможенные пошлины</w:t>
-              <w:br/>
-              <w:t>В) импортные квоты</w:t>
-              <w:br/>
-              <w:t>Г) максимальное использование международной специализации</w:t>
-              <w:br/>
-              <w:t>Д) внешнеторговые лицензии</w:t>
+              <w:t>А) приём вкладов (депозитов)Б) обмен валютыВ) выдача потребительских кредитовГ) ссудные операцииД) эмиссия ценных бумаг для продажи</w:t>
             </w:r>
           </w:p>
         </w:tc>
         <w:tc>
           <w:tcPr>
             <w:tcW w:type="dxa" w:w="5128"/>
+            <w:vAlign w:val="center"/>
+            <w:tcMar>
+              <w:top w:w="80" w:type="dxa"/>
+              <w:start w:w="100" w:type="dxa"/>
+              <w:bottom w:w="80" w:type="dxa"/>
+              <w:end w:w="100" w:type="dxa"/>
+            </w:tcMar>
           </w:tcPr>
           <w:p>
             <w:pPr>
+              <w:keepNext w:val="0"/>
               <w:spacing w:after="0" w:line="240" w:lineRule="auto"/>
+              <w:jc w:val="left"/>
             </w:pPr>
             <w:r>
               <w:rPr>
                 <w:rFonts w:ascii="Times New Roman" w:hAnsi="Times New Roman" w:eastAsia="Times New Roman"/>
-                <w:color w:val="181A1F"/>
                 <w:sz w:val="28"/>
               </w:rPr>
-              <w:t>1) свободная торговля</w:t>
-              <w:br/>
-              <w:t>2) протекционизм</w:t>
+              <w:t>1) посреднические2) пассивные3) активные</w:t>
             </w:r>
           </w:p>
         </w:tc>
       </w:tr>
     </w:tbl>
+    <w:p/>
     <w:p>
       <w:pPr>
-        <w:widowControl/>
-        <w:spacing w:line="240" w:lineRule="auto" w:after="0"/>
+        <w:keepNext w:val="0"/>
+        <w:spacing w:after="60" w:line="240" w:lineRule="auto"/>
+        <w:jc w:val="both"/>
       </w:pPr>
       <w:r>
         <w:rPr>
           <w:rFonts w:ascii="Times New Roman" w:hAnsi="Times New Roman" w:eastAsia="Times New Roman"/>
           <w:b w:val="0"/>
           <w:i w:val="0"/>
-          <w:color w:val="181A1F"/>
+          <w:sz w:val="28"/>
+        </w:rPr>
+        <w:t>Запишите в таблицу выбранные цифры под соответствующими буквами.</w:t>
+      </w:r>
+    </w:p>
+    <w:tbl>
+      <w:tblPr>
+        <w:tblStyle w:val="TableGrid"/>
+        <w:tblW w:type="auto" w:w="0"/>
+        <w:tblLayout w:type="autofit"/>
+        <w:tblLook w:firstColumn="1" w:firstRow="1" w:lastColumn="0" w:lastRow="0" w:noHBand="0" w:noVBand="1" w:val="04A0"/>
+      </w:tblPr>
+      <w:tblGrid>
+        <w:gridCol w:w="2051"/>
+        <w:gridCol w:w="2051"/>
+        <w:gridCol w:w="2051"/>
+        <w:gridCol w:w="2051"/>
+        <w:gridCol w:w="2051"/>
+      </w:tblGrid>
+      <w:tr>
+        <w:tc>
+          <w:tcPr>
+            <w:tcW w:type="dxa" w:w="2051"/>
+            <w:vAlign w:val="center"/>
+            <w:tcMar>
+              <w:top w:w="80" w:type="dxa"/>
+              <w:start w:w="100" w:type="dxa"/>
+              <w:bottom w:w="80" w:type="dxa"/>
+              <w:end w:w="100" w:type="dxa"/>
+            </w:tcMar>
+          </w:tcPr>
+          <w:p>
+            <w:pPr>
+              <w:keepNext w:val="0"/>
+              <w:spacing w:after="0" w:line="240" w:lineRule="auto"/>
+              <w:jc w:val="left"/>
+            </w:pPr>
+            <w:r>
+              <w:rPr>
+                <w:rFonts w:ascii="Times New Roman" w:hAnsi="Times New Roman" w:eastAsia="Times New Roman"/>
+                <w:sz w:val="28"/>
+              </w:rPr>
+              <w:t>A</w:t>
+            </w:r>
+          </w:p>
+        </w:tc>
+        <w:tc>
+          <w:tcPr>
+            <w:tcW w:type="dxa" w:w="2051"/>
+            <w:vAlign w:val="center"/>
+            <w:tcMar>
+              <w:top w:w="80" w:type="dxa"/>
+              <w:start w:w="100" w:type="dxa"/>
+              <w:bottom w:w="80" w:type="dxa"/>
+              <w:end w:w="100" w:type="dxa"/>
+            </w:tcMar>
+          </w:tcPr>
+          <w:p>
+            <w:pPr>
+              <w:keepNext w:val="0"/>
+              <w:spacing w:after="0" w:line="240" w:lineRule="auto"/>
+              <w:jc w:val="left"/>
+            </w:pPr>
+            <w:r>
+              <w:rPr>
+                <w:rFonts w:ascii="Times New Roman" w:hAnsi="Times New Roman" w:eastAsia="Times New Roman"/>
+                <w:sz w:val="28"/>
+              </w:rPr>
+              <w:t>Б</w:t>
+            </w:r>
+          </w:p>
+        </w:tc>
+        <w:tc>
+          <w:tcPr>
+            <w:tcW w:type="dxa" w:w="2051"/>
+            <w:vAlign w:val="center"/>
+            <w:tcMar>
+              <w:top w:w="80" w:type="dxa"/>
+              <w:start w:w="100" w:type="dxa"/>
+              <w:bottom w:w="80" w:type="dxa"/>
+              <w:end w:w="100" w:type="dxa"/>
+            </w:tcMar>
+          </w:tcPr>
+          <w:p>
+            <w:pPr>
+              <w:keepNext w:val="0"/>
+              <w:spacing w:after="0" w:line="240" w:lineRule="auto"/>
+              <w:jc w:val="left"/>
+            </w:pPr>
+            <w:r>
+              <w:rPr>
+                <w:rFonts w:ascii="Times New Roman" w:hAnsi="Times New Roman" w:eastAsia="Times New Roman"/>
+                <w:sz w:val="28"/>
+              </w:rPr>
+              <w:t>В</w:t>
+            </w:r>
+          </w:p>
+        </w:tc>
+        <w:tc>
+          <w:tcPr>
+            <w:tcW w:type="dxa" w:w="2051"/>
+            <w:vAlign w:val="center"/>
+            <w:tcMar>
+              <w:top w:w="80" w:type="dxa"/>
+              <w:start w:w="100" w:type="dxa"/>
+              <w:bottom w:w="80" w:type="dxa"/>
+              <w:end w:w="100" w:type="dxa"/>
+            </w:tcMar>
+          </w:tcPr>
+          <w:p>
+            <w:pPr>
+              <w:keepNext w:val="0"/>
+              <w:spacing w:after="0" w:line="240" w:lineRule="auto"/>
+              <w:jc w:val="left"/>
+            </w:pPr>
+            <w:r>
+              <w:rPr>
+                <w:rFonts w:ascii="Times New Roman" w:hAnsi="Times New Roman" w:eastAsia="Times New Roman"/>
+                <w:sz w:val="28"/>
+              </w:rPr>
+              <w:t>Г</w:t>
+            </w:r>
+          </w:p>
+        </w:tc>
+        <w:tc>
+          <w:tcPr>
+            <w:tcW w:type="dxa" w:w="2051"/>
+            <w:vAlign w:val="center"/>
+            <w:tcMar>
+              <w:top w:w="80" w:type="dxa"/>
+              <w:start w:w="100" w:type="dxa"/>
+              <w:bottom w:w="80" w:type="dxa"/>
+              <w:end w:w="100" w:type="dxa"/>
+            </w:tcMar>
+          </w:tcPr>
+          <w:p>
+            <w:pPr>
+              <w:keepNext w:val="0"/>
+              <w:spacing w:after="0" w:line="240" w:lineRule="auto"/>
+              <w:jc w:val="left"/>
+            </w:pPr>
+            <w:r>
+              <w:rPr>
+                <w:rFonts w:ascii="Times New Roman" w:hAnsi="Times New Roman" w:eastAsia="Times New Roman"/>
+                <w:sz w:val="28"/>
+              </w:rPr>
+              <w:t>Д</w:t>
+            </w:r>
+          </w:p>
+        </w:tc>
+      </w:tr>
+      <w:tr>
+        <w:tc>
+          <w:tcPr>
+            <w:tcW w:type="dxa" w:w="2051"/>
+            <w:vAlign w:val="center"/>
+            <w:tcMar>
+              <w:top w:w="80" w:type="dxa"/>
+              <w:start w:w="100" w:type="dxa"/>
+              <w:bottom w:w="80" w:type="dxa"/>
+              <w:end w:w="100" w:type="dxa"/>
+            </w:tcMar>
+          </w:tcPr>
+          <w:p>
+            <w:pPr>
+              <w:keepNext w:val="0"/>
+              <w:spacing w:after="0" w:line="240" w:lineRule="auto"/>
+              <w:jc w:val="left"/>
+            </w:pPr>
+            <w:r>
+              <w:rPr>
+                <w:rFonts w:ascii="Times New Roman" w:hAnsi="Times New Roman" w:eastAsia="Times New Roman"/>
+                <w:sz w:val="28"/>
+              </w:rPr>
+            </w:r>
+          </w:p>
+        </w:tc>
+        <w:tc>
+          <w:tcPr>
+            <w:tcW w:type="dxa" w:w="2051"/>
+            <w:vAlign w:val="center"/>
+            <w:tcMar>
+              <w:top w:w="80" w:type="dxa"/>
+              <w:start w:w="100" w:type="dxa"/>
+              <w:bottom w:w="80" w:type="dxa"/>
+              <w:end w:w="100" w:type="dxa"/>
+            </w:tcMar>
+          </w:tcPr>
+          <w:p>
+            <w:pPr>
+              <w:keepNext w:val="0"/>
+              <w:spacing w:after="0" w:line="240" w:lineRule="auto"/>
+              <w:jc w:val="left"/>
+            </w:pPr>
+            <w:r>
+              <w:rPr>
+                <w:rFonts w:ascii="Times New Roman" w:hAnsi="Times New Roman" w:eastAsia="Times New Roman"/>
+                <w:sz w:val="28"/>
+              </w:rPr>
+            </w:r>
+          </w:p>
+        </w:tc>
+        <w:tc>
+          <w:tcPr>
+            <w:tcW w:type="dxa" w:w="2051"/>
+            <w:vAlign w:val="center"/>
+            <w:tcMar>
+              <w:top w:w="80" w:type="dxa"/>
+              <w:start w:w="100" w:type="dxa"/>
+              <w:bottom w:w="80" w:type="dxa"/>
+              <w:end w:w="100" w:type="dxa"/>
+            </w:tcMar>
+          </w:tcPr>
+          <w:p>
+            <w:pPr>
+              <w:keepNext w:val="0"/>
+              <w:spacing w:after="0" w:line="240" w:lineRule="auto"/>
+              <w:jc w:val="left"/>
+            </w:pPr>
+            <w:r>
+              <w:rPr>
+                <w:rFonts w:ascii="Times New Roman" w:hAnsi="Times New Roman" w:eastAsia="Times New Roman"/>
+                <w:sz w:val="28"/>
+              </w:rPr>
+            </w:r>
+          </w:p>
+        </w:tc>
+        <w:tc>
+          <w:tcPr>
+            <w:tcW w:type="dxa" w:w="2051"/>
+            <w:vAlign w:val="center"/>
+            <w:tcMar>
+              <w:top w:w="80" w:type="dxa"/>
+              <w:start w:w="100" w:type="dxa"/>
+              <w:bottom w:w="80" w:type="dxa"/>
+              <w:end w:w="100" w:type="dxa"/>
+            </w:tcMar>
+          </w:tcPr>
+          <w:p>
+            <w:pPr>
+              <w:keepNext w:val="0"/>
+              <w:spacing w:after="0" w:line="240" w:lineRule="auto"/>
+              <w:jc w:val="left"/>
+            </w:pPr>
+            <w:r>
+              <w:rPr>
+                <w:rFonts w:ascii="Times New Roman" w:hAnsi="Times New Roman" w:eastAsia="Times New Roman"/>
+                <w:sz w:val="28"/>
+              </w:rPr>
+            </w:r>
+          </w:p>
+        </w:tc>
+        <w:tc>
+          <w:tcPr>
+            <w:tcW w:type="dxa" w:w="2051"/>
+            <w:vAlign w:val="center"/>
+            <w:tcMar>
+              <w:top w:w="80" w:type="dxa"/>
+              <w:start w:w="100" w:type="dxa"/>
+              <w:bottom w:w="80" w:type="dxa"/>
+              <w:end w:w="100" w:type="dxa"/>
+            </w:tcMar>
+          </w:tcPr>
+          <w:p>
+            <w:pPr>
+              <w:keepNext w:val="0"/>
+              <w:spacing w:after="0" w:line="240" w:lineRule="auto"/>
+              <w:jc w:val="left"/>
+            </w:pPr>
+            <w:r>
+              <w:rPr>
+                <w:rFonts w:ascii="Times New Roman" w:hAnsi="Times New Roman" w:eastAsia="Times New Roman"/>
+                <w:sz w:val="28"/>
+              </w:rPr>
+            </w:r>
+          </w:p>
+        </w:tc>
+      </w:tr>
+    </w:tbl>
+    <w:p/>
+    <w:p>
+      <w:pPr>
+        <w:keepNext w:val="0"/>
+        <w:spacing w:after="60" w:line="240" w:lineRule="auto"/>
+        <w:jc w:val="both"/>
+      </w:pPr>
+      <w:r>
+        <w:rPr>
+          <w:rFonts w:ascii="Times New Roman" w:hAnsi="Times New Roman" w:eastAsia="Times New Roman"/>
+          <w:b w:val="0"/>
+          <w:i w:val="0"/>
+          <w:sz w:val="28"/>
+        </w:rPr>
+        <w:t>Ответ:</w:t>
+      </w:r>
+    </w:p>
+    <w:p>
+      <w:pPr>
+        <w:keepNext w:val="0"/>
+        <w:spacing w:after="60" w:line="240" w:lineRule="auto"/>
+        <w:jc w:val="both"/>
+      </w:pPr>
+      <w:r>
+        <w:rPr>
+          <w:rFonts w:ascii="Times New Roman" w:hAnsi="Times New Roman" w:eastAsia="Times New Roman"/>
+          <w:b/>
+          <w:sz w:val="28"/>
+        </w:rPr>
+        <w:t xml:space="preserve">№7 </w:t>
+      </w:r>
+      <w:r>
+        <w:rPr>
+          <w:rFonts w:ascii="Times New Roman" w:hAnsi="Times New Roman" w:eastAsia="Times New Roman"/>
+          <w:b w:val="0"/>
+          <w:i w:val="0"/>
+          <w:sz w:val="28"/>
+        </w:rPr>
+        <w:t>Поставку продуктов питания в магазины города Р осуществляет множество компаний, в число которых входят как крупные производители‚ так и отдельные фермерские хозяйства. Найдите в приведённом ниже списке характеристики данного рынка и запишите цифры, под которыми они указаны.</w:t>
+      </w:r>
+    </w:p>
+    <w:p>
+      <w:pPr>
+        <w:keepNext w:val="0"/>
+        <w:spacing w:after="60" w:line="240" w:lineRule="auto"/>
+        <w:jc w:val="both"/>
+      </w:pPr>
+      <w:r>
+        <w:rPr>
+          <w:rFonts w:ascii="Times New Roman" w:hAnsi="Times New Roman" w:eastAsia="Times New Roman"/>
+          <w:b w:val="0"/>
+          <w:i w:val="0"/>
+          <w:sz w:val="28"/>
+        </w:rPr>
+        <w:t>1) рынок информации</w:t>
+      </w:r>
+    </w:p>
+    <w:p>
+      <w:pPr>
+        <w:keepNext w:val="0"/>
+        <w:spacing w:after="60" w:line="240" w:lineRule="auto"/>
+        <w:jc w:val="both"/>
+      </w:pPr>
+      <w:r>
+        <w:rPr>
+          <w:rFonts w:ascii="Times New Roman" w:hAnsi="Times New Roman" w:eastAsia="Times New Roman"/>
+          <w:b w:val="0"/>
+          <w:i w:val="0"/>
+          <w:sz w:val="28"/>
+        </w:rPr>
+        <w:t>2) дефицит продукции</w:t>
+      </w:r>
+    </w:p>
+    <w:p>
+      <w:pPr>
+        <w:keepNext w:val="0"/>
+        <w:spacing w:after="60" w:line="240" w:lineRule="auto"/>
+        <w:jc w:val="both"/>
+      </w:pPr>
+      <w:r>
+        <w:rPr>
+          <w:rFonts w:ascii="Times New Roman" w:hAnsi="Times New Roman" w:eastAsia="Times New Roman"/>
+          <w:b w:val="0"/>
+          <w:i w:val="0"/>
+          <w:sz w:val="28"/>
+        </w:rPr>
+        <w:t>3) чистая (совершенная) конкуренция</w:t>
+      </w:r>
+    </w:p>
+    <w:p>
+      <w:pPr>
+        <w:keepNext w:val="0"/>
+        <w:spacing w:after="60" w:line="240" w:lineRule="auto"/>
+        <w:jc w:val="both"/>
+      </w:pPr>
+      <w:r>
+        <w:rPr>
+          <w:rFonts w:ascii="Times New Roman" w:hAnsi="Times New Roman" w:eastAsia="Times New Roman"/>
+          <w:b w:val="0"/>
+          <w:i w:val="0"/>
+          <w:sz w:val="28"/>
+        </w:rPr>
+        <w:t>4) рынок товаров</w:t>
+      </w:r>
+    </w:p>
+    <w:p>
+      <w:pPr>
+        <w:keepNext w:val="0"/>
+        <w:spacing w:after="60" w:line="240" w:lineRule="auto"/>
+        <w:jc w:val="both"/>
+      </w:pPr>
+      <w:r>
+        <w:rPr>
+          <w:rFonts w:ascii="Times New Roman" w:hAnsi="Times New Roman" w:eastAsia="Times New Roman"/>
+          <w:b w:val="0"/>
+          <w:i w:val="0"/>
+          <w:sz w:val="28"/>
+        </w:rPr>
+        <w:t>5) местный рынок</w:t>
+      </w:r>
+    </w:p>
+    <w:p>
+      <w:pPr>
+        <w:keepNext w:val="0"/>
+        <w:spacing w:after="60" w:line="240" w:lineRule="auto"/>
+        <w:jc w:val="both"/>
+      </w:pPr>
+      <w:r>
+        <w:rPr>
+          <w:rFonts w:ascii="Times New Roman" w:hAnsi="Times New Roman" w:eastAsia="Times New Roman"/>
+          <w:b w:val="0"/>
+          <w:i w:val="0"/>
+          <w:sz w:val="28"/>
+        </w:rPr>
+        <w:t>6) олигополия</w:t>
+      </w:r>
+    </w:p>
+    <w:p>
+      <w:pPr>
+        <w:keepNext w:val="0"/>
+        <w:spacing w:after="60" w:line="240" w:lineRule="auto"/>
+        <w:jc w:val="both"/>
+      </w:pPr>
+      <w:r>
+        <w:rPr>
+          <w:rFonts w:ascii="Times New Roman" w:hAnsi="Times New Roman" w:eastAsia="Times New Roman"/>
+          <w:b w:val="0"/>
+          <w:i w:val="0"/>
+          <w:sz w:val="28"/>
+        </w:rPr>
+        <w:t>Ответ:</w:t>
+      </w:r>
+    </w:p>
+    <w:p>
+      <w:pPr>
+        <w:keepNext w:val="0"/>
+        <w:spacing w:after="60" w:line="240" w:lineRule="auto"/>
+        <w:jc w:val="both"/>
+      </w:pPr>
+      <w:r>
+        <w:rPr>
+          <w:rFonts w:ascii="Times New Roman" w:hAnsi="Times New Roman" w:eastAsia="Times New Roman"/>
+          <w:b/>
+          <w:sz w:val="28"/>
+        </w:rPr>
+        <w:t xml:space="preserve">№8 </w:t>
+      </w:r>
+      <w:r>
+        <w:rPr>
+          <w:rFonts w:ascii="Times New Roman" w:hAnsi="Times New Roman" w:eastAsia="Times New Roman"/>
+          <w:b w:val="0"/>
+          <w:i w:val="0"/>
+          <w:sz w:val="28"/>
+        </w:rPr>
+        <w:t>Выберите верные суждения о государственной поддержке социально незащищённых слоёв российского общества и запишите цифры, под которыми они указаны.</w:t>
+      </w:r>
+    </w:p>
+    <w:p>
+      <w:pPr>
+        <w:keepNext w:val="0"/>
+        <w:spacing w:after="60" w:line="240" w:lineRule="auto"/>
+        <w:jc w:val="both"/>
+      </w:pPr>
+      <w:r>
+        <w:rPr>
+          <w:rFonts w:ascii="Times New Roman" w:hAnsi="Times New Roman" w:eastAsia="Times New Roman"/>
+          <w:b w:val="0"/>
+          <w:i w:val="0"/>
+          <w:sz w:val="28"/>
+        </w:rPr>
+        <w:t>1) Пенсия — это ежемесячная денежная выплата, компенсирующая заработную плату наёмного работника, которую он получал в период трудовой деятельности.</w:t>
+      </w:r>
+    </w:p>
+    <w:p>
+      <w:pPr>
+        <w:keepNext w:val="0"/>
+        <w:spacing w:after="60" w:line="240" w:lineRule="auto"/>
+        <w:jc w:val="both"/>
+      </w:pPr>
+      <w:r>
+        <w:rPr>
+          <w:rFonts w:ascii="Times New Roman" w:hAnsi="Times New Roman" w:eastAsia="Times New Roman"/>
+          <w:b w:val="0"/>
+          <w:i w:val="0"/>
+          <w:sz w:val="28"/>
+        </w:rPr>
+        <w:t>2) Правом на получение пенсии в настоящее время обладает любой гражданин по достижении 50 лет.</w:t>
+      </w:r>
+    </w:p>
+    <w:p>
+      <w:pPr>
+        <w:keepNext w:val="0"/>
+        <w:spacing w:after="60" w:line="240" w:lineRule="auto"/>
+        <w:jc w:val="both"/>
+      </w:pPr>
+      <w:r>
+        <w:rPr>
+          <w:rFonts w:ascii="Times New Roman" w:hAnsi="Times New Roman" w:eastAsia="Times New Roman"/>
+          <w:b w:val="0"/>
+          <w:i w:val="0"/>
+          <w:sz w:val="28"/>
+        </w:rPr>
+        <w:t>3) Предоставление жилья за счёт государственного жилого фонда относят к трудовым пособиям.</w:t>
+      </w:r>
+    </w:p>
+    <w:p>
+      <w:pPr>
+        <w:keepNext w:val="0"/>
+        <w:spacing w:after="60" w:line="240" w:lineRule="auto"/>
+        <w:jc w:val="both"/>
+      </w:pPr>
+      <w:r>
+        <w:rPr>
+          <w:rFonts w:ascii="Times New Roman" w:hAnsi="Times New Roman" w:eastAsia="Times New Roman"/>
+          <w:b w:val="0"/>
+          <w:i w:val="0"/>
+          <w:sz w:val="28"/>
+        </w:rPr>
+        <w:t>4) Предоставление социальных льгот позволяет обеспечить материальное положение некоторых категорий малоимущих граждан, поскольку часть обязательных расходов государство берёт на себя.</w:t>
+      </w:r>
+    </w:p>
+    <w:p>
+      <w:pPr>
+        <w:keepNext w:val="0"/>
+        <w:spacing w:after="60" w:line="240" w:lineRule="auto"/>
+        <w:jc w:val="both"/>
+      </w:pPr>
+      <w:r>
+        <w:rPr>
+          <w:rFonts w:ascii="Times New Roman" w:hAnsi="Times New Roman" w:eastAsia="Times New Roman"/>
+          <w:b w:val="0"/>
+          <w:i w:val="0"/>
+          <w:sz w:val="28"/>
+        </w:rPr>
+        <w:t>5) Натуральное обеспечение предполагает передачу материальных ценностей некоторым категориям граждан в собственность или в пользование.</w:t>
+      </w:r>
+    </w:p>
+    <w:p>
+      <w:pPr>
+        <w:keepNext w:val="0"/>
+        <w:spacing w:after="60" w:line="240" w:lineRule="auto"/>
+        <w:jc w:val="both"/>
+      </w:pPr>
+      <w:r>
+        <w:rPr>
+          <w:rFonts w:ascii="Times New Roman" w:hAnsi="Times New Roman" w:eastAsia="Times New Roman"/>
+          <w:b w:val="0"/>
+          <w:i w:val="0"/>
+          <w:sz w:val="28"/>
+        </w:rPr>
+        <w:t>Ответ:</w:t>
+      </w:r>
+    </w:p>
+    <w:p>
+      <w:pPr>
+        <w:keepNext w:val="0"/>
+        <w:spacing w:after="60" w:line="240" w:lineRule="auto"/>
+        <w:jc w:val="both"/>
+      </w:pPr>
+      <w:r>
+        <w:rPr>
+          <w:rFonts w:ascii="Times New Roman" w:hAnsi="Times New Roman" w:eastAsia="Times New Roman"/>
+          <w:b/>
+          <w:sz w:val="28"/>
+        </w:rPr>
+        <w:t xml:space="preserve">№9 </w:t>
+      </w:r>
+      <w:r>
+        <w:rPr>
+          <w:rFonts w:ascii="Times New Roman" w:hAnsi="Times New Roman" w:eastAsia="Times New Roman"/>
+          <w:b w:val="0"/>
+          <w:i w:val="0"/>
+          <w:sz w:val="28"/>
+        </w:rPr>
+        <w:t>Классные руководители задавали обучающимся в 11 классе и их родителям вопрос: «Как Вы считаете, какое из следующих высказываний наиболее точно описывает отношения родителей и детей?». Результаты опроса (в % от числа опрошенных) представлены в графическом виде.</w:t>
+      </w:r>
+    </w:p>
+    <w:p>
+      <w:pPr>
+        <w:spacing w:after="80"/>
+        <w:jc w:val="center"/>
+      </w:pPr>
+      <w:r>
+        <w:drawing>
+          <wp:inline xmlns:a="http://schemas.openxmlformats.org/drawingml/2006/main" xmlns:pic="http://schemas.openxmlformats.org/drawingml/2006/picture">
+            <wp:extent cx="3780000" cy="3780000"/>
+            <wp:docPr id="1" name="Picture 1"/>
+            <wp:cNvGraphicFramePr>
+              <a:graphicFrameLocks noChangeAspect="1"/>
+            </wp:cNvGraphicFramePr>
+            <a:graphic>
+              <a:graphicData uri="http://schemas.openxmlformats.org/drawingml/2006/picture">
+                <pic:pic>
+                  <pic:nvPicPr>
+                    <pic:cNvPr id="0" name="asset-0047.png"/>
+                    <pic:cNvPicPr/>
+                  </pic:nvPicPr>
+                  <pic:blipFill>
+                    <a:blip r:embed="rId9"/>
+                    <a:stretch>
+                      <a:fillRect/>
+                    </a:stretch>
+                  </pic:blipFill>
+                  <pic:spPr>
+                    <a:xfrm>
+                      <a:off x="0" y="0"/>
+                      <a:ext cx="3780000" cy="3780000"/>
+                    </a:xfrm>
+                    <a:prstGeom prst="rect"/>
+                  </pic:spPr>
+                </pic:pic>
+              </a:graphicData>
+            </a:graphic>
+          </wp:inline>
+        </w:drawing>
+      </w:r>
+    </w:p>
+    <w:p>
+      <w:pPr>
+        <w:keepNext w:val="0"/>
+        <w:spacing w:after="60" w:line="240" w:lineRule="auto"/>
+        <w:jc w:val="both"/>
+      </w:pPr>
+      <w:r>
+        <w:rPr>
+          <w:rFonts w:ascii="Times New Roman" w:hAnsi="Times New Roman" w:eastAsia="Times New Roman"/>
+          <w:b w:val="0"/>
+          <w:i w:val="0"/>
+          <w:sz w:val="28"/>
+        </w:rPr>
+        <w:t>Найдите в приведённом списке выводы, которые можно сделать на основе диаграммы, и запишите цифры, под которыми они указаны.</w:t>
+      </w:r>
+    </w:p>
+    <w:p>
+      <w:pPr>
+        <w:keepNext w:val="0"/>
+        <w:spacing w:after="60" w:line="240" w:lineRule="auto"/>
+        <w:jc w:val="both"/>
+      </w:pPr>
+      <w:r>
+        <w:rPr>
+          <w:rFonts w:ascii="Times New Roman" w:hAnsi="Times New Roman" w:eastAsia="Times New Roman"/>
+          <w:b w:val="0"/>
+          <w:i w:val="0"/>
+          <w:sz w:val="28"/>
+        </w:rPr>
+        <w:t>1) Среди обучающихся мнение о том, что родители и дети никогда не смогут понять друг друга, менее популярно, чем мнение о том, что родители и дети понимают друг друга, нет оснований для противоречий.</w:t>
+      </w:r>
+    </w:p>
+    <w:p>
+      <w:pPr>
+        <w:keepNext w:val="0"/>
+        <w:spacing w:after="60" w:line="240" w:lineRule="auto"/>
+        <w:jc w:val="both"/>
+      </w:pPr>
+      <w:r>
+        <w:rPr>
+          <w:rFonts w:ascii="Times New Roman" w:hAnsi="Times New Roman" w:eastAsia="Times New Roman"/>
+          <w:b w:val="0"/>
+          <w:i w:val="0"/>
+          <w:sz w:val="28"/>
+        </w:rPr>
+        <w:t>2) Половина опрошенных родителей считают, что родители и дети понимают друг друга, нет оснований для противоречий.</w:t>
+      </w:r>
+    </w:p>
+    <w:p>
+      <w:pPr>
+        <w:keepNext w:val="0"/>
+        <w:spacing w:after="60" w:line="240" w:lineRule="auto"/>
+        <w:jc w:val="both"/>
+      </w:pPr>
+      <w:r>
+        <w:rPr>
+          <w:rFonts w:ascii="Times New Roman" w:hAnsi="Times New Roman" w:eastAsia="Times New Roman"/>
+          <w:b w:val="0"/>
+          <w:i w:val="0"/>
+          <w:sz w:val="28"/>
+        </w:rPr>
+        <w:t>3) Среди опрошенных родителей мнение о том, что для взаимного понимания требуются совместные усилия и родителей, и детей, более популярно, чем мнение о том, что родители и дети никогда не смогут понять друг друга.</w:t>
+      </w:r>
+    </w:p>
+    <w:p>
+      <w:pPr>
+        <w:keepNext w:val="0"/>
+        <w:spacing w:after="60" w:line="240" w:lineRule="auto"/>
+        <w:jc w:val="both"/>
+      </w:pPr>
+      <w:r>
+        <w:rPr>
+          <w:rFonts w:ascii="Times New Roman" w:hAnsi="Times New Roman" w:eastAsia="Times New Roman"/>
+          <w:b w:val="0"/>
+          <w:i w:val="0"/>
+          <w:sz w:val="28"/>
+        </w:rPr>
+        <w:t>4) Равные доли опрошенных испытали затруднения при ответе.</w:t>
+      </w:r>
+    </w:p>
+    <w:p>
+      <w:pPr>
+        <w:keepNext w:val="0"/>
+        <w:spacing w:after="60" w:line="240" w:lineRule="auto"/>
+        <w:jc w:val="both"/>
+      </w:pPr>
+      <w:r>
+        <w:rPr>
+          <w:rFonts w:ascii="Times New Roman" w:hAnsi="Times New Roman" w:eastAsia="Times New Roman"/>
+          <w:b w:val="0"/>
+          <w:i w:val="0"/>
+          <w:sz w:val="28"/>
+        </w:rPr>
+        <w:t>5) Равные доли обучающихся и родителей считают, что для взаимного понимания требуются совместные усилия и родителей, и детей.</w:t>
+      </w:r>
+    </w:p>
+    <w:p>
+      <w:pPr>
+        <w:keepNext w:val="0"/>
+        <w:spacing w:after="60" w:line="240" w:lineRule="auto"/>
+        <w:jc w:val="both"/>
+      </w:pPr>
+      <w:r>
+        <w:rPr>
+          <w:rFonts w:ascii="Times New Roman" w:hAnsi="Times New Roman" w:eastAsia="Times New Roman"/>
+          <w:b w:val="0"/>
+          <w:i w:val="0"/>
+          <w:sz w:val="28"/>
+        </w:rPr>
+        <w:t>Ответ:</w:t>
+      </w:r>
+    </w:p>
+    <w:p>
+      <w:pPr>
+        <w:keepNext w:val="0"/>
+        <w:spacing w:after="60" w:line="240" w:lineRule="auto"/>
+        <w:jc w:val="both"/>
+      </w:pPr>
+      <w:r>
+        <w:rPr>
+          <w:rFonts w:ascii="Times New Roman" w:hAnsi="Times New Roman" w:eastAsia="Times New Roman"/>
+          <w:b/>
+          <w:sz w:val="28"/>
+        </w:rPr>
+        <w:t xml:space="preserve">№10 </w:t>
+      </w:r>
+      <w:r>
+        <w:rPr>
+          <w:rFonts w:ascii="Times New Roman" w:hAnsi="Times New Roman" w:eastAsia="Times New Roman"/>
+          <w:b w:val="0"/>
+          <w:i w:val="0"/>
+          <w:sz w:val="28"/>
+        </w:rPr>
+        <w:t>Выберите верные суждения о политической системе общества и запишите цифры, под которыми они указаны.</w:t>
+      </w:r>
+    </w:p>
+    <w:p>
+      <w:pPr>
+        <w:keepNext w:val="0"/>
+        <w:spacing w:after="60" w:line="240" w:lineRule="auto"/>
+        <w:jc w:val="both"/>
+      </w:pPr>
+      <w:r>
+        <w:rPr>
+          <w:rFonts w:ascii="Times New Roman" w:hAnsi="Times New Roman" w:eastAsia="Times New Roman"/>
+          <w:b w:val="0"/>
+          <w:i w:val="0"/>
+          <w:sz w:val="28"/>
+        </w:rPr>
+        <w:t>1) Коммуникативная подсистема политической системы общества представляет собой совокупность отношений, которые возникают в процессе деятельности политических организаций и социальных институтов.</w:t>
+      </w:r>
+    </w:p>
+    <w:p>
+      <w:pPr>
+        <w:keepNext w:val="0"/>
+        <w:spacing w:after="60" w:line="240" w:lineRule="auto"/>
+        <w:jc w:val="both"/>
+      </w:pPr>
+      <w:r>
+        <w:rPr>
+          <w:rFonts w:ascii="Times New Roman" w:hAnsi="Times New Roman" w:eastAsia="Times New Roman"/>
+          <w:b w:val="0"/>
+          <w:i w:val="0"/>
+          <w:sz w:val="28"/>
+        </w:rPr>
+        <w:t>2) Организационную подсистему политической системы общества составляет совокупность социальных норм, регулирующих отношения, которые складываются в связи с осуществлением государственной власти.</w:t>
+      </w:r>
+    </w:p>
+    <w:p>
+      <w:pPr>
+        <w:keepNext w:val="0"/>
+        <w:spacing w:after="60" w:line="240" w:lineRule="auto"/>
+        <w:jc w:val="both"/>
+      </w:pPr>
+      <w:r>
+        <w:rPr>
+          <w:rFonts w:ascii="Times New Roman" w:hAnsi="Times New Roman" w:eastAsia="Times New Roman"/>
+          <w:b w:val="0"/>
+          <w:i w:val="0"/>
+          <w:sz w:val="28"/>
+        </w:rPr>
+        <w:t>3) В зависимости от типа господствующей в обществе идеологии выделяют традиционные, тоталитарные и демократические политические системы.</w:t>
+      </w:r>
+    </w:p>
+    <w:p>
+      <w:pPr>
+        <w:keepNext w:val="0"/>
+        <w:spacing w:after="60" w:line="240" w:lineRule="auto"/>
+        <w:jc w:val="both"/>
+      </w:pPr>
+      <w:r>
+        <w:rPr>
+          <w:rFonts w:ascii="Times New Roman" w:hAnsi="Times New Roman" w:eastAsia="Times New Roman"/>
+          <w:b w:val="0"/>
+          <w:i w:val="0"/>
+          <w:sz w:val="28"/>
+        </w:rPr>
+        <w:t>4) Политическая система общества позволяет согласовывать интересы различных слоёв общества.</w:t>
+      </w:r>
+    </w:p>
+    <w:p>
+      <w:pPr>
+        <w:keepNext w:val="0"/>
+        <w:spacing w:after="60" w:line="240" w:lineRule="auto"/>
+        <w:jc w:val="both"/>
+      </w:pPr>
+      <w:r>
+        <w:rPr>
+          <w:rFonts w:ascii="Times New Roman" w:hAnsi="Times New Roman" w:eastAsia="Times New Roman"/>
+          <w:b w:val="0"/>
+          <w:i w:val="0"/>
+          <w:sz w:val="28"/>
+        </w:rPr>
+        <w:t>5) Политическая система общества обеспечивает стабильность и безопасность в обществе.</w:t>
+      </w:r>
+    </w:p>
+    <w:p>
+      <w:pPr>
+        <w:keepNext w:val="0"/>
+        <w:spacing w:after="60" w:line="240" w:lineRule="auto"/>
+        <w:jc w:val="both"/>
+      </w:pPr>
+      <w:r>
+        <w:rPr>
+          <w:rFonts w:ascii="Times New Roman" w:hAnsi="Times New Roman" w:eastAsia="Times New Roman"/>
+          <w:b w:val="0"/>
+          <w:i w:val="0"/>
+          <w:sz w:val="28"/>
+        </w:rPr>
+        <w:t>Ответ:</w:t>
+      </w:r>
+    </w:p>
+    <w:p>
+      <w:pPr>
+        <w:keepNext w:val="0"/>
+        <w:spacing w:after="60" w:line="240" w:lineRule="auto"/>
+        <w:jc w:val="both"/>
+      </w:pPr>
+      <w:r>
+        <w:rPr>
+          <w:rFonts w:ascii="Times New Roman" w:hAnsi="Times New Roman" w:eastAsia="Times New Roman"/>
+          <w:b/>
+          <w:sz w:val="28"/>
+        </w:rPr>
+        <w:t xml:space="preserve">№11 </w:t>
+      </w:r>
+      <w:r>
+        <w:rPr>
+          <w:rFonts w:ascii="Times New Roman" w:hAnsi="Times New Roman" w:eastAsia="Times New Roman"/>
+          <w:b w:val="0"/>
+          <w:i w:val="0"/>
+          <w:sz w:val="28"/>
+        </w:rPr>
+        <w:t>В государстве Z существует наследственная передача королевской власти. Регулярно на альтернативной основе происходят выборы в парламент, выполняющий законодательные функции. Граждане обладают всей полнотой прав и свобод, развиты институты гражданского общества. Государство Z включает в себя территориальные единицы, не обладающие политической самостоятельностью. Найдите в приведённом ниже списке характеристики формы государства Z и запишите цифры, под которыми они указаны.</w:t>
+      </w:r>
+    </w:p>
+    <w:p>
+      <w:pPr>
+        <w:keepNext w:val="0"/>
+        <w:spacing w:after="60" w:line="240" w:lineRule="auto"/>
+        <w:jc w:val="both"/>
+      </w:pPr>
+      <w:r>
+        <w:rPr>
+          <w:rFonts w:ascii="Times New Roman" w:hAnsi="Times New Roman" w:eastAsia="Times New Roman"/>
+          <w:b w:val="0"/>
+          <w:i w:val="0"/>
+          <w:sz w:val="28"/>
+        </w:rPr>
+        <w:t>1) Конституционная монархия</w:t>
+      </w:r>
+    </w:p>
+    <w:p>
+      <w:pPr>
+        <w:keepNext w:val="0"/>
+        <w:spacing w:after="60" w:line="240" w:lineRule="auto"/>
+        <w:jc w:val="both"/>
+      </w:pPr>
+      <w:r>
+        <w:rPr>
+          <w:rFonts w:ascii="Times New Roman" w:hAnsi="Times New Roman" w:eastAsia="Times New Roman"/>
+          <w:b w:val="0"/>
+          <w:i w:val="0"/>
+          <w:sz w:val="28"/>
+        </w:rPr>
+        <w:t>2) Президентская республика</w:t>
+      </w:r>
+    </w:p>
+    <w:p>
+      <w:pPr>
+        <w:keepNext w:val="0"/>
+        <w:spacing w:after="60" w:line="240" w:lineRule="auto"/>
+        <w:jc w:val="both"/>
+      </w:pPr>
+      <w:r>
+        <w:rPr>
+          <w:rFonts w:ascii="Times New Roman" w:hAnsi="Times New Roman" w:eastAsia="Times New Roman"/>
+          <w:b w:val="0"/>
+          <w:i w:val="0"/>
+          <w:sz w:val="28"/>
+        </w:rPr>
+        <w:t>3) Абсолютная монархия</w:t>
+      </w:r>
+    </w:p>
+    <w:p>
+      <w:pPr>
+        <w:keepNext w:val="0"/>
+        <w:spacing w:after="60" w:line="240" w:lineRule="auto"/>
+        <w:jc w:val="both"/>
+      </w:pPr>
+      <w:r>
+        <w:rPr>
+          <w:rFonts w:ascii="Times New Roman" w:hAnsi="Times New Roman" w:eastAsia="Times New Roman"/>
+          <w:b w:val="0"/>
+          <w:i w:val="0"/>
+          <w:sz w:val="28"/>
+        </w:rPr>
+        <w:t>4) Унитарное государство</w:t>
+      </w:r>
+    </w:p>
+    <w:p>
+      <w:pPr>
+        <w:keepNext w:val="0"/>
+        <w:spacing w:after="60" w:line="240" w:lineRule="auto"/>
+        <w:jc w:val="both"/>
+      </w:pPr>
+      <w:r>
+        <w:rPr>
+          <w:rFonts w:ascii="Times New Roman" w:hAnsi="Times New Roman" w:eastAsia="Times New Roman"/>
+          <w:b w:val="0"/>
+          <w:i w:val="0"/>
+          <w:sz w:val="28"/>
+        </w:rPr>
+        <w:t>5) Федеративное государство</w:t>
+      </w:r>
+    </w:p>
+    <w:p>
+      <w:pPr>
+        <w:keepNext w:val="0"/>
+        <w:spacing w:after="60" w:line="240" w:lineRule="auto"/>
+        <w:jc w:val="both"/>
+      </w:pPr>
+      <w:r>
+        <w:rPr>
+          <w:rFonts w:ascii="Times New Roman" w:hAnsi="Times New Roman" w:eastAsia="Times New Roman"/>
+          <w:b w:val="0"/>
+          <w:i w:val="0"/>
+          <w:sz w:val="28"/>
+        </w:rPr>
+        <w:t>6) Демократическое государство</w:t>
+      </w:r>
+    </w:p>
+    <w:p>
+      <w:pPr>
+        <w:keepNext w:val="0"/>
+        <w:spacing w:after="60" w:line="240" w:lineRule="auto"/>
+        <w:jc w:val="both"/>
+      </w:pPr>
+      <w:r>
+        <w:rPr>
+          <w:rFonts w:ascii="Times New Roman" w:hAnsi="Times New Roman" w:eastAsia="Times New Roman"/>
+          <w:b w:val="0"/>
+          <w:i w:val="0"/>
+          <w:sz w:val="28"/>
+        </w:rPr>
+        <w:t>Ответ:</w:t>
+      </w:r>
+    </w:p>
+    <w:p>
+      <w:pPr>
+        <w:keepNext w:val="0"/>
+        <w:spacing w:after="60" w:line="240" w:lineRule="auto"/>
+        <w:jc w:val="both"/>
+      </w:pPr>
+      <w:r>
+        <w:rPr>
+          <w:rFonts w:ascii="Times New Roman" w:hAnsi="Times New Roman" w:eastAsia="Times New Roman"/>
+          <w:b/>
+          <w:sz w:val="28"/>
+        </w:rPr>
+        <w:t xml:space="preserve">№12 </w:t>
+      </w:r>
+      <w:r>
+        <w:rPr>
+          <w:rFonts w:ascii="Times New Roman" w:hAnsi="Times New Roman" w:eastAsia="Times New Roman"/>
+          <w:b w:val="0"/>
+          <w:i w:val="0"/>
+          <w:sz w:val="28"/>
+        </w:rPr>
+        <w:t>Что из перечисленного относится к социально-экономическим правам (свободам) гражданина РФ? Запишите цифры, под которыми они указаны.</w:t>
+      </w:r>
+    </w:p>
+    <w:p>
+      <w:pPr>
+        <w:keepNext w:val="0"/>
+        <w:spacing w:after="60" w:line="240" w:lineRule="auto"/>
+        <w:jc w:val="both"/>
+      </w:pPr>
+      <w:r>
+        <w:rPr>
+          <w:rFonts w:ascii="Times New Roman" w:hAnsi="Times New Roman" w:eastAsia="Times New Roman"/>
+          <w:b w:val="0"/>
+          <w:i w:val="0"/>
+          <w:sz w:val="28"/>
+        </w:rPr>
+        <w:t>1) получать вознаграждение за труд без какой бы то ни было дискриминации и не ниже установленного федеральным законом минимального размера оплаты труда</w:t>
+      </w:r>
+    </w:p>
+    <w:p>
+      <w:pPr>
+        <w:keepNext w:val="0"/>
+        <w:spacing w:after="60" w:line="240" w:lineRule="auto"/>
+        <w:jc w:val="both"/>
+      </w:pPr>
+      <w:r>
+        <w:rPr>
+          <w:rFonts w:ascii="Times New Roman" w:hAnsi="Times New Roman" w:eastAsia="Times New Roman"/>
+          <w:b w:val="0"/>
+          <w:i w:val="0"/>
+          <w:sz w:val="28"/>
+        </w:rPr>
+        <w:t>2) уплачивать законно установленные налоги и сборы</w:t>
+      </w:r>
+    </w:p>
+    <w:p>
+      <w:pPr>
+        <w:keepNext w:val="0"/>
+        <w:spacing w:after="60" w:line="240" w:lineRule="auto"/>
+        <w:jc w:val="both"/>
+      </w:pPr>
+      <w:r>
+        <w:rPr>
+          <w:rFonts w:ascii="Times New Roman" w:hAnsi="Times New Roman" w:eastAsia="Times New Roman"/>
+          <w:b w:val="0"/>
+          <w:i w:val="0"/>
+          <w:sz w:val="28"/>
+        </w:rPr>
+        <w:t>3) направлять индивидуальные и коллективные обращения в государственные органы</w:t>
+      </w:r>
+    </w:p>
+    <w:p>
+      <w:pPr>
+        <w:keepNext w:val="0"/>
+        <w:spacing w:after="60" w:line="240" w:lineRule="auto"/>
+        <w:jc w:val="both"/>
+      </w:pPr>
+      <w:r>
+        <w:rPr>
+          <w:rFonts w:ascii="Times New Roman" w:hAnsi="Times New Roman" w:eastAsia="Times New Roman"/>
+          <w:b w:val="0"/>
+          <w:i w:val="0"/>
+          <w:sz w:val="28"/>
+        </w:rPr>
+        <w:t>4) получать социальное обеспечение по возрасту, в случаях болезни, инвалидности, потери кормильца</w:t>
+      </w:r>
+    </w:p>
+    <w:p>
+      <w:pPr>
+        <w:keepNext w:val="0"/>
+        <w:spacing w:after="60" w:line="240" w:lineRule="auto"/>
+        <w:jc w:val="both"/>
+      </w:pPr>
+      <w:r>
+        <w:rPr>
+          <w:rFonts w:ascii="Times New Roman" w:hAnsi="Times New Roman" w:eastAsia="Times New Roman"/>
+          <w:b w:val="0"/>
+          <w:i w:val="0"/>
+          <w:sz w:val="28"/>
+        </w:rPr>
+        <w:t>5) использовать свои способности и имущество для не запрещенной законом экономической деятельности</w:t>
+      </w:r>
+    </w:p>
+    <w:p>
+      <w:pPr>
+        <w:keepNext w:val="0"/>
+        <w:spacing w:after="60" w:line="240" w:lineRule="auto"/>
+        <w:jc w:val="both"/>
+      </w:pPr>
+      <w:r>
+        <w:rPr>
+          <w:rFonts w:ascii="Times New Roman" w:hAnsi="Times New Roman" w:eastAsia="Times New Roman"/>
+          <w:b w:val="0"/>
+          <w:i w:val="0"/>
+          <w:sz w:val="28"/>
+        </w:rPr>
+        <w:t>Ответ:</w:t>
+      </w:r>
+    </w:p>
+    <w:p>
+      <w:pPr>
+        <w:keepNext w:val="0"/>
+        <w:spacing w:after="60" w:line="240" w:lineRule="auto"/>
+        <w:jc w:val="both"/>
+      </w:pPr>
+      <w:r>
+        <w:rPr>
+          <w:rFonts w:ascii="Times New Roman" w:hAnsi="Times New Roman" w:eastAsia="Times New Roman"/>
+          <w:b/>
+          <w:sz w:val="28"/>
+        </w:rPr>
+        <w:t xml:space="preserve">№13 </w:t>
+      </w:r>
+      <w:r>
+        <w:rPr>
+          <w:rFonts w:ascii="Times New Roman" w:hAnsi="Times New Roman" w:eastAsia="Times New Roman"/>
+          <w:b w:val="0"/>
+          <w:i w:val="0"/>
+          <w:sz w:val="28"/>
+        </w:rPr>
+        <w:t>Установите соответствие между вопросами и субъектами власти Российской Федерации, к ведению которых они относятся: к каждой позиции, данной в первом столбце, подберите соответствующую позицию из второго столбца.</w:t>
+      </w:r>
+    </w:p>
+    <w:tbl>
+      <w:tblPr>
+        <w:tblStyle w:val="TableGrid"/>
+        <w:tblW w:type="auto" w:w="0"/>
+        <w:tblLayout w:type="autofit"/>
+        <w:tblLook w:firstColumn="1" w:firstRow="1" w:lastColumn="0" w:lastRow="0" w:noHBand="0" w:noVBand="1" w:val="04A0"/>
+      </w:tblPr>
+      <w:tblGrid>
+        <w:gridCol w:w="5128"/>
+        <w:gridCol w:w="5128"/>
+      </w:tblGrid>
+      <w:tr>
+        <w:tc>
+          <w:tcPr>
+            <w:tcW w:type="dxa" w:w="5128"/>
+            <w:vAlign w:val="center"/>
+            <w:tcMar>
+              <w:top w:w="80" w:type="dxa"/>
+              <w:start w:w="100" w:type="dxa"/>
+              <w:bottom w:w="80" w:type="dxa"/>
+              <w:end w:w="100" w:type="dxa"/>
+            </w:tcMar>
+          </w:tcPr>
+          <w:p>
+            <w:pPr>
+              <w:keepNext w:val="0"/>
+              <w:spacing w:after="0" w:line="240" w:lineRule="auto"/>
+              <w:jc w:val="left"/>
+            </w:pPr>
+            <w:r>
+              <w:rPr>
+                <w:rFonts w:ascii="Times New Roman" w:hAnsi="Times New Roman" w:eastAsia="Times New Roman"/>
+                <w:sz w:val="28"/>
+              </w:rPr>
+              <w:t>ВОПРОСЫ</w:t>
+            </w:r>
+          </w:p>
+        </w:tc>
+        <w:tc>
+          <w:tcPr>
+            <w:tcW w:type="dxa" w:w="5128"/>
+            <w:vAlign w:val="center"/>
+            <w:tcMar>
+              <w:top w:w="80" w:type="dxa"/>
+              <w:start w:w="100" w:type="dxa"/>
+              <w:bottom w:w="80" w:type="dxa"/>
+              <w:end w:w="100" w:type="dxa"/>
+            </w:tcMar>
+          </w:tcPr>
+          <w:p>
+            <w:pPr>
+              <w:keepNext w:val="0"/>
+              <w:spacing w:after="0" w:line="240" w:lineRule="auto"/>
+              <w:jc w:val="left"/>
+            </w:pPr>
+            <w:r>
+              <w:rPr>
+                <w:rFonts w:ascii="Times New Roman" w:hAnsi="Times New Roman" w:eastAsia="Times New Roman"/>
+                <w:sz w:val="28"/>
+              </w:rPr>
+              <w:t>СУБЪЕКТЫ ВЛАСТИ РФ</w:t>
+            </w:r>
+          </w:p>
+        </w:tc>
+      </w:tr>
+      <w:tr>
+        <w:tc>
+          <w:tcPr>
+            <w:tcW w:type="dxa" w:w="5128"/>
+            <w:vAlign w:val="center"/>
+            <w:tcMar>
+              <w:top w:w="80" w:type="dxa"/>
+              <w:start w:w="100" w:type="dxa"/>
+              <w:bottom w:w="80" w:type="dxa"/>
+              <w:end w:w="100" w:type="dxa"/>
+            </w:tcMar>
+          </w:tcPr>
+          <w:p>
+            <w:pPr>
+              <w:keepNext w:val="0"/>
+              <w:spacing w:after="0" w:line="240" w:lineRule="auto"/>
+              <w:jc w:val="left"/>
+            </w:pPr>
+            <w:r>
+              <w:rPr>
+                <w:rFonts w:ascii="Times New Roman" w:hAnsi="Times New Roman" w:eastAsia="Times New Roman"/>
+                <w:sz w:val="28"/>
+              </w:rPr>
+              <w:t>А) производство ядовитых веществ Б) денежная эмиссия В) наименования географических объектовГ) разграничение государственной собственностиД) адвокатура, нотариат</w:t>
+            </w:r>
+          </w:p>
+        </w:tc>
+        <w:tc>
+          <w:tcPr>
+            <w:tcW w:type="dxa" w:w="5128"/>
+            <w:vAlign w:val="center"/>
+            <w:tcMar>
+              <w:top w:w="80" w:type="dxa"/>
+              <w:start w:w="100" w:type="dxa"/>
+              <w:bottom w:w="80" w:type="dxa"/>
+              <w:end w:w="100" w:type="dxa"/>
+            </w:tcMar>
+          </w:tcPr>
+          <w:p>
+            <w:pPr>
+              <w:keepNext w:val="0"/>
+              <w:spacing w:after="0" w:line="240" w:lineRule="auto"/>
+              <w:jc w:val="left"/>
+            </w:pPr>
+            <w:r>
+              <w:rPr>
+                <w:rFonts w:ascii="Times New Roman" w:hAnsi="Times New Roman" w:eastAsia="Times New Roman"/>
+                <w:sz w:val="28"/>
+              </w:rPr>
+              <w:t>1) только федеральный центр2) федеральный центр и субъекты РФ</w:t>
+            </w:r>
+          </w:p>
+        </w:tc>
+      </w:tr>
+    </w:tbl>
+    <w:p/>
+    <w:p>
+      <w:pPr>
+        <w:keepNext w:val="0"/>
+        <w:spacing w:after="60" w:line="240" w:lineRule="auto"/>
+        <w:jc w:val="both"/>
+      </w:pPr>
+      <w:r>
+        <w:rPr>
+          <w:rFonts w:ascii="Times New Roman" w:hAnsi="Times New Roman" w:eastAsia="Times New Roman"/>
+          <w:b w:val="0"/>
+          <w:i w:val="0"/>
+          <w:sz w:val="28"/>
+        </w:rPr>
+        <w:t>Запишите в таблицу выбранные цифры под соответствующими буквами:</w:t>
+      </w:r>
+    </w:p>
+    <w:tbl>
+      <w:tblPr>
+        <w:tblStyle w:val="TableGrid"/>
+        <w:tblW w:type="auto" w:w="0"/>
+        <w:tblLayout w:type="autofit"/>
+        <w:tblLook w:firstColumn="1" w:firstRow="1" w:lastColumn="0" w:lastRow="0" w:noHBand="0" w:noVBand="1" w:val="04A0"/>
+      </w:tblPr>
+      <w:tblGrid>
+        <w:gridCol w:w="2051"/>
+        <w:gridCol w:w="2051"/>
+        <w:gridCol w:w="2051"/>
+        <w:gridCol w:w="2051"/>
+        <w:gridCol w:w="2051"/>
+      </w:tblGrid>
+      <w:tr>
+        <w:tc>
+          <w:tcPr>
+            <w:tcW w:type="dxa" w:w="2051"/>
+            <w:vAlign w:val="center"/>
+            <w:tcMar>
+              <w:top w:w="80" w:type="dxa"/>
+              <w:start w:w="100" w:type="dxa"/>
+              <w:bottom w:w="80" w:type="dxa"/>
+              <w:end w:w="100" w:type="dxa"/>
+            </w:tcMar>
+          </w:tcPr>
+          <w:p>
+            <w:pPr>
+              <w:keepNext w:val="0"/>
+              <w:spacing w:after="0" w:line="240" w:lineRule="auto"/>
+              <w:jc w:val="left"/>
+            </w:pPr>
+            <w:r>
+              <w:rPr>
+                <w:rFonts w:ascii="Times New Roman" w:hAnsi="Times New Roman" w:eastAsia="Times New Roman"/>
+                <w:sz w:val="28"/>
+              </w:rPr>
+              <w:t>A</w:t>
+            </w:r>
+          </w:p>
+        </w:tc>
+        <w:tc>
+          <w:tcPr>
+            <w:tcW w:type="dxa" w:w="2051"/>
+            <w:vAlign w:val="center"/>
+            <w:tcMar>
+              <w:top w:w="80" w:type="dxa"/>
+              <w:start w:w="100" w:type="dxa"/>
+              <w:bottom w:w="80" w:type="dxa"/>
+              <w:end w:w="100" w:type="dxa"/>
+            </w:tcMar>
+          </w:tcPr>
+          <w:p>
+            <w:pPr>
+              <w:keepNext w:val="0"/>
+              <w:spacing w:after="0" w:line="240" w:lineRule="auto"/>
+              <w:jc w:val="left"/>
+            </w:pPr>
+            <w:r>
+              <w:rPr>
+                <w:rFonts w:ascii="Times New Roman" w:hAnsi="Times New Roman" w:eastAsia="Times New Roman"/>
+                <w:sz w:val="28"/>
+              </w:rPr>
+              <w:t>Б</w:t>
+            </w:r>
+          </w:p>
+        </w:tc>
+        <w:tc>
+          <w:tcPr>
+            <w:tcW w:type="dxa" w:w="2051"/>
+            <w:vAlign w:val="center"/>
+            <w:tcMar>
+              <w:top w:w="80" w:type="dxa"/>
+              <w:start w:w="100" w:type="dxa"/>
+              <w:bottom w:w="80" w:type="dxa"/>
+              <w:end w:w="100" w:type="dxa"/>
+            </w:tcMar>
+          </w:tcPr>
+          <w:p>
+            <w:pPr>
+              <w:keepNext w:val="0"/>
+              <w:spacing w:after="0" w:line="240" w:lineRule="auto"/>
+              <w:jc w:val="left"/>
+            </w:pPr>
+            <w:r>
+              <w:rPr>
+                <w:rFonts w:ascii="Times New Roman" w:hAnsi="Times New Roman" w:eastAsia="Times New Roman"/>
+                <w:sz w:val="28"/>
+              </w:rPr>
+              <w:t>В</w:t>
+            </w:r>
+          </w:p>
+        </w:tc>
+        <w:tc>
+          <w:tcPr>
+            <w:tcW w:type="dxa" w:w="2051"/>
+            <w:vAlign w:val="center"/>
+            <w:tcMar>
+              <w:top w:w="80" w:type="dxa"/>
+              <w:start w:w="100" w:type="dxa"/>
+              <w:bottom w:w="80" w:type="dxa"/>
+              <w:end w:w="100" w:type="dxa"/>
+            </w:tcMar>
+          </w:tcPr>
+          <w:p>
+            <w:pPr>
+              <w:keepNext w:val="0"/>
+              <w:spacing w:after="0" w:line="240" w:lineRule="auto"/>
+              <w:jc w:val="left"/>
+            </w:pPr>
+            <w:r>
+              <w:rPr>
+                <w:rFonts w:ascii="Times New Roman" w:hAnsi="Times New Roman" w:eastAsia="Times New Roman"/>
+                <w:sz w:val="28"/>
+              </w:rPr>
+              <w:t>Г</w:t>
+            </w:r>
+          </w:p>
+        </w:tc>
+        <w:tc>
+          <w:tcPr>
+            <w:tcW w:type="dxa" w:w="2051"/>
+            <w:vAlign w:val="center"/>
+            <w:tcMar>
+              <w:top w:w="80" w:type="dxa"/>
+              <w:start w:w="100" w:type="dxa"/>
+              <w:bottom w:w="80" w:type="dxa"/>
+              <w:end w:w="100" w:type="dxa"/>
+            </w:tcMar>
+          </w:tcPr>
+          <w:p>
+            <w:pPr>
+              <w:keepNext w:val="0"/>
+              <w:spacing w:after="0" w:line="240" w:lineRule="auto"/>
+              <w:jc w:val="left"/>
+            </w:pPr>
+            <w:r>
+              <w:rPr>
+                <w:rFonts w:ascii="Times New Roman" w:hAnsi="Times New Roman" w:eastAsia="Times New Roman"/>
+                <w:sz w:val="28"/>
+              </w:rPr>
+              <w:t>Д</w:t>
+            </w:r>
+          </w:p>
+        </w:tc>
+      </w:tr>
+      <w:tr>
+        <w:tc>
+          <w:tcPr>
+            <w:tcW w:type="dxa" w:w="2051"/>
+            <w:vAlign w:val="center"/>
+            <w:tcMar>
+              <w:top w:w="80" w:type="dxa"/>
+              <w:start w:w="100" w:type="dxa"/>
+              <w:bottom w:w="80" w:type="dxa"/>
+              <w:end w:w="100" w:type="dxa"/>
+            </w:tcMar>
+          </w:tcPr>
+          <w:p>
+            <w:pPr>
+              <w:keepNext w:val="0"/>
+              <w:spacing w:after="0" w:line="240" w:lineRule="auto"/>
+              <w:jc w:val="left"/>
+            </w:pPr>
+            <w:r>
+              <w:rPr>
+                <w:rFonts w:ascii="Times New Roman" w:hAnsi="Times New Roman" w:eastAsia="Times New Roman"/>
+                <w:sz w:val="28"/>
+              </w:rPr>
+            </w:r>
+          </w:p>
+        </w:tc>
+        <w:tc>
+          <w:tcPr>
+            <w:tcW w:type="dxa" w:w="2051"/>
+            <w:vAlign w:val="center"/>
+            <w:tcMar>
+              <w:top w:w="80" w:type="dxa"/>
+              <w:start w:w="100" w:type="dxa"/>
+              <w:bottom w:w="80" w:type="dxa"/>
+              <w:end w:w="100" w:type="dxa"/>
+            </w:tcMar>
+          </w:tcPr>
+          <w:p>
+            <w:pPr>
+              <w:keepNext w:val="0"/>
+              <w:spacing w:after="0" w:line="240" w:lineRule="auto"/>
+              <w:jc w:val="left"/>
+            </w:pPr>
+            <w:r>
+              <w:rPr>
+                <w:rFonts w:ascii="Times New Roman" w:hAnsi="Times New Roman" w:eastAsia="Times New Roman"/>
+                <w:sz w:val="28"/>
+              </w:rPr>
+            </w:r>
+          </w:p>
+        </w:tc>
+        <w:tc>
+          <w:tcPr>
+            <w:tcW w:type="dxa" w:w="2051"/>
+            <w:vAlign w:val="center"/>
+            <w:tcMar>
+              <w:top w:w="80" w:type="dxa"/>
+              <w:start w:w="100" w:type="dxa"/>
+              <w:bottom w:w="80" w:type="dxa"/>
+              <w:end w:w="100" w:type="dxa"/>
+            </w:tcMar>
+          </w:tcPr>
+          <w:p>
+            <w:pPr>
+              <w:keepNext w:val="0"/>
+              <w:spacing w:after="0" w:line="240" w:lineRule="auto"/>
+              <w:jc w:val="left"/>
+            </w:pPr>
+            <w:r>
+              <w:rPr>
+                <w:rFonts w:ascii="Times New Roman" w:hAnsi="Times New Roman" w:eastAsia="Times New Roman"/>
+                <w:sz w:val="28"/>
+              </w:rPr>
+            </w:r>
+          </w:p>
+        </w:tc>
+        <w:tc>
+          <w:tcPr>
+            <w:tcW w:type="dxa" w:w="2051"/>
+            <w:vAlign w:val="center"/>
+            <w:tcMar>
+              <w:top w:w="80" w:type="dxa"/>
+              <w:start w:w="100" w:type="dxa"/>
+              <w:bottom w:w="80" w:type="dxa"/>
+              <w:end w:w="100" w:type="dxa"/>
+            </w:tcMar>
+          </w:tcPr>
+          <w:p>
+            <w:pPr>
+              <w:keepNext w:val="0"/>
+              <w:spacing w:after="0" w:line="240" w:lineRule="auto"/>
+              <w:jc w:val="left"/>
+            </w:pPr>
+            <w:r>
+              <w:rPr>
+                <w:rFonts w:ascii="Times New Roman" w:hAnsi="Times New Roman" w:eastAsia="Times New Roman"/>
+                <w:sz w:val="28"/>
+              </w:rPr>
+            </w:r>
+          </w:p>
+        </w:tc>
+        <w:tc>
+          <w:tcPr>
+            <w:tcW w:type="dxa" w:w="2051"/>
+            <w:vAlign w:val="center"/>
+            <w:tcMar>
+              <w:top w:w="80" w:type="dxa"/>
+              <w:start w:w="100" w:type="dxa"/>
+              <w:bottom w:w="80" w:type="dxa"/>
+              <w:end w:w="100" w:type="dxa"/>
+            </w:tcMar>
+          </w:tcPr>
+          <w:p>
+            <w:pPr>
+              <w:keepNext w:val="0"/>
+              <w:spacing w:after="0" w:line="240" w:lineRule="auto"/>
+              <w:jc w:val="left"/>
+            </w:pPr>
+            <w:r>
+              <w:rPr>
+                <w:rFonts w:ascii="Times New Roman" w:hAnsi="Times New Roman" w:eastAsia="Times New Roman"/>
+                <w:sz w:val="28"/>
+              </w:rPr>
+            </w:r>
+          </w:p>
+        </w:tc>
+      </w:tr>
+    </w:tbl>
+    <w:p/>
+    <w:p>
+      <w:pPr>
+        <w:keepNext w:val="0"/>
+        <w:spacing w:after="60" w:line="240" w:lineRule="auto"/>
+        <w:jc w:val="both"/>
+      </w:pPr>
+      <w:r>
+        <w:rPr>
+          <w:rFonts w:ascii="Times New Roman" w:hAnsi="Times New Roman" w:eastAsia="Times New Roman"/>
+          <w:b w:val="0"/>
+          <w:i w:val="0"/>
+          <w:sz w:val="28"/>
+        </w:rPr>
+        <w:t>Ответ:</w:t>
+      </w:r>
+    </w:p>
+    <w:p>
+      <w:pPr>
+        <w:keepNext w:val="0"/>
+        <w:spacing w:after="60" w:line="240" w:lineRule="auto"/>
+        <w:jc w:val="both"/>
+      </w:pPr>
+      <w:r>
+        <w:rPr>
+          <w:rFonts w:ascii="Times New Roman" w:hAnsi="Times New Roman" w:eastAsia="Times New Roman"/>
+          <w:b/>
+          <w:sz w:val="28"/>
+        </w:rPr>
+        <w:t xml:space="preserve">№14 </w:t>
+      </w:r>
+      <w:r>
+        <w:rPr>
+          <w:rFonts w:ascii="Times New Roman" w:hAnsi="Times New Roman" w:eastAsia="Times New Roman"/>
+          <w:b w:val="0"/>
+          <w:i w:val="0"/>
+          <w:sz w:val="28"/>
+        </w:rPr>
+        <w:t>Выберите верные суждения об административной юрисдикции в РФ и запишите цифры, под которыми они указаны.</w:t>
+      </w:r>
+    </w:p>
+    <w:p>
+      <w:pPr>
+        <w:keepNext w:val="0"/>
+        <w:spacing w:after="60" w:line="240" w:lineRule="auto"/>
+        <w:jc w:val="both"/>
+      </w:pPr>
+      <w:r>
+        <w:rPr>
+          <w:rFonts w:ascii="Times New Roman" w:hAnsi="Times New Roman" w:eastAsia="Times New Roman"/>
+          <w:b w:val="0"/>
+          <w:i w:val="0"/>
+          <w:sz w:val="28"/>
+        </w:rPr>
+        <w:t>1) Административная юрисдикция — это установленная нормами права деятельность органов государственного управления и их должностных лиц по разрешению индивидуальных административных дел и применению соответствующих юридических санкций в административном порядке.</w:t>
+      </w:r>
+    </w:p>
+    <w:p>
+      <w:pPr>
+        <w:keepNext w:val="0"/>
+        <w:spacing w:after="60" w:line="240" w:lineRule="auto"/>
+        <w:jc w:val="both"/>
+      </w:pPr>
+      <w:r>
+        <w:rPr>
+          <w:rFonts w:ascii="Times New Roman" w:hAnsi="Times New Roman" w:eastAsia="Times New Roman"/>
+          <w:b w:val="0"/>
+          <w:i w:val="0"/>
+          <w:sz w:val="28"/>
+        </w:rPr>
+        <w:t>2) Уголовный кодекс РФ содержит правовые нормы и материального (определяет административные правонарушения, административные наказания и т.п.) и процессуального права (регулирует производство по делам об административных правонарушениях).</w:t>
+      </w:r>
+    </w:p>
+    <w:p>
+      <w:pPr>
+        <w:keepNext w:val="0"/>
+        <w:spacing w:after="60" w:line="240" w:lineRule="auto"/>
+        <w:jc w:val="both"/>
+      </w:pPr>
+      <w:r>
+        <w:rPr>
+          <w:rFonts w:ascii="Times New Roman" w:hAnsi="Times New Roman" w:eastAsia="Times New Roman"/>
+          <w:b w:val="0"/>
+          <w:i w:val="0"/>
+          <w:sz w:val="28"/>
+        </w:rPr>
+        <w:t>3) Административную юрисдикцию могут осуществлять только органы внутренних дел (полиция).</w:t>
+      </w:r>
+    </w:p>
+    <w:p>
+      <w:pPr>
+        <w:keepNext w:val="0"/>
+        <w:spacing w:after="60" w:line="240" w:lineRule="auto"/>
+        <w:jc w:val="both"/>
+      </w:pPr>
+      <w:r>
+        <w:rPr>
+          <w:rFonts w:ascii="Times New Roman" w:hAnsi="Times New Roman" w:eastAsia="Times New Roman"/>
+          <w:b w:val="0"/>
+          <w:i w:val="0"/>
+          <w:sz w:val="28"/>
+        </w:rPr>
+        <w:t>4) Производство по делу об административном правонарушении проходит несколько стадий: возбуждение дела, подготовка к рассмотрению, рассмотрение, вынесение и оглашение решения, исполнение.</w:t>
+      </w:r>
+    </w:p>
+    <w:p>
+      <w:pPr>
+        <w:keepNext w:val="0"/>
+        <w:spacing w:after="60" w:line="240" w:lineRule="auto"/>
+        <w:jc w:val="both"/>
+      </w:pPr>
+      <w:r>
+        <w:rPr>
+          <w:rFonts w:ascii="Times New Roman" w:hAnsi="Times New Roman" w:eastAsia="Times New Roman"/>
+          <w:b w:val="0"/>
+          <w:i w:val="0"/>
+          <w:sz w:val="28"/>
+        </w:rPr>
+        <w:t>5) К субъектам административных правонарушений применяются взыскания менее суровые, чем уголовные наказания.</w:t>
+      </w:r>
+    </w:p>
+    <w:p>
+      <w:pPr>
+        <w:keepNext w:val="0"/>
+        <w:spacing w:after="60" w:line="240" w:lineRule="auto"/>
+        <w:jc w:val="both"/>
+      </w:pPr>
+      <w:r>
+        <w:rPr>
+          <w:rFonts w:ascii="Times New Roman" w:hAnsi="Times New Roman" w:eastAsia="Times New Roman"/>
+          <w:b w:val="0"/>
+          <w:i w:val="0"/>
+          <w:sz w:val="28"/>
+        </w:rPr>
+        <w:t>Ответ:</w:t>
+      </w:r>
+    </w:p>
+    <w:p>
+      <w:pPr>
+        <w:keepNext w:val="0"/>
+        <w:spacing w:after="60" w:line="240" w:lineRule="auto"/>
+        <w:jc w:val="both"/>
+      </w:pPr>
+      <w:r>
+        <w:rPr>
+          <w:rFonts w:ascii="Times New Roman" w:hAnsi="Times New Roman" w:eastAsia="Times New Roman"/>
+          <w:b/>
+          <w:sz w:val="28"/>
+        </w:rPr>
+        <w:t xml:space="preserve">№15 </w:t>
+      </w:r>
+      <w:r>
+        <w:rPr>
+          <w:rFonts w:ascii="Times New Roman" w:hAnsi="Times New Roman" w:eastAsia="Times New Roman"/>
+          <w:b w:val="0"/>
+          <w:i w:val="0"/>
+          <w:sz w:val="28"/>
+        </w:rPr>
+        <w:t>Установите соответствие между организационно-правовыми формами и видами юридических лиц согласно Гражданскому кодексу Российской Федерации: к каждой позиции, данной в первом столбце, подберите соответствующую позицию из второго столбца.</w:t>
+      </w:r>
+    </w:p>
+    <w:tbl>
+      <w:tblPr>
+        <w:tblStyle w:val="TableGrid"/>
+        <w:tblW w:type="auto" w:w="0"/>
+        <w:tblLayout w:type="autofit"/>
+        <w:tblLook w:firstColumn="1" w:firstRow="1" w:lastColumn="0" w:lastRow="0" w:noHBand="0" w:noVBand="1" w:val="04A0"/>
+      </w:tblPr>
+      <w:tblGrid>
+        <w:gridCol w:w="5128"/>
+        <w:gridCol w:w="5128"/>
+      </w:tblGrid>
+      <w:tr>
+        <w:tc>
+          <w:tcPr>
+            <w:tcW w:type="dxa" w:w="5128"/>
+            <w:vAlign w:val="center"/>
+            <w:tcMar>
+              <w:top w:w="80" w:type="dxa"/>
+              <w:start w:w="100" w:type="dxa"/>
+              <w:bottom w:w="80" w:type="dxa"/>
+              <w:end w:w="100" w:type="dxa"/>
+            </w:tcMar>
+          </w:tcPr>
+          <w:p>
+            <w:pPr>
+              <w:keepNext w:val="0"/>
+              <w:spacing w:after="0" w:line="240" w:lineRule="auto"/>
+              <w:jc w:val="left"/>
+            </w:pPr>
+            <w:r>
+              <w:rPr>
+                <w:rFonts w:ascii="Times New Roman" w:hAnsi="Times New Roman" w:eastAsia="Times New Roman"/>
+                <w:sz w:val="28"/>
+              </w:rPr>
+              <w:t>ОРГАНИЗАЦИОННО-ПРАВОВЫЕ ФОРМЫ ЮРИДИЧЕСКИХ ЛИЦ</w:t>
+            </w:r>
+          </w:p>
+        </w:tc>
+        <w:tc>
+          <w:tcPr>
+            <w:tcW w:type="dxa" w:w="5128"/>
+            <w:vAlign w:val="center"/>
+            <w:tcMar>
+              <w:top w:w="80" w:type="dxa"/>
+              <w:start w:w="100" w:type="dxa"/>
+              <w:bottom w:w="80" w:type="dxa"/>
+              <w:end w:w="100" w:type="dxa"/>
+            </w:tcMar>
+          </w:tcPr>
+          <w:p>
+            <w:pPr>
+              <w:keepNext w:val="0"/>
+              <w:spacing w:after="0" w:line="240" w:lineRule="auto"/>
+              <w:jc w:val="left"/>
+            </w:pPr>
+            <w:r>
+              <w:rPr>
+                <w:rFonts w:ascii="Times New Roman" w:hAnsi="Times New Roman" w:eastAsia="Times New Roman"/>
+                <w:sz w:val="28"/>
+              </w:rPr>
+              <w:t>ВИДЫ ЮРИДИЧЕСКИХ ЛИЦ</w:t>
+            </w:r>
+          </w:p>
+        </w:tc>
+      </w:tr>
+      <w:tr>
+        <w:tc>
+          <w:tcPr>
+            <w:tcW w:type="dxa" w:w="5128"/>
+            <w:vAlign w:val="center"/>
+            <w:tcMar>
+              <w:top w:w="80" w:type="dxa"/>
+              <w:start w:w="100" w:type="dxa"/>
+              <w:bottom w:w="80" w:type="dxa"/>
+              <w:end w:w="100" w:type="dxa"/>
+            </w:tcMar>
+          </w:tcPr>
+          <w:p>
+            <w:pPr>
+              <w:keepNext w:val="0"/>
+              <w:spacing w:after="0" w:line="240" w:lineRule="auto"/>
+              <w:jc w:val="left"/>
+            </w:pPr>
+            <w:r>
+              <w:rPr>
+                <w:rFonts w:ascii="Times New Roman" w:hAnsi="Times New Roman" w:eastAsia="Times New Roman"/>
+                <w:sz w:val="28"/>
+              </w:rPr>
+              <w:t>А) акционерные общества Б) муниципальные унитарные предприятия В) потребительские кооперативы Г) благотворительные фонды Д) религиозные организации</w:t>
+            </w:r>
+          </w:p>
+        </w:tc>
+        <w:tc>
+          <w:tcPr>
+            <w:tcW w:type="dxa" w:w="5128"/>
+            <w:vAlign w:val="center"/>
+            <w:tcMar>
+              <w:top w:w="80" w:type="dxa"/>
+              <w:start w:w="100" w:type="dxa"/>
+              <w:bottom w:w="80" w:type="dxa"/>
+              <w:end w:w="100" w:type="dxa"/>
+            </w:tcMar>
+          </w:tcPr>
+          <w:p>
+            <w:pPr>
+              <w:keepNext w:val="0"/>
+              <w:spacing w:after="0" w:line="240" w:lineRule="auto"/>
+              <w:jc w:val="left"/>
+            </w:pPr>
+            <w:r>
+              <w:rPr>
+                <w:rFonts w:ascii="Times New Roman" w:hAnsi="Times New Roman" w:eastAsia="Times New Roman"/>
+                <w:sz w:val="28"/>
+              </w:rPr>
+              <w:t>1) коммерческие2) некоммерческие</w:t>
+            </w:r>
+          </w:p>
+        </w:tc>
+      </w:tr>
+    </w:tbl>
+    <w:p/>
+    <w:p>
+      <w:pPr>
+        <w:keepNext w:val="0"/>
+        <w:spacing w:after="60" w:line="240" w:lineRule="auto"/>
+        <w:jc w:val="both"/>
+      </w:pPr>
+      <w:r>
+        <w:rPr>
+          <w:rFonts w:ascii="Times New Roman" w:hAnsi="Times New Roman" w:eastAsia="Times New Roman"/>
+          <w:b w:val="0"/>
+          <w:i w:val="0"/>
           <w:sz w:val="28"/>
         </w:rPr>
         <w:t>Запишите в ответ цифры, расположив их в порядке, соответствующем буквам:</w:t>
@@ -2373,16 +3041,23 @@
         <w:tc>
           <w:tcPr>
             <w:tcW w:type="dxa" w:w="2051"/>
+            <w:vAlign w:val="center"/>
+            <w:tcMar>
+              <w:top w:w="80" w:type="dxa"/>
+              <w:start w:w="100" w:type="dxa"/>
+              <w:bottom w:w="80" w:type="dxa"/>
+              <w:end w:w="100" w:type="dxa"/>
+            </w:tcMar>
           </w:tcPr>
           <w:p>
             <w:pPr>
+              <w:keepNext w:val="0"/>
               <w:spacing w:after="0" w:line="240" w:lineRule="auto"/>
+              <w:jc w:val="left"/>
             </w:pPr>
             <w:r>
               <w:rPr>
                 <w:rFonts w:ascii="Times New Roman" w:hAnsi="Times New Roman" w:eastAsia="Times New Roman"/>
-                <w:b/>
-                <w:color w:val="181A1F"/>
                 <w:sz w:val="28"/>
               </w:rPr>
               <w:t>A</w:t>
@@ -2392,16 +3067,23 @@
         <w:tc>
           <w:tcPr>
             <w:tcW w:type="dxa" w:w="2051"/>
+            <w:vAlign w:val="center"/>
+            <w:tcMar>
+              <w:top w:w="80" w:type="dxa"/>
+              <w:start w:w="100" w:type="dxa"/>
+              <w:bottom w:w="80" w:type="dxa"/>
+              <w:end w:w="100" w:type="dxa"/>
+            </w:tcMar>
           </w:tcPr>
           <w:p>
             <w:pPr>
+              <w:keepNext w:val="0"/>
               <w:spacing w:after="0" w:line="240" w:lineRule="auto"/>
+              <w:jc w:val="left"/>
             </w:pPr>
             <w:r>
               <w:rPr>
                 <w:rFonts w:ascii="Times New Roman" w:hAnsi="Times New Roman" w:eastAsia="Times New Roman"/>
-                <w:b/>
-                <w:color w:val="181A1F"/>
                 <w:sz w:val="28"/>
               </w:rPr>
               <w:t>Б</w:t>
@@ -2411,16 +3093,23 @@
         <w:tc>
           <w:tcPr>
             <w:tcW w:type="dxa" w:w="2051"/>
+            <w:vAlign w:val="center"/>
+            <w:tcMar>
+              <w:top w:w="80" w:type="dxa"/>
+              <w:start w:w="100" w:type="dxa"/>
+              <w:bottom w:w="80" w:type="dxa"/>
+              <w:end w:w="100" w:type="dxa"/>
+            </w:tcMar>
           </w:tcPr>
           <w:p>
             <w:pPr>
+              <w:keepNext w:val="0"/>
               <w:spacing w:after="0" w:line="240" w:lineRule="auto"/>
+              <w:jc w:val="left"/>
             </w:pPr>
             <w:r>
               <w:rPr>
                 <w:rFonts w:ascii="Times New Roman" w:hAnsi="Times New Roman" w:eastAsia="Times New Roman"/>
-                <w:b/>
-                <w:color w:val="181A1F"/>
                 <w:sz w:val="28"/>
               </w:rPr>
               <w:t>В</w:t>
@@ -2430,16 +3119,23 @@
         <w:tc>
           <w:tcPr>
             <w:tcW w:type="dxa" w:w="2051"/>
+            <w:vAlign w:val="center"/>
+            <w:tcMar>
+              <w:top w:w="80" w:type="dxa"/>
+              <w:start w:w="100" w:type="dxa"/>
+              <w:bottom w:w="80" w:type="dxa"/>
+              <w:end w:w="100" w:type="dxa"/>
+            </w:tcMar>
           </w:tcPr>
           <w:p>
             <w:pPr>
+              <w:keepNext w:val="0"/>
               <w:spacing w:after="0" w:line="240" w:lineRule="auto"/>
+              <w:jc w:val="left"/>
             </w:pPr>
             <w:r>
               <w:rPr>
                 <w:rFonts w:ascii="Times New Roman" w:hAnsi="Times New Roman" w:eastAsia="Times New Roman"/>
-                <w:b/>
-                <w:color w:val="181A1F"/>
                 <w:sz w:val="28"/>
               </w:rPr>
               <w:t>Г</w:t>
@@ -2449,16 +3145,23 @@
         <w:tc>
           <w:tcPr>
             <w:tcW w:type="dxa" w:w="2051"/>
+            <w:vAlign w:val="center"/>
+            <w:tcMar>
+              <w:top w:w="80" w:type="dxa"/>
+              <w:start w:w="100" w:type="dxa"/>
+              <w:bottom w:w="80" w:type="dxa"/>
+              <w:end w:w="100" w:type="dxa"/>
+            </w:tcMar>
           </w:tcPr>
           <w:p>
             <w:pPr>
+              <w:keepNext w:val="0"/>
               <w:spacing w:after="0" w:line="240" w:lineRule="auto"/>
+              <w:jc w:val="left"/>
             </w:pPr>
             <w:r>
               <w:rPr>
                 <w:rFonts w:ascii="Times New Roman" w:hAnsi="Times New Roman" w:eastAsia="Times New Roman"/>
-                <w:b/>
-                <w:color w:val="181A1F"/>
                 <w:sz w:val="28"/>
               </w:rPr>
               <w:t>Д</w:t>
@@ -2470,15 +3173,23 @@
         <w:tc>
           <w:tcPr>
             <w:tcW w:type="dxa" w:w="2051"/>
+            <w:vAlign w:val="center"/>
+            <w:tcMar>
+              <w:top w:w="80" w:type="dxa"/>
+              <w:start w:w="100" w:type="dxa"/>
+              <w:bottom w:w="80" w:type="dxa"/>
+              <w:end w:w="100" w:type="dxa"/>
+            </w:tcMar>
           </w:tcPr>
           <w:p>
             <w:pPr>
+              <w:keepNext w:val="0"/>
               <w:spacing w:after="0" w:line="240" w:lineRule="auto"/>
+              <w:jc w:val="left"/>
             </w:pPr>
             <w:r>
               <w:rPr>
                 <w:rFonts w:ascii="Times New Roman" w:hAnsi="Times New Roman" w:eastAsia="Times New Roman"/>
-                <w:color w:val="181A1F"/>
                 <w:sz w:val="28"/>
               </w:rPr>
             </w:r>
@@ -2487,15 +3198,23 @@
         <w:tc>
           <w:tcPr>
             <w:tcW w:type="dxa" w:w="2051"/>
+            <w:vAlign w:val="center"/>
+            <w:tcMar>
+              <w:top w:w="80" w:type="dxa"/>
+              <w:start w:w="100" w:type="dxa"/>
+              <w:bottom w:w="80" w:type="dxa"/>
+              <w:end w:w="100" w:type="dxa"/>
+            </w:tcMar>
           </w:tcPr>
           <w:p>
             <w:pPr>
+              <w:keepNext w:val="0"/>
               <w:spacing w:after="0" w:line="240" w:lineRule="auto"/>
+              <w:jc w:val="left"/>
             </w:pPr>
             <w:r>
               <w:rPr>
                 <w:rFonts w:ascii="Times New Roman" w:hAnsi="Times New Roman" w:eastAsia="Times New Roman"/>
-                <w:color w:val="181A1F"/>
                 <w:sz w:val="28"/>
               </w:rPr>
             </w:r>
@@ -2504,15 +3223,23 @@
         <w:tc>
           <w:tcPr>
             <w:tcW w:type="dxa" w:w="2051"/>
+            <w:vAlign w:val="center"/>
+            <w:tcMar>
+              <w:top w:w="80" w:type="dxa"/>
+              <w:start w:w="100" w:type="dxa"/>
+              <w:bottom w:w="80" w:type="dxa"/>
+              <w:end w:w="100" w:type="dxa"/>
+            </w:tcMar>
           </w:tcPr>
           <w:p>
             <w:pPr>
+              <w:keepNext w:val="0"/>
               <w:spacing w:after="0" w:line="240" w:lineRule="auto"/>
+              <w:jc w:val="left"/>
             </w:pPr>
             <w:r>
               <w:rPr>
                 <w:rFonts w:ascii="Times New Roman" w:hAnsi="Times New Roman" w:eastAsia="Times New Roman"/>
-                <w:color w:val="181A1F"/>
                 <w:sz w:val="28"/>
               </w:rPr>
             </w:r>
@@ -2521,15 +3248,23 @@
         <w:tc>
           <w:tcPr>
             <w:tcW w:type="dxa" w:w="2051"/>
+            <w:vAlign w:val="center"/>
+            <w:tcMar>
+              <w:top w:w="80" w:type="dxa"/>
+              <w:start w:w="100" w:type="dxa"/>
+              <w:bottom w:w="80" w:type="dxa"/>
+              <w:end w:w="100" w:type="dxa"/>
+            </w:tcMar>
           </w:tcPr>
           <w:p>
             <w:pPr>
+              <w:keepNext w:val="0"/>
               <w:spacing w:after="0" w:line="240" w:lineRule="auto"/>
+              <w:jc w:val="left"/>
             </w:pPr>
             <w:r>
               <w:rPr>
                 <w:rFonts w:ascii="Times New Roman" w:hAnsi="Times New Roman" w:eastAsia="Times New Roman"/>
-                <w:color w:val="181A1F"/>
                 <w:sz w:val="28"/>
               </w:rPr>
             </w:r>
@@ -2538,15 +3273,23 @@
         <w:tc>
           <w:tcPr>
             <w:tcW w:type="dxa" w:w="2051"/>
+            <w:vAlign w:val="center"/>
+            <w:tcMar>
+              <w:top w:w="80" w:type="dxa"/>
+              <w:start w:w="100" w:type="dxa"/>
+              <w:bottom w:w="80" w:type="dxa"/>
+              <w:end w:w="100" w:type="dxa"/>
+            </w:tcMar>
           </w:tcPr>
           <w:p>
             <w:pPr>
+              <w:keepNext w:val="0"/>
               <w:spacing w:after="0" w:line="240" w:lineRule="auto"/>
+              <w:jc w:val="left"/>
             </w:pPr>
             <w:r>
               <w:rPr>
                 <w:rFonts w:ascii="Times New Roman" w:hAnsi="Times New Roman" w:eastAsia="Times New Roman"/>
-                <w:color w:val="181A1F"/>
                 <w:sz w:val="28"/>
               </w:rPr>
             </w:r>
@@ -2554,236 +3297,18 @@
         </w:tc>
       </w:tr>
     </w:tbl>
+    <w:p/>
     <w:p>
       <w:pPr>
-        <w:widowControl/>
-        <w:spacing w:line="240" w:lineRule="auto" w:after="0"/>
-      </w:pPr>
-      <w:r>
-        <w:rPr>
-          <w:rFonts w:ascii="Times New Roman" w:hAnsi="Times New Roman" w:eastAsia="Times New Roman"/>
-          <w:color w:val="181A1F"/>
-          <w:sz w:val="28"/>
-        </w:rPr>
-        <w:br w:type="page"/>
-      </w:r>
-    </w:p>
-    <w:p>
-      <w:pPr>
-        <w:pStyle w:val="Heading1"/>
-        <w:keepNext/>
-        <w:widowControl/>
-        <w:spacing w:line="240" w:lineRule="auto" w:after="60" w:before="160"/>
-      </w:pPr>
-      <w:r>
-        <w:rPr>
-          <w:rFonts w:ascii="Times New Roman" w:hAnsi="Times New Roman" w:eastAsia="Times New Roman"/>
-          <w:b/>
-          <w:color w:val="181A1F"/>
-          <w:sz w:val="28"/>
-        </w:rPr>
-        <w:t>Часть 2</w:t>
-      </w:r>
-    </w:p>
-    <w:p>
-      <w:pPr>
-        <w:widowControl/>
-        <w:spacing w:line="240" w:lineRule="auto" w:after="0"/>
-      </w:pPr>
-      <w:r>
-        <w:rPr>
-          <w:rFonts w:ascii="Times New Roman" w:hAnsi="Times New Roman" w:eastAsia="Times New Roman"/>
-          <w:color w:val="181A1F"/>
-          <w:sz w:val="28"/>
-        </w:rPr>
-        <w:t>Для заданий 17–25 запишите полный развёрнутый ответ. Каждый вопрос самодостаточен и тематически соответствует варианту.</w:t>
-      </w:r>
-    </w:p>
-    <w:p>
-      <w:pPr>
-        <w:keepNext/>
-        <w:widowControl/>
-        <w:spacing w:line="240" w:lineRule="auto" w:after="0" w:before="120"/>
-      </w:pPr>
-      <w:r>
-        <w:rPr>
-          <w:rFonts w:ascii="Times New Roman" w:hAnsi="Times New Roman" w:eastAsia="Times New Roman"/>
-          <w:b/>
-          <w:color w:val="181A1F"/>
-          <w:sz w:val="28"/>
-        </w:rPr>
-        <w:t>17.</w:t>
-      </w:r>
-    </w:p>
-    <w:p>
-      <w:pPr>
-        <w:widowControl/>
-        <w:spacing w:line="240" w:lineRule="auto" w:after="0"/>
+        <w:keepNext w:val="0"/>
+        <w:spacing w:after="60" w:line="240" w:lineRule="auto"/>
+        <w:jc w:val="both"/>
       </w:pPr>
       <w:r>
         <w:rPr>
           <w:rFonts w:ascii="Times New Roman" w:hAnsi="Times New Roman" w:eastAsia="Times New Roman"/>
           <w:b w:val="0"/>
           <w:i w:val="0"/>
-          <w:color w:val="181A1F"/>
-          <w:sz w:val="28"/>
-        </w:rPr>
-        <w:t>Что должно быть приоритетом для нас? Считаю главным, ключевым фактором развития благополучие людей, достаток в российских семьях.</w:t>
-      </w:r>
-    </w:p>
-    <w:p>
-      <w:pPr>
-        <w:widowControl/>
-        <w:spacing w:line="240" w:lineRule="auto" w:after="0"/>
-      </w:pPr>
-      <w:r>
-        <w:rPr>
-          <w:rFonts w:ascii="Times New Roman" w:hAnsi="Times New Roman" w:eastAsia="Times New Roman"/>
-          <w:b w:val="0"/>
-          <w:i w:val="0"/>
-          <w:color w:val="181A1F"/>
-          <w:sz w:val="28"/>
-        </w:rPr>
-        <w:t>В 2000 году за чертой бедности находились 42 миллиона человек, это почти 30% населения страны. В 2012 году нам удалось снизить этот уровень до 10%. Из-за последствий экономического кризиса бедность вновь подросла. Сегодня с ней сталкиваются 20 миллионов граждан. Конечно, это не 42 миллиона, как было в 2000-м, но тоже недопустимо много. Даже некоторые работающие люди живут очень скромно. Мы впервые в новейшей истории смогли приравнять минимальный размер оплаты труда к прожиточному минимуму, что позитивно скажется на доходах около четырёх миллионов человек.</w:t>
-      </w:r>
-    </w:p>
-    <w:p>
-      <w:pPr>
-        <w:widowControl/>
-        <w:spacing w:line="240" w:lineRule="auto" w:after="0"/>
-      </w:pPr>
-      <w:r>
-        <w:rPr>
-          <w:rFonts w:ascii="Times New Roman" w:hAnsi="Times New Roman" w:eastAsia="Times New Roman"/>
-          <w:b w:val="0"/>
-          <w:i w:val="0"/>
-          <w:color w:val="181A1F"/>
-          <w:sz w:val="28"/>
-        </w:rPr>
-        <w:t>Нам необходимо: серьёзно обновить структуру занятости, которая сегодня во многом неэффективна и архаична; дать людям хорошую работу, которая мотивирует, приносит достаток, позволяет реализовать себя; создать современные, достойно оплачиваемые рабочие места. На этой основе мы должны решить одну из ключевых задач на предстоящее десятилетие – обеспечить уверенный, долгосрочный рост реальных доходов граждан, а за шесть лет как минимум вдвое снизить уровень бедности…</w:t>
-      </w:r>
-    </w:p>
-    <w:p>
-      <w:pPr>
-        <w:widowControl/>
-        <w:spacing w:line="240" w:lineRule="auto" w:after="0"/>
-      </w:pPr>
-      <w:r>
-        <w:rPr>
-          <w:rFonts w:ascii="Times New Roman" w:hAnsi="Times New Roman" w:eastAsia="Times New Roman"/>
-          <w:b w:val="0"/>
-          <w:i w:val="0"/>
-          <w:color w:val="181A1F"/>
-          <w:sz w:val="28"/>
-        </w:rPr>
-        <w:t>В предыдущие годы за счёт активной поддержки семьи, материнства, детства мы смогли переломить негативные демографические тенденции: добились роста рождаемости и снижения смертности, сумели сгладить последствия двух тяжелейших, наложившихся друг на друга демографических провалов периода Великой Отечественной войны и конца прошлого века… Но сегодня демографические потери 90-х неминуемо дают о себе знать. Это прежде всего снижение рождаемости, так как семьи начинает создавать малочисленное поколение 90-х годов…</w:t>
-      </w:r>
-    </w:p>
-    <w:p>
-      <w:pPr>
-        <w:widowControl/>
-        <w:spacing w:line="240" w:lineRule="auto" w:after="0"/>
-      </w:pPr>
-      <w:r>
-        <w:rPr>
-          <w:rFonts w:ascii="Times New Roman" w:hAnsi="Times New Roman" w:eastAsia="Times New Roman"/>
-          <w:b w:val="0"/>
-          <w:i w:val="0"/>
-          <w:color w:val="181A1F"/>
-          <w:sz w:val="28"/>
-        </w:rPr>
-        <w:t>У демографической проблемы есть и экономическое измерение. В 2017 году, например, численность населения в трудоспособном возрасте сократилась почти на миллион. В ближайшие годы такая тенденция к сокращению сохранится, что может стать серьёзным ограничением для экономического роста…</w:t>
-      </w:r>
-    </w:p>
-    <w:p>
-      <w:pPr>
-        <w:widowControl/>
-        <w:spacing w:line="240" w:lineRule="auto" w:after="0"/>
-      </w:pPr>
-      <w:r>
-        <w:rPr>
-          <w:rFonts w:ascii="Times New Roman" w:hAnsi="Times New Roman" w:eastAsia="Times New Roman"/>
-          <w:b w:val="0"/>
-          <w:i w:val="0"/>
-          <w:color w:val="181A1F"/>
-          <w:sz w:val="28"/>
-        </w:rPr>
-        <w:t>Наша демографическая политика доказала свою результативность.</w:t>
-      </w:r>
-    </w:p>
-    <w:p>
-      <w:pPr>
-        <w:widowControl/>
-        <w:spacing w:line="240" w:lineRule="auto" w:after="0"/>
-      </w:pPr>
-      <w:r>
-        <w:rPr>
-          <w:rFonts w:ascii="Times New Roman" w:hAnsi="Times New Roman" w:eastAsia="Times New Roman"/>
-          <w:b w:val="0"/>
-          <w:i w:val="0"/>
-          <w:color w:val="181A1F"/>
-          <w:sz w:val="28"/>
-        </w:rPr>
-        <w:t>И мы продолжили, расширили её. Продлили программу материнского капитала, предусмотрели адресные выплаты при рождении первенца, второго и третьего ребёнка. За пять лет свыше полумиллиона семей с детьми смогут улучшить свои жилищные условия с помощью льготной ипотеки. Также запускается программа обновления детских поликлиник и детских поликлинических отделений в больницах…</w:t>
-      </w:r>
-    </w:p>
-    <w:p>
-      <w:pPr>
-        <w:widowControl/>
-        <w:spacing w:line="240" w:lineRule="auto" w:after="0"/>
-      </w:pPr>
-      <w:r>
-        <w:rPr>
-          <w:rFonts w:ascii="Times New Roman" w:hAnsi="Times New Roman" w:eastAsia="Times New Roman"/>
-          <w:b w:val="0"/>
-          <w:i w:val="0"/>
-          <w:color w:val="181A1F"/>
-          <w:sz w:val="28"/>
-        </w:rPr>
-        <w:t>Россия должна не только прочно закрепиться в пятёрке крупнейших экономик мира, но и к середине следующего десятилетия увеличить ВВП на душу населения в полтора раза. Это очень сложная задача. Уверен, мы готовы эту задачу решить…</w:t>
-      </w:r>
-    </w:p>
-    <w:p>
-      <w:pPr>
-        <w:widowControl/>
-        <w:spacing w:line="240" w:lineRule="auto" w:after="0"/>
-      </w:pPr>
-      <w:r>
-        <w:rPr>
-          <w:rFonts w:ascii="Times New Roman" w:hAnsi="Times New Roman" w:eastAsia="Times New Roman"/>
-          <w:b w:val="0"/>
-          <w:i w:val="0"/>
-          <w:color w:val="181A1F"/>
-          <w:sz w:val="28"/>
-        </w:rPr>
-        <w:t xml:space="preserve"> (В.В. Путин)</w:t>
-      </w:r>
-    </w:p>
-    <w:p>
-      <w:pPr>
-        <w:widowControl/>
-        <w:spacing w:line="240" w:lineRule="auto" w:after="0"/>
-      </w:pPr>
-      <w:r>
-        <w:rPr>
-          <w:rFonts w:ascii="Times New Roman" w:hAnsi="Times New Roman" w:eastAsia="Times New Roman"/>
-          <w:b w:val="0"/>
-          <w:i w:val="0"/>
-          <w:color w:val="181A1F"/>
-          <w:sz w:val="28"/>
-        </w:rPr>
-        <w:t>Какой фактор развития автор считает ключевым? Как он формулирует цели (задачи) развития страны? (Назовите любые три цели (задачи) из текста.) Какие меры демографической политики обозначены в тексте? (Укажите любые две меры.)</w:t>
-      </w:r>
-    </w:p>
-    <w:p>
-      <w:pPr>
-        <w:widowControl/>
-        <w:spacing w:line="240" w:lineRule="auto" w:after="0"/>
-      </w:pPr>
-      <w:r>
-        <w:rPr>
-          <w:rFonts w:ascii="Times New Roman" w:hAnsi="Times New Roman" w:eastAsia="Times New Roman"/>
-          <w:color w:val="181A1F"/>
           <w:sz w:val="28"/>
         </w:rPr>
         <w:t>Ответ:</w:t>
@@ -2791,203 +3316,284 @@
     </w:p>
     <w:p>
       <w:pPr>
-        <w:keepNext/>
-        <w:widowControl/>
-        <w:spacing w:line="240" w:lineRule="auto" w:after="0" w:before="120"/>
+        <w:keepNext w:val="0"/>
+        <w:spacing w:after="60" w:line="240" w:lineRule="auto"/>
+        <w:jc w:val="both"/>
       </w:pPr>
       <w:r>
         <w:rPr>
           <w:rFonts w:ascii="Times New Roman" w:hAnsi="Times New Roman" w:eastAsia="Times New Roman"/>
           <w:b/>
-          <w:color w:val="181A1F"/>
           <w:sz w:val="28"/>
         </w:rPr>
-        <w:t>18.</w:t>
+        <w:t xml:space="preserve">№16 </w:t>
       </w:r>
-    </w:p>
-    <w:p>
-      <w:pPr>
-        <w:widowControl/>
-        <w:spacing w:line="240" w:lineRule="auto" w:after="0"/>
-      </w:pPr>
       <w:r>
         <w:rPr>
           <w:rFonts w:ascii="Times New Roman" w:hAnsi="Times New Roman" w:eastAsia="Times New Roman"/>
           <w:b w:val="0"/>
           <w:i w:val="0"/>
-          <w:color w:val="181A1F"/>
           <w:sz w:val="28"/>
         </w:rPr>
-        <w:t>Постиндустриальная теория условно делит всю историю человечества на три большие эпохи, соответствующие обществам доиндустриальному (традиционному), индустриальному и постиндустриальному. В логике этой теории доиндустриальное общество базируется на взаимодействиях индивидов с природой, индустриальное — на взаимодействиях индивидов с преобразованной ими природой, в частности с техникой, искусственно созданными ландшафтами, зданиями и сооружениями, а постиндустриальное общество — на взаимодействиях между индивидами.</w:t>
+        <w:t>Граждане РФ Валентин и Валентина решили заключить брачный договор. Какие условия необходимы для вступления брачного договора в силу? Запишите цифры, под которыми они указаны.</w:t>
       </w:r>
     </w:p>
     <w:p>
       <w:pPr>
-        <w:widowControl/>
-        <w:spacing w:line="240" w:lineRule="auto" w:after="0"/>
+        <w:keepNext w:val="0"/>
+        <w:spacing w:after="60" w:line="240" w:lineRule="auto"/>
+        <w:jc w:val="both"/>
       </w:pPr>
       <w:r>
         <w:rPr>
           <w:rFonts w:ascii="Times New Roman" w:hAnsi="Times New Roman" w:eastAsia="Times New Roman"/>
           <w:b w:val="0"/>
           <w:i w:val="0"/>
-          <w:color w:val="181A1F"/>
           <w:sz w:val="28"/>
         </w:rPr>
-        <w:t>В доиндустриальном обществе основным типом производственной деятельности является добыча и изготовление продуктов, в индустриальном — последовательная обработка сырья и продуктов для получения окончательного продукта, в постиндустриальном к последовательной обработке добавляется высокий уровень автоматизации производства.</w:t>
+        <w:t>1) регулирование личных неимущественных отношений</w:t>
       </w:r>
     </w:p>
     <w:p>
       <w:pPr>
-        <w:widowControl/>
-        <w:spacing w:line="240" w:lineRule="auto" w:after="0"/>
+        <w:keepNext w:val="0"/>
+        <w:spacing w:after="60" w:line="240" w:lineRule="auto"/>
+        <w:jc w:val="both"/>
       </w:pPr>
       <w:r>
         <w:rPr>
           <w:rFonts w:ascii="Times New Roman" w:hAnsi="Times New Roman" w:eastAsia="Times New Roman"/>
           <w:b w:val="0"/>
           <w:i w:val="0"/>
-          <w:color w:val="181A1F"/>
           <w:sz w:val="28"/>
         </w:rPr>
-        <w:t>Наиболее распространённый тип экономической деятельности в доиндустриальном обществе — натуральное хозяйство или ручное производство продуктов, в индустриальном обществе — крупное машинное производство, а в постиндустриальном обществе — предоставление разнообразных услуг.</w:t>
+        <w:t>2) указание срока действия брачного договора</w:t>
       </w:r>
     </w:p>
     <w:p>
       <w:pPr>
-        <w:widowControl/>
-        <w:spacing w:line="240" w:lineRule="auto" w:after="0"/>
+        <w:keepNext w:val="0"/>
+        <w:spacing w:after="60" w:line="240" w:lineRule="auto"/>
+        <w:jc w:val="both"/>
       </w:pPr>
       <w:r>
         <w:rPr>
           <w:rFonts w:ascii="Times New Roman" w:hAnsi="Times New Roman" w:eastAsia="Times New Roman"/>
           <w:b w:val="0"/>
           <w:i w:val="0"/>
-          <w:color w:val="181A1F"/>
           <w:sz w:val="28"/>
         </w:rPr>
-        <w:t>Каждый последующий этап развития экономики не отменяет, включает предыдущие. Новые экономические уклады всегда формировались внутри предшествующих, то есть производство благ, менее зависимых от природной среды, постепенно обретало товарные формы и становилось всё более значимым в общем объеме валового внутреннего продукта. Переход к следующему этапу экономического развития происходил, когда доля этого нового экономического уклада начинала доминировать. Но предшествующие экономические уклады не исчезали полностью из структуры экономики. Поэтому постиндустриальная экономика включает индустриальные отрасли и сельское хозяйство, обеспечивающие материальную основу развития общества и государства.</w:t>
+        <w:t>3) наличие общих несовершеннолетних детей</w:t>
       </w:r>
     </w:p>
     <w:p>
       <w:pPr>
-        <w:widowControl/>
-        <w:spacing w:line="240" w:lineRule="auto" w:after="0"/>
+        <w:keepNext w:val="0"/>
+        <w:spacing w:after="60" w:line="240" w:lineRule="auto"/>
+        <w:jc w:val="both"/>
       </w:pPr>
       <w:r>
         <w:rPr>
           <w:rFonts w:ascii="Times New Roman" w:hAnsi="Times New Roman" w:eastAsia="Times New Roman"/>
           <w:b w:val="0"/>
           <w:i w:val="0"/>
-          <w:color w:val="181A1F"/>
           <w:sz w:val="28"/>
         </w:rPr>
-        <w:t>Но в постиндустриальной экономике решающими условиями достижения успеха становятся информация и знания, высокий уровень автоматизации производства, наукоёмкие технологии, предоставление услуг, среди которых постоянно появляются и развиваются новые, отсутствовавшие на ранних этапах развития общества. Поэтому эти сферы экономики более приоритетны для развития постиндустриального общества, чем сфера материального производства.</w:t>
+        <w:t>4) нотариальное удостоверение</w:t>
       </w:r>
     </w:p>
     <w:p>
       <w:pPr>
-        <w:widowControl/>
-        <w:spacing w:line="240" w:lineRule="auto" w:after="0"/>
+        <w:keepNext w:val="0"/>
+        <w:spacing w:after="60" w:line="240" w:lineRule="auto"/>
+        <w:jc w:val="both"/>
       </w:pPr>
       <w:r>
         <w:rPr>
           <w:rFonts w:ascii="Times New Roman" w:hAnsi="Times New Roman" w:eastAsia="Times New Roman"/>
           <w:b w:val="0"/>
           <w:i w:val="0"/>
-          <w:color w:val="181A1F"/>
           <w:sz w:val="28"/>
         </w:rPr>
-        <w:t>Постиндустриальное общество, в том числе и через экономическую</w:t>
+        <w:t>5) письменная форма договора</w:t>
       </w:r>
     </w:p>
     <w:p>
       <w:pPr>
-        <w:widowControl/>
-        <w:spacing w:line="240" w:lineRule="auto" w:after="0"/>
+        <w:keepNext w:val="0"/>
+        <w:spacing w:after="60" w:line="240" w:lineRule="auto"/>
+        <w:jc w:val="both"/>
       </w:pPr>
       <w:r>
         <w:rPr>
           <w:rFonts w:ascii="Times New Roman" w:hAnsi="Times New Roman" w:eastAsia="Times New Roman"/>
           <w:b w:val="0"/>
           <w:i w:val="0"/>
-          <w:color w:val="181A1F"/>
           <w:sz w:val="28"/>
         </w:rPr>
-        <w:t>деятельность, стимулирует и развивает стремление индивидов к саморазвитию, к реализации своих способностей и качеств. (По В.Л. Римскому)</w:t>
+        <w:t>6) государственная регистрация брака</w:t>
       </w:r>
     </w:p>
     <w:p>
       <w:pPr>
-        <w:widowControl/>
-        <w:spacing w:line="240" w:lineRule="auto" w:after="0"/>
+        <w:keepNext w:val="0"/>
+        <w:spacing w:after="60" w:line="240" w:lineRule="auto"/>
+        <w:jc w:val="both"/>
       </w:pPr>
       <w:r>
         <w:rPr>
           <w:rFonts w:ascii="Times New Roman" w:hAnsi="Times New Roman" w:eastAsia="Times New Roman"/>
           <w:b w:val="0"/>
           <w:i w:val="0"/>
-          <w:color w:val="181A1F"/>
-          <w:sz w:val="28"/>
-        </w:rPr>
-        <w:t>На каких взаимодействиях базируется индустриальное общество? Как изменяются типы производственной деятельности при переходе от доиндустриального общества к индустриальному? Как происходит преемственность этапов экономического развития? (Ответы на все вопросы даются только с опорой на текст.)</w:t>
-      </w:r>
-    </w:p>
-    <w:p>
-      <w:pPr>
-        <w:widowControl/>
-        <w:spacing w:line="240" w:lineRule="auto" w:after="0"/>
-      </w:pPr>
-      <w:r>
-        <w:rPr>
-          <w:rFonts w:ascii="Times New Roman" w:hAnsi="Times New Roman" w:eastAsia="Times New Roman"/>
-          <w:color w:val="181A1F"/>
           <w:sz w:val="28"/>
         </w:rPr>
         <w:t>Ответ:</w:t>
       </w:r>
     </w:p>
     <w:p>
+      <w:r>
+        <w:br w:type="page"/>
+      </w:r>
+    </w:p>
+    <w:p>
       <w:pPr>
         <w:keepNext/>
-        <w:widowControl/>
-        <w:spacing w:line="240" w:lineRule="auto" w:after="0" w:before="120"/>
+        <w:spacing w:after="60" w:line="240" w:lineRule="auto"/>
+        <w:jc w:val="both"/>
       </w:pPr>
       <w:r>
         <w:rPr>
           <w:rFonts w:ascii="Times New Roman" w:hAnsi="Times New Roman" w:eastAsia="Times New Roman"/>
           <w:b/>
-          <w:color w:val="181A1F"/>
+          <w:i w:val="0"/>
           <w:sz w:val="28"/>
         </w:rPr>
-        <w:t>19.</w:t>
+        <w:t>Вторая часть</w:t>
       </w:r>
     </w:p>
     <w:p>
       <w:pPr>
-        <w:widowControl/>
-        <w:spacing w:line="240" w:lineRule="auto" w:after="0"/>
+        <w:keepNext w:val="0"/>
+        <w:spacing w:after="60" w:line="240" w:lineRule="auto"/>
+        <w:jc w:val="both"/>
       </w:pPr>
       <w:r>
         <w:rPr>
           <w:rFonts w:ascii="Times New Roman" w:hAnsi="Times New Roman" w:eastAsia="Times New Roman"/>
           <w:b w:val="0"/>
           <w:i w:val="0"/>
-          <w:color w:val="181A1F"/>
           <w:sz w:val="28"/>
         </w:rPr>
-        <w:t>Используя обществоведческие знания, приведите три способа инвестирования для сохранения денег и поясните риски каждого из них.(Каждое суждение должно быть сформулировано как развернутое предложение).</w:t>
+        <w:t>Инфляция определяется как «вздутие», «расширение», то есть как макроэкономическое явление, характеризуемое устойчивой тенденцией к росту цен в экономической системе. На наш взгляд, к понятию инфляции надо подходить с двух сторон: как к повышению цен на товары и как к изменению валютного курса.</w:t>
       </w:r>
     </w:p>
     <w:p>
       <w:pPr>
-        <w:widowControl/>
-        <w:spacing w:line="240" w:lineRule="auto" w:after="0"/>
+        <w:keepNext w:val="0"/>
+        <w:spacing w:after="60" w:line="240" w:lineRule="auto"/>
+        <w:jc w:val="both"/>
       </w:pPr>
       <w:r>
         <w:rPr>
           <w:rFonts w:ascii="Times New Roman" w:hAnsi="Times New Roman" w:eastAsia="Times New Roman"/>
-          <w:color w:val="181A1F"/>
+          <w:b w:val="0"/>
+          <w:i w:val="0"/>
+          <w:sz w:val="28"/>
+        </w:rPr>
+        <w:t>Инфляция отражает товарно-денежные диспропорции, видоизменяется с течением времени и приобретает характер возникающего роста цен. Однако не любое повышение цен характеризует инфляцию. В экономике могут происходить противоположные тенденции: подорожание одной группы товаров и снижение цен на другие. Например, могут расти цены на продукцию нефтепереработки и снижаться на бытовую технику (плазменные и жидкокристаллические телевизоры), которая с развитием технологий морально устаревает. Поэтому к факторам, влияющим на повышение цен, можно отнести не только политические и экономические, но и технологические процессы, которые приводят к изменениям во всех фазах общественного производства.</w:t>
+      </w:r>
+    </w:p>
+    <w:p>
+      <w:pPr>
+        <w:keepNext w:val="0"/>
+        <w:spacing w:after="60" w:line="240" w:lineRule="auto"/>
+        <w:jc w:val="both"/>
+      </w:pPr>
+      <w:r>
+        <w:rPr>
+          <w:rFonts w:ascii="Times New Roman" w:hAnsi="Times New Roman" w:eastAsia="Times New Roman"/>
+          <w:b w:val="0"/>
+          <w:i w:val="0"/>
+          <w:sz w:val="28"/>
+        </w:rPr>
+        <w:t>На инфляцию влияет банковская деятельность, в частности, кредитная экспансия коммерческих банков. Снижение требований к оценке кредитоспособности заёмщиков приводит к тому, что многие кредитные организации увеличивают эмиссию кредитных ресурсов. С одной стороны, выдаются кредиты без должной оценки кредитоспособности заёмщиков, что увеличивает кредитные и процентные риски. С другой стороны, коммерческие банки завышают процентные ставки.</w:t>
+      </w:r>
+    </w:p>
+    <w:p>
+      <w:pPr>
+        <w:keepNext w:val="0"/>
+        <w:spacing w:after="60" w:line="240" w:lineRule="auto"/>
+        <w:jc w:val="both"/>
+      </w:pPr>
+      <w:r>
+        <w:rPr>
+          <w:rFonts w:ascii="Times New Roman" w:hAnsi="Times New Roman" w:eastAsia="Times New Roman"/>
+          <w:b w:val="0"/>
+          <w:i w:val="0"/>
+          <w:sz w:val="28"/>
+        </w:rPr>
+        <w:t>В экономике может возникать инфляция спроса или инфляция предложения (издержек производства). Инфляция спроса возможна, если автономно растёт совокупный спрос при постоянном совокупном предложении. Инфляция предложения (издержек производства) означает рост цен, спровоцированный увеличением издержек производства в условиях недоиспользования производственных ресурсов, когда происходит опережающий рост реальных доходов и производительности труда.</w:t>
+      </w:r>
+    </w:p>
+    <w:p>
+      <w:pPr>
+        <w:keepNext w:val="0"/>
+        <w:spacing w:after="60" w:line="240" w:lineRule="auto"/>
+        <w:jc w:val="both"/>
+      </w:pPr>
+      <w:r>
+        <w:rPr>
+          <w:rFonts w:ascii="Times New Roman" w:hAnsi="Times New Roman" w:eastAsia="Times New Roman"/>
+          <w:b w:val="0"/>
+          <w:i w:val="0"/>
+          <w:sz w:val="28"/>
+        </w:rPr>
+        <w:t>Анализ экономической природы инфляционных процессов позволяет определить уровень инфляции как относительное изменение среднего уровня цен по отношению к предыдущему периоду. (По В.В. Великороссову, Ю.В. Коречкову, В.А. Неклюдову)</w:t>
+      </w:r>
+    </w:p>
+    <w:p>
+      <w:pPr>
+        <w:keepNext/>
+        <w:spacing w:after="60" w:line="240" w:lineRule="auto"/>
+        <w:jc w:val="both"/>
+      </w:pPr>
+      <w:r>
+        <w:rPr>
+          <w:rFonts w:ascii="Times New Roman" w:hAnsi="Times New Roman" w:eastAsia="Times New Roman"/>
+          <w:b/>
+          <w:i w:val="0"/>
+          <w:sz w:val="28"/>
+        </w:rPr>
+        <w:t>№17</w:t>
+      </w:r>
+    </w:p>
+    <w:p>
+      <w:pPr>
+        <w:keepNext w:val="0"/>
+        <w:spacing w:after="60" w:line="240" w:lineRule="auto"/>
+        <w:jc w:val="both"/>
+      </w:pPr>
+      <w:r>
+        <w:rPr>
+          <w:rFonts w:ascii="Times New Roman" w:hAnsi="Times New Roman" w:eastAsia="Times New Roman"/>
+          <w:b w:val="0"/>
+          <w:i w:val="0"/>
+          <w:sz w:val="28"/>
+        </w:rPr>
+        <w:t>Какое определение инфляции приведено в тексте? Какое следствие снижения требований к оценке кредитоспособности заёмщиков называют авторы? Что, по мнению авторов, означает инфляция предложения (издержек производства)?</w:t>
+      </w:r>
+    </w:p>
+    <w:p>
+      <w:pPr>
+        <w:keepNext w:val="0"/>
+        <w:spacing w:after="60" w:line="240" w:lineRule="auto"/>
+        <w:jc w:val="both"/>
+      </w:pPr>
+      <w:r>
+        <w:rPr>
+          <w:rFonts w:ascii="Times New Roman" w:hAnsi="Times New Roman" w:eastAsia="Times New Roman"/>
+          <w:b w:val="0"/>
+          <w:i w:val="0"/>
           <w:sz w:val="28"/>
         </w:rPr>
         <w:t>Ответ:</w:t>
@@ -2996,51 +3602,181 @@
     <w:p>
       <w:pPr>
         <w:keepNext/>
-        <w:widowControl/>
-        <w:spacing w:line="240" w:lineRule="auto" w:after="0" w:before="120"/>
+        <w:spacing w:after="60" w:line="240" w:lineRule="auto"/>
+        <w:jc w:val="both"/>
       </w:pPr>
       <w:r>
         <w:rPr>
           <w:rFonts w:ascii="Times New Roman" w:hAnsi="Times New Roman" w:eastAsia="Times New Roman"/>
           <w:b/>
-          <w:color w:val="181A1F"/>
+          <w:i w:val="0"/>
           <w:sz w:val="28"/>
         </w:rPr>
-        <w:t>20.</w:t>
+        <w:t>№18</w:t>
       </w:r>
     </w:p>
     <w:p>
       <w:pPr>
-        <w:widowControl/>
-        <w:spacing w:line="240" w:lineRule="auto" w:after="0"/>
+        <w:keepNext w:val="0"/>
+        <w:spacing w:after="60" w:line="240" w:lineRule="auto"/>
+        <w:jc w:val="both"/>
       </w:pPr>
       <w:r>
         <w:rPr>
           <w:rFonts w:ascii="Times New Roman" w:hAnsi="Times New Roman" w:eastAsia="Times New Roman"/>
           <w:b w:val="0"/>
           <w:i w:val="0"/>
-          <w:color w:val="181A1F"/>
           <w:sz w:val="28"/>
         </w:rPr>
-        <w:t>На графике изображено изменение ситуации на рынке бытовой техники в стране Z. Кривая предложения переместилась из положения S в положение S1 при неизменном спросе D. (На графике Р — цена товара; Q — количество товара)</w:t>
+        <w:t>В тексте упомянуты ключевые понятия социально-гуманитарных наук.</w:t>
       </w:r>
     </w:p>
     <w:p>
       <w:pPr>
-        <w:widowControl/>
-        <w:spacing w:line="240" w:lineRule="auto" w:after="0"/>
-        <w:jc w:val="center"/>
+        <w:keepNext w:val="0"/>
+        <w:spacing w:after="60" w:line="240" w:lineRule="auto"/>
+        <w:jc w:val="both"/>
       </w:pPr>
       <w:r>
         <w:rPr>
           <w:rFonts w:ascii="Times New Roman" w:hAnsi="Times New Roman" w:eastAsia="Times New Roman"/>
-          <w:color w:val="181A1F"/>
+          <w:b w:val="0"/>
+          <w:i w:val="0"/>
           <w:sz w:val="28"/>
         </w:rPr>
+        <w:t>Используя обществоведческие знания, — укажите не менее трёх основных признаков коммерческого банка как юридического лица; — объясните связь любого из названных в тексте видов инфляции и социальной политики государства. (Объяснение с опорой на текст может быть дано в одном или нескольких распространённых предложениях.)</w:t>
+      </w:r>
+    </w:p>
+    <w:p>
+      <w:pPr>
+        <w:keepNext w:val="0"/>
+        <w:spacing w:after="60" w:line="240" w:lineRule="auto"/>
+        <w:jc w:val="both"/>
+      </w:pPr>
+      <w:r>
+        <w:rPr>
+          <w:rFonts w:ascii="Times New Roman" w:hAnsi="Times New Roman" w:eastAsia="Times New Roman"/>
+          <w:b w:val="0"/>
+          <w:i w:val="0"/>
+          <w:sz w:val="28"/>
+        </w:rPr>
+        <w:t>Ответ:</w:t>
+      </w:r>
+    </w:p>
+    <w:p>
+      <w:pPr>
+        <w:keepNext w:val="0"/>
+        <w:spacing w:after="60" w:line="240" w:lineRule="auto"/>
+        <w:jc w:val="both"/>
+      </w:pPr>
+      <w:r>
+        <w:rPr>
+          <w:rFonts w:ascii="Times New Roman" w:hAnsi="Times New Roman" w:eastAsia="Times New Roman"/>
+          <w:b/>
+          <w:sz w:val="28"/>
+        </w:rPr>
+        <w:t xml:space="preserve">№19 </w:t>
+      </w:r>
+      <w:r>
+        <w:rPr>
+          <w:rFonts w:ascii="Times New Roman" w:hAnsi="Times New Roman" w:eastAsia="Times New Roman"/>
+          <w:b w:val="0"/>
+          <w:i w:val="0"/>
+          <w:sz w:val="28"/>
+        </w:rPr>
+        <w:t>Фирмы способны менять свою сущность в связи с различными причинами. Используя обществоведческие знания и факты общественной жизни, назовите любые три таких причины и проиллюстрируйте примером влияние на бизнес каждой из них. (В каждом случае сначала назовите причину, затем приведите соответствующий пример. Каждый пример должен быть сформулирован развёрнуто.)</w:t>
+      </w:r>
+    </w:p>
+    <w:p>
+      <w:pPr>
+        <w:keepNext w:val="0"/>
+        <w:spacing w:after="60" w:line="240" w:lineRule="auto"/>
+        <w:jc w:val="both"/>
+      </w:pPr>
+      <w:r>
+        <w:rPr>
+          <w:rFonts w:ascii="Times New Roman" w:hAnsi="Times New Roman" w:eastAsia="Times New Roman"/>
+          <w:b w:val="0"/>
+          <w:i w:val="0"/>
+          <w:sz w:val="28"/>
+        </w:rPr>
+        <w:t>Ответ:</w:t>
+      </w:r>
+    </w:p>
+    <w:p>
+      <w:pPr>
+        <w:keepNext w:val="0"/>
+        <w:spacing w:after="60" w:line="240" w:lineRule="auto"/>
+        <w:jc w:val="both"/>
+      </w:pPr>
+      <w:r>
+        <w:rPr>
+          <w:rFonts w:ascii="Times New Roman" w:hAnsi="Times New Roman" w:eastAsia="Times New Roman"/>
+          <w:b/>
+          <w:sz w:val="28"/>
+        </w:rPr>
+        <w:t xml:space="preserve">№20 </w:t>
+      </w:r>
+      <w:r>
+        <w:rPr>
+          <w:rFonts w:ascii="Times New Roman" w:hAnsi="Times New Roman" w:eastAsia="Times New Roman"/>
+          <w:b w:val="0"/>
+          <w:i w:val="0"/>
+          <w:sz w:val="28"/>
+        </w:rPr>
+        <w:t>Существует мнение о том, что субъекты экономики, стремясь снизить издержки и максимизировать выгоду, улучшают производство и способствуют прогрессу общества. Используя обществоведческие знания, приведите по одному аргументу в поддержку данного суждения для каждого из трёх субъектов экономической деятельности (в самом широком смысле). (Каждое суждение должно быть сформулировано как распространённое предложение.)</w:t>
+      </w:r>
+    </w:p>
+    <w:p>
+      <w:pPr>
+        <w:keepNext w:val="0"/>
+        <w:spacing w:after="60" w:line="240" w:lineRule="auto"/>
+        <w:jc w:val="both"/>
+      </w:pPr>
+      <w:r>
+        <w:rPr>
+          <w:rFonts w:ascii="Times New Roman" w:hAnsi="Times New Roman" w:eastAsia="Times New Roman"/>
+          <w:b w:val="0"/>
+          <w:i w:val="0"/>
+          <w:sz w:val="28"/>
+        </w:rPr>
+        <w:t>Ответ:</w:t>
+      </w:r>
+    </w:p>
+    <w:p>
+      <w:pPr>
+        <w:keepNext w:val="0"/>
+        <w:spacing w:after="60" w:line="240" w:lineRule="auto"/>
+        <w:jc w:val="both"/>
+      </w:pPr>
+      <w:r>
+        <w:rPr>
+          <w:rFonts w:ascii="Times New Roman" w:hAnsi="Times New Roman" w:eastAsia="Times New Roman"/>
+          <w:b/>
+          <w:sz w:val="28"/>
+        </w:rPr>
+        <w:t xml:space="preserve">№21 </w:t>
+      </w:r>
+      <w:r>
+        <w:rPr>
+          <w:rFonts w:ascii="Times New Roman" w:hAnsi="Times New Roman" w:eastAsia="Times New Roman"/>
+          <w:b w:val="0"/>
+          <w:i w:val="0"/>
+          <w:sz w:val="28"/>
+        </w:rPr>
+        <w:t xml:space="preserve">На графике изображено изменение ситуации на рынке межкомнатных дверей в стране Z. Предложение переместилось из положения S в положение S1 при неизменном спросе D. (На графике Р — цена товара; Q — количество товара). </w:t>
+      </w:r>
+    </w:p>
+    <w:p>
+      <w:pPr>
+        <w:spacing w:after="80"/>
+        <w:jc w:val="center"/>
+      </w:pPr>
+      <w:r>
         <w:drawing>
           <wp:inline xmlns:a="http://schemas.openxmlformats.org/drawingml/2006/main" xmlns:pic="http://schemas.openxmlformats.org/drawingml/2006/picture">
-            <wp:extent cx="5400000" cy="5400000"/>
-            <wp:docPr id="1" name="Picture 1"/>
+            <wp:extent cx="3348000" cy="3348000"/>
+            <wp:docPr id="2" name="Picture 2"/>
             <wp:cNvGraphicFramePr>
               <a:graphicFrameLocks noChangeAspect="1"/>
             </wp:cNvGraphicFramePr>
@@ -3048,11 +3784,11 @@
               <a:graphicData uri="http://schemas.openxmlformats.org/drawingml/2006/picture">
                 <pic:pic>
                   <pic:nvPicPr>
-                    <pic:cNvPr id="0" name="asset-0018.png"/>
+                    <pic:cNvPr id="0" name="asset-0027.png"/>
                     <pic:cNvPicPr/>
                   </pic:nvPicPr>
                   <pic:blipFill>
-                    <a:blip r:embed="rId9"/>
+                    <a:blip r:embed="rId10"/>
                     <a:stretch>
                       <a:fillRect/>
                     </a:stretch>
@@ -3060,7 +3796,7 @@
                   <pic:spPr>
                     <a:xfrm>
                       <a:off x="0" y="0"/>
-                      <a:ext cx="5400000" cy="5400000"/>
+                      <a:ext cx="3348000" cy="3348000"/>
                     </a:xfrm>
                     <a:prstGeom prst="rect"/>
                   </pic:spPr>
@@ -3073,61 +3809,63 @@
     </w:p>
     <w:p>
       <w:pPr>
-        <w:widowControl/>
-        <w:spacing w:line="240" w:lineRule="auto" w:after="0"/>
+        <w:keepNext w:val="0"/>
+        <w:spacing w:after="60" w:line="240" w:lineRule="auto"/>
+        <w:jc w:val="both"/>
       </w:pPr>
       <w:r>
         <w:rPr>
           <w:rFonts w:ascii="Times New Roman" w:hAnsi="Times New Roman" w:eastAsia="Times New Roman"/>
           <w:b w:val="0"/>
           <w:i w:val="0"/>
-          <w:color w:val="181A1F"/>
           <w:sz w:val="28"/>
         </w:rPr>
-        <w:t>Как изменилась равновесная цена?</w:t>
+        <w:t xml:space="preserve">Как изменилась равновесная цена? </w:t>
       </w:r>
     </w:p>
     <w:p>
       <w:pPr>
-        <w:widowControl/>
-        <w:spacing w:line="240" w:lineRule="auto" w:after="0"/>
+        <w:keepNext w:val="0"/>
+        <w:spacing w:after="60" w:line="240" w:lineRule="auto"/>
+        <w:jc w:val="both"/>
       </w:pPr>
       <w:r>
         <w:rPr>
           <w:rFonts w:ascii="Times New Roman" w:hAnsi="Times New Roman" w:eastAsia="Times New Roman"/>
           <w:b w:val="0"/>
           <w:i w:val="0"/>
-          <w:color w:val="181A1F"/>
           <w:sz w:val="28"/>
         </w:rPr>
-        <w:t>Что могло вызвать изменение предложения? Сначала укажите любое одно обстоятельство (фактор), затем объясните его влияние на предложение (обязательно укажите характер изменения предложения). (Объяснение должно быть дано применительно к рынку, указанному в тексте задания.)</w:t>
+        <w:t>Что могло вызвать изменение предложения? Сначала укажите любое одно обстоятельство (фактор), затем объясните его влияние на предложение (обязательно укажите характер изменения предложения). (Объяснение должно быть дано применительно к рынку, указанному в тексте задания.)</w:t>
       </w:r>
     </w:p>
     <w:p>
       <w:pPr>
-        <w:widowControl/>
-        <w:spacing w:line="240" w:lineRule="auto" w:after="0"/>
+        <w:keepNext w:val="0"/>
+        <w:spacing w:after="60" w:line="240" w:lineRule="auto"/>
+        <w:jc w:val="both"/>
       </w:pPr>
       <w:r>
         <w:rPr>
           <w:rFonts w:ascii="Times New Roman" w:hAnsi="Times New Roman" w:eastAsia="Times New Roman"/>
           <w:b w:val="0"/>
           <w:i w:val="0"/>
-          <w:color w:val="181A1F"/>
           <w:sz w:val="28"/>
         </w:rPr>
-        <w:t>Как изменятся спрос и равновесная цена на данном рынке, если при прочих равных условиях уменьшатся доходы населения?</w:t>
+        <w:t>Как изменятся спрос и равновесная цена на данном рынке, если при прочих равных условиях возрастёт спрос на квартиры в новостройках?</w:t>
       </w:r>
     </w:p>
     <w:p>
       <w:pPr>
-        <w:widowControl/>
-        <w:spacing w:line="240" w:lineRule="auto" w:after="0"/>
+        <w:keepNext w:val="0"/>
+        <w:spacing w:after="60" w:line="240" w:lineRule="auto"/>
+        <w:jc w:val="both"/>
       </w:pPr>
       <w:r>
         <w:rPr>
           <w:rFonts w:ascii="Times New Roman" w:hAnsi="Times New Roman" w:eastAsia="Times New Roman"/>
-          <w:color w:val="181A1F"/>
+          <w:b w:val="0"/>
+          <w:i w:val="0"/>
           <w:sz w:val="28"/>
         </w:rPr>
         <w:t>Ответ:</w:t>
@@ -3135,45 +3873,55 @@
     </w:p>
     <w:p>
       <w:pPr>
-        <w:keepNext/>
-        <w:widowControl/>
-        <w:spacing w:line="240" w:lineRule="auto" w:after="0" w:before="120"/>
+        <w:keepNext w:val="0"/>
+        <w:spacing w:after="60" w:line="240" w:lineRule="auto"/>
+        <w:jc w:val="both"/>
       </w:pPr>
       <w:r>
         <w:rPr>
           <w:rFonts w:ascii="Times New Roman" w:hAnsi="Times New Roman" w:eastAsia="Times New Roman"/>
           <w:b/>
-          <w:color w:val="181A1F"/>
           <w:sz w:val="28"/>
         </w:rPr>
-        <w:t>21.</w:t>
+        <w:t xml:space="preserve">№22 </w:t>
       </w:r>
-    </w:p>
-    <w:p>
-      <w:pPr>
-        <w:widowControl/>
-        <w:spacing w:line="240" w:lineRule="auto" w:after="0"/>
-      </w:pPr>
       <w:r>
         <w:rPr>
           <w:rFonts w:ascii="Times New Roman" w:hAnsi="Times New Roman" w:eastAsia="Times New Roman"/>
           <w:b w:val="0"/>
           <w:i w:val="0"/>
-          <w:color w:val="181A1F"/>
           <w:sz w:val="28"/>
         </w:rPr>
-        <w:t>Проиллюстрируйте меры государства: 1) по обеспечению занятости. 2) по развитию доступных для всех образования, медицины и т.д. 3) По созданию достойных бытовых условий. (Каждый пример должен быть сформулирован развёрнуто.)</w:t>
+        <w:t>Гражданин Российской Федерации Иван Р. работает оператором поста управления на металлургическом комбинате. За выполнение работы, предусмотренной трудовым договором, должностной инструкцией и типовым положением об оплате труда, он ежемесячно получает фиксированный размер денежных средств. Ежемесячно в бюджет происходит отчисление налога на доходы физических лиц (НДФЛ). Размер его составляет 13 % от заработной платы. Иван Р. решил взять кредит на покупку автомобиля.</w:t>
       </w:r>
     </w:p>
     <w:p>
       <w:pPr>
-        <w:widowControl/>
-        <w:spacing w:line="240" w:lineRule="auto" w:after="0"/>
+        <w:keepNext w:val="0"/>
+        <w:spacing w:after="60" w:line="240" w:lineRule="auto"/>
+        <w:jc w:val="both"/>
       </w:pPr>
       <w:r>
         <w:rPr>
           <w:rFonts w:ascii="Times New Roman" w:hAnsi="Times New Roman" w:eastAsia="Times New Roman"/>
-          <w:color w:val="181A1F"/>
+          <w:b w:val="0"/>
+          <w:i w:val="0"/>
+          <w:sz w:val="28"/>
+        </w:rPr>
+        <w:t>Какую форму оплаты труда иллюстрирует приведённый пример? К какому виду налогов (в зависимости от того, на какой территории они обязательны к уплате) относится НДФЛ? Как называют элемент налогообложения, обозначенный условии задачи как 13 %? О каких трёх принципах кредита должен прежде всего знать заёмщик?</w:t>
+      </w:r>
+    </w:p>
+    <w:p>
+      <w:pPr>
+        <w:keepNext w:val="0"/>
+        <w:spacing w:after="60" w:line="240" w:lineRule="auto"/>
+        <w:jc w:val="both"/>
+      </w:pPr>
+      <w:r>
+        <w:rPr>
+          <w:rFonts w:ascii="Times New Roman" w:hAnsi="Times New Roman" w:eastAsia="Times New Roman"/>
+          <w:b w:val="0"/>
+          <w:i w:val="0"/>
           <w:sz w:val="28"/>
         </w:rPr>
         <w:t>Ответ:</w:t>
@@ -3181,61 +3929,87 @@
     </w:p>
     <w:p>
       <w:pPr>
-        <w:keepNext/>
-        <w:widowControl/>
-        <w:spacing w:line="240" w:lineRule="auto" w:after="0" w:before="120"/>
+        <w:keepNext w:val="0"/>
+        <w:spacing w:after="60" w:line="240" w:lineRule="auto"/>
+        <w:jc w:val="both"/>
       </w:pPr>
       <w:r>
         <w:rPr>
           <w:rFonts w:ascii="Times New Roman" w:hAnsi="Times New Roman" w:eastAsia="Times New Roman"/>
           <w:b/>
-          <w:color w:val="181A1F"/>
           <w:sz w:val="28"/>
         </w:rPr>
-        <w:t>22.</w:t>
+        <w:t xml:space="preserve">№23 </w:t>
       </w:r>
-    </w:p>
-    <w:p>
-      <w:pPr>
-        <w:widowControl/>
-        <w:spacing w:line="240" w:lineRule="auto" w:after="0"/>
-      </w:pPr>
       <w:r>
         <w:rPr>
           <w:rFonts w:ascii="Times New Roman" w:hAnsi="Times New Roman" w:eastAsia="Times New Roman"/>
           <w:b w:val="0"/>
           <w:i w:val="0"/>
-          <w:color w:val="181A1F"/>
           <w:sz w:val="28"/>
         </w:rPr>
-        <w:t xml:space="preserve">Гражданин Российской Федерации Павел Н. работает инженером слаботочных систем в компании «Московский метрополитен». За выполнение работы, предусмотренной трудовым договором, должностной инструкцией и типовым положением об оплате труда, он ежемесячно получает фиксированный размер денежных средств. Ежемесячно в бюджет происходит отчисление налога на доходы физических лиц (НДФЛ). Размер его составляет 13 % от заработной платы. Павел Н. решил взять кредит на покупку автомобиля. </w:t>
+        <w:t xml:space="preserve">Конституция РФ закрепляет условия для удовлетворения потребности человека во владении имуществом. </w:t>
       </w:r>
     </w:p>
     <w:p>
       <w:pPr>
-        <w:widowControl/>
-        <w:spacing w:line="240" w:lineRule="auto" w:after="0"/>
+        <w:keepNext w:val="0"/>
+        <w:spacing w:after="60" w:line="240" w:lineRule="auto"/>
+        <w:jc w:val="both"/>
       </w:pPr>
       <w:r>
         <w:rPr>
           <w:rFonts w:ascii="Times New Roman" w:hAnsi="Times New Roman" w:eastAsia="Times New Roman"/>
           <w:b w:val="0"/>
           <w:i w:val="0"/>
-          <w:color w:val="181A1F"/>
           <w:sz w:val="28"/>
         </w:rPr>
-        <w:t>Какую форму (систему) денежной оплаты труда иллюстрирует приведённый пример? К какому виду налогов (в зависимости от того, на какой территории они обязательны к уплате) относится НДФЛ? Как называют элемент налогообложения, обозначенный в условии задачи как 13 %? О каких трёх принципах кредита должен прежде всего знать заёмщик?</w:t>
+        <w:t xml:space="preserve">На основе положений Конституции Российской Федерации приведите три объяснения этой характеристики. </w:t>
       </w:r>
     </w:p>
     <w:p>
       <w:pPr>
-        <w:widowControl/>
-        <w:spacing w:line="240" w:lineRule="auto" w:after="0"/>
+        <w:keepNext w:val="0"/>
+        <w:spacing w:after="60" w:line="240" w:lineRule="auto"/>
+        <w:jc w:val="both"/>
       </w:pPr>
       <w:r>
         <w:rPr>
           <w:rFonts w:ascii="Times New Roman" w:hAnsi="Times New Roman" w:eastAsia="Times New Roman"/>
-          <w:color w:val="181A1F"/>
+          <w:b w:val="0"/>
+          <w:i w:val="0"/>
+          <w:sz w:val="28"/>
+        </w:rPr>
+        <w:t xml:space="preserve">(Каждое объяснение должно быть сформулировано как распространённое предложение. В каждом случае сначала укажите сферу общественной жизни, затем — приведите соответствующее положение Конституции Российской Федерации. Всего должно быть названо три различных сферы и приведено три положения. </w:t>
+      </w:r>
+    </w:p>
+    <w:p>
+      <w:pPr>
+        <w:keepNext w:val="0"/>
+        <w:spacing w:after="60" w:line="240" w:lineRule="auto"/>
+        <w:jc w:val="both"/>
+      </w:pPr>
+      <w:r>
+        <w:rPr>
+          <w:rFonts w:ascii="Times New Roman" w:hAnsi="Times New Roman" w:eastAsia="Times New Roman"/>
+          <w:b w:val="0"/>
+          <w:i w:val="0"/>
+          <w:sz w:val="28"/>
+        </w:rPr>
+        <w:t>Обратите внимание на то, что правильное выполнение задания не требует указания в ответе номеров соответствующих статей Конституции и дословного воспроизведения их содержания.)</w:t>
+      </w:r>
+    </w:p>
+    <w:p>
+      <w:pPr>
+        <w:keepNext w:val="0"/>
+        <w:spacing w:after="60" w:line="240" w:lineRule="auto"/>
+        <w:jc w:val="both"/>
+      </w:pPr>
+      <w:r>
+        <w:rPr>
+          <w:rFonts w:ascii="Times New Roman" w:hAnsi="Times New Roman" w:eastAsia="Times New Roman"/>
+          <w:b w:val="0"/>
+          <w:i w:val="0"/>
           <w:sz w:val="28"/>
         </w:rPr>
         <w:t>Ответ:</w:t>
@@ -3243,45 +4017,39 @@
     </w:p>
     <w:p>
       <w:pPr>
-        <w:keepNext/>
-        <w:widowControl/>
-        <w:spacing w:line="240" w:lineRule="auto" w:after="0" w:before="120"/>
+        <w:keepNext w:val="0"/>
+        <w:spacing w:after="60" w:line="240" w:lineRule="auto"/>
+        <w:jc w:val="both"/>
       </w:pPr>
       <w:r>
         <w:rPr>
           <w:rFonts w:ascii="Times New Roman" w:hAnsi="Times New Roman" w:eastAsia="Times New Roman"/>
           <w:b/>
-          <w:color w:val="181A1F"/>
           <w:sz w:val="28"/>
         </w:rPr>
-        <w:t>23.</w:t>
+        <w:t xml:space="preserve">№24 </w:t>
       </w:r>
-    </w:p>
-    <w:p>
-      <w:pPr>
-        <w:widowControl/>
-        <w:spacing w:line="240" w:lineRule="auto" w:after="0"/>
-      </w:pPr>
       <w:r>
         <w:rPr>
           <w:rFonts w:ascii="Times New Roman" w:hAnsi="Times New Roman" w:eastAsia="Times New Roman"/>
           <w:b w:val="0"/>
           <w:i w:val="0"/>
-          <w:color w:val="181A1F"/>
           <w:sz w:val="28"/>
         </w:rPr>
-        <w:t>Назовите любые три потребности человека и на конкретных примерах покажите, как каждую из них человек удовлетворяет в процессе экономической деятельности. (В каждом случае сначала укажите потребность, затем приведите соответствующий пример. Каждый пример должен быть сформулирован развёрнуто.)</w:t>
+        <w:t xml:space="preserve">Используя обществоведческие знания, составьте сложный план, позволяющий раскрыть по существу тему «Конкурентные рынки и их функции». Сложный план должен содержать не менее трёх пунктов, непосредственно раскрывающих тему по существу, из которых два или более детализированы в подпунктах. (Количество подпунктов каждого детализированного пункта должно быть не менее трёх, за исключением случаев, когда с точки зрения общественных наук возможно только два подпункта.)  </w:t>
       </w:r>
     </w:p>
     <w:p>
       <w:pPr>
-        <w:widowControl/>
-        <w:spacing w:line="240" w:lineRule="auto" w:after="0"/>
+        <w:keepNext w:val="0"/>
+        <w:spacing w:after="60" w:line="240" w:lineRule="auto"/>
+        <w:jc w:val="both"/>
       </w:pPr>
       <w:r>
         <w:rPr>
           <w:rFonts w:ascii="Times New Roman" w:hAnsi="Times New Roman" w:eastAsia="Times New Roman"/>
-          <w:color w:val="181A1F"/>
+          <w:b w:val="0"/>
+          <w:i w:val="0"/>
           <w:sz w:val="28"/>
         </w:rPr>
         <w:t>Ответ:</w:t>
@@ -3289,161 +4057,84 @@
     </w:p>
     <w:p>
       <w:pPr>
-        <w:keepNext/>
-        <w:widowControl/>
-        <w:spacing w:line="240" w:lineRule="auto" w:after="0" w:before="120"/>
+        <w:keepNext w:val="0"/>
+        <w:spacing w:after="60" w:line="240" w:lineRule="auto"/>
+        <w:jc w:val="both"/>
       </w:pPr>
       <w:r>
         <w:rPr>
           <w:rFonts w:ascii="Times New Roman" w:hAnsi="Times New Roman" w:eastAsia="Times New Roman"/>
           <w:b/>
-          <w:color w:val="181A1F"/>
           <w:sz w:val="28"/>
         </w:rPr>
-        <w:t>24.</w:t>
+        <w:t xml:space="preserve">№25 </w:t>
       </w:r>
-    </w:p>
-    <w:p>
-      <w:pPr>
-        <w:widowControl/>
-        <w:spacing w:line="240" w:lineRule="auto" w:after="0"/>
-      </w:pPr>
       <w:r>
         <w:rPr>
           <w:rFonts w:ascii="Times New Roman" w:hAnsi="Times New Roman" w:eastAsia="Times New Roman"/>
           <w:b w:val="0"/>
           <w:i w:val="0"/>
-          <w:color w:val="181A1F"/>
           <w:sz w:val="28"/>
         </w:rPr>
-        <w:t>Используя обществоведческие знания, составьте сложный план, позволяющий раскрыть по существу тему «Заработная плата работника в современной экономике». Сложный план должен содержать не менее трёх непосредственно раскрывающих тему по существу пунктов, детализированных в подпунктах. (Количество подпунктов каждого детализированного пункта должно быть не менее трёх, за исключением случаев, когда с точки зрения общественных наук возможны только два подпункта.)</w:t>
+        <w:t>1) Обоснуйте необходимость рационального поведения членов домохозяйств на финансовом рынке. (Обоснование должно быть дано с опорой на обществоведческие знания в нескольких связанных между собой распространённых предложениях, раскрывать причинно-следственные и (или) функциональные связи.)</w:t>
       </w:r>
     </w:p>
     <w:p>
       <w:pPr>
-        <w:widowControl/>
-        <w:spacing w:line="240" w:lineRule="auto" w:after="0"/>
+        <w:keepNext w:val="0"/>
+        <w:spacing w:after="60" w:line="240" w:lineRule="auto"/>
+        <w:jc w:val="both"/>
       </w:pPr>
       <w:r>
         <w:rPr>
           <w:rFonts w:ascii="Times New Roman" w:hAnsi="Times New Roman" w:eastAsia="Times New Roman"/>
-          <w:color w:val="181A1F"/>
+          <w:b w:val="0"/>
+          <w:i w:val="0"/>
+          <w:sz w:val="28"/>
+        </w:rPr>
+        <w:t>2) Какие небанковские финансовые институты взаимодействуют с домохозяйствами в РФ? Назовите любые три института.</w:t>
+      </w:r>
+    </w:p>
+    <w:p>
+      <w:pPr>
+        <w:keepNext w:val="0"/>
+        <w:spacing w:after="60" w:line="240" w:lineRule="auto"/>
+        <w:jc w:val="both"/>
+      </w:pPr>
+      <w:r>
+        <w:rPr>
+          <w:rFonts w:ascii="Times New Roman" w:hAnsi="Times New Roman" w:eastAsia="Times New Roman"/>
+          <w:b w:val="0"/>
+          <w:i w:val="0"/>
+          <w:sz w:val="28"/>
+        </w:rPr>
+        <w:t>3) Проиллюстрируйте примером взаимодействие каждого из институтов, названных в пункте 2), с российскими домохозяйствами. (Каждый пример должен быть сформулирован развёрнуто.)</w:t>
+      </w:r>
+    </w:p>
+    <w:p>
+      <w:pPr>
+        <w:keepNext w:val="0"/>
+        <w:spacing w:after="60" w:line="240" w:lineRule="auto"/>
+        <w:jc w:val="both"/>
+      </w:pPr>
+      <w:r>
+        <w:rPr>
+          <w:rFonts w:ascii="Times New Roman" w:hAnsi="Times New Roman" w:eastAsia="Times New Roman"/>
+          <w:b w:val="0"/>
+          <w:i w:val="0"/>
           <w:sz w:val="28"/>
         </w:rPr>
         <w:t>Ответ:</w:t>
       </w:r>
     </w:p>
-    <w:p>
-      <w:pPr>
-        <w:keepNext/>
-        <w:widowControl/>
-        <w:spacing w:line="240" w:lineRule="auto" w:after="0" w:before="120"/>
-      </w:pPr>
-      <w:r>
-        <w:rPr>
-          <w:rFonts w:ascii="Times New Roman" w:hAnsi="Times New Roman" w:eastAsia="Times New Roman"/>
-          <w:b/>
-          <w:color w:val="181A1F"/>
-          <w:sz w:val="28"/>
-        </w:rPr>
-        <w:t>25.</w:t>
-      </w:r>
-    </w:p>
-    <w:p>
-      <w:pPr>
-        <w:widowControl/>
-        <w:spacing w:line="240" w:lineRule="auto" w:after="0"/>
-      </w:pPr>
-      <w:r>
-        <w:rPr>
-          <w:rFonts w:ascii="Times New Roman" w:hAnsi="Times New Roman" w:eastAsia="Times New Roman"/>
-          <w:b w:val="0"/>
-          <w:i w:val="0"/>
-          <w:color w:val="181A1F"/>
-          <w:sz w:val="28"/>
-        </w:rPr>
-        <w:t>Обоснуйте значение фирм в обеспечении экономического развития государства. (Обоснование должно быть дано с опорой на обществоведческие знания в нескольких связанных между собой распространённых предложениях, раскрывать причинно-следственные и (или) функциональные связи.)</w:t>
-      </w:r>
-    </w:p>
-    <w:p>
-      <w:pPr>
-        <w:widowControl/>
-        <w:spacing w:line="240" w:lineRule="auto" w:after="0"/>
-      </w:pPr>
-      <w:r>
-        <w:rPr>
-          <w:rFonts w:ascii="Times New Roman" w:hAnsi="Times New Roman" w:eastAsia="Times New Roman"/>
-          <w:b w:val="0"/>
-          <w:i w:val="0"/>
-          <w:color w:val="181A1F"/>
-          <w:sz w:val="28"/>
-        </w:rPr>
-        <w:t>Какие конкурентные преимущества позволяют фирмам быть успешными на рынке? (Назовите любые три подобных преимущества.)</w:t>
-      </w:r>
-    </w:p>
-    <w:p>
-      <w:pPr>
-        <w:widowControl/>
-        <w:spacing w:line="240" w:lineRule="auto" w:after="0"/>
-      </w:pPr>
-      <w:r>
-        <w:rPr>
-          <w:rFonts w:ascii="Times New Roman" w:hAnsi="Times New Roman" w:eastAsia="Times New Roman"/>
-          <w:b w:val="0"/>
-          <w:i w:val="0"/>
-          <w:color w:val="181A1F"/>
-          <w:sz w:val="28"/>
-        </w:rPr>
-        <w:t>Для каждого из указанных в пункте 2 конкурентных преимуществ приведите по одному примеру, иллюстрирующему его применение на рынке. (Каждый пример должен быть сформулирован развёрнуто.)</w:t>
-      </w:r>
-    </w:p>
-    <w:p>
-      <w:pPr>
-        <w:widowControl/>
-        <w:spacing w:line="240" w:lineRule="auto" w:after="0"/>
-      </w:pPr>
-      <w:r>
-        <w:rPr>
-          <w:rFonts w:ascii="Times New Roman" w:hAnsi="Times New Roman" w:eastAsia="Times New Roman"/>
-          <w:color w:val="181A1F"/>
-          <w:sz w:val="28"/>
-        </w:rPr>
-        <w:t>Ответ:</w:t>
-      </w:r>
-    </w:p>
-    <w:p>
-      <w:pPr>
-        <w:widowControl/>
-        <w:spacing w:line="240" w:lineRule="auto" w:after="0"/>
-      </w:pPr>
-      <w:r>
-        <w:rPr>
-          <w:rFonts w:ascii="Times New Roman" w:hAnsi="Times New Roman" w:eastAsia="Times New Roman"/>
-          <w:color w:val="181A1F"/>
-          <w:sz w:val="28"/>
-        </w:rPr>
-        <w:br w:type="page"/>
-      </w:r>
-    </w:p>
     <w:sectPr>
-      <w:footerReference w:type="default" r:id="rId10"/>
-      <w:pgSz w:w="11906" w:h="16838"/>
-      <w:pgMar w:top="935" w:right="879" w:bottom="879" w:left="992" w:header="397" w:footer="397" w:gutter="0"/>
+      <w:pgSz w:w="12240" w:h="15840"/>
+      <w:pgMar w:top="964" w:right="850" w:bottom="964" w:left="1134" w:header="720" w:footer="720" w:gutter="0"/>
       <w:cols w:space="720"/>
       <w:docGrid w:linePitch="360"/>
     </w:sectPr>
   </w:body>
 </w:document>
-</file>
-
-<file path=word/footer1.xml><?xml version="1.0" encoding="utf-8"?>
-<w:ftr xmlns:m="http://schemas.openxmlformats.org/officeDocument/2006/math" xmlns:mc="http://schemas.openxmlformats.org/markup-compatibility/2006" xmlns:mo="http://schemas.microsoft.com/office/mac/office/2008/main" xmlns:mv="urn:schemas-microsoft-com:mac:vml" xmlns:o="urn:schemas-microsoft-com:office:office" xmlns:r="http://schemas.openxmlformats.org/officeDocument/2006/relationships" xmlns:v="urn:schemas-microsoft-com:vml" xmlns:w10="urn:schemas-microsoft-com:office:word" xmlns:w14="http://schemas.microsoft.com/office/word/2010/wordml" xmlns:w="http://schemas.openxmlformats.org/wordprocessingml/2006/main" xmlns:wne="http://schemas.microsoft.com/office/word/2006/wordml" xmlns:wp14="http://schemas.microsoft.com/office/word/2010/wordprocessingDrawing" xmlns:wp="http://schemas.openxmlformats.org/drawingml/2006/wordprocessingDrawing" xmlns:wpc="http://schemas.microsoft.com/office/word/2010/wordprocessingCanvas" xmlns:wpg="http://schemas.microsoft.com/office/word/2010/wordprocessingGroup" xmlns:wpi="http://schemas.microsoft.com/office/word/2010/wordprocessingInk" xmlns:wps="http://schemas.microsoft.com/office/word/2010/wordprocessingShape" mc:Ignorable="w14 wp14">
-  <w:p>
-    <w:pPr>
-      <w:pStyle w:val="Footer"/>
-    </w:pPr>
-  </w:p>
-</w:ftr>
 </file>
 
 <file path=word/numbering.xml><?xml version="1.0" encoding="utf-8"?>
@@ -3810,11 +4501,10 @@
     <w:qFormat/>
     <w:rsid w:val="00FC693F"/>
     <w:pPr>
-      <w:spacing w:after="0" w:line="240" w:lineRule="auto"/>
+      <w:spacing w:after="60" w:line="240" w:lineRule="auto"/>
     </w:pPr>
     <w:rPr>
-      <w:rFonts w:ascii="Times New Roman" w:hAnsi="Times New Roman"/>
-      <w:color w:val="181A1F"/>
+      <w:rFonts w:ascii="Times New Roman" w:hAnsi="Times New Roman" w:eastAsia="Times New Roman"/>
       <w:sz w:val="28"/>
     </w:rPr>
   </w:style>
@@ -3877,10 +4567,10 @@
       <w:outlineLvl w:val="0"/>
     </w:pPr>
     <w:rPr>
-      <w:rFonts w:asciiTheme="majorHAnsi" w:eastAsiaTheme="majorEastAsia" w:hAnsiTheme="majorHAnsi" w:cstheme="majorBidi" w:ascii="Times New Roman" w:hAnsi="Times New Roman"/>
+      <w:rFonts w:asciiTheme="majorHAnsi" w:eastAsiaTheme="majorEastAsia" w:hAnsiTheme="majorHAnsi" w:cstheme="majorBidi"/>
       <w:b/>
       <w:bCs/>
-      <w:color w:val="181A1F"/>
+      <w:color w:val="365F91" w:themeColor="accent1" w:themeShade="BF"/>
       <w:sz w:val="28"/>
       <w:szCs w:val="28"/>
     </w:rPr>
@@ -3901,7 +4591,7 @@
       <w:outlineLvl w:val="1"/>
     </w:pPr>
     <w:rPr>
-      <w:rFonts w:asciiTheme="majorHAnsi" w:eastAsiaTheme="majorEastAsia" w:hAnsiTheme="majorHAnsi" w:cstheme="majorBidi" w:ascii="Arial" w:hAnsi="Arial"/>
+      <w:rFonts w:asciiTheme="majorHAnsi" w:eastAsiaTheme="majorEastAsia" w:hAnsiTheme="majorHAnsi" w:cstheme="majorBidi"/>
       <w:b/>
       <w:bCs/>
       <w:color w:val="4F81BD" w:themeColor="accent1"/>
@@ -4166,7 +4856,7 @@
       <w:contextualSpacing/>
     </w:pPr>
     <w:rPr>
-      <w:rFonts w:asciiTheme="majorHAnsi" w:eastAsiaTheme="majorEastAsia" w:hAnsiTheme="majorHAnsi" w:cstheme="majorBidi" w:ascii="Arial" w:hAnsi="Arial"/>
+      <w:rFonts w:asciiTheme="majorHAnsi" w:eastAsiaTheme="majorEastAsia" w:hAnsiTheme="majorHAnsi" w:cstheme="majorBidi"/>
       <w:color w:val="17365D" w:themeColor="text2" w:themeShade="BF"/>
       <w:spacing w:val="5"/>
       <w:kern w:val="28"/>
